--- a/docs/ARAL_Inspection_App_Build_Prompt_and_Workflows.docx
+++ b/docs/ARAL_Inspection_App_Build_Prompt_and_Workflows.docx
@@ -101,7 +101,7 @@
           <w:sz w:val="22"/>
           <w:szCs w:val="22"/>
         </w:rPr>
-        <w:t xml:space="preserve">Version 3.1  ·  21 October 2026</w:t>
+        <w:t xml:space="preserve">Version 3.2  ·  21 October 2026</w:t>
       </w:r>
     </w:p>
     <w:p>
@@ -220,7 +220,7 @@
           <w:sz w:val="21"/>
           <w:szCs w:val="21"/>
         </w:rPr>
-        <w:t xml:space="preserve">Our services and proposed prices</w:t>
+        <w:t xml:space="preserve">Our services and prices</w:t>
       </w:r>
       <w:r>
         <w:rPr>
@@ -255,7 +255,7 @@
           <w:sz w:val="20"/>
           <w:szCs w:val="20"/>
         </w:rPr>
-        <w:t xml:space="preserve">	8</w:t>
+        <w:t xml:space="preserve">	7</w:t>
       </w:r>
     </w:p>
     <w:p>
@@ -282,7 +282,7 @@
           <w:sz w:val="20"/>
           <w:szCs w:val="20"/>
         </w:rPr>
-        <w:t xml:space="preserve">	9</w:t>
+        <w:t xml:space="preserve">	8</w:t>
       </w:r>
     </w:p>
     <w:p>
@@ -309,7 +309,7 @@
           <w:sz w:val="20"/>
           <w:szCs w:val="20"/>
         </w:rPr>
-        <w:t xml:space="preserve">	10</w:t>
+        <w:t xml:space="preserve">	9</w:t>
       </w:r>
     </w:p>
     <w:p>
@@ -336,7 +336,7 @@
           <w:sz w:val="20"/>
           <w:szCs w:val="20"/>
         </w:rPr>
-        <w:t xml:space="preserve">	11</w:t>
+        <w:t xml:space="preserve">	10</w:t>
       </w:r>
     </w:p>
     <w:p>
@@ -363,7 +363,7 @@
           <w:sz w:val="20"/>
           <w:szCs w:val="20"/>
         </w:rPr>
-        <w:t xml:space="preserve">	12</w:t>
+        <w:t xml:space="preserve">	11</w:t>
       </w:r>
     </w:p>
     <w:p>
@@ -390,7 +390,7 @@
           <w:sz w:val="20"/>
           <w:szCs w:val="20"/>
         </w:rPr>
-        <w:t xml:space="preserve">	13</w:t>
+        <w:t xml:space="preserve">	12</w:t>
       </w:r>
     </w:p>
     <w:p>
@@ -417,7 +417,7 @@
           <w:sz w:val="20"/>
           <w:szCs w:val="20"/>
         </w:rPr>
-        <w:t xml:space="preserve">	14</w:t>
+        <w:t xml:space="preserve">	13</w:t>
       </w:r>
     </w:p>
     <w:p>
@@ -444,7 +444,7 @@
           <w:sz w:val="20"/>
           <w:szCs w:val="20"/>
         </w:rPr>
-        <w:t xml:space="preserve">	15</w:t>
+        <w:t xml:space="preserve">	14</w:t>
       </w:r>
     </w:p>
     <w:p>
@@ -471,7 +471,7 @@
           <w:sz w:val="20"/>
           <w:szCs w:val="20"/>
         </w:rPr>
-        <w:t xml:space="preserve">	16</w:t>
+        <w:t xml:space="preserve">	15</w:t>
       </w:r>
     </w:p>
     <w:p>
@@ -498,7 +498,7 @@
           <w:sz w:val="20"/>
           <w:szCs w:val="20"/>
         </w:rPr>
-        <w:t xml:space="preserve">	16</w:t>
+        <w:t xml:space="preserve">	15</w:t>
       </w:r>
     </w:p>
     <w:p>
@@ -525,7 +525,7 @@
           <w:sz w:val="20"/>
           <w:szCs w:val="20"/>
         </w:rPr>
-        <w:t xml:space="preserve">	17</w:t>
+        <w:t xml:space="preserve">	16</w:t>
       </w:r>
     </w:p>
     <w:p>
@@ -552,7 +552,7 @@
           <w:sz w:val="20"/>
           <w:szCs w:val="20"/>
         </w:rPr>
-        <w:t xml:space="preserve">	17</w:t>
+        <w:t xml:space="preserve">	16</w:t>
       </w:r>
     </w:p>
     <w:p>
@@ -579,7 +579,7 @@
           <w:sz w:val="20"/>
           <w:szCs w:val="20"/>
         </w:rPr>
-        <w:t xml:space="preserve">	17</w:t>
+        <w:t xml:space="preserve">	16</w:t>
       </w:r>
     </w:p>
     <w:p>
@@ -606,7 +606,7 @@
           <w:sz w:val="20"/>
           <w:szCs w:val="20"/>
         </w:rPr>
-        <w:t xml:space="preserve">	18</w:t>
+        <w:t xml:space="preserve">	17</w:t>
       </w:r>
     </w:p>
     <w:p>
@@ -633,7 +633,7 @@
           <w:sz w:val="20"/>
           <w:szCs w:val="20"/>
         </w:rPr>
-        <w:t xml:space="preserve">	18</w:t>
+        <w:t xml:space="preserve">	17</w:t>
       </w:r>
     </w:p>
     <w:p>
@@ -660,7 +660,7 @@
           <w:sz w:val="20"/>
           <w:szCs w:val="20"/>
         </w:rPr>
-        <w:t xml:space="preserve">	19</w:t>
+        <w:t xml:space="preserve">	18</w:t>
       </w:r>
     </w:p>
     <w:p>
@@ -687,7 +687,7 @@
           <w:sz w:val="20"/>
           <w:szCs w:val="20"/>
         </w:rPr>
-        <w:t xml:space="preserve">	19</w:t>
+        <w:t xml:space="preserve">	18</w:t>
       </w:r>
     </w:p>
     <w:p>
@@ -714,7 +714,7 @@
           <w:sz w:val="20"/>
           <w:szCs w:val="20"/>
         </w:rPr>
-        <w:t xml:space="preserve">	20</w:t>
+        <w:t xml:space="preserve">	19</w:t>
       </w:r>
     </w:p>
     <w:p>
@@ -741,7 +741,7 @@
           <w:sz w:val="20"/>
           <w:szCs w:val="20"/>
         </w:rPr>
-        <w:t xml:space="preserve">	20</w:t>
+        <w:t xml:space="preserve">	19</w:t>
       </w:r>
     </w:p>
     <w:p>
@@ -768,7 +768,7 @@
           <w:sz w:val="20"/>
           <w:szCs w:val="20"/>
         </w:rPr>
-        <w:t xml:space="preserve">	21</w:t>
+        <w:t xml:space="preserve">	20</w:t>
       </w:r>
     </w:p>
     <w:p>
@@ -795,7 +795,7 @@
           <w:sz w:val="20"/>
           <w:szCs w:val="20"/>
         </w:rPr>
-        <w:t xml:space="preserve">	22</w:t>
+        <w:t xml:space="preserve">	21</w:t>
       </w:r>
     </w:p>
     <w:p>
@@ -822,7 +822,7 @@
           <w:sz w:val="20"/>
           <w:szCs w:val="20"/>
         </w:rPr>
-        <w:t xml:space="preserve">	23</w:t>
+        <w:t xml:space="preserve">	21</w:t>
       </w:r>
     </w:p>
     <w:p>
@@ -849,7 +849,7 @@
           <w:sz w:val="20"/>
           <w:szCs w:val="20"/>
         </w:rPr>
-        <w:t xml:space="preserve">	23</w:t>
+        <w:t xml:space="preserve">	22</w:t>
       </w:r>
     </w:p>
     <w:p>
@@ -876,7 +876,7 @@
           <w:sz w:val="20"/>
           <w:szCs w:val="20"/>
         </w:rPr>
-        <w:t xml:space="preserve">	23</w:t>
+        <w:t xml:space="preserve">	22</w:t>
       </w:r>
     </w:p>
     <w:p>
@@ -903,7 +903,7 @@
           <w:sz w:val="20"/>
           <w:szCs w:val="20"/>
         </w:rPr>
-        <w:t xml:space="preserve">	23</w:t>
+        <w:t xml:space="preserve">	22</w:t>
       </w:r>
     </w:p>
     <w:p>
@@ -930,7 +930,7 @@
           <w:sz w:val="20"/>
           <w:szCs w:val="20"/>
         </w:rPr>
-        <w:t xml:space="preserve">	24</w:t>
+        <w:t xml:space="preserve">	23</w:t>
       </w:r>
     </w:p>
     <w:p>
@@ -957,7 +957,7 @@
           <w:sz w:val="20"/>
           <w:szCs w:val="20"/>
         </w:rPr>
-        <w:t xml:space="preserve">	24</w:t>
+        <w:t xml:space="preserve">	23</w:t>
       </w:r>
     </w:p>
     <w:p>
@@ -984,7 +984,7 @@
           <w:sz w:val="20"/>
           <w:szCs w:val="20"/>
         </w:rPr>
-        <w:t xml:space="preserve">	24</w:t>
+        <w:t xml:space="preserve">	23</w:t>
       </w:r>
     </w:p>
     <w:p>
@@ -1011,7 +1011,7 @@
           <w:sz w:val="20"/>
           <w:szCs w:val="20"/>
         </w:rPr>
-        <w:t xml:space="preserve">	25</w:t>
+        <w:t xml:space="preserve">	24</w:t>
       </w:r>
     </w:p>
     <w:p>
@@ -1038,7 +1038,7 @@
           <w:sz w:val="20"/>
           <w:szCs w:val="20"/>
         </w:rPr>
-        <w:t xml:space="preserve">	25</w:t>
+        <w:t xml:space="preserve">	24</w:t>
       </w:r>
     </w:p>
     <w:p>
@@ -1070,7 +1070,7 @@
         <w:t xml:space="preserve">Part A, How the business runs,</w:t>
       </w:r>
       <w:r>
-        <w:t xml:space="preserve"> starts with the services ARAL offers to residential and commercial clients and the proposed prices, then shows the five workflows in plain language: lead management, quotation, operations, job execution and invoicing. Each one has a diagram, a step-by-step table showing who does what and what the app does, what happens when things go wrong, and what we measure. Use it to train staff and to check that the app matches how you want to work.</w:t>
+        <w:t xml:space="preserve"> starts with the seven services ARAL offers and their prices, then shows the five workflows in plain language: lead management, quotation, operations, job execution and invoicing. Each one has a diagram, a step-by-step table showing who does what and what the app does, what happens when things go wrong, and what we measure. Use it to train staff and to check that the app matches how you want to work.</w:t>
       </w:r>
     </w:p>
     <w:p>
@@ -1970,106 +1970,6 @@
           </w:p>
         </w:tc>
       </w:tr>
-      <w:tr>
-        <w:trPr>
-          <w:cantSplit/>
-        </w:trPr>
-        <w:tc>
-          <w:tcPr>
-            <w:tcW w:type="dxa" w:w="1783"/>
-            <w:tcBorders>
-              <w:top w:val="single" w:color="C9D2DE" w:sz="4"/>
-              <w:left w:val="single" w:color="C9D2DE" w:sz="4"/>
-              <w:bottom w:val="single" w:color="C9D2DE" w:sz="4"/>
-              <w:right w:val="single" w:color="C9D2DE" w:sz="4"/>
-            </w:tcBorders>
-            <w:tcMar>
-              <w:top w:type="dxa" w:w="50"/>
-              <w:left w:type="dxa" w:w="90"/>
-              <w:bottom w:type="dxa" w:w="50"/>
-              <w:right w:type="dxa" w:w="90"/>
-            </w:tcMar>
-            <w:vAlign w:val="top"/>
-          </w:tcPr>
-          <w:p>
-            <w:pPr>
-              <w:keepNext w:val="false"/>
-              <w:spacing w:after="20" w:line="260"/>
-            </w:pPr>
-            <w:r>
-              <w:rPr>
-                <w:b/>
-                <w:bCs/>
-                <w:sz w:val="18"/>
-                <w:szCs w:val="18"/>
-              </w:rPr>
-              <w:t xml:space="preserve">Valuation partner</w:t>
-            </w:r>
-          </w:p>
-        </w:tc>
-        <w:tc>
-          <w:tcPr>
-            <w:tcW w:type="dxa" w:w="2972"/>
-            <w:tcBorders>
-              <w:top w:val="single" w:color="C9D2DE" w:sz="4"/>
-              <w:left w:val="single" w:color="C9D2DE" w:sz="4"/>
-              <w:bottom w:val="single" w:color="C9D2DE" w:sz="4"/>
-              <w:right w:val="single" w:color="C9D2DE" w:sz="4"/>
-            </w:tcBorders>
-            <w:tcMar>
-              <w:top w:type="dxa" w:w="50"/>
-              <w:left w:type="dxa" w:w="90"/>
-              <w:bottom w:type="dxa" w:w="50"/>
-              <w:right w:type="dxa" w:w="90"/>
-            </w:tcMar>
-            <w:vAlign w:val="top"/>
-          </w:tcPr>
-          <w:p>
-            <w:pPr>
-              <w:keepNext w:val="false"/>
-              <w:spacing w:after="20" w:line="260"/>
-            </w:pPr>
-            <w:r>
-              <w:rPr>
-                <w:sz w:val="18"/>
-                <w:szCs w:val="18"/>
-              </w:rPr>
-              <w:t xml:space="preserve">RERA-registered valuation firm</w:t>
-            </w:r>
-          </w:p>
-        </w:tc>
-        <w:tc>
-          <w:tcPr>
-            <w:tcW w:type="dxa" w:w="5151"/>
-            <w:tcBorders>
-              <w:top w:val="single" w:color="C9D2DE" w:sz="4"/>
-              <w:left w:val="single" w:color="C9D2DE" w:sz="4"/>
-              <w:bottom w:val="single" w:color="C9D2DE" w:sz="4"/>
-              <w:right w:val="single" w:color="C9D2DE" w:sz="4"/>
-            </w:tcBorders>
-            <w:tcMar>
-              <w:top w:type="dxa" w:w="50"/>
-              <w:left w:type="dxa" w:w="90"/>
-              <w:bottom w:type="dxa" w:w="50"/>
-              <w:right w:type="dxa" w:w="90"/>
-            </w:tcMar>
-            <w:vAlign w:val="top"/>
-          </w:tcPr>
-          <w:p>
-            <w:pPr>
-              <w:keepNext w:val="false"/>
-              <w:spacing w:after="20" w:line="260"/>
-            </w:pPr>
-            <w:r>
-              <w:rPr>
-                <w:sz w:val="18"/>
-                <w:szCs w:val="18"/>
-              </w:rPr>
-              <w:t xml:space="preserve">Receives valuation-support packs for bank jobs</w:t>
-            </w:r>
-          </w:p>
-        </w:tc>
-      </w:tr>
     </w:tbl>
     <w:p>
       <w:pPr>
@@ -2119,7 +2019,7 @@
           <w:sz w:val="26"/>
           <w:szCs w:val="26"/>
         </w:rPr>
-        <w:t xml:space="preserve">Our services and prices, then the lead, quotation, operations, job execution and invoicing workflows</w:t>
+        <w:t xml:space="preserve">What we offer and what it costs, then the lead, quotation, operations, job execution and invoicing workflows</w:t>
       </w:r>
     </w:p>
     <w:p>
@@ -2128,7 +2028,7 @@
         <w:pageBreakBefore/>
       </w:pPr>
       <w:r>
-        <w:t xml:space="preserve">Our services and proposed prices</w:t>
+        <w:t xml:space="preserve">Our services and prices</w:t>
       </w:r>
     </w:p>
     <w:p>
@@ -2144,7 +2044,7 @@
         <w:spacing w:after="120" w:line="300"/>
       </w:pPr>
       <w:r>
-        <w:t xml:space="preserve">We serve two markets: </w:t>
+        <w:t xml:space="preserve">We offer seven services: three for </w:t>
       </w:r>
       <w:r>
         <w:rPr>
@@ -2154,17 +2054,27 @@
         <w:t xml:space="preserve">residential</w:t>
       </w:r>
       <w:r>
-        <w:t xml:space="preserve"> clients (owners, buyers and tenants) and </w:t>
+        <w:t xml:space="preserve"> clients (owners, buyers and tenants), two for </w:t>
       </w:r>
       <w:r>
         <w:rPr>
           <w:b/>
           <w:bCs/>
         </w:rPr>
-        <w:t xml:space="preserve">commercial</w:t>
-      </w:r>
-      <w:r>
-        <w:t xml:space="preserve"> clients (banks and lenders, developers and owners associations, and businesses leasing or buying offices, shops and warehouses).</w:t>
+        <w:t xml:space="preserve">banks and lenders</w:t>
+      </w:r>
+      <w:r>
+        <w:t xml:space="preserve">, and two for </w:t>
+      </w:r>
+      <w:r>
+        <w:rPr>
+          <w:b/>
+          <w:bCs/>
+        </w:rPr>
+        <w:t xml:space="preserve">developers and owners associations</w:t>
+      </w:r>
+      <w:r>
+        <w:t xml:space="preserve">, plus one add-on, thermal imaging.</w:t>
       </w:r>
     </w:p>
     <w:p>
@@ -2224,7 +2134,7 @@
         <w:spacing w:after="60" w:line="290"/>
       </w:pPr>
       <w:r>
-        <w:t xml:space="preserve">Moisture meter checks in wet areas, and thermal imaging where the service includes it.</w:t>
+        <w:t xml:space="preserve">Moisture meter checks in wet areas.</w:t>
       </w:r>
     </w:p>
     <w:p>
@@ -2723,7 +2633,7 @@
                 <w:sz w:val="18"/>
                 <w:szCs w:val="18"/>
               </w:rPr>
-              <w:t xml:space="preserve">11th-month warranty inspection</w:t>
+              <w:t xml:space="preserve">Move-in / move-out report</w:t>
             </w:r>
           </w:p>
         </w:tc>
@@ -2754,7 +2664,7 @@
                 <w:sz w:val="18"/>
                 <w:szCs w:val="18"/>
               </w:rPr>
-              <w:t xml:space="preserve">Owners in their first year</w:t>
+              <w:t xml:space="preserve">Tenants and landlords</w:t>
             </w:r>
           </w:p>
         </w:tc>
@@ -2785,7 +2695,7 @@
                 <w:sz w:val="18"/>
                 <w:szCs w:val="18"/>
               </w:rPr>
-              <w:t xml:space="preserve">Inspection before the developer’s defect liability period ends, so remaining defects are claimed in time.</w:t>
+              <w:t xml:space="preserve">Signed, dated, photo-backed condition record that protects the security deposit.</w:t>
             </w:r>
           </w:p>
         </w:tc>
@@ -2816,273 +2726,7 @@
                 <w:sz w:val="18"/>
                 <w:szCs w:val="18"/>
               </w:rPr>
-              <w:t xml:space="preserve">48 h</w:t>
-            </w:r>
-          </w:p>
-        </w:tc>
-      </w:tr>
-      <w:tr>
-        <w:trPr>
-          <w:cantSplit/>
-        </w:trPr>
-        <w:tc>
-          <w:tcPr>
-            <w:tcW w:type="dxa" w:w="2179"/>
-            <w:tcBorders>
-              <w:top w:val="single" w:color="C9D2DE" w:sz="4"/>
-              <w:left w:val="single" w:color="C9D2DE" w:sz="4"/>
-              <w:bottom w:val="single" w:color="C9D2DE" w:sz="4"/>
-              <w:right w:val="single" w:color="C9D2DE" w:sz="4"/>
-            </w:tcBorders>
-            <w:shd w:fill="F7F9FC" w:color="auto" w:val="clear"/>
-            <w:tcMar>
-              <w:top w:type="dxa" w:w="50"/>
-              <w:left w:type="dxa" w:w="90"/>
-              <w:bottom w:type="dxa" w:w="50"/>
-              <w:right w:type="dxa" w:w="90"/>
-            </w:tcMar>
-            <w:vAlign w:val="top"/>
-          </w:tcPr>
-          <w:p>
-            <w:pPr>
-              <w:keepNext w:val="false"/>
-              <w:spacing w:after="20" w:line="260"/>
-            </w:pPr>
-            <w:r>
-              <w:rPr>
-                <w:b/>
-                <w:bCs/>
-                <w:sz w:val="18"/>
-                <w:szCs w:val="18"/>
-              </w:rPr>
-              <w:t xml:space="preserve">Move-in / move-out report</w:t>
-            </w:r>
-          </w:p>
-        </w:tc>
-        <w:tc>
-          <w:tcPr>
-            <w:tcW w:type="dxa" w:w="1783"/>
-            <w:tcBorders>
-              <w:top w:val="single" w:color="C9D2DE" w:sz="4"/>
-              <w:left w:val="single" w:color="C9D2DE" w:sz="4"/>
-              <w:bottom w:val="single" w:color="C9D2DE" w:sz="4"/>
-              <w:right w:val="single" w:color="C9D2DE" w:sz="4"/>
-            </w:tcBorders>
-            <w:shd w:fill="F7F9FC" w:color="auto" w:val="clear"/>
-            <w:tcMar>
-              <w:top w:type="dxa" w:w="50"/>
-              <w:left w:type="dxa" w:w="90"/>
-              <w:bottom w:type="dxa" w:w="50"/>
-              <w:right w:type="dxa" w:w="90"/>
-            </w:tcMar>
-            <w:vAlign w:val="top"/>
-          </w:tcPr>
-          <w:p>
-            <w:pPr>
-              <w:keepNext w:val="false"/>
-              <w:spacing w:after="20" w:line="260"/>
-            </w:pPr>
-            <w:r>
-              <w:rPr>
-                <w:sz w:val="18"/>
-                <w:szCs w:val="18"/>
-              </w:rPr>
-              <w:t xml:space="preserve">Tenants and landlords</w:t>
-            </w:r>
-          </w:p>
-        </w:tc>
-        <w:tc>
-          <w:tcPr>
-            <w:tcW w:type="dxa" w:w="4755"/>
-            <w:tcBorders>
-              <w:top w:val="single" w:color="C9D2DE" w:sz="4"/>
-              <w:left w:val="single" w:color="C9D2DE" w:sz="4"/>
-              <w:bottom w:val="single" w:color="C9D2DE" w:sz="4"/>
-              <w:right w:val="single" w:color="C9D2DE" w:sz="4"/>
-            </w:tcBorders>
-            <w:shd w:fill="F7F9FC" w:color="auto" w:val="clear"/>
-            <w:tcMar>
-              <w:top w:type="dxa" w:w="50"/>
-              <w:left w:type="dxa" w:w="90"/>
-              <w:bottom w:type="dxa" w:w="50"/>
-              <w:right w:type="dxa" w:w="90"/>
-            </w:tcMar>
-            <w:vAlign w:val="top"/>
-          </w:tcPr>
-          <w:p>
-            <w:pPr>
-              <w:keepNext w:val="false"/>
-              <w:spacing w:after="20" w:line="260"/>
-            </w:pPr>
-            <w:r>
-              <w:rPr>
-                <w:sz w:val="18"/>
-                <w:szCs w:val="18"/>
-              </w:rPr>
-              <w:t xml:space="preserve">Signed, dated, photo-backed condition record that protects the security deposit.</w:t>
-            </w:r>
-          </w:p>
-        </w:tc>
-        <w:tc>
-          <w:tcPr>
-            <w:tcW w:type="dxa" w:w="1189"/>
-            <w:tcBorders>
-              <w:top w:val="single" w:color="C9D2DE" w:sz="4"/>
-              <w:left w:val="single" w:color="C9D2DE" w:sz="4"/>
-              <w:bottom w:val="single" w:color="C9D2DE" w:sz="4"/>
-              <w:right w:val="single" w:color="C9D2DE" w:sz="4"/>
-            </w:tcBorders>
-            <w:shd w:fill="F7F9FC" w:color="auto" w:val="clear"/>
-            <w:tcMar>
-              <w:top w:type="dxa" w:w="50"/>
-              <w:left w:type="dxa" w:w="90"/>
-              <w:bottom w:type="dxa" w:w="50"/>
-              <w:right w:type="dxa" w:w="90"/>
-            </w:tcMar>
-            <w:vAlign w:val="top"/>
-          </w:tcPr>
-          <w:p>
-            <w:pPr>
-              <w:keepNext w:val="false"/>
-              <w:spacing w:after="20" w:line="260"/>
-            </w:pPr>
-            <w:r>
-              <w:rPr>
-                <w:sz w:val="18"/>
-                <w:szCs w:val="18"/>
-              </w:rPr>
               <w:t xml:space="preserve">24 h</w:t>
-            </w:r>
-          </w:p>
-        </w:tc>
-      </w:tr>
-      <w:tr>
-        <w:trPr>
-          <w:cantSplit/>
-        </w:trPr>
-        <w:tc>
-          <w:tcPr>
-            <w:tcW w:type="dxa" w:w="2179"/>
-            <w:tcBorders>
-              <w:top w:val="single" w:color="C9D2DE" w:sz="4"/>
-              <w:left w:val="single" w:color="C9D2DE" w:sz="4"/>
-              <w:bottom w:val="single" w:color="C9D2DE" w:sz="4"/>
-              <w:right w:val="single" w:color="C9D2DE" w:sz="4"/>
-            </w:tcBorders>
-            <w:tcMar>
-              <w:top w:type="dxa" w:w="50"/>
-              <w:left w:type="dxa" w:w="90"/>
-              <w:bottom w:type="dxa" w:w="50"/>
-              <w:right w:type="dxa" w:w="90"/>
-            </w:tcMar>
-            <w:vAlign w:val="top"/>
-          </w:tcPr>
-          <w:p>
-            <w:pPr>
-              <w:keepNext w:val="false"/>
-              <w:spacing w:after="20" w:line="260"/>
-            </w:pPr>
-            <w:r>
-              <w:rPr>
-                <w:b/>
-                <w:bCs/>
-                <w:sz w:val="18"/>
-                <w:szCs w:val="18"/>
-              </w:rPr>
-              <w:t xml:space="preserve">Specialist add-ons</w:t>
-            </w:r>
-          </w:p>
-        </w:tc>
-        <w:tc>
-          <w:tcPr>
-            <w:tcW w:type="dxa" w:w="1783"/>
-            <w:tcBorders>
-              <w:top w:val="single" w:color="C9D2DE" w:sz="4"/>
-              <w:left w:val="single" w:color="C9D2DE" w:sz="4"/>
-              <w:bottom w:val="single" w:color="C9D2DE" w:sz="4"/>
-              <w:right w:val="single" w:color="C9D2DE" w:sz="4"/>
-            </w:tcBorders>
-            <w:tcMar>
-              <w:top w:type="dxa" w:w="50"/>
-              <w:left w:type="dxa" w:w="90"/>
-              <w:bottom w:type="dxa" w:w="50"/>
-              <w:right w:type="dxa" w:w="90"/>
-            </w:tcMar>
-            <w:vAlign w:val="top"/>
-          </w:tcPr>
-          <w:p>
-            <w:pPr>
-              <w:keepNext w:val="false"/>
-              <w:spacing w:after="20" w:line="260"/>
-            </w:pPr>
-            <w:r>
-              <w:rPr>
-                <w:sz w:val="18"/>
-                <w:szCs w:val="18"/>
-              </w:rPr>
-              <w:t xml:space="preserve">Any property</w:t>
-            </w:r>
-          </w:p>
-        </w:tc>
-        <w:tc>
-          <w:tcPr>
-            <w:tcW w:type="dxa" w:w="4755"/>
-            <w:tcBorders>
-              <w:top w:val="single" w:color="C9D2DE" w:sz="4"/>
-              <w:left w:val="single" w:color="C9D2DE" w:sz="4"/>
-              <w:bottom w:val="single" w:color="C9D2DE" w:sz="4"/>
-              <w:right w:val="single" w:color="C9D2DE" w:sz="4"/>
-            </w:tcBorders>
-            <w:tcMar>
-              <w:top w:type="dxa" w:w="50"/>
-              <w:left w:type="dxa" w:w="90"/>
-              <w:bottom w:type="dxa" w:w="50"/>
-              <w:right w:type="dxa" w:w="90"/>
-            </w:tcMar>
-            <w:vAlign w:val="top"/>
-          </w:tcPr>
-          <w:p>
-            <w:pPr>
-              <w:keepNext w:val="false"/>
-              <w:spacing w:after="20" w:line="260"/>
-            </w:pPr>
-            <w:r>
-              <w:rPr>
-                <w:sz w:val="18"/>
-                <w:szCs w:val="18"/>
-              </w:rPr>
-              <w:t xml:space="preserve">Thermal imaging, HVAC and VRF performance, moisture and leak detection, pool and waterproofing.</w:t>
-            </w:r>
-          </w:p>
-        </w:tc>
-        <w:tc>
-          <w:tcPr>
-            <w:tcW w:type="dxa" w:w="1189"/>
-            <w:tcBorders>
-              <w:top w:val="single" w:color="C9D2DE" w:sz="4"/>
-              <w:left w:val="single" w:color="C9D2DE" w:sz="4"/>
-              <w:bottom w:val="single" w:color="C9D2DE" w:sz="4"/>
-              <w:right w:val="single" w:color="C9D2DE" w:sz="4"/>
-            </w:tcBorders>
-            <w:tcMar>
-              <w:top w:type="dxa" w:w="50"/>
-              <w:left w:type="dxa" w:w="90"/>
-              <w:bottom w:type="dxa" w:w="50"/>
-              <w:right w:type="dxa" w:w="90"/>
-            </w:tcMar>
-            <w:vAlign w:val="top"/>
-          </w:tcPr>
-          <w:p>
-            <w:pPr>
-              <w:keepNext w:val="false"/>
-              <w:spacing w:after="20" w:line="260"/>
-            </w:pPr>
-            <w:r>
-              <w:rPr>
-                <w:sz w:val="18"/>
-                <w:szCs w:val="18"/>
-              </w:rPr>
-              <w:t xml:space="preserve">With the job</w:t>
             </w:r>
           </w:p>
         </w:tc>
@@ -3114,11 +2758,10 @@
         </w:tblBorders>
       </w:tblPr>
       <w:tblGrid>
-        <w:gridCol w:w="2774"/>
-        <w:gridCol w:w="1783"/>
-        <w:gridCol w:w="1981"/>
-        <w:gridCol w:w="1684"/>
-        <w:gridCol w:w="1684"/>
+        <w:gridCol w:w="3368"/>
+        <w:gridCol w:w="2179"/>
+        <w:gridCol w:w="2179"/>
+        <w:gridCol w:w="2180"/>
       </w:tblGrid>
       <w:tr>
         <w:trPr>
@@ -3126,7 +2769,7 @@
         </w:trPr>
         <w:tc>
           <w:tcPr>
-            <w:tcW w:type="dxa" w:w="2774"/>
+            <w:tcW w:type="dxa" w:w="3368"/>
             <w:tcBorders>
               <w:top w:val="single" w:color="C9D2DE" w:sz="4"/>
               <w:left w:val="single" w:color="C9D2DE" w:sz="4"/>
@@ -3161,7 +2804,7 @@
         </w:tc>
         <w:tc>
           <w:tcPr>
-            <w:tcW w:type="dxa" w:w="1783"/>
+            <w:tcW w:type="dxa" w:w="2179"/>
             <w:tcBorders>
               <w:top w:val="single" w:color="C9D2DE" w:sz="4"/>
               <w:left w:val="single" w:color="C9D2DE" w:sz="4"/>
@@ -3196,7 +2839,7 @@
         </w:tc>
         <w:tc>
           <w:tcPr>
-            <w:tcW w:type="dxa" w:w="1981"/>
+            <w:tcW w:type="dxa" w:w="2179"/>
             <w:tcBorders>
               <w:top w:val="single" w:color="C9D2DE" w:sz="4"/>
               <w:left w:val="single" w:color="C9D2DE" w:sz="4"/>
@@ -3231,42 +2874,7 @@
         </w:tc>
         <w:tc>
           <w:tcPr>
-            <w:tcW w:type="dxa" w:w="1684"/>
-            <w:tcBorders>
-              <w:top w:val="single" w:color="C9D2DE" w:sz="4"/>
-              <w:left w:val="single" w:color="C9D2DE" w:sz="4"/>
-              <w:bottom w:val="single" w:color="C9D2DE" w:sz="4"/>
-              <w:right w:val="single" w:color="C9D2DE" w:sz="4"/>
-            </w:tcBorders>
-            <w:shd w:fill="0A1F4A" w:color="auto" w:val="clear"/>
-            <w:tcMar>
-              <w:top w:type="dxa" w:w="50"/>
-              <w:left w:type="dxa" w:w="90"/>
-              <w:bottom w:type="dxa" w:w="50"/>
-              <w:right w:type="dxa" w:w="90"/>
-            </w:tcMar>
-            <w:vAlign w:val="top"/>
-          </w:tcPr>
-          <w:p>
-            <w:pPr>
-              <w:keepNext/>
-              <w:spacing w:after="20" w:line="260"/>
-            </w:pPr>
-            <w:r>
-              <w:rPr>
-                <w:b/>
-                <w:bCs/>
-                <w:color w:val="FFFFFF"/>
-                <w:sz w:val="18"/>
-                <w:szCs w:val="18"/>
-              </w:rPr>
-              <w:t xml:space="preserve">11th-month warranty</w:t>
-            </w:r>
-          </w:p>
-        </w:tc>
-        <w:tc>
-          <w:tcPr>
-            <w:tcW w:type="dxa" w:w="1684"/>
+            <w:tcW w:type="dxa" w:w="2180"/>
             <w:tcBorders>
               <w:top w:val="single" w:color="C9D2DE" w:sz="4"/>
               <w:left w:val="single" w:color="C9D2DE" w:sz="4"/>
@@ -3306,7 +2914,7 @@
         </w:trPr>
         <w:tc>
           <w:tcPr>
-            <w:tcW w:type="dxa" w:w="2774"/>
+            <w:tcW w:type="dxa" w:w="3368"/>
             <w:tcBorders>
               <w:top w:val="single" w:color="C9D2DE" w:sz="4"/>
               <w:left w:val="single" w:color="C9D2DE" w:sz="4"/>
@@ -3339,7 +2947,7 @@
         </w:tc>
         <w:tc>
           <w:tcPr>
-            <w:tcW w:type="dxa" w:w="1783"/>
+            <w:tcW w:type="dxa" w:w="2179"/>
             <w:tcBorders>
               <w:top w:val="single" w:color="C9D2DE" w:sz="4"/>
               <w:left w:val="single" w:color="C9D2DE" w:sz="4"/>
@@ -3370,7 +2978,7 @@
         </w:tc>
         <w:tc>
           <w:tcPr>
-            <w:tcW w:type="dxa" w:w="1981"/>
+            <w:tcW w:type="dxa" w:w="2179"/>
             <w:tcBorders>
               <w:top w:val="single" w:color="C9D2DE" w:sz="4"/>
               <w:left w:val="single" w:color="C9D2DE" w:sz="4"/>
@@ -3401,38 +3009,7 @@
         </w:tc>
         <w:tc>
           <w:tcPr>
-            <w:tcW w:type="dxa" w:w="1684"/>
-            <w:tcBorders>
-              <w:top w:val="single" w:color="C9D2DE" w:sz="4"/>
-              <w:left w:val="single" w:color="C9D2DE" w:sz="4"/>
-              <w:bottom w:val="single" w:color="C9D2DE" w:sz="4"/>
-              <w:right w:val="single" w:color="C9D2DE" w:sz="4"/>
-            </w:tcBorders>
-            <w:tcMar>
-              <w:top w:type="dxa" w:w="50"/>
-              <w:left w:type="dxa" w:w="90"/>
-              <w:bottom w:type="dxa" w:w="50"/>
-              <w:right w:type="dxa" w:w="90"/>
-            </w:tcMar>
-            <w:vAlign w:val="top"/>
-          </w:tcPr>
-          <w:p>
-            <w:pPr>
-              <w:keepNext/>
-              <w:spacing w:after="20" w:line="260"/>
-            </w:pPr>
-            <w:r>
-              <w:rPr>
-                <w:sz w:val="18"/>
-                <w:szCs w:val="18"/>
-              </w:rPr>
-              <w:t xml:space="preserve">900</w:t>
-            </w:r>
-          </w:p>
-        </w:tc>
-        <w:tc>
-          <w:tcPr>
-            <w:tcW w:type="dxa" w:w="1684"/>
+            <w:tcW w:type="dxa" w:w="2180"/>
             <w:tcBorders>
               <w:top w:val="single" w:color="C9D2DE" w:sz="4"/>
               <w:left w:val="single" w:color="C9D2DE" w:sz="4"/>
@@ -3468,7 +3045,7 @@
         </w:trPr>
         <w:tc>
           <w:tcPr>
-            <w:tcW w:type="dxa" w:w="2774"/>
+            <w:tcW w:type="dxa" w:w="3368"/>
             <w:tcBorders>
               <w:top w:val="single" w:color="C9D2DE" w:sz="4"/>
               <w:left w:val="single" w:color="C9D2DE" w:sz="4"/>
@@ -3502,7 +3079,7 @@
         </w:tc>
         <w:tc>
           <w:tcPr>
-            <w:tcW w:type="dxa" w:w="1783"/>
+            <w:tcW w:type="dxa" w:w="2179"/>
             <w:tcBorders>
               <w:top w:val="single" w:color="C9D2DE" w:sz="4"/>
               <w:left w:val="single" w:color="C9D2DE" w:sz="4"/>
@@ -3534,7 +3111,7 @@
         </w:tc>
         <w:tc>
           <w:tcPr>
-            <w:tcW w:type="dxa" w:w="1981"/>
+            <w:tcW w:type="dxa" w:w="2179"/>
             <w:tcBorders>
               <w:top w:val="single" w:color="C9D2DE" w:sz="4"/>
               <w:left w:val="single" w:color="C9D2DE" w:sz="4"/>
@@ -3566,39 +3143,7 @@
         </w:tc>
         <w:tc>
           <w:tcPr>
-            <w:tcW w:type="dxa" w:w="1684"/>
-            <w:tcBorders>
-              <w:top w:val="single" w:color="C9D2DE" w:sz="4"/>
-              <w:left w:val="single" w:color="C9D2DE" w:sz="4"/>
-              <w:bottom w:val="single" w:color="C9D2DE" w:sz="4"/>
-              <w:right w:val="single" w:color="C9D2DE" w:sz="4"/>
-            </w:tcBorders>
-            <w:shd w:fill="F7F9FC" w:color="auto" w:val="clear"/>
-            <w:tcMar>
-              <w:top w:type="dxa" w:w="50"/>
-              <w:left w:type="dxa" w:w="90"/>
-              <w:bottom w:type="dxa" w:w="50"/>
-              <w:right w:type="dxa" w:w="90"/>
-            </w:tcMar>
-            <w:vAlign w:val="top"/>
-          </w:tcPr>
-          <w:p>
-            <w:pPr>
-              <w:keepNext/>
-              <w:spacing w:after="20" w:line="260"/>
-            </w:pPr>
-            <w:r>
-              <w:rPr>
-                <w:sz w:val="18"/>
-                <w:szCs w:val="18"/>
-              </w:rPr>
-              <w:t xml:space="preserve">900</w:t>
-            </w:r>
-          </w:p>
-        </w:tc>
-        <w:tc>
-          <w:tcPr>
-            <w:tcW w:type="dxa" w:w="1684"/>
+            <w:tcW w:type="dxa" w:w="2180"/>
             <w:tcBorders>
               <w:top w:val="single" w:color="C9D2DE" w:sz="4"/>
               <w:left w:val="single" w:color="C9D2DE" w:sz="4"/>
@@ -3635,7 +3180,7 @@
         </w:trPr>
         <w:tc>
           <w:tcPr>
-            <w:tcW w:type="dxa" w:w="2774"/>
+            <w:tcW w:type="dxa" w:w="3368"/>
             <w:tcBorders>
               <w:top w:val="single" w:color="C9D2DE" w:sz="4"/>
               <w:left w:val="single" w:color="C9D2DE" w:sz="4"/>
@@ -3668,7 +3213,7 @@
         </w:tc>
         <w:tc>
           <w:tcPr>
-            <w:tcW w:type="dxa" w:w="1783"/>
+            <w:tcW w:type="dxa" w:w="2179"/>
             <w:tcBorders>
               <w:top w:val="single" w:color="C9D2DE" w:sz="4"/>
               <w:left w:val="single" w:color="C9D2DE" w:sz="4"/>
@@ -3699,7 +3244,7 @@
         </w:tc>
         <w:tc>
           <w:tcPr>
-            <w:tcW w:type="dxa" w:w="1981"/>
+            <w:tcW w:type="dxa" w:w="2179"/>
             <w:tcBorders>
               <w:top w:val="single" w:color="C9D2DE" w:sz="4"/>
               <w:left w:val="single" w:color="C9D2DE" w:sz="4"/>
@@ -3730,38 +3275,7 @@
         </w:tc>
         <w:tc>
           <w:tcPr>
-            <w:tcW w:type="dxa" w:w="1684"/>
-            <w:tcBorders>
-              <w:top w:val="single" w:color="C9D2DE" w:sz="4"/>
-              <w:left w:val="single" w:color="C9D2DE" w:sz="4"/>
-              <w:bottom w:val="single" w:color="C9D2DE" w:sz="4"/>
-              <w:right w:val="single" w:color="C9D2DE" w:sz="4"/>
-            </w:tcBorders>
-            <w:tcMar>
-              <w:top w:type="dxa" w:w="50"/>
-              <w:left w:type="dxa" w:w="90"/>
-              <w:bottom w:type="dxa" w:w="50"/>
-              <w:right w:type="dxa" w:w="90"/>
-            </w:tcMar>
-            <w:vAlign w:val="top"/>
-          </w:tcPr>
-          <w:p>
-            <w:pPr>
-              <w:keepNext/>
-              <w:spacing w:after="20" w:line="260"/>
-            </w:pPr>
-            <w:r>
-              <w:rPr>
-                <w:sz w:val="18"/>
-                <w:szCs w:val="18"/>
-              </w:rPr>
-              <w:t xml:space="preserve">900</w:t>
-            </w:r>
-          </w:p>
-        </w:tc>
-        <w:tc>
-          <w:tcPr>
-            <w:tcW w:type="dxa" w:w="1684"/>
+            <w:tcW w:type="dxa" w:w="2180"/>
             <w:tcBorders>
               <w:top w:val="single" w:color="C9D2DE" w:sz="4"/>
               <w:left w:val="single" w:color="C9D2DE" w:sz="4"/>
@@ -3797,7 +3311,7 @@
         </w:trPr>
         <w:tc>
           <w:tcPr>
-            <w:tcW w:type="dxa" w:w="2774"/>
+            <w:tcW w:type="dxa" w:w="3368"/>
             <w:tcBorders>
               <w:top w:val="single" w:color="C9D2DE" w:sz="4"/>
               <w:left w:val="single" w:color="C9D2DE" w:sz="4"/>
@@ -3831,7 +3345,7 @@
         </w:tc>
         <w:tc>
           <w:tcPr>
-            <w:tcW w:type="dxa" w:w="1783"/>
+            <w:tcW w:type="dxa" w:w="2179"/>
             <w:tcBorders>
               <w:top w:val="single" w:color="C9D2DE" w:sz="4"/>
               <w:left w:val="single" w:color="C9D2DE" w:sz="4"/>
@@ -3863,7 +3377,7 @@
         </w:tc>
         <w:tc>
           <w:tcPr>
-            <w:tcW w:type="dxa" w:w="1981"/>
+            <w:tcW w:type="dxa" w:w="2179"/>
             <w:tcBorders>
               <w:top w:val="single" w:color="C9D2DE" w:sz="4"/>
               <w:left w:val="single" w:color="C9D2DE" w:sz="4"/>
@@ -3895,39 +3409,7 @@
         </w:tc>
         <w:tc>
           <w:tcPr>
-            <w:tcW w:type="dxa" w:w="1684"/>
-            <w:tcBorders>
-              <w:top w:val="single" w:color="C9D2DE" w:sz="4"/>
-              <w:left w:val="single" w:color="C9D2DE" w:sz="4"/>
-              <w:bottom w:val="single" w:color="C9D2DE" w:sz="4"/>
-              <w:right w:val="single" w:color="C9D2DE" w:sz="4"/>
-            </w:tcBorders>
-            <w:shd w:fill="F7F9FC" w:color="auto" w:val="clear"/>
-            <w:tcMar>
-              <w:top w:type="dxa" w:w="50"/>
-              <w:left w:type="dxa" w:w="90"/>
-              <w:bottom w:type="dxa" w:w="50"/>
-              <w:right w:type="dxa" w:w="90"/>
-            </w:tcMar>
-            <w:vAlign w:val="top"/>
-          </w:tcPr>
-          <w:p>
-            <w:pPr>
-              <w:keepNext/>
-              <w:spacing w:after="20" w:line="260"/>
-            </w:pPr>
-            <w:r>
-              <w:rPr>
-                <w:sz w:val="18"/>
-                <w:szCs w:val="18"/>
-              </w:rPr>
-              <w:t xml:space="preserve">1,600</w:t>
-            </w:r>
-          </w:p>
-        </w:tc>
-        <w:tc>
-          <w:tcPr>
-            <w:tcW w:type="dxa" w:w="1684"/>
+            <w:tcW w:type="dxa" w:w="2180"/>
             <w:tcBorders>
               <w:top w:val="single" w:color="C9D2DE" w:sz="4"/>
               <w:left w:val="single" w:color="C9D2DE" w:sz="4"/>
@@ -3964,7 +3446,7 @@
         </w:trPr>
         <w:tc>
           <w:tcPr>
-            <w:tcW w:type="dxa" w:w="2774"/>
+            <w:tcW w:type="dxa" w:w="3368"/>
             <w:tcBorders>
               <w:top w:val="single" w:color="C9D2DE" w:sz="4"/>
               <w:left w:val="single" w:color="C9D2DE" w:sz="4"/>
@@ -3997,7 +3479,7 @@
         </w:tc>
         <w:tc>
           <w:tcPr>
-            <w:tcW w:type="dxa" w:w="1783"/>
+            <w:tcW w:type="dxa" w:w="2179"/>
             <w:tcBorders>
               <w:top w:val="single" w:color="C9D2DE" w:sz="4"/>
               <w:left w:val="single" w:color="C9D2DE" w:sz="4"/>
@@ -4028,7 +3510,7 @@
         </w:tc>
         <w:tc>
           <w:tcPr>
-            <w:tcW w:type="dxa" w:w="1981"/>
+            <w:tcW w:type="dxa" w:w="2179"/>
             <w:tcBorders>
               <w:top w:val="single" w:color="C9D2DE" w:sz="4"/>
               <w:left w:val="single" w:color="C9D2DE" w:sz="4"/>
@@ -4059,38 +3541,7 @@
         </w:tc>
         <w:tc>
           <w:tcPr>
-            <w:tcW w:type="dxa" w:w="1684"/>
-            <w:tcBorders>
-              <w:top w:val="single" w:color="C9D2DE" w:sz="4"/>
-              <w:left w:val="single" w:color="C9D2DE" w:sz="4"/>
-              <w:bottom w:val="single" w:color="C9D2DE" w:sz="4"/>
-              <w:right w:val="single" w:color="C9D2DE" w:sz="4"/>
-            </w:tcBorders>
-            <w:tcMar>
-              <w:top w:type="dxa" w:w="50"/>
-              <w:left w:type="dxa" w:w="90"/>
-              <w:bottom w:type="dxa" w:w="50"/>
-              <w:right w:type="dxa" w:w="90"/>
-            </w:tcMar>
-            <w:vAlign w:val="top"/>
-          </w:tcPr>
-          <w:p>
-            <w:pPr>
-              <w:keepNext/>
-              <w:spacing w:after="20" w:line="260"/>
-            </w:pPr>
-            <w:r>
-              <w:rPr>
-                <w:sz w:val="18"/>
-                <w:szCs w:val="18"/>
-              </w:rPr>
-              <w:t xml:space="preserve">1,600</w:t>
-            </w:r>
-          </w:p>
-        </w:tc>
-        <w:tc>
-          <w:tcPr>
-            <w:tcW w:type="dxa" w:w="1684"/>
+            <w:tcW w:type="dxa" w:w="2180"/>
             <w:tcBorders>
               <w:top w:val="single" w:color="C9D2DE" w:sz="4"/>
               <w:left w:val="single" w:color="C9D2DE" w:sz="4"/>
@@ -4126,7 +3577,7 @@
         </w:trPr>
         <w:tc>
           <w:tcPr>
-            <w:tcW w:type="dxa" w:w="2774"/>
+            <w:tcW w:type="dxa" w:w="3368"/>
             <w:tcBorders>
               <w:top w:val="single" w:color="C9D2DE" w:sz="4"/>
               <w:left w:val="single" w:color="C9D2DE" w:sz="4"/>
@@ -4160,7 +3611,7 @@
         </w:tc>
         <w:tc>
           <w:tcPr>
-            <w:tcW w:type="dxa" w:w="1783"/>
+            <w:tcW w:type="dxa" w:w="2179"/>
             <w:tcBorders>
               <w:top w:val="single" w:color="C9D2DE" w:sz="4"/>
               <w:left w:val="single" w:color="C9D2DE" w:sz="4"/>
@@ -4192,7 +3643,7 @@
         </w:tc>
         <w:tc>
           <w:tcPr>
-            <w:tcW w:type="dxa" w:w="1981"/>
+            <w:tcW w:type="dxa" w:w="2179"/>
             <w:tcBorders>
               <w:top w:val="single" w:color="C9D2DE" w:sz="4"/>
               <w:left w:val="single" w:color="C9D2DE" w:sz="4"/>
@@ -4224,39 +3675,7 @@
         </w:tc>
         <w:tc>
           <w:tcPr>
-            <w:tcW w:type="dxa" w:w="1684"/>
-            <w:tcBorders>
-              <w:top w:val="single" w:color="C9D2DE" w:sz="4"/>
-              <w:left w:val="single" w:color="C9D2DE" w:sz="4"/>
-              <w:bottom w:val="single" w:color="C9D2DE" w:sz="4"/>
-              <w:right w:val="single" w:color="C9D2DE" w:sz="4"/>
-            </w:tcBorders>
-            <w:shd w:fill="F7F9FC" w:color="auto" w:val="clear"/>
-            <w:tcMar>
-              <w:top w:type="dxa" w:w="50"/>
-              <w:left w:type="dxa" w:w="90"/>
-              <w:bottom w:type="dxa" w:w="50"/>
-              <w:right w:type="dxa" w:w="90"/>
-            </w:tcMar>
-            <w:vAlign w:val="top"/>
-          </w:tcPr>
-          <w:p>
-            <w:pPr>
-              <w:keepNext/>
-              <w:spacing w:after="20" w:line="260"/>
-            </w:pPr>
-            <w:r>
-              <w:rPr>
-                <w:sz w:val="18"/>
-                <w:szCs w:val="18"/>
-              </w:rPr>
-              <w:t xml:space="preserve">1,600</w:t>
-            </w:r>
-          </w:p>
-        </w:tc>
-        <w:tc>
-          <w:tcPr>
-            <w:tcW w:type="dxa" w:w="1684"/>
+            <w:tcW w:type="dxa" w:w="2180"/>
             <w:tcBorders>
               <w:top w:val="single" w:color="C9D2DE" w:sz="4"/>
               <w:left w:val="single" w:color="C9D2DE" w:sz="4"/>
@@ -4293,7 +3712,7 @@
         </w:trPr>
         <w:tc>
           <w:tcPr>
-            <w:tcW w:type="dxa" w:w="2774"/>
+            <w:tcW w:type="dxa" w:w="3368"/>
             <w:tcBorders>
               <w:top w:val="single" w:color="C9D2DE" w:sz="4"/>
               <w:left w:val="single" w:color="C9D2DE" w:sz="4"/>
@@ -4326,7 +3745,7 @@
         </w:tc>
         <w:tc>
           <w:tcPr>
-            <w:tcW w:type="dxa" w:w="1783"/>
+            <w:tcW w:type="dxa" w:w="2179"/>
             <w:tcBorders>
               <w:top w:val="single" w:color="C9D2DE" w:sz="4"/>
               <w:left w:val="single" w:color="C9D2DE" w:sz="4"/>
@@ -4357,7 +3776,7 @@
         </w:tc>
         <w:tc>
           <w:tcPr>
-            <w:tcW w:type="dxa" w:w="1981"/>
+            <w:tcW w:type="dxa" w:w="2179"/>
             <w:tcBorders>
               <w:top w:val="single" w:color="C9D2DE" w:sz="4"/>
               <w:left w:val="single" w:color="C9D2DE" w:sz="4"/>
@@ -4388,38 +3807,7 @@
         </w:tc>
         <w:tc>
           <w:tcPr>
-            <w:tcW w:type="dxa" w:w="1684"/>
-            <w:tcBorders>
-              <w:top w:val="single" w:color="C9D2DE" w:sz="4"/>
-              <w:left w:val="single" w:color="C9D2DE" w:sz="4"/>
-              <w:bottom w:val="single" w:color="C9D2DE" w:sz="4"/>
-              <w:right w:val="single" w:color="C9D2DE" w:sz="4"/>
-            </w:tcBorders>
-            <w:tcMar>
-              <w:top w:type="dxa" w:w="50"/>
-              <w:left w:type="dxa" w:w="90"/>
-              <w:bottom w:type="dxa" w:w="50"/>
-              <w:right w:type="dxa" w:w="90"/>
-            </w:tcMar>
-            <w:vAlign w:val="top"/>
-          </w:tcPr>
-          <w:p>
-            <w:pPr>
-              <w:keepNext/>
-              <w:spacing w:after="20" w:line="260"/>
-            </w:pPr>
-            <w:r>
-              <w:rPr>
-                <w:sz w:val="18"/>
-                <w:szCs w:val="18"/>
-              </w:rPr>
-              <w:t xml:space="preserve">1,600</w:t>
-            </w:r>
-          </w:p>
-        </w:tc>
-        <w:tc>
-          <w:tcPr>
-            <w:tcW w:type="dxa" w:w="1684"/>
+            <w:tcW w:type="dxa" w:w="2180"/>
             <w:tcBorders>
               <w:top w:val="single" w:color="C9D2DE" w:sz="4"/>
               <w:left w:val="single" w:color="C9D2DE" w:sz="4"/>
@@ -4455,7 +3843,7 @@
         </w:trPr>
         <w:tc>
           <w:tcPr>
-            <w:tcW w:type="dxa" w:w="2774"/>
+            <w:tcW w:type="dxa" w:w="3368"/>
             <w:tcBorders>
               <w:top w:val="single" w:color="C9D2DE" w:sz="4"/>
               <w:left w:val="single" w:color="C9D2DE" w:sz="4"/>
@@ -4489,7 +3877,7 @@
         </w:tc>
         <w:tc>
           <w:tcPr>
-            <w:tcW w:type="dxa" w:w="1783"/>
+            <w:tcW w:type="dxa" w:w="2179"/>
             <w:tcBorders>
               <w:top w:val="single" w:color="C9D2DE" w:sz="4"/>
               <w:left w:val="single" w:color="C9D2DE" w:sz="4"/>
@@ -4521,7 +3909,7 @@
         </w:tc>
         <w:tc>
           <w:tcPr>
-            <w:tcW w:type="dxa" w:w="1981"/>
+            <w:tcW w:type="dxa" w:w="2179"/>
             <w:tcBorders>
               <w:top w:val="single" w:color="C9D2DE" w:sz="4"/>
               <w:left w:val="single" w:color="C9D2DE" w:sz="4"/>
@@ -4553,39 +3941,7 @@
         </w:tc>
         <w:tc>
           <w:tcPr>
-            <w:tcW w:type="dxa" w:w="1684"/>
-            <w:tcBorders>
-              <w:top w:val="single" w:color="C9D2DE" w:sz="4"/>
-              <w:left w:val="single" w:color="C9D2DE" w:sz="4"/>
-              <w:bottom w:val="single" w:color="C9D2DE" w:sz="4"/>
-              <w:right w:val="single" w:color="C9D2DE" w:sz="4"/>
-            </w:tcBorders>
-            <w:shd w:fill="F7F9FC" w:color="auto" w:val="clear"/>
-            <w:tcMar>
-              <w:top w:type="dxa" w:w="50"/>
-              <w:left w:type="dxa" w:w="90"/>
-              <w:bottom w:type="dxa" w:w="50"/>
-              <w:right w:type="dxa" w:w="90"/>
-            </w:tcMar>
-            <w:vAlign w:val="top"/>
-          </w:tcPr>
-          <w:p>
-            <w:pPr>
-              <w:keepNext/>
-              <w:spacing w:after="20" w:line="260"/>
-            </w:pPr>
-            <w:r>
-              <w:rPr>
-                <w:sz w:val="18"/>
-                <w:szCs w:val="18"/>
-              </w:rPr>
-              <w:t xml:space="preserve">1,600</w:t>
-            </w:r>
-          </w:p>
-        </w:tc>
-        <w:tc>
-          <w:tcPr>
-            <w:tcW w:type="dxa" w:w="1684"/>
+            <w:tcW w:type="dxa" w:w="2180"/>
             <w:tcBorders>
               <w:top w:val="single" w:color="C9D2DE" w:sz="4"/>
               <w:left w:val="single" w:color="C9D2DE" w:sz="4"/>
@@ -4632,7 +3988,7 @@
           <w:sz w:val="19"/>
           <w:szCs w:val="19"/>
         </w:rPr>
-        <w:t xml:space="preserve">For comparison, published 2026 snagging prices in Dubai run from about AED 800 to 1,500 for a studio, AED 1,600 to 3,500 for a 3-bedroom apartment and AED 3,000 to 6,000 or more for a large villa (Real Estate Club Dubai, 2026). ARAL sits in the middle of that range and competes on report quality, turnaround and HVAC and thermal depth rather than on price.</w:t>
+        <w:t xml:space="preserve">For comparison, published 2026 snagging prices in Dubai run from about AED 800 to 1,500 for a studio, AED 1,600 to 3,500 for a 3-bedroom apartment and AED 3,000 to 6,000 or more for a large villa (Real Estate Club Dubai, 2026). ARAL sits in the middle of that range and competes on report quality, turnaround and thermal imaging rather than on price.</w:t>
       </w:r>
     </w:p>
     <w:p>
@@ -4656,7 +4012,7 @@
         <w:spacing w:after="120" w:line="300"/>
       </w:pPr>
       <w:r>
-        <w:t xml:space="preserve">Bulk rates per unit or visit, agreed in each bank’s rate card. Turnaround is counted from access to the property.</w:t>
+        <w:t xml:space="preserve">Bulk rates per unit, agreed in each bank’s rate card. Turnaround is counted from access to the property.</w:t>
       </w:r>
     </w:p>
     <w:tbl>
@@ -4672,10 +4028,10 @@
         </w:tblBorders>
       </w:tblPr>
       <w:tblGrid>
-        <w:gridCol w:w="2377"/>
+        <w:gridCol w:w="2576"/>
         <w:gridCol w:w="4557"/>
         <w:gridCol w:w="1585"/>
-        <w:gridCol w:w="1387"/>
+        <w:gridCol w:w="1188"/>
       </w:tblGrid>
       <w:tr>
         <w:trPr>
@@ -4683,7 +4039,7 @@
         </w:trPr>
         <w:tc>
           <w:tcPr>
-            <w:tcW w:type="dxa" w:w="2377"/>
+            <w:tcW w:type="dxa" w:w="2576"/>
             <w:tcBorders>
               <w:top w:val="single" w:color="C9D2DE" w:sz="4"/>
               <w:left w:val="single" w:color="C9D2DE" w:sz="4"/>
@@ -4788,7 +4144,7 @@
         </w:tc>
         <w:tc>
           <w:tcPr>
-            <w:tcW w:type="dxa" w:w="1387"/>
+            <w:tcW w:type="dxa" w:w="1188"/>
             <w:tcBorders>
               <w:top w:val="single" w:color="C9D2DE" w:sz="4"/>
               <w:left w:val="single" w:color="C9D2DE" w:sz="4"/>
@@ -4828,7 +4184,7 @@
         </w:trPr>
         <w:tc>
           <w:tcPr>
-            <w:tcW w:type="dxa" w:w="2377"/>
+            <w:tcW w:type="dxa" w:w="2576"/>
             <w:tcBorders>
               <w:top w:val="single" w:color="C9D2DE" w:sz="4"/>
               <w:left w:val="single" w:color="C9D2DE" w:sz="4"/>
@@ -4855,7 +4211,7 @@
                 <w:sz w:val="18"/>
                 <w:szCs w:val="18"/>
               </w:rPr>
-              <w:t xml:space="preserve">Collateral condition inspection</w:t>
+              <w:t xml:space="preserve">Repossessed or distressed asset inspection</w:t>
             </w:r>
           </w:p>
         </w:tc>
@@ -4886,7 +4242,7 @@
                 <w:sz w:val="18"/>
                 <w:szCs w:val="18"/>
               </w:rPr>
-              <w:t xml:space="preserve">Photo-documented condition, visible defects, occupancy and red flags for each new mortgage, top-up or refinance</w:t>
+              <w:t xml:space="preserve">Condition, vacancy, keys and an indication of repair costs, for default, auction or resale decisions</w:t>
             </w:r>
           </w:p>
         </w:tc>
@@ -4917,13 +4273,13 @@
                 <w:sz w:val="18"/>
                 <w:szCs w:val="18"/>
               </w:rPr>
-              <w:t xml:space="preserve">750</w:t>
-            </w:r>
-          </w:p>
-        </w:tc>
-        <w:tc>
-          <w:tcPr>
-            <w:tcW w:type="dxa" w:w="1387"/>
+              <w:t xml:space="preserve">1,300 per unit</w:t>
+            </w:r>
+          </w:p>
+        </w:tc>
+        <w:tc>
+          <w:tcPr>
+            <w:tcW w:type="dxa" w:w="1188"/>
             <w:tcBorders>
               <w:top w:val="single" w:color="C9D2DE" w:sz="4"/>
               <w:left w:val="single" w:color="C9D2DE" w:sz="4"/>
@@ -4959,7 +4315,7 @@
         </w:trPr>
         <w:tc>
           <w:tcPr>
-            <w:tcW w:type="dxa" w:w="2377"/>
+            <w:tcW w:type="dxa" w:w="2576"/>
             <w:tcBorders>
               <w:top w:val="single" w:color="C9D2DE" w:sz="4"/>
               <w:left w:val="single" w:color="C9D2DE" w:sz="4"/>
@@ -4987,7 +4343,7 @@
                 <w:sz w:val="18"/>
                 <w:szCs w:val="18"/>
               </w:rPr>
-              <w:t xml:space="preserve">Valuation-support site inspection</w:t>
+              <w:t xml:space="preserve">Buyer handover programme</w:t>
             </w:r>
           </w:p>
         </w:tc>
@@ -5019,7 +4375,7 @@
                 <w:sz w:val="18"/>
                 <w:szCs w:val="18"/>
               </w:rPr>
-              <w:t xml:space="preserve">Verified area, finishes, floor, view and photo pack handed to the RERA-registered valuer partner</w:t>
+              <w:t xml:space="preserve">White-label snagging offered to the bank’s new-home mortgage customers, with a re-inspection after the developer’s repairs</w:t>
             </w:r>
           </w:p>
         </w:tc>
@@ -5051,545 +4407,13 @@
                 <w:sz w:val="18"/>
                 <w:szCs w:val="18"/>
               </w:rPr>
-              <w:t xml:space="preserve">600</w:t>
-            </w:r>
-          </w:p>
-        </w:tc>
-        <w:tc>
-          <w:tcPr>
-            <w:tcW w:type="dxa" w:w="1387"/>
-            <w:tcBorders>
-              <w:top w:val="single" w:color="C9D2DE" w:sz="4"/>
-              <w:left w:val="single" w:color="C9D2DE" w:sz="4"/>
-              <w:bottom w:val="single" w:color="C9D2DE" w:sz="4"/>
-              <w:right w:val="single" w:color="C9D2DE" w:sz="4"/>
-            </w:tcBorders>
-            <w:shd w:fill="F7F9FC" w:color="auto" w:val="clear"/>
-            <w:tcMar>
-              <w:top w:type="dxa" w:w="50"/>
-              <w:left w:type="dxa" w:w="90"/>
-              <w:bottom w:type="dxa" w:w="50"/>
-              <w:right w:type="dxa" w:w="90"/>
-            </w:tcMar>
-            <w:vAlign w:val="top"/>
-          </w:tcPr>
-          <w:p>
-            <w:pPr>
-              <w:keepNext w:val="false"/>
-              <w:spacing w:after="20" w:line="260"/>
-            </w:pPr>
-            <w:r>
-              <w:rPr>
-                <w:sz w:val="18"/>
-                <w:szCs w:val="18"/>
-              </w:rPr>
-              <w:t xml:space="preserve">24 h</w:t>
-            </w:r>
-          </w:p>
-        </w:tc>
-      </w:tr>
-      <w:tr>
-        <w:trPr>
-          <w:cantSplit/>
-        </w:trPr>
-        <w:tc>
-          <w:tcPr>
-            <w:tcW w:type="dxa" w:w="2377"/>
-            <w:tcBorders>
-              <w:top w:val="single" w:color="C9D2DE" w:sz="4"/>
-              <w:left w:val="single" w:color="C9D2DE" w:sz="4"/>
-              <w:bottom w:val="single" w:color="C9D2DE" w:sz="4"/>
-              <w:right w:val="single" w:color="C9D2DE" w:sz="4"/>
-            </w:tcBorders>
-            <w:tcMar>
-              <w:top w:type="dxa" w:w="50"/>
-              <w:left w:type="dxa" w:w="90"/>
-              <w:bottom w:type="dxa" w:w="50"/>
-              <w:right w:type="dxa" w:w="90"/>
-            </w:tcMar>
-            <w:vAlign w:val="top"/>
-          </w:tcPr>
-          <w:p>
-            <w:pPr>
-              <w:keepNext w:val="false"/>
-              <w:spacing w:after="20" w:line="260"/>
-            </w:pPr>
-            <w:r>
-              <w:rPr>
-                <w:b/>
-                <w:bCs/>
-                <w:sz w:val="18"/>
-                <w:szCs w:val="18"/>
-              </w:rPr>
-              <w:t xml:space="preserve">Construction progress monitoring</w:t>
-            </w:r>
-          </w:p>
-        </w:tc>
-        <w:tc>
-          <w:tcPr>
-            <w:tcW w:type="dxa" w:w="4557"/>
-            <w:tcBorders>
-              <w:top w:val="single" w:color="C9D2DE" w:sz="4"/>
-              <w:left w:val="single" w:color="C9D2DE" w:sz="4"/>
-              <w:bottom w:val="single" w:color="C9D2DE" w:sz="4"/>
-              <w:right w:val="single" w:color="C9D2DE" w:sz="4"/>
-            </w:tcBorders>
-            <w:tcMar>
-              <w:top w:type="dxa" w:w="50"/>
-              <w:left w:type="dxa" w:w="90"/>
-              <w:bottom w:type="dxa" w:w="50"/>
-              <w:right w:type="dxa" w:w="90"/>
-            </w:tcMar>
-            <w:vAlign w:val="top"/>
-          </w:tcPr>
-          <w:p>
-            <w:pPr>
-              <w:keepNext w:val="false"/>
-              <w:spacing w:after="20" w:line="260"/>
-            </w:pPr>
-            <w:r>
-              <w:rPr>
-                <w:sz w:val="18"/>
-                <w:szCs w:val="18"/>
-              </w:rPr>
-              <w:t xml:space="preserve">Stage-by-stage completion check against milestones before each loan drawdown</w:t>
-            </w:r>
-          </w:p>
-        </w:tc>
-        <w:tc>
-          <w:tcPr>
-            <w:tcW w:type="dxa" w:w="1585"/>
-            <w:tcBorders>
-              <w:top w:val="single" w:color="C9D2DE" w:sz="4"/>
-              <w:left w:val="single" w:color="C9D2DE" w:sz="4"/>
-              <w:bottom w:val="single" w:color="C9D2DE" w:sz="4"/>
-              <w:right w:val="single" w:color="C9D2DE" w:sz="4"/>
-            </w:tcBorders>
-            <w:tcMar>
-              <w:top w:type="dxa" w:w="50"/>
-              <w:left w:type="dxa" w:w="90"/>
-              <w:bottom w:type="dxa" w:w="50"/>
-              <w:right w:type="dxa" w:w="90"/>
-            </w:tcMar>
-            <w:vAlign w:val="top"/>
-          </w:tcPr>
-          <w:p>
-            <w:pPr>
-              <w:keepNext w:val="false"/>
-              <w:spacing w:after="20" w:line="260"/>
-            </w:pPr>
-            <w:r>
-              <w:rPr>
-                <w:sz w:val="18"/>
-                <w:szCs w:val="18"/>
-              </w:rPr>
-              <w:t xml:space="preserve">2,400 per stage</w:t>
-            </w:r>
-          </w:p>
-        </w:tc>
-        <w:tc>
-          <w:tcPr>
-            <w:tcW w:type="dxa" w:w="1387"/>
-            <w:tcBorders>
-              <w:top w:val="single" w:color="C9D2DE" w:sz="4"/>
-              <w:left w:val="single" w:color="C9D2DE" w:sz="4"/>
-              <w:bottom w:val="single" w:color="C9D2DE" w:sz="4"/>
-              <w:right w:val="single" w:color="C9D2DE" w:sz="4"/>
-            </w:tcBorders>
-            <w:tcMar>
-              <w:top w:type="dxa" w:w="50"/>
-              <w:left w:type="dxa" w:w="90"/>
-              <w:bottom w:type="dxa" w:w="50"/>
-              <w:right w:type="dxa" w:w="90"/>
-            </w:tcMar>
-            <w:vAlign w:val="top"/>
-          </w:tcPr>
-          <w:p>
-            <w:pPr>
-              <w:keepNext w:val="false"/>
-              <w:spacing w:after="20" w:line="260"/>
-            </w:pPr>
-            <w:r>
-              <w:rPr>
-                <w:sz w:val="18"/>
-                <w:szCs w:val="18"/>
-              </w:rPr>
-              <w:t xml:space="preserve">5 days</w:t>
-            </w:r>
-          </w:p>
-        </w:tc>
-      </w:tr>
-      <w:tr>
-        <w:trPr>
-          <w:cantSplit/>
-        </w:trPr>
-        <w:tc>
-          <w:tcPr>
-            <w:tcW w:type="dxa" w:w="2377"/>
-            <w:tcBorders>
-              <w:top w:val="single" w:color="C9D2DE" w:sz="4"/>
-              <w:left w:val="single" w:color="C9D2DE" w:sz="4"/>
-              <w:bottom w:val="single" w:color="C9D2DE" w:sz="4"/>
-              <w:right w:val="single" w:color="C9D2DE" w:sz="4"/>
-            </w:tcBorders>
-            <w:shd w:fill="F7F9FC" w:color="auto" w:val="clear"/>
-            <w:tcMar>
-              <w:top w:type="dxa" w:w="50"/>
-              <w:left w:type="dxa" w:w="90"/>
-              <w:bottom w:type="dxa" w:w="50"/>
-              <w:right w:type="dxa" w:w="90"/>
-            </w:tcMar>
-            <w:vAlign w:val="top"/>
-          </w:tcPr>
-          <w:p>
-            <w:pPr>
-              <w:keepNext w:val="false"/>
-              <w:spacing w:after="20" w:line="260"/>
-            </w:pPr>
-            <w:r>
-              <w:rPr>
-                <w:b/>
-                <w:bCs/>
-                <w:sz w:val="18"/>
-                <w:szCs w:val="18"/>
-              </w:rPr>
-              <w:t xml:space="preserve">Repossessed or distressed asset</w:t>
-            </w:r>
-          </w:p>
-        </w:tc>
-        <w:tc>
-          <w:tcPr>
-            <w:tcW w:type="dxa" w:w="4557"/>
-            <w:tcBorders>
-              <w:top w:val="single" w:color="C9D2DE" w:sz="4"/>
-              <w:left w:val="single" w:color="C9D2DE" w:sz="4"/>
-              <w:bottom w:val="single" w:color="C9D2DE" w:sz="4"/>
-              <w:right w:val="single" w:color="C9D2DE" w:sz="4"/>
-            </w:tcBorders>
-            <w:shd w:fill="F7F9FC" w:color="auto" w:val="clear"/>
-            <w:tcMar>
-              <w:top w:type="dxa" w:w="50"/>
-              <w:left w:type="dxa" w:w="90"/>
-              <w:bottom w:type="dxa" w:w="50"/>
-              <w:right w:type="dxa" w:w="90"/>
-            </w:tcMar>
-            <w:vAlign w:val="top"/>
-          </w:tcPr>
-          <w:p>
-            <w:pPr>
-              <w:keepNext w:val="false"/>
-              <w:spacing w:after="20" w:line="260"/>
-            </w:pPr>
-            <w:r>
-              <w:rPr>
-                <w:sz w:val="18"/>
-                <w:szCs w:val="18"/>
-              </w:rPr>
-              <w:t xml:space="preserve">Condition, vacancy, keys and an indication of repair costs</w:t>
-            </w:r>
-          </w:p>
-        </w:tc>
-        <w:tc>
-          <w:tcPr>
-            <w:tcW w:type="dxa" w:w="1585"/>
-            <w:tcBorders>
-              <w:top w:val="single" w:color="C9D2DE" w:sz="4"/>
-              <w:left w:val="single" w:color="C9D2DE" w:sz="4"/>
-              <w:bottom w:val="single" w:color="C9D2DE" w:sz="4"/>
-              <w:right w:val="single" w:color="C9D2DE" w:sz="4"/>
-            </w:tcBorders>
-            <w:shd w:fill="F7F9FC" w:color="auto" w:val="clear"/>
-            <w:tcMar>
-              <w:top w:type="dxa" w:w="50"/>
-              <w:left w:type="dxa" w:w="90"/>
-              <w:bottom w:type="dxa" w:w="50"/>
-              <w:right w:type="dxa" w:w="90"/>
-            </w:tcMar>
-            <w:vAlign w:val="top"/>
-          </w:tcPr>
-          <w:p>
-            <w:pPr>
-              <w:keepNext w:val="false"/>
-              <w:spacing w:after="20" w:line="260"/>
-            </w:pPr>
-            <w:r>
-              <w:rPr>
-                <w:sz w:val="18"/>
-                <w:szCs w:val="18"/>
-              </w:rPr>
-              <w:t xml:space="preserve">1,300</w:t>
-            </w:r>
-          </w:p>
-        </w:tc>
-        <w:tc>
-          <w:tcPr>
-            <w:tcW w:type="dxa" w:w="1387"/>
-            <w:tcBorders>
-              <w:top w:val="single" w:color="C9D2DE" w:sz="4"/>
-              <w:left w:val="single" w:color="C9D2DE" w:sz="4"/>
-              <w:bottom w:val="single" w:color="C9D2DE" w:sz="4"/>
-              <w:right w:val="single" w:color="C9D2DE" w:sz="4"/>
-            </w:tcBorders>
-            <w:shd w:fill="F7F9FC" w:color="auto" w:val="clear"/>
-            <w:tcMar>
-              <w:top w:type="dxa" w:w="50"/>
-              <w:left w:type="dxa" w:w="90"/>
-              <w:bottom w:type="dxa" w:w="50"/>
-              <w:right w:type="dxa" w:w="90"/>
-            </w:tcMar>
-            <w:vAlign w:val="top"/>
-          </w:tcPr>
-          <w:p>
-            <w:pPr>
-              <w:keepNext w:val="false"/>
-              <w:spacing w:after="20" w:line="260"/>
-            </w:pPr>
-            <w:r>
-              <w:rPr>
-                <w:sz w:val="18"/>
-                <w:szCs w:val="18"/>
-              </w:rPr>
-              <w:t xml:space="preserve">48 h</w:t>
-            </w:r>
-          </w:p>
-        </w:tc>
-      </w:tr>
-      <w:tr>
-        <w:trPr>
-          <w:cantSplit/>
-        </w:trPr>
-        <w:tc>
-          <w:tcPr>
-            <w:tcW w:type="dxa" w:w="2377"/>
-            <w:tcBorders>
-              <w:top w:val="single" w:color="C9D2DE" w:sz="4"/>
-              <w:left w:val="single" w:color="C9D2DE" w:sz="4"/>
-              <w:bottom w:val="single" w:color="C9D2DE" w:sz="4"/>
-              <w:right w:val="single" w:color="C9D2DE" w:sz="4"/>
-            </w:tcBorders>
-            <w:tcMar>
-              <w:top w:type="dxa" w:w="50"/>
-              <w:left w:type="dxa" w:w="90"/>
-              <w:bottom w:type="dxa" w:w="50"/>
-              <w:right w:type="dxa" w:w="90"/>
-            </w:tcMar>
-            <w:vAlign w:val="top"/>
-          </w:tcPr>
-          <w:p>
-            <w:pPr>
-              <w:keepNext w:val="false"/>
-              <w:spacing w:after="20" w:line="260"/>
-            </w:pPr>
-            <w:r>
-              <w:rPr>
-                <w:b/>
-                <w:bCs/>
-                <w:sz w:val="18"/>
-                <w:szCs w:val="18"/>
-              </w:rPr>
-              <w:t xml:space="preserve">Portfolio re-inspection</w:t>
-            </w:r>
-          </w:p>
-        </w:tc>
-        <w:tc>
-          <w:tcPr>
-            <w:tcW w:type="dxa" w:w="4557"/>
-            <w:tcBorders>
-              <w:top w:val="single" w:color="C9D2DE" w:sz="4"/>
-              <w:left w:val="single" w:color="C9D2DE" w:sz="4"/>
-              <w:bottom w:val="single" w:color="C9D2DE" w:sz="4"/>
-              <w:right w:val="single" w:color="C9D2DE" w:sz="4"/>
-            </w:tcBorders>
-            <w:tcMar>
-              <w:top w:type="dxa" w:w="50"/>
-              <w:left w:type="dxa" w:w="90"/>
-              <w:bottom w:type="dxa" w:w="50"/>
-              <w:right w:type="dxa" w:w="90"/>
-            </w:tcMar>
-            <w:vAlign w:val="top"/>
-          </w:tcPr>
-          <w:p>
-            <w:pPr>
-              <w:keepNext w:val="false"/>
-              <w:spacing w:after="20" w:line="260"/>
-            </w:pPr>
-            <w:r>
-              <w:rPr>
-                <w:sz w:val="18"/>
-                <w:szCs w:val="18"/>
-              </w:rPr>
-              <w:t xml:space="preserve">Periodic check that collateral is maintained and occupied as declared</w:t>
-            </w:r>
-          </w:p>
-        </w:tc>
-        <w:tc>
-          <w:tcPr>
-            <w:tcW w:type="dxa" w:w="1585"/>
-            <w:tcBorders>
-              <w:top w:val="single" w:color="C9D2DE" w:sz="4"/>
-              <w:left w:val="single" w:color="C9D2DE" w:sz="4"/>
-              <w:bottom w:val="single" w:color="C9D2DE" w:sz="4"/>
-              <w:right w:val="single" w:color="C9D2DE" w:sz="4"/>
-            </w:tcBorders>
-            <w:tcMar>
-              <w:top w:type="dxa" w:w="50"/>
-              <w:left w:type="dxa" w:w="90"/>
-              <w:bottom w:type="dxa" w:w="50"/>
-              <w:right w:type="dxa" w:w="90"/>
-            </w:tcMar>
-            <w:vAlign w:val="top"/>
-          </w:tcPr>
-          <w:p>
-            <w:pPr>
-              <w:keepNext w:val="false"/>
-              <w:spacing w:after="20" w:line="260"/>
-            </w:pPr>
-            <w:r>
-              <w:rPr>
-                <w:sz w:val="18"/>
-                <w:szCs w:val="18"/>
-              </w:rPr>
-              <w:t xml:space="preserve">650</w:t>
-            </w:r>
-          </w:p>
-        </w:tc>
-        <w:tc>
-          <w:tcPr>
-            <w:tcW w:type="dxa" w:w="1387"/>
-            <w:tcBorders>
-              <w:top w:val="single" w:color="C9D2DE" w:sz="4"/>
-              <w:left w:val="single" w:color="C9D2DE" w:sz="4"/>
-              <w:bottom w:val="single" w:color="C9D2DE" w:sz="4"/>
-              <w:right w:val="single" w:color="C9D2DE" w:sz="4"/>
-            </w:tcBorders>
-            <w:tcMar>
-              <w:top w:type="dxa" w:w="50"/>
-              <w:left w:type="dxa" w:w="90"/>
-              <w:bottom w:type="dxa" w:w="50"/>
-              <w:right w:type="dxa" w:w="90"/>
-            </w:tcMar>
-            <w:vAlign w:val="top"/>
-          </w:tcPr>
-          <w:p>
-            <w:pPr>
-              <w:keepNext w:val="false"/>
-              <w:spacing w:after="20" w:line="260"/>
-            </w:pPr>
-            <w:r>
-              <w:rPr>
-                <w:sz w:val="18"/>
-                <w:szCs w:val="18"/>
-              </w:rPr>
-              <w:t xml:space="preserve">5 days (batch)</w:t>
-            </w:r>
-          </w:p>
-        </w:tc>
-      </w:tr>
-      <w:tr>
-        <w:trPr>
-          <w:cantSplit/>
-        </w:trPr>
-        <w:tc>
-          <w:tcPr>
-            <w:tcW w:type="dxa" w:w="2377"/>
-            <w:tcBorders>
-              <w:top w:val="single" w:color="C9D2DE" w:sz="4"/>
-              <w:left w:val="single" w:color="C9D2DE" w:sz="4"/>
-              <w:bottom w:val="single" w:color="C9D2DE" w:sz="4"/>
-              <w:right w:val="single" w:color="C9D2DE" w:sz="4"/>
-            </w:tcBorders>
-            <w:shd w:fill="F7F9FC" w:color="auto" w:val="clear"/>
-            <w:tcMar>
-              <w:top w:type="dxa" w:w="50"/>
-              <w:left w:type="dxa" w:w="90"/>
-              <w:bottom w:type="dxa" w:w="50"/>
-              <w:right w:type="dxa" w:w="90"/>
-            </w:tcMar>
-            <w:vAlign w:val="top"/>
-          </w:tcPr>
-          <w:p>
-            <w:pPr>
-              <w:keepNext w:val="false"/>
-              <w:spacing w:after="20" w:line="260"/>
-            </w:pPr>
-            <w:r>
-              <w:rPr>
-                <w:b/>
-                <w:bCs/>
-                <w:sz w:val="18"/>
-                <w:szCs w:val="18"/>
-              </w:rPr>
-              <w:t xml:space="preserve">Buyer handover programme</w:t>
-            </w:r>
-          </w:p>
-        </w:tc>
-        <w:tc>
-          <w:tcPr>
-            <w:tcW w:type="dxa" w:w="4557"/>
-            <w:tcBorders>
-              <w:top w:val="single" w:color="C9D2DE" w:sz="4"/>
-              <w:left w:val="single" w:color="C9D2DE" w:sz="4"/>
-              <w:bottom w:val="single" w:color="C9D2DE" w:sz="4"/>
-              <w:right w:val="single" w:color="C9D2DE" w:sz="4"/>
-            </w:tcBorders>
-            <w:shd w:fill="F7F9FC" w:color="auto" w:val="clear"/>
-            <w:tcMar>
-              <w:top w:type="dxa" w:w="50"/>
-              <w:left w:type="dxa" w:w="90"/>
-              <w:bottom w:type="dxa" w:w="50"/>
-              <w:right w:type="dxa" w:w="90"/>
-            </w:tcMar>
-            <w:vAlign w:val="top"/>
-          </w:tcPr>
-          <w:p>
-            <w:pPr>
-              <w:keepNext w:val="false"/>
-              <w:spacing w:after="20" w:line="260"/>
-            </w:pPr>
-            <w:r>
-              <w:rPr>
-                <w:sz w:val="18"/>
-                <w:szCs w:val="18"/>
-              </w:rPr>
-              <w:t xml:space="preserve">White-label snagging for the bank’s new-home mortgage customers</w:t>
-            </w:r>
-          </w:p>
-        </w:tc>
-        <w:tc>
-          <w:tcPr>
-            <w:tcW w:type="dxa" w:w="1585"/>
-            <w:tcBorders>
-              <w:top w:val="single" w:color="C9D2DE" w:sz="4"/>
-              <w:left w:val="single" w:color="C9D2DE" w:sz="4"/>
-              <w:bottom w:val="single" w:color="C9D2DE" w:sz="4"/>
-              <w:right w:val="single" w:color="C9D2DE" w:sz="4"/>
-            </w:tcBorders>
-            <w:shd w:fill="F7F9FC" w:color="auto" w:val="clear"/>
-            <w:tcMar>
-              <w:top w:type="dxa" w:w="50"/>
-              <w:left w:type="dxa" w:w="90"/>
-              <w:bottom w:type="dxa" w:w="50"/>
-              <w:right w:type="dxa" w:w="90"/>
-            </w:tcMar>
-            <w:vAlign w:val="top"/>
-          </w:tcPr>
-          <w:p>
-            <w:pPr>
-              <w:keepNext w:val="false"/>
-              <w:spacing w:after="20" w:line="260"/>
-            </w:pPr>
-            <w:r>
-              <w:rPr>
-                <w:sz w:val="18"/>
-                <w:szCs w:val="18"/>
-              </w:rPr>
-              <w:t xml:space="preserve">2,000</w:t>
-            </w:r>
-          </w:p>
-        </w:tc>
-        <w:tc>
-          <w:tcPr>
-            <w:tcW w:type="dxa" w:w="1387"/>
+              <w:t xml:space="preserve">2,000 per unit</w:t>
+            </w:r>
+          </w:p>
+        </w:tc>
+        <w:tc>
+          <w:tcPr>
+            <w:tcW w:type="dxa" w:w="1188"/>
             <w:tcBorders>
               <w:top w:val="single" w:color="C9D2DE" w:sz="4"/>
               <w:left w:val="single" w:color="C9D2DE" w:sz="4"/>
@@ -5794,7 +4618,7 @@
                 <w:sz w:val="18"/>
                 <w:szCs w:val="18"/>
               </w:rPr>
-              <w:t xml:space="preserve">Building and common-area audit</w:t>
+              <w:t xml:space="preserve">Pre-handover quality check</w:t>
             </w:r>
           </w:p>
         </w:tc>
@@ -5825,7 +4649,7 @@
                 <w:sz w:val="18"/>
                 <w:szCs w:val="18"/>
               </w:rPr>
-              <w:t xml:space="preserve">Condition audit of a building’s common areas, MEP plant rooms, facade and amenities, with a prioritised defect list</w:t>
+              <w:t xml:space="preserve">Unit-by-unit snagging for a developer before handover to buyers, with every defect tracked until it is closed</w:t>
             </w:r>
           </w:p>
         </w:tc>
@@ -5856,7 +4680,7 @@
                 <w:sz w:val="18"/>
                 <w:szCs w:val="18"/>
               </w:rPr>
-              <w:t xml:space="preserve">10,000 – 40,000 per project (typical 18,000)</w:t>
+              <w:t xml:space="preserve">Per proposal, bulk rate per unit</w:t>
             </w:r>
           </w:p>
         </w:tc>
@@ -5895,7 +4719,7 @@
                 <w:sz w:val="18"/>
                 <w:szCs w:val="18"/>
               </w:rPr>
-              <w:t xml:space="preserve">Pre-handover quality check</w:t>
+              <w:t xml:space="preserve">Defect-period tracking</w:t>
             </w:r>
           </w:p>
         </w:tc>
@@ -5927,7 +4751,7 @@
                 <w:sz w:val="18"/>
                 <w:szCs w:val="18"/>
               </w:rPr>
-              <w:t xml:space="preserve">Unit-by-unit snagging for a developer before handover to buyers, with defect tracking until closed</w:t>
+              <w:t xml:space="preserve">Re-inspection of open defects before the developer’s defect liability period ends, with a status report per unit</w:t>
             </w:r>
           </w:p>
         </w:tc>
@@ -5941,106 +4765,6 @@
               <w:right w:val="single" w:color="C9D2DE" w:sz="4"/>
             </w:tcBorders>
             <w:shd w:fill="F7F9FC" w:color="auto" w:val="clear"/>
-            <w:tcMar>
-              <w:top w:type="dxa" w:w="50"/>
-              <w:left w:type="dxa" w:w="90"/>
-              <w:bottom w:type="dxa" w:w="50"/>
-              <w:right w:type="dxa" w:w="90"/>
-            </w:tcMar>
-            <w:vAlign w:val="top"/>
-          </w:tcPr>
-          <w:p>
-            <w:pPr>
-              <w:keepNext w:val="false"/>
-              <w:spacing w:after="20" w:line="260"/>
-            </w:pPr>
-            <w:r>
-              <w:rPr>
-                <w:sz w:val="18"/>
-                <w:szCs w:val="18"/>
-              </w:rPr>
-              <w:t xml:space="preserve">Per proposal; bulk rate per unit</w:t>
-            </w:r>
-          </w:p>
-        </w:tc>
-      </w:tr>
-      <w:tr>
-        <w:trPr>
-          <w:cantSplit/>
-        </w:trPr>
-        <w:tc>
-          <w:tcPr>
-            <w:tcW w:type="dxa" w:w="2774"/>
-            <w:tcBorders>
-              <w:top w:val="single" w:color="C9D2DE" w:sz="4"/>
-              <w:left w:val="single" w:color="C9D2DE" w:sz="4"/>
-              <w:bottom w:val="single" w:color="C9D2DE" w:sz="4"/>
-              <w:right w:val="single" w:color="C9D2DE" w:sz="4"/>
-            </w:tcBorders>
-            <w:tcMar>
-              <w:top w:type="dxa" w:w="50"/>
-              <w:left w:type="dxa" w:w="90"/>
-              <w:bottom w:type="dxa" w:w="50"/>
-              <w:right w:type="dxa" w:w="90"/>
-            </w:tcMar>
-            <w:vAlign w:val="top"/>
-          </w:tcPr>
-          <w:p>
-            <w:pPr>
-              <w:keepNext w:val="false"/>
-              <w:spacing w:after="20" w:line="260"/>
-            </w:pPr>
-            <w:r>
-              <w:rPr>
-                <w:b/>
-                <w:bCs/>
-                <w:sz w:val="18"/>
-                <w:szCs w:val="18"/>
-              </w:rPr>
-              <w:t xml:space="preserve">Defect-period tracking</w:t>
-            </w:r>
-          </w:p>
-        </w:tc>
-        <w:tc>
-          <w:tcPr>
-            <w:tcW w:type="dxa" w:w="4557"/>
-            <w:tcBorders>
-              <w:top w:val="single" w:color="C9D2DE" w:sz="4"/>
-              <w:left w:val="single" w:color="C9D2DE" w:sz="4"/>
-              <w:bottom w:val="single" w:color="C9D2DE" w:sz="4"/>
-              <w:right w:val="single" w:color="C9D2DE" w:sz="4"/>
-            </w:tcBorders>
-            <w:tcMar>
-              <w:top w:type="dxa" w:w="50"/>
-              <w:left w:type="dxa" w:w="90"/>
-              <w:bottom w:type="dxa" w:w="50"/>
-              <w:right w:type="dxa" w:w="90"/>
-            </w:tcMar>
-            <w:vAlign w:val="top"/>
-          </w:tcPr>
-          <w:p>
-            <w:pPr>
-              <w:keepNext w:val="false"/>
-              <w:spacing w:after="20" w:line="260"/>
-            </w:pPr>
-            <w:r>
-              <w:rPr>
-                <w:sz w:val="18"/>
-                <w:szCs w:val="18"/>
-              </w:rPr>
-              <w:t xml:space="preserve">Re-inspection of open defects before the defect liability period ends</w:t>
-            </w:r>
-          </w:p>
-        </w:tc>
-        <w:tc>
-          <w:tcPr>
-            <w:tcW w:type="dxa" w:w="2575"/>
-            <w:tcBorders>
-              <w:top w:val="single" w:color="C9D2DE" w:sz="4"/>
-              <w:left w:val="single" w:color="C9D2DE" w:sz="4"/>
-              <w:bottom w:val="single" w:color="C9D2DE" w:sz="4"/>
-              <w:right w:val="single" w:color="C9D2DE" w:sz="4"/>
-            </w:tcBorders>
             <w:tcMar>
               <w:top w:type="dxa" w:w="50"/>
               <w:left w:type="dxa" w:w="90"/>
@@ -6067,23 +4791,10 @@
     </w:tbl>
     <w:p>
       <w:pPr>
-        <w:spacing w:after="120"/>
+        <w:pStyle w:val="Heading2"/>
       </w:pPr>
-    </w:p>
-    <w:p>
-      <w:pPr>
-        <w:pStyle w:val="Heading3"/>
-      </w:pPr>
-      <w:r>
-        <w:t xml:space="preserve">Offices, shops and warehouses (proposed, new)</w:t>
-      </w:r>
-    </w:p>
-    <w:p>
-      <w:pPr>
-        <w:spacing w:after="120" w:line="300"/>
-      </w:pPr>
-      <w:r>
-        <w:t xml:space="preserve">Not yet in the business plan or the app’s price list. These prices are a first proposal based on the time an inspection of each size takes; check them against two or three competitor quotes before publishing.</w:t>
+      <w:r>
+        <w:t xml:space="preserve">Add-on</w:t>
       </w:r>
     </w:p>
     <w:tbl>
@@ -6099,10 +4810,8 @@
         </w:tblBorders>
       </w:tblPr>
       <w:tblGrid>
-        <w:gridCol w:w="3368"/>
-        <w:gridCol w:w="2377"/>
-        <w:gridCol w:w="2576"/>
-        <w:gridCol w:w="1585"/>
+        <w:gridCol w:w="6934"/>
+        <w:gridCol w:w="2972"/>
       </w:tblGrid>
       <w:tr>
         <w:trPr>
@@ -6110,7 +4819,7 @@
         </w:trPr>
         <w:tc>
           <w:tcPr>
-            <w:tcW w:type="dxa" w:w="3368"/>
+            <w:tcW w:type="dxa" w:w="6934"/>
             <w:tcBorders>
               <w:top w:val="single" w:color="C9D2DE" w:sz="4"/>
               <w:left w:val="single" w:color="C9D2DE" w:sz="4"/>
@@ -6128,7 +4837,7 @@
           </w:tcPr>
           <w:p>
             <w:pPr>
-              <w:keepNext/>
+              <w:keepNext w:val="false"/>
               <w:spacing w:after="20" w:line="260"/>
             </w:pPr>
             <w:r>
@@ -6139,13 +4848,13 @@
                 <w:sz w:val="18"/>
                 <w:szCs w:val="18"/>
               </w:rPr>
-              <w:t xml:space="preserve">Unit</w:t>
-            </w:r>
-          </w:p>
-        </w:tc>
-        <w:tc>
-          <w:tcPr>
-            <w:tcW w:type="dxa" w:w="2377"/>
+              <w:t xml:space="preserve">Item</w:t>
+            </w:r>
+          </w:p>
+        </w:tc>
+        <w:tc>
+          <w:tcPr>
+            <w:tcW w:type="dxa" w:w="2972"/>
             <w:tcBorders>
               <w:top w:val="single" w:color="C9D2DE" w:sz="4"/>
               <w:left w:val="single" w:color="C9D2DE" w:sz="4"/>
@@ -6163,7 +4872,7 @@
           </w:tcPr>
           <w:p>
             <w:pPr>
-              <w:keepNext/>
+              <w:keepNext w:val="false"/>
               <w:spacing w:after="20" w:line="260"/>
             </w:pPr>
             <w:r>
@@ -6174,77 +4883,7 @@
                 <w:sz w:val="18"/>
                 <w:szCs w:val="18"/>
               </w:rPr>
-              <w:t xml:space="preserve">Size</w:t>
-            </w:r>
-          </w:p>
-        </w:tc>
-        <w:tc>
-          <w:tcPr>
-            <w:tcW w:type="dxa" w:w="2576"/>
-            <w:tcBorders>
-              <w:top w:val="single" w:color="C9D2DE" w:sz="4"/>
-              <w:left w:val="single" w:color="C9D2DE" w:sz="4"/>
-              <w:bottom w:val="single" w:color="C9D2DE" w:sz="4"/>
-              <w:right w:val="single" w:color="C9D2DE" w:sz="4"/>
-            </w:tcBorders>
-            <w:shd w:fill="0A1F4A" w:color="auto" w:val="clear"/>
-            <w:tcMar>
-              <w:top w:type="dxa" w:w="50"/>
-              <w:left w:type="dxa" w:w="90"/>
-              <w:bottom w:type="dxa" w:w="50"/>
-              <w:right w:type="dxa" w:w="90"/>
-            </w:tcMar>
-            <w:vAlign w:val="top"/>
-          </w:tcPr>
-          <w:p>
-            <w:pPr>
-              <w:keepNext/>
-              <w:spacing w:after="20" w:line="260"/>
-            </w:pPr>
-            <w:r>
-              <w:rPr>
-                <w:b/>
-                <w:bCs/>
-                <w:color w:val="FFFFFF"/>
-                <w:sz w:val="18"/>
-                <w:szCs w:val="18"/>
-              </w:rPr>
-              <w:t xml:space="preserve">Proposed price (AED)</w:t>
-            </w:r>
-          </w:p>
-        </w:tc>
-        <w:tc>
-          <w:tcPr>
-            <w:tcW w:type="dxa" w:w="1585"/>
-            <w:tcBorders>
-              <w:top w:val="single" w:color="C9D2DE" w:sz="4"/>
-              <w:left w:val="single" w:color="C9D2DE" w:sz="4"/>
-              <w:bottom w:val="single" w:color="C9D2DE" w:sz="4"/>
-              <w:right w:val="single" w:color="C9D2DE" w:sz="4"/>
-            </w:tcBorders>
-            <w:shd w:fill="0A1F4A" w:color="auto" w:val="clear"/>
-            <w:tcMar>
-              <w:top w:type="dxa" w:w="50"/>
-              <w:left w:type="dxa" w:w="90"/>
-              <w:bottom w:type="dxa" w:w="50"/>
-              <w:right w:type="dxa" w:w="90"/>
-            </w:tcMar>
-            <w:vAlign w:val="top"/>
-          </w:tcPr>
-          <w:p>
-            <w:pPr>
-              <w:keepNext/>
-              <w:spacing w:after="20" w:line="260"/>
-            </w:pPr>
-            <w:r>
-              <w:rPr>
-                <w:b/>
-                <w:bCs/>
-                <w:color w:val="FFFFFF"/>
-                <w:sz w:val="18"/>
-                <w:szCs w:val="18"/>
-              </w:rPr>
-              <w:t xml:space="preserve">Report within</w:t>
+              <w:t xml:space="preserve">Price (AED, before VAT)</w:t>
             </w:r>
           </w:p>
         </w:tc>
@@ -6255,967 +4894,13 @@
         </w:trPr>
         <w:tc>
           <w:tcPr>
-            <w:tcW w:type="dxa" w:w="3368"/>
-            <w:tcBorders>
-              <w:top w:val="single" w:color="C9D2DE" w:sz="4"/>
-              <w:left w:val="single" w:color="C9D2DE" w:sz="4"/>
-              <w:bottom w:val="single" w:color="C9D2DE" w:sz="4"/>
-              <w:right w:val="single" w:color="C9D2DE" w:sz="4"/>
-            </w:tcBorders>
-            <w:tcMar>
-              <w:top w:type="dxa" w:w="50"/>
-              <w:left w:type="dxa" w:w="90"/>
-              <w:bottom w:type="dxa" w:w="50"/>
-              <w:right w:type="dxa" w:w="90"/>
-            </w:tcMar>
-            <w:vAlign w:val="top"/>
-          </w:tcPr>
-          <w:p>
-            <w:pPr>
-              <w:keepNext/>
-              <w:spacing w:after="20" w:line="260"/>
-            </w:pPr>
-            <w:r>
-              <w:rPr>
-                <w:sz w:val="18"/>
-                <w:szCs w:val="18"/>
-              </w:rPr>
-              <w:t xml:space="preserve">Office or shop (fitted or shell and core)</w:t>
-            </w:r>
-          </w:p>
-        </w:tc>
-        <w:tc>
-          <w:tcPr>
-            <w:tcW w:type="dxa" w:w="2377"/>
-            <w:tcBorders>
-              <w:top w:val="single" w:color="C9D2DE" w:sz="4"/>
-              <w:left w:val="single" w:color="C9D2DE" w:sz="4"/>
-              <w:bottom w:val="single" w:color="C9D2DE" w:sz="4"/>
-              <w:right w:val="single" w:color="C9D2DE" w:sz="4"/>
-            </w:tcBorders>
-            <w:tcMar>
-              <w:top w:type="dxa" w:w="50"/>
-              <w:left w:type="dxa" w:w="90"/>
-              <w:bottom w:type="dxa" w:w="50"/>
-              <w:right w:type="dxa" w:w="90"/>
-            </w:tcMar>
-            <w:vAlign w:val="top"/>
-          </w:tcPr>
-          <w:p>
-            <w:pPr>
-              <w:keepNext/>
-              <w:spacing w:after="20" w:line="260"/>
-            </w:pPr>
-            <w:r>
-              <w:rPr>
-                <w:sz w:val="18"/>
-                <w:szCs w:val="18"/>
-              </w:rPr>
-              <w:t xml:space="preserve">Up to 1,500 sq ft</w:t>
-            </w:r>
-          </w:p>
-        </w:tc>
-        <w:tc>
-          <w:tcPr>
-            <w:tcW w:type="dxa" w:w="2576"/>
-            <w:tcBorders>
-              <w:top w:val="single" w:color="C9D2DE" w:sz="4"/>
-              <w:left w:val="single" w:color="C9D2DE" w:sz="4"/>
-              <w:bottom w:val="single" w:color="C9D2DE" w:sz="4"/>
-              <w:right w:val="single" w:color="C9D2DE" w:sz="4"/>
-            </w:tcBorders>
-            <w:tcMar>
-              <w:top w:type="dxa" w:w="50"/>
-              <w:left w:type="dxa" w:w="90"/>
-              <w:bottom w:type="dxa" w:w="50"/>
-              <w:right w:type="dxa" w:w="90"/>
-            </w:tcMar>
-            <w:vAlign w:val="top"/>
-          </w:tcPr>
-          <w:p>
-            <w:pPr>
-              <w:keepNext/>
-              <w:spacing w:after="20" w:line="260"/>
-            </w:pPr>
-            <w:r>
-              <w:rPr>
-                <w:sz w:val="18"/>
-                <w:szCs w:val="18"/>
-              </w:rPr>
-              <w:t xml:space="preserve">1,500</w:t>
-            </w:r>
-          </w:p>
-        </w:tc>
-        <w:tc>
-          <w:tcPr>
-            <w:tcW w:type="dxa" w:w="1585"/>
-            <w:tcBorders>
-              <w:top w:val="single" w:color="C9D2DE" w:sz="4"/>
-              <w:left w:val="single" w:color="C9D2DE" w:sz="4"/>
-              <w:bottom w:val="single" w:color="C9D2DE" w:sz="4"/>
-              <w:right w:val="single" w:color="C9D2DE" w:sz="4"/>
-            </w:tcBorders>
-            <w:tcMar>
-              <w:top w:type="dxa" w:w="50"/>
-              <w:left w:type="dxa" w:w="90"/>
-              <w:bottom w:type="dxa" w:w="50"/>
-              <w:right w:type="dxa" w:w="90"/>
-            </w:tcMar>
-            <w:vAlign w:val="top"/>
-          </w:tcPr>
-          <w:p>
-            <w:pPr>
-              <w:keepNext/>
-              <w:spacing w:after="20" w:line="260"/>
-            </w:pPr>
-            <w:r>
-              <w:rPr>
-                <w:sz w:val="18"/>
-                <w:szCs w:val="18"/>
-              </w:rPr>
-              <w:t xml:space="preserve">48 h</w:t>
-            </w:r>
-          </w:p>
-        </w:tc>
-      </w:tr>
-      <w:tr>
-        <w:trPr>
-          <w:cantSplit/>
-        </w:trPr>
-        <w:tc>
-          <w:tcPr>
-            <w:tcW w:type="dxa" w:w="3368"/>
-            <w:tcBorders>
-              <w:top w:val="single" w:color="C9D2DE" w:sz="4"/>
-              <w:left w:val="single" w:color="C9D2DE" w:sz="4"/>
-              <w:bottom w:val="single" w:color="C9D2DE" w:sz="4"/>
-              <w:right w:val="single" w:color="C9D2DE" w:sz="4"/>
-            </w:tcBorders>
-            <w:shd w:fill="F7F9FC" w:color="auto" w:val="clear"/>
-            <w:tcMar>
-              <w:top w:type="dxa" w:w="50"/>
-              <w:left w:type="dxa" w:w="90"/>
-              <w:bottom w:type="dxa" w:w="50"/>
-              <w:right w:type="dxa" w:w="90"/>
-            </w:tcMar>
-            <w:vAlign w:val="top"/>
-          </w:tcPr>
-          <w:p>
-            <w:pPr>
-              <w:keepNext/>
-              <w:spacing w:after="20" w:line="260"/>
-            </w:pPr>
-            <w:r>
-              <w:rPr>
-                <w:sz w:val="18"/>
-                <w:szCs w:val="18"/>
-              </w:rPr>
-              <w:t xml:space="preserve">Office or shop</w:t>
-            </w:r>
-          </w:p>
-        </w:tc>
-        <w:tc>
-          <w:tcPr>
-            <w:tcW w:type="dxa" w:w="2377"/>
-            <w:tcBorders>
-              <w:top w:val="single" w:color="C9D2DE" w:sz="4"/>
-              <w:left w:val="single" w:color="C9D2DE" w:sz="4"/>
-              <w:bottom w:val="single" w:color="C9D2DE" w:sz="4"/>
-              <w:right w:val="single" w:color="C9D2DE" w:sz="4"/>
-            </w:tcBorders>
-            <w:shd w:fill="F7F9FC" w:color="auto" w:val="clear"/>
-            <w:tcMar>
-              <w:top w:type="dxa" w:w="50"/>
-              <w:left w:type="dxa" w:w="90"/>
-              <w:bottom w:type="dxa" w:w="50"/>
-              <w:right w:type="dxa" w:w="90"/>
-            </w:tcMar>
-            <w:vAlign w:val="top"/>
-          </w:tcPr>
-          <w:p>
-            <w:pPr>
-              <w:keepNext/>
-              <w:spacing w:after="20" w:line="260"/>
-            </w:pPr>
-            <w:r>
-              <w:rPr>
-                <w:sz w:val="18"/>
-                <w:szCs w:val="18"/>
-              </w:rPr>
-              <w:t xml:space="preserve">1,501 – 3,000 sq ft</w:t>
-            </w:r>
-          </w:p>
-        </w:tc>
-        <w:tc>
-          <w:tcPr>
-            <w:tcW w:type="dxa" w:w="2576"/>
-            <w:tcBorders>
-              <w:top w:val="single" w:color="C9D2DE" w:sz="4"/>
-              <w:left w:val="single" w:color="C9D2DE" w:sz="4"/>
-              <w:bottom w:val="single" w:color="C9D2DE" w:sz="4"/>
-              <w:right w:val="single" w:color="C9D2DE" w:sz="4"/>
-            </w:tcBorders>
-            <w:shd w:fill="F7F9FC" w:color="auto" w:val="clear"/>
-            <w:tcMar>
-              <w:top w:type="dxa" w:w="50"/>
-              <w:left w:type="dxa" w:w="90"/>
-              <w:bottom w:type="dxa" w:w="50"/>
-              <w:right w:type="dxa" w:w="90"/>
-            </w:tcMar>
-            <w:vAlign w:val="top"/>
-          </w:tcPr>
-          <w:p>
-            <w:pPr>
-              <w:keepNext/>
-              <w:spacing w:after="20" w:line="260"/>
-            </w:pPr>
-            <w:r>
-              <w:rPr>
-                <w:sz w:val="18"/>
-                <w:szCs w:val="18"/>
-              </w:rPr>
-              <w:t xml:space="preserve">2,200</w:t>
-            </w:r>
-          </w:p>
-        </w:tc>
-        <w:tc>
-          <w:tcPr>
-            <w:tcW w:type="dxa" w:w="1585"/>
-            <w:tcBorders>
-              <w:top w:val="single" w:color="C9D2DE" w:sz="4"/>
-              <w:left w:val="single" w:color="C9D2DE" w:sz="4"/>
-              <w:bottom w:val="single" w:color="C9D2DE" w:sz="4"/>
-              <w:right w:val="single" w:color="C9D2DE" w:sz="4"/>
-            </w:tcBorders>
-            <w:shd w:fill="F7F9FC" w:color="auto" w:val="clear"/>
-            <w:tcMar>
-              <w:top w:type="dxa" w:w="50"/>
-              <w:left w:type="dxa" w:w="90"/>
-              <w:bottom w:type="dxa" w:w="50"/>
-              <w:right w:type="dxa" w:w="90"/>
-            </w:tcMar>
-            <w:vAlign w:val="top"/>
-          </w:tcPr>
-          <w:p>
-            <w:pPr>
-              <w:keepNext/>
-              <w:spacing w:after="20" w:line="260"/>
-            </w:pPr>
-            <w:r>
-              <w:rPr>
-                <w:sz w:val="18"/>
-                <w:szCs w:val="18"/>
-              </w:rPr>
-              <w:t xml:space="preserve">48 h</w:t>
-            </w:r>
-          </w:p>
-        </w:tc>
-      </w:tr>
-      <w:tr>
-        <w:trPr>
-          <w:cantSplit/>
-        </w:trPr>
-        <w:tc>
-          <w:tcPr>
-            <w:tcW w:type="dxa" w:w="3368"/>
-            <w:tcBorders>
-              <w:top w:val="single" w:color="C9D2DE" w:sz="4"/>
-              <w:left w:val="single" w:color="C9D2DE" w:sz="4"/>
-              <w:bottom w:val="single" w:color="C9D2DE" w:sz="4"/>
-              <w:right w:val="single" w:color="C9D2DE" w:sz="4"/>
-            </w:tcBorders>
-            <w:tcMar>
-              <w:top w:type="dxa" w:w="50"/>
-              <w:left w:type="dxa" w:w="90"/>
-              <w:bottom w:type="dxa" w:w="50"/>
-              <w:right w:type="dxa" w:w="90"/>
-            </w:tcMar>
-            <w:vAlign w:val="top"/>
-          </w:tcPr>
-          <w:p>
-            <w:pPr>
-              <w:keepNext/>
-              <w:spacing w:after="20" w:line="260"/>
-            </w:pPr>
-            <w:r>
-              <w:rPr>
-                <w:sz w:val="18"/>
-                <w:szCs w:val="18"/>
-              </w:rPr>
-              <w:t xml:space="preserve">Office or shop</w:t>
-            </w:r>
-          </w:p>
-        </w:tc>
-        <w:tc>
-          <w:tcPr>
-            <w:tcW w:type="dxa" w:w="2377"/>
-            <w:tcBorders>
-              <w:top w:val="single" w:color="C9D2DE" w:sz="4"/>
-              <w:left w:val="single" w:color="C9D2DE" w:sz="4"/>
-              <w:bottom w:val="single" w:color="C9D2DE" w:sz="4"/>
-              <w:right w:val="single" w:color="C9D2DE" w:sz="4"/>
-            </w:tcBorders>
-            <w:tcMar>
-              <w:top w:type="dxa" w:w="50"/>
-              <w:left w:type="dxa" w:w="90"/>
-              <w:bottom w:type="dxa" w:w="50"/>
-              <w:right w:type="dxa" w:w="90"/>
-            </w:tcMar>
-            <w:vAlign w:val="top"/>
-          </w:tcPr>
-          <w:p>
-            <w:pPr>
-              <w:keepNext/>
-              <w:spacing w:after="20" w:line="260"/>
-            </w:pPr>
-            <w:r>
-              <w:rPr>
-                <w:sz w:val="18"/>
-                <w:szCs w:val="18"/>
-              </w:rPr>
-              <w:t xml:space="preserve">3,001 – 6,000 sq ft</w:t>
-            </w:r>
-          </w:p>
-        </w:tc>
-        <w:tc>
-          <w:tcPr>
-            <w:tcW w:type="dxa" w:w="2576"/>
-            <w:tcBorders>
-              <w:top w:val="single" w:color="C9D2DE" w:sz="4"/>
-              <w:left w:val="single" w:color="C9D2DE" w:sz="4"/>
-              <w:bottom w:val="single" w:color="C9D2DE" w:sz="4"/>
-              <w:right w:val="single" w:color="C9D2DE" w:sz="4"/>
-            </w:tcBorders>
-            <w:tcMar>
-              <w:top w:type="dxa" w:w="50"/>
-              <w:left w:type="dxa" w:w="90"/>
-              <w:bottom w:type="dxa" w:w="50"/>
-              <w:right w:type="dxa" w:w="90"/>
-            </w:tcMar>
-            <w:vAlign w:val="top"/>
-          </w:tcPr>
-          <w:p>
-            <w:pPr>
-              <w:keepNext/>
-              <w:spacing w:after="20" w:line="260"/>
-            </w:pPr>
-            <w:r>
-              <w:rPr>
-                <w:sz w:val="18"/>
-                <w:szCs w:val="18"/>
-              </w:rPr>
-              <w:t xml:space="preserve">3,500</w:t>
-            </w:r>
-          </w:p>
-        </w:tc>
-        <w:tc>
-          <w:tcPr>
-            <w:tcW w:type="dxa" w:w="1585"/>
-            <w:tcBorders>
-              <w:top w:val="single" w:color="C9D2DE" w:sz="4"/>
-              <w:left w:val="single" w:color="C9D2DE" w:sz="4"/>
-              <w:bottom w:val="single" w:color="C9D2DE" w:sz="4"/>
-              <w:right w:val="single" w:color="C9D2DE" w:sz="4"/>
-            </w:tcBorders>
-            <w:tcMar>
-              <w:top w:type="dxa" w:w="50"/>
-              <w:left w:type="dxa" w:w="90"/>
-              <w:bottom w:type="dxa" w:w="50"/>
-              <w:right w:type="dxa" w:w="90"/>
-            </w:tcMar>
-            <w:vAlign w:val="top"/>
-          </w:tcPr>
-          <w:p>
-            <w:pPr>
-              <w:keepNext/>
-              <w:spacing w:after="20" w:line="260"/>
-            </w:pPr>
-            <w:r>
-              <w:rPr>
-                <w:sz w:val="18"/>
-                <w:szCs w:val="18"/>
-              </w:rPr>
-              <w:t xml:space="preserve">3 days</w:t>
-            </w:r>
-          </w:p>
-        </w:tc>
-      </w:tr>
-      <w:tr>
-        <w:trPr>
-          <w:cantSplit/>
-        </w:trPr>
-        <w:tc>
-          <w:tcPr>
-            <w:tcW w:type="dxa" w:w="3368"/>
-            <w:tcBorders>
-              <w:top w:val="single" w:color="C9D2DE" w:sz="4"/>
-              <w:left w:val="single" w:color="C9D2DE" w:sz="4"/>
-              <w:bottom w:val="single" w:color="C9D2DE" w:sz="4"/>
-              <w:right w:val="single" w:color="C9D2DE" w:sz="4"/>
-            </w:tcBorders>
-            <w:shd w:fill="F7F9FC" w:color="auto" w:val="clear"/>
-            <w:tcMar>
-              <w:top w:type="dxa" w:w="50"/>
-              <w:left w:type="dxa" w:w="90"/>
-              <w:bottom w:type="dxa" w:w="50"/>
-              <w:right w:type="dxa" w:w="90"/>
-            </w:tcMar>
-            <w:vAlign w:val="top"/>
-          </w:tcPr>
-          <w:p>
-            <w:pPr>
-              <w:keepNext/>
-              <w:spacing w:after="20" w:line="260"/>
-            </w:pPr>
-            <w:r>
-              <w:rPr>
-                <w:sz w:val="18"/>
-                <w:szCs w:val="18"/>
-              </w:rPr>
-              <w:t xml:space="preserve">Office or shop</w:t>
-            </w:r>
-          </w:p>
-        </w:tc>
-        <w:tc>
-          <w:tcPr>
-            <w:tcW w:type="dxa" w:w="2377"/>
-            <w:tcBorders>
-              <w:top w:val="single" w:color="C9D2DE" w:sz="4"/>
-              <w:left w:val="single" w:color="C9D2DE" w:sz="4"/>
-              <w:bottom w:val="single" w:color="C9D2DE" w:sz="4"/>
-              <w:right w:val="single" w:color="C9D2DE" w:sz="4"/>
-            </w:tcBorders>
-            <w:shd w:fill="F7F9FC" w:color="auto" w:val="clear"/>
-            <w:tcMar>
-              <w:top w:type="dxa" w:w="50"/>
-              <w:left w:type="dxa" w:w="90"/>
-              <w:bottom w:type="dxa" w:w="50"/>
-              <w:right w:type="dxa" w:w="90"/>
-            </w:tcMar>
-            <w:vAlign w:val="top"/>
-          </w:tcPr>
-          <w:p>
-            <w:pPr>
-              <w:keepNext/>
-              <w:spacing w:after="20" w:line="260"/>
-            </w:pPr>
-            <w:r>
-              <w:rPr>
-                <w:sz w:val="18"/>
-                <w:szCs w:val="18"/>
-              </w:rPr>
-              <w:t xml:space="preserve">Above 6,000 sq ft</w:t>
-            </w:r>
-          </w:p>
-        </w:tc>
-        <w:tc>
-          <w:tcPr>
-            <w:tcW w:type="dxa" w:w="2576"/>
-            <w:tcBorders>
-              <w:top w:val="single" w:color="C9D2DE" w:sz="4"/>
-              <w:left w:val="single" w:color="C9D2DE" w:sz="4"/>
-              <w:bottom w:val="single" w:color="C9D2DE" w:sz="4"/>
-              <w:right w:val="single" w:color="C9D2DE" w:sz="4"/>
-            </w:tcBorders>
-            <w:shd w:fill="F7F9FC" w:color="auto" w:val="clear"/>
-            <w:tcMar>
-              <w:top w:type="dxa" w:w="50"/>
-              <w:left w:type="dxa" w:w="90"/>
-              <w:bottom w:type="dxa" w:w="50"/>
-              <w:right w:type="dxa" w:w="90"/>
-            </w:tcMar>
-            <w:vAlign w:val="top"/>
-          </w:tcPr>
-          <w:p>
-            <w:pPr>
-              <w:keepNext/>
-              <w:spacing w:after="20" w:line="260"/>
-            </w:pPr>
-            <w:r>
-              <w:rPr>
-                <w:sz w:val="18"/>
-                <w:szCs w:val="18"/>
-              </w:rPr>
-              <w:t xml:space="preserve">0.55 per sq ft (minimum 3,500)</w:t>
-            </w:r>
-          </w:p>
-        </w:tc>
-        <w:tc>
-          <w:tcPr>
-            <w:tcW w:type="dxa" w:w="1585"/>
-            <w:tcBorders>
-              <w:top w:val="single" w:color="C9D2DE" w:sz="4"/>
-              <w:left w:val="single" w:color="C9D2DE" w:sz="4"/>
-              <w:bottom w:val="single" w:color="C9D2DE" w:sz="4"/>
-              <w:right w:val="single" w:color="C9D2DE" w:sz="4"/>
-            </w:tcBorders>
-            <w:shd w:fill="F7F9FC" w:color="auto" w:val="clear"/>
-            <w:tcMar>
-              <w:top w:type="dxa" w:w="50"/>
-              <w:left w:type="dxa" w:w="90"/>
-              <w:bottom w:type="dxa" w:w="50"/>
-              <w:right w:type="dxa" w:w="90"/>
-            </w:tcMar>
-            <w:vAlign w:val="top"/>
-          </w:tcPr>
-          <w:p>
-            <w:pPr>
-              <w:keepNext/>
-              <w:spacing w:after="20" w:line="260"/>
-            </w:pPr>
-            <w:r>
-              <w:rPr>
-                <w:sz w:val="18"/>
-                <w:szCs w:val="18"/>
-              </w:rPr>
-              <w:t xml:space="preserve">Per proposal</w:t>
-            </w:r>
-          </w:p>
-        </w:tc>
-      </w:tr>
-      <w:tr>
-        <w:trPr>
-          <w:cantSplit/>
-        </w:trPr>
-        <w:tc>
-          <w:tcPr>
-            <w:tcW w:type="dxa" w:w="3368"/>
-            <w:tcBorders>
-              <w:top w:val="single" w:color="C9D2DE" w:sz="4"/>
-              <w:left w:val="single" w:color="C9D2DE" w:sz="4"/>
-              <w:bottom w:val="single" w:color="C9D2DE" w:sz="4"/>
-              <w:right w:val="single" w:color="C9D2DE" w:sz="4"/>
-            </w:tcBorders>
-            <w:tcMar>
-              <w:top w:type="dxa" w:w="50"/>
-              <w:left w:type="dxa" w:w="90"/>
-              <w:bottom w:type="dxa" w:w="50"/>
-              <w:right w:type="dxa" w:w="90"/>
-            </w:tcMar>
-            <w:vAlign w:val="top"/>
-          </w:tcPr>
-          <w:p>
-            <w:pPr>
-              <w:keepNext/>
-              <w:spacing w:after="20" w:line="260"/>
-            </w:pPr>
-            <w:r>
-              <w:rPr>
-                <w:sz w:val="18"/>
-                <w:szCs w:val="18"/>
-              </w:rPr>
-              <w:t xml:space="preserve">Warehouse or light industrial unit</w:t>
-            </w:r>
-          </w:p>
-        </w:tc>
-        <w:tc>
-          <w:tcPr>
-            <w:tcW w:type="dxa" w:w="2377"/>
-            <w:tcBorders>
-              <w:top w:val="single" w:color="C9D2DE" w:sz="4"/>
-              <w:left w:val="single" w:color="C9D2DE" w:sz="4"/>
-              <w:bottom w:val="single" w:color="C9D2DE" w:sz="4"/>
-              <w:right w:val="single" w:color="C9D2DE" w:sz="4"/>
-            </w:tcBorders>
-            <w:tcMar>
-              <w:top w:type="dxa" w:w="50"/>
-              <w:left w:type="dxa" w:w="90"/>
-              <w:bottom w:type="dxa" w:w="50"/>
-              <w:right w:type="dxa" w:w="90"/>
-            </w:tcMar>
-            <w:vAlign w:val="top"/>
-          </w:tcPr>
-          <w:p>
-            <w:pPr>
-              <w:keepNext/>
-              <w:spacing w:after="20" w:line="260"/>
-            </w:pPr>
-            <w:r>
-              <w:rPr>
-                <w:sz w:val="18"/>
-                <w:szCs w:val="18"/>
-              </w:rPr>
-              <w:t xml:space="preserve">Up to 10,000 sq ft</w:t>
-            </w:r>
-          </w:p>
-        </w:tc>
-        <w:tc>
-          <w:tcPr>
-            <w:tcW w:type="dxa" w:w="2576"/>
-            <w:tcBorders>
-              <w:top w:val="single" w:color="C9D2DE" w:sz="4"/>
-              <w:left w:val="single" w:color="C9D2DE" w:sz="4"/>
-              <w:bottom w:val="single" w:color="C9D2DE" w:sz="4"/>
-              <w:right w:val="single" w:color="C9D2DE" w:sz="4"/>
-            </w:tcBorders>
-            <w:tcMar>
-              <w:top w:type="dxa" w:w="50"/>
-              <w:left w:type="dxa" w:w="90"/>
-              <w:bottom w:type="dxa" w:w="50"/>
-              <w:right w:type="dxa" w:w="90"/>
-            </w:tcMar>
-            <w:vAlign w:val="top"/>
-          </w:tcPr>
-          <w:p>
-            <w:pPr>
-              <w:keepNext/>
-              <w:spacing w:after="20" w:line="260"/>
-            </w:pPr>
-            <w:r>
-              <w:rPr>
-                <w:sz w:val="18"/>
-                <w:szCs w:val="18"/>
-              </w:rPr>
-              <w:t xml:space="preserve">3,500</w:t>
-            </w:r>
-          </w:p>
-        </w:tc>
-        <w:tc>
-          <w:tcPr>
-            <w:tcW w:type="dxa" w:w="1585"/>
-            <w:tcBorders>
-              <w:top w:val="single" w:color="C9D2DE" w:sz="4"/>
-              <w:left w:val="single" w:color="C9D2DE" w:sz="4"/>
-              <w:bottom w:val="single" w:color="C9D2DE" w:sz="4"/>
-              <w:right w:val="single" w:color="C9D2DE" w:sz="4"/>
-            </w:tcBorders>
-            <w:tcMar>
-              <w:top w:type="dxa" w:w="50"/>
-              <w:left w:type="dxa" w:w="90"/>
-              <w:bottom w:type="dxa" w:w="50"/>
-              <w:right w:type="dxa" w:w="90"/>
-            </w:tcMar>
-            <w:vAlign w:val="top"/>
-          </w:tcPr>
-          <w:p>
-            <w:pPr>
-              <w:keepNext/>
-              <w:spacing w:after="20" w:line="260"/>
-            </w:pPr>
-            <w:r>
-              <w:rPr>
-                <w:sz w:val="18"/>
-                <w:szCs w:val="18"/>
-              </w:rPr>
-              <w:t xml:space="preserve">3 days</w:t>
-            </w:r>
-          </w:p>
-        </w:tc>
-      </w:tr>
-      <w:tr>
-        <w:trPr>
-          <w:cantSplit/>
-        </w:trPr>
-        <w:tc>
-          <w:tcPr>
-            <w:tcW w:type="dxa" w:w="3368"/>
-            <w:tcBorders>
-              <w:top w:val="single" w:color="C9D2DE" w:sz="4"/>
-              <w:left w:val="single" w:color="C9D2DE" w:sz="4"/>
-              <w:bottom w:val="single" w:color="C9D2DE" w:sz="4"/>
-              <w:right w:val="single" w:color="C9D2DE" w:sz="4"/>
-            </w:tcBorders>
-            <w:shd w:fill="F7F9FC" w:color="auto" w:val="clear"/>
-            <w:tcMar>
-              <w:top w:type="dxa" w:w="50"/>
-              <w:left w:type="dxa" w:w="90"/>
-              <w:bottom w:type="dxa" w:w="50"/>
-              <w:right w:type="dxa" w:w="90"/>
-            </w:tcMar>
-            <w:vAlign w:val="top"/>
-          </w:tcPr>
-          <w:p>
-            <w:pPr>
-              <w:keepNext/>
-              <w:spacing w:after="20" w:line="260"/>
-            </w:pPr>
-            <w:r>
-              <w:rPr>
-                <w:sz w:val="18"/>
-                <w:szCs w:val="18"/>
-              </w:rPr>
-              <w:t xml:space="preserve">Warehouse or industrial</w:t>
-            </w:r>
-          </w:p>
-        </w:tc>
-        <w:tc>
-          <w:tcPr>
-            <w:tcW w:type="dxa" w:w="2377"/>
-            <w:tcBorders>
-              <w:top w:val="single" w:color="C9D2DE" w:sz="4"/>
-              <w:left w:val="single" w:color="C9D2DE" w:sz="4"/>
-              <w:bottom w:val="single" w:color="C9D2DE" w:sz="4"/>
-              <w:right w:val="single" w:color="C9D2DE" w:sz="4"/>
-            </w:tcBorders>
-            <w:shd w:fill="F7F9FC" w:color="auto" w:val="clear"/>
-            <w:tcMar>
-              <w:top w:type="dxa" w:w="50"/>
-              <w:left w:type="dxa" w:w="90"/>
-              <w:bottom w:type="dxa" w:w="50"/>
-              <w:right w:type="dxa" w:w="90"/>
-            </w:tcMar>
-            <w:vAlign w:val="top"/>
-          </w:tcPr>
-          <w:p>
-            <w:pPr>
-              <w:keepNext/>
-              <w:spacing w:after="20" w:line="260"/>
-            </w:pPr>
-            <w:r>
-              <w:rPr>
-                <w:sz w:val="18"/>
-                <w:szCs w:val="18"/>
-              </w:rPr>
-              <w:t xml:space="preserve">10,001 – 25,000 sq ft</w:t>
-            </w:r>
-          </w:p>
-        </w:tc>
-        <w:tc>
-          <w:tcPr>
-            <w:tcW w:type="dxa" w:w="2576"/>
-            <w:tcBorders>
-              <w:top w:val="single" w:color="C9D2DE" w:sz="4"/>
-              <w:left w:val="single" w:color="C9D2DE" w:sz="4"/>
-              <w:bottom w:val="single" w:color="C9D2DE" w:sz="4"/>
-              <w:right w:val="single" w:color="C9D2DE" w:sz="4"/>
-            </w:tcBorders>
-            <w:shd w:fill="F7F9FC" w:color="auto" w:val="clear"/>
-            <w:tcMar>
-              <w:top w:type="dxa" w:w="50"/>
-              <w:left w:type="dxa" w:w="90"/>
-              <w:bottom w:type="dxa" w:w="50"/>
-              <w:right w:type="dxa" w:w="90"/>
-            </w:tcMar>
-            <w:vAlign w:val="top"/>
-          </w:tcPr>
-          <w:p>
-            <w:pPr>
-              <w:keepNext/>
-              <w:spacing w:after="20" w:line="260"/>
-            </w:pPr>
-            <w:r>
-              <w:rPr>
-                <w:sz w:val="18"/>
-                <w:szCs w:val="18"/>
-              </w:rPr>
-              <w:t xml:space="preserve">6,000</w:t>
-            </w:r>
-          </w:p>
-        </w:tc>
-        <w:tc>
-          <w:tcPr>
-            <w:tcW w:type="dxa" w:w="1585"/>
-            <w:tcBorders>
-              <w:top w:val="single" w:color="C9D2DE" w:sz="4"/>
-              <w:left w:val="single" w:color="C9D2DE" w:sz="4"/>
-              <w:bottom w:val="single" w:color="C9D2DE" w:sz="4"/>
-              <w:right w:val="single" w:color="C9D2DE" w:sz="4"/>
-            </w:tcBorders>
-            <w:shd w:fill="F7F9FC" w:color="auto" w:val="clear"/>
-            <w:tcMar>
-              <w:top w:type="dxa" w:w="50"/>
-              <w:left w:type="dxa" w:w="90"/>
-              <w:bottom w:type="dxa" w:w="50"/>
-              <w:right w:type="dxa" w:w="90"/>
-            </w:tcMar>
-            <w:vAlign w:val="top"/>
-          </w:tcPr>
-          <w:p>
-            <w:pPr>
-              <w:keepNext/>
-              <w:spacing w:after="20" w:line="260"/>
-            </w:pPr>
-            <w:r>
-              <w:rPr>
-                <w:sz w:val="18"/>
-                <w:szCs w:val="18"/>
-              </w:rPr>
-              <w:t xml:space="preserve">5 days</w:t>
-            </w:r>
-          </w:p>
-        </w:tc>
-      </w:tr>
-      <w:tr>
-        <w:trPr>
-          <w:cantSplit/>
-        </w:trPr>
-        <w:tc>
-          <w:tcPr>
-            <w:tcW w:type="dxa" w:w="3368"/>
-            <w:tcBorders>
-              <w:top w:val="single" w:color="C9D2DE" w:sz="4"/>
-              <w:left w:val="single" w:color="C9D2DE" w:sz="4"/>
-              <w:bottom w:val="single" w:color="C9D2DE" w:sz="4"/>
-              <w:right w:val="single" w:color="C9D2DE" w:sz="4"/>
-            </w:tcBorders>
-            <w:tcMar>
-              <w:top w:type="dxa" w:w="50"/>
-              <w:left w:type="dxa" w:w="90"/>
-              <w:bottom w:type="dxa" w:w="50"/>
-              <w:right w:type="dxa" w:w="90"/>
-            </w:tcMar>
-            <w:vAlign w:val="top"/>
-          </w:tcPr>
-          <w:p>
-            <w:pPr>
-              <w:keepNext/>
-              <w:spacing w:after="20" w:line="260"/>
-            </w:pPr>
-            <w:r>
-              <w:rPr>
-                <w:sz w:val="18"/>
-                <w:szCs w:val="18"/>
-              </w:rPr>
-              <w:t xml:space="preserve">Warehouse or industrial</w:t>
-            </w:r>
-          </w:p>
-        </w:tc>
-        <w:tc>
-          <w:tcPr>
-            <w:tcW w:type="dxa" w:w="2377"/>
-            <w:tcBorders>
-              <w:top w:val="single" w:color="C9D2DE" w:sz="4"/>
-              <w:left w:val="single" w:color="C9D2DE" w:sz="4"/>
-              <w:bottom w:val="single" w:color="C9D2DE" w:sz="4"/>
-              <w:right w:val="single" w:color="C9D2DE" w:sz="4"/>
-            </w:tcBorders>
-            <w:tcMar>
-              <w:top w:type="dxa" w:w="50"/>
-              <w:left w:type="dxa" w:w="90"/>
-              <w:bottom w:type="dxa" w:w="50"/>
-              <w:right w:type="dxa" w:w="90"/>
-            </w:tcMar>
-            <w:vAlign w:val="top"/>
-          </w:tcPr>
-          <w:p>
-            <w:pPr>
-              <w:keepNext/>
-              <w:spacing w:after="20" w:line="260"/>
-            </w:pPr>
-            <w:r>
-              <w:rPr>
-                <w:sz w:val="18"/>
-                <w:szCs w:val="18"/>
-              </w:rPr>
-              <w:t xml:space="preserve">Above 25,000 sq ft</w:t>
-            </w:r>
-          </w:p>
-        </w:tc>
-        <w:tc>
-          <w:tcPr>
-            <w:tcW w:type="dxa" w:w="2576"/>
-            <w:tcBorders>
-              <w:top w:val="single" w:color="C9D2DE" w:sz="4"/>
-              <w:left w:val="single" w:color="C9D2DE" w:sz="4"/>
-              <w:bottom w:val="single" w:color="C9D2DE" w:sz="4"/>
-              <w:right w:val="single" w:color="C9D2DE" w:sz="4"/>
-            </w:tcBorders>
-            <w:tcMar>
-              <w:top w:type="dxa" w:w="50"/>
-              <w:left w:type="dxa" w:w="90"/>
-              <w:bottom w:type="dxa" w:w="50"/>
-              <w:right w:type="dxa" w:w="90"/>
-            </w:tcMar>
-            <w:vAlign w:val="top"/>
-          </w:tcPr>
-          <w:p>
-            <w:pPr>
-              <w:keepNext/>
-              <w:spacing w:after="20" w:line="260"/>
-            </w:pPr>
-            <w:r>
-              <w:rPr>
-                <w:sz w:val="18"/>
-                <w:szCs w:val="18"/>
-              </w:rPr>
-              <w:t xml:space="preserve">Per proposal</w:t>
-            </w:r>
-          </w:p>
-        </w:tc>
-        <w:tc>
-          <w:tcPr>
-            <w:tcW w:type="dxa" w:w="1585"/>
-            <w:tcBorders>
-              <w:top w:val="single" w:color="C9D2DE" w:sz="4"/>
-              <w:left w:val="single" w:color="C9D2DE" w:sz="4"/>
-              <w:bottom w:val="single" w:color="C9D2DE" w:sz="4"/>
-              <w:right w:val="single" w:color="C9D2DE" w:sz="4"/>
-            </w:tcBorders>
-            <w:tcMar>
-              <w:top w:type="dxa" w:w="50"/>
-              <w:left w:type="dxa" w:w="90"/>
-              <w:bottom w:type="dxa" w:w="50"/>
-              <w:right w:type="dxa" w:w="90"/>
-            </w:tcMar>
-            <w:vAlign w:val="top"/>
-          </w:tcPr>
-          <w:p>
-            <w:pPr>
-              <w:keepNext/>
-              <w:spacing w:after="20" w:line="260"/>
-            </w:pPr>
-            <w:r>
-              <w:rPr>
-                <w:sz w:val="18"/>
-                <w:szCs w:val="18"/>
-              </w:rPr>
-              <w:t xml:space="preserve">Per proposal</w:t>
-            </w:r>
-          </w:p>
-        </w:tc>
-      </w:tr>
-    </w:tbl>
-    <w:p>
-      <w:pPr>
-        <w:spacing w:after="80"/>
-      </w:pPr>
-    </w:p>
-    <w:p>
-      <w:pPr>
-        <w:spacing w:after="120" w:line="300"/>
-      </w:pPr>
-      <w:r>
-        <w:t xml:space="preserve">Typical uses: inspection before signing a lease (so existing defects are recorded against the landlord), at the end of a lease, after a fit-out, and before buying a commercial unit.</w:t>
-      </w:r>
-    </w:p>
-    <w:p>
-      <w:pPr>
-        <w:pStyle w:val="Heading2"/>
-      </w:pPr>
-      <w:r>
-        <w:t xml:space="preserve">Add-ons and surcharges</w:t>
-      </w:r>
-    </w:p>
-    <w:tbl>
-      <w:tblPr>
-        <w:tblW w:type="dxa" w:w="9906"/>
-        <w:tblBorders>
-          <w:top w:val="single" w:color="auto" w:sz="4"/>
-          <w:left w:val="single" w:color="auto" w:sz="4"/>
-          <w:bottom w:val="single" w:color="auto" w:sz="4"/>
-          <w:right w:val="single" w:color="auto" w:sz="4"/>
-          <w:insideH w:val="single" w:color="auto" w:sz="4"/>
-          <w:insideV w:val="single" w:color="auto" w:sz="4"/>
-        </w:tblBorders>
-      </w:tblPr>
-      <w:tblGrid>
-        <w:gridCol w:w="5944"/>
-        <w:gridCol w:w="3962"/>
-      </w:tblGrid>
-      <w:tr>
-        <w:trPr>
-          <w:tblHeader/>
-        </w:trPr>
-        <w:tc>
-          <w:tcPr>
-            <w:tcW w:type="dxa" w:w="5944"/>
-            <w:tcBorders>
-              <w:top w:val="single" w:color="C9D2DE" w:sz="4"/>
-              <w:left w:val="single" w:color="C9D2DE" w:sz="4"/>
-              <w:bottom w:val="single" w:color="C9D2DE" w:sz="4"/>
-              <w:right w:val="single" w:color="C9D2DE" w:sz="4"/>
-            </w:tcBorders>
-            <w:shd w:fill="0A1F4A" w:color="auto" w:val="clear"/>
+            <w:tcW w:type="dxa" w:w="6934"/>
+            <w:tcBorders>
+              <w:top w:val="single" w:color="C9D2DE" w:sz="4"/>
+              <w:left w:val="single" w:color="C9D2DE" w:sz="4"/>
+              <w:bottom w:val="single" w:color="C9D2DE" w:sz="4"/>
+              <w:right w:val="single" w:color="C9D2DE" w:sz="4"/>
+            </w:tcBorders>
             <w:tcMar>
               <w:top w:type="dxa" w:w="50"/>
               <w:left w:type="dxa" w:w="90"/>
@@ -7233,90 +4918,16 @@
               <w:rPr>
                 <w:b/>
                 <w:bCs/>
-                <w:color w:val="FFFFFF"/>
-                <w:sz w:val="18"/>
-                <w:szCs w:val="18"/>
-              </w:rPr>
-              <w:t xml:space="preserve">Item</w:t>
-            </w:r>
-          </w:p>
-        </w:tc>
-        <w:tc>
-          <w:tcPr>
-            <w:tcW w:type="dxa" w:w="3962"/>
-            <w:tcBorders>
-              <w:top w:val="single" w:color="C9D2DE" w:sz="4"/>
-              <w:left w:val="single" w:color="C9D2DE" w:sz="4"/>
-              <w:bottom w:val="single" w:color="C9D2DE" w:sz="4"/>
-              <w:right w:val="single" w:color="C9D2DE" w:sz="4"/>
-            </w:tcBorders>
-            <w:shd w:fill="0A1F4A" w:color="auto" w:val="clear"/>
-            <w:tcMar>
-              <w:top w:type="dxa" w:w="50"/>
-              <w:left w:type="dxa" w:w="90"/>
-              <w:bottom w:type="dxa" w:w="50"/>
-              <w:right w:type="dxa" w:w="90"/>
-            </w:tcMar>
-            <w:vAlign w:val="top"/>
-          </w:tcPr>
-          <w:p>
-            <w:pPr>
-              <w:keepNext w:val="false"/>
-              <w:spacing w:after="20" w:line="260"/>
-            </w:pPr>
-            <w:r>
-              <w:rPr>
-                <w:b/>
-                <w:bCs/>
-                <w:color w:val="FFFFFF"/>
-                <w:sz w:val="18"/>
-                <w:szCs w:val="18"/>
-              </w:rPr>
-              <w:t xml:space="preserve">Price (AED, before VAT)</w:t>
-            </w:r>
-          </w:p>
-        </w:tc>
-      </w:tr>
-      <w:tr>
-        <w:trPr>
-          <w:cantSplit/>
-        </w:trPr>
-        <w:tc>
-          <w:tcPr>
-            <w:tcW w:type="dxa" w:w="5944"/>
-            <w:tcBorders>
-              <w:top w:val="single" w:color="C9D2DE" w:sz="4"/>
-              <w:left w:val="single" w:color="C9D2DE" w:sz="4"/>
-              <w:bottom w:val="single" w:color="C9D2DE" w:sz="4"/>
-              <w:right w:val="single" w:color="C9D2DE" w:sz="4"/>
-            </w:tcBorders>
-            <w:tcMar>
-              <w:top w:type="dxa" w:w="50"/>
-              <w:left w:type="dxa" w:w="90"/>
-              <w:bottom w:type="dxa" w:w="50"/>
-              <w:right w:type="dxa" w:w="90"/>
-            </w:tcMar>
-            <w:vAlign w:val="top"/>
-          </w:tcPr>
-          <w:p>
-            <w:pPr>
-              <w:keepNext w:val="false"/>
-              <w:spacing w:after="20" w:line="260"/>
-            </w:pPr>
-            <w:r>
-              <w:rPr>
-                <w:b/>
-                <w:bCs/>
-                <w:sz w:val="18"/>
-                <w:szCs w:val="18"/>
-              </w:rPr>
-              <w:t xml:space="preserve">Thermal imaging (when not already included)</w:t>
-            </w:r>
-          </w:p>
-        </w:tc>
-        <w:tc>
-          <w:tcPr>
-            <w:tcW w:type="dxa" w:w="3962"/>
+                <w:sz w:val="18"/>
+                <w:szCs w:val="18"/>
+              </w:rPr>
+              <w:t xml:space="preserve">Thermal imaging (infrared scan for hidden leaks, moisture, air leaks and overheating electrics)</w:t>
+            </w:r>
+          </w:p>
+        </w:tc>
+        <w:tc>
+          <w:tcPr>
+            <w:tcW w:type="dxa" w:w="2972"/>
             <w:tcBorders>
               <w:top w:val="single" w:color="C9D2DE" w:sz="4"/>
               <w:left w:val="single" w:color="C9D2DE" w:sz="4"/>
@@ -7342,566 +4953,6 @@
                 <w:szCs w:val="18"/>
               </w:rPr>
               <w:t xml:space="preserve">500</w:t>
-            </w:r>
-          </w:p>
-        </w:tc>
-      </w:tr>
-      <w:tr>
-        <w:trPr>
-          <w:cantSplit/>
-        </w:trPr>
-        <w:tc>
-          <w:tcPr>
-            <w:tcW w:type="dxa" w:w="5944"/>
-            <w:tcBorders>
-              <w:top w:val="single" w:color="C9D2DE" w:sz="4"/>
-              <w:left w:val="single" w:color="C9D2DE" w:sz="4"/>
-              <w:bottom w:val="single" w:color="C9D2DE" w:sz="4"/>
-              <w:right w:val="single" w:color="C9D2DE" w:sz="4"/>
-            </w:tcBorders>
-            <w:shd w:fill="F7F9FC" w:color="auto" w:val="clear"/>
-            <w:tcMar>
-              <w:top w:type="dxa" w:w="50"/>
-              <w:left w:type="dxa" w:w="90"/>
-              <w:bottom w:type="dxa" w:w="50"/>
-              <w:right w:type="dxa" w:w="90"/>
-            </w:tcMar>
-            <w:vAlign w:val="top"/>
-          </w:tcPr>
-          <w:p>
-            <w:pPr>
-              <w:keepNext w:val="false"/>
-              <w:spacing w:after="20" w:line="260"/>
-            </w:pPr>
-            <w:r>
-              <w:rPr>
-                <w:b/>
-                <w:bCs/>
-                <w:sz w:val="18"/>
-                <w:szCs w:val="18"/>
-              </w:rPr>
-              <w:t xml:space="preserve">HVAC / VRF performance check</w:t>
-            </w:r>
-          </w:p>
-        </w:tc>
-        <w:tc>
-          <w:tcPr>
-            <w:tcW w:type="dxa" w:w="3962"/>
-            <w:tcBorders>
-              <w:top w:val="single" w:color="C9D2DE" w:sz="4"/>
-              <w:left w:val="single" w:color="C9D2DE" w:sz="4"/>
-              <w:bottom w:val="single" w:color="C9D2DE" w:sz="4"/>
-              <w:right w:val="single" w:color="C9D2DE" w:sz="4"/>
-            </w:tcBorders>
-            <w:shd w:fill="F7F9FC" w:color="auto" w:val="clear"/>
-            <w:tcMar>
-              <w:top w:type="dxa" w:w="50"/>
-              <w:left w:type="dxa" w:w="90"/>
-              <w:bottom w:type="dxa" w:w="50"/>
-              <w:right w:type="dxa" w:w="90"/>
-            </w:tcMar>
-            <w:vAlign w:val="top"/>
-          </w:tcPr>
-          <w:p>
-            <w:pPr>
-              <w:keepNext w:val="false"/>
-              <w:spacing w:after="20" w:line="260"/>
-            </w:pPr>
-            <w:r>
-              <w:rPr>
-                <w:sz w:val="18"/>
-                <w:szCs w:val="18"/>
-              </w:rPr>
-              <w:t xml:space="preserve">850</w:t>
-            </w:r>
-          </w:p>
-        </w:tc>
-      </w:tr>
-      <w:tr>
-        <w:trPr>
-          <w:cantSplit/>
-        </w:trPr>
-        <w:tc>
-          <w:tcPr>
-            <w:tcW w:type="dxa" w:w="5944"/>
-            <w:tcBorders>
-              <w:top w:val="single" w:color="C9D2DE" w:sz="4"/>
-              <w:left w:val="single" w:color="C9D2DE" w:sz="4"/>
-              <w:bottom w:val="single" w:color="C9D2DE" w:sz="4"/>
-              <w:right w:val="single" w:color="C9D2DE" w:sz="4"/>
-            </w:tcBorders>
-            <w:tcMar>
-              <w:top w:type="dxa" w:w="50"/>
-              <w:left w:type="dxa" w:w="90"/>
-              <w:bottom w:type="dxa" w:w="50"/>
-              <w:right w:type="dxa" w:w="90"/>
-            </w:tcMar>
-            <w:vAlign w:val="top"/>
-          </w:tcPr>
-          <w:p>
-            <w:pPr>
-              <w:keepNext w:val="false"/>
-              <w:spacing w:after="20" w:line="260"/>
-            </w:pPr>
-            <w:r>
-              <w:rPr>
-                <w:b/>
-                <w:bCs/>
-                <w:sz w:val="18"/>
-                <w:szCs w:val="18"/>
-              </w:rPr>
-              <w:t xml:space="preserve">Moisture and leak detection</w:t>
-            </w:r>
-          </w:p>
-        </w:tc>
-        <w:tc>
-          <w:tcPr>
-            <w:tcW w:type="dxa" w:w="3962"/>
-            <w:tcBorders>
-              <w:top w:val="single" w:color="C9D2DE" w:sz="4"/>
-              <w:left w:val="single" w:color="C9D2DE" w:sz="4"/>
-              <w:bottom w:val="single" w:color="C9D2DE" w:sz="4"/>
-              <w:right w:val="single" w:color="C9D2DE" w:sz="4"/>
-            </w:tcBorders>
-            <w:tcMar>
-              <w:top w:type="dxa" w:w="50"/>
-              <w:left w:type="dxa" w:w="90"/>
-              <w:bottom w:type="dxa" w:w="50"/>
-              <w:right w:type="dxa" w:w="90"/>
-            </w:tcMar>
-            <w:vAlign w:val="top"/>
-          </w:tcPr>
-          <w:p>
-            <w:pPr>
-              <w:keepNext w:val="false"/>
-              <w:spacing w:after="20" w:line="260"/>
-            </w:pPr>
-            <w:r>
-              <w:rPr>
-                <w:sz w:val="18"/>
-                <w:szCs w:val="18"/>
-              </w:rPr>
-              <w:t xml:space="preserve">600</w:t>
-            </w:r>
-          </w:p>
-        </w:tc>
-      </w:tr>
-      <w:tr>
-        <w:trPr>
-          <w:cantSplit/>
-        </w:trPr>
-        <w:tc>
-          <w:tcPr>
-            <w:tcW w:type="dxa" w:w="5944"/>
-            <w:tcBorders>
-              <w:top w:val="single" w:color="C9D2DE" w:sz="4"/>
-              <w:left w:val="single" w:color="C9D2DE" w:sz="4"/>
-              <w:bottom w:val="single" w:color="C9D2DE" w:sz="4"/>
-              <w:right w:val="single" w:color="C9D2DE" w:sz="4"/>
-            </w:tcBorders>
-            <w:shd w:fill="F7F9FC" w:color="auto" w:val="clear"/>
-            <w:tcMar>
-              <w:top w:type="dxa" w:w="50"/>
-              <w:left w:type="dxa" w:w="90"/>
-              <w:bottom w:type="dxa" w:w="50"/>
-              <w:right w:type="dxa" w:w="90"/>
-            </w:tcMar>
-            <w:vAlign w:val="top"/>
-          </w:tcPr>
-          <w:p>
-            <w:pPr>
-              <w:keepNext w:val="false"/>
-              <w:spacing w:after="20" w:line="260"/>
-            </w:pPr>
-            <w:r>
-              <w:rPr>
-                <w:b/>
-                <w:bCs/>
-                <w:sz w:val="18"/>
-                <w:szCs w:val="18"/>
-              </w:rPr>
-              <w:t xml:space="preserve">Pool and waterproofing review</w:t>
-            </w:r>
-          </w:p>
-        </w:tc>
-        <w:tc>
-          <w:tcPr>
-            <w:tcW w:type="dxa" w:w="3962"/>
-            <w:tcBorders>
-              <w:top w:val="single" w:color="C9D2DE" w:sz="4"/>
-              <w:left w:val="single" w:color="C9D2DE" w:sz="4"/>
-              <w:bottom w:val="single" w:color="C9D2DE" w:sz="4"/>
-              <w:right w:val="single" w:color="C9D2DE" w:sz="4"/>
-            </w:tcBorders>
-            <w:shd w:fill="F7F9FC" w:color="auto" w:val="clear"/>
-            <w:tcMar>
-              <w:top w:type="dxa" w:w="50"/>
-              <w:left w:type="dxa" w:w="90"/>
-              <w:bottom w:type="dxa" w:w="50"/>
-              <w:right w:type="dxa" w:w="90"/>
-            </w:tcMar>
-            <w:vAlign w:val="top"/>
-          </w:tcPr>
-          <w:p>
-            <w:pPr>
-              <w:keepNext w:val="false"/>
-              <w:spacing w:after="20" w:line="260"/>
-            </w:pPr>
-            <w:r>
-              <w:rPr>
-                <w:sz w:val="18"/>
-                <w:szCs w:val="18"/>
-              </w:rPr>
-              <w:t xml:space="preserve">1,000</w:t>
-            </w:r>
-          </w:p>
-        </w:tc>
-      </w:tr>
-      <w:tr>
-        <w:trPr>
-          <w:cantSplit/>
-        </w:trPr>
-        <w:tc>
-          <w:tcPr>
-            <w:tcW w:type="dxa" w:w="5944"/>
-            <w:tcBorders>
-              <w:top w:val="single" w:color="C9D2DE" w:sz="4"/>
-              <w:left w:val="single" w:color="C9D2DE" w:sz="4"/>
-              <w:bottom w:val="single" w:color="C9D2DE" w:sz="4"/>
-              <w:right w:val="single" w:color="C9D2DE" w:sz="4"/>
-            </w:tcBorders>
-            <w:tcMar>
-              <w:top w:type="dxa" w:w="50"/>
-              <w:left w:type="dxa" w:w="90"/>
-              <w:bottom w:type="dxa" w:w="50"/>
-              <w:right w:type="dxa" w:w="90"/>
-            </w:tcMar>
-            <w:vAlign w:val="top"/>
-          </w:tcPr>
-          <w:p>
-            <w:pPr>
-              <w:keepNext w:val="false"/>
-              <w:spacing w:after="20" w:line="260"/>
-            </w:pPr>
-            <w:r>
-              <w:rPr>
-                <w:b/>
-                <w:bCs/>
-                <w:sz w:val="18"/>
-                <w:szCs w:val="18"/>
-              </w:rPr>
-              <w:t xml:space="preserve">Extra re-inspection visit</w:t>
-            </w:r>
-          </w:p>
-        </w:tc>
-        <w:tc>
-          <w:tcPr>
-            <w:tcW w:type="dxa" w:w="3962"/>
-            <w:tcBorders>
-              <w:top w:val="single" w:color="C9D2DE" w:sz="4"/>
-              <w:left w:val="single" w:color="C9D2DE" w:sz="4"/>
-              <w:bottom w:val="single" w:color="C9D2DE" w:sz="4"/>
-              <w:right w:val="single" w:color="C9D2DE" w:sz="4"/>
-            </w:tcBorders>
-            <w:tcMar>
-              <w:top w:type="dxa" w:w="50"/>
-              <w:left w:type="dxa" w:w="90"/>
-              <w:bottom w:type="dxa" w:w="50"/>
-              <w:right w:type="dxa" w:w="90"/>
-            </w:tcMar>
-            <w:vAlign w:val="top"/>
-          </w:tcPr>
-          <w:p>
-            <w:pPr>
-              <w:keepNext w:val="false"/>
-              <w:spacing w:after="20" w:line="260"/>
-            </w:pPr>
-            <w:r>
-              <w:rPr>
-                <w:sz w:val="18"/>
-                <w:szCs w:val="18"/>
-              </w:rPr>
-              <w:t xml:space="preserve">50% of the original fee (proposed)</w:t>
-            </w:r>
-          </w:p>
-        </w:tc>
-      </w:tr>
-      <w:tr>
-        <w:trPr>
-          <w:cantSplit/>
-        </w:trPr>
-        <w:tc>
-          <w:tcPr>
-            <w:tcW w:type="dxa" w:w="5944"/>
-            <w:tcBorders>
-              <w:top w:val="single" w:color="C9D2DE" w:sz="4"/>
-              <w:left w:val="single" w:color="C9D2DE" w:sz="4"/>
-              <w:bottom w:val="single" w:color="C9D2DE" w:sz="4"/>
-              <w:right w:val="single" w:color="C9D2DE" w:sz="4"/>
-            </w:tcBorders>
-            <w:shd w:fill="F7F9FC" w:color="auto" w:val="clear"/>
-            <w:tcMar>
-              <w:top w:type="dxa" w:w="50"/>
-              <w:left w:type="dxa" w:w="90"/>
-              <w:bottom w:type="dxa" w:w="50"/>
-              <w:right w:type="dxa" w:w="90"/>
-            </w:tcMar>
-            <w:vAlign w:val="top"/>
-          </w:tcPr>
-          <w:p>
-            <w:pPr>
-              <w:keepNext w:val="false"/>
-              <w:spacing w:after="20" w:line="260"/>
-            </w:pPr>
-            <w:r>
-              <w:rPr>
-                <w:b/>
-                <w:bCs/>
-                <w:sz w:val="18"/>
-                <w:szCs w:val="18"/>
-              </w:rPr>
-              <w:t xml:space="preserve">Mould laboratory test (third-party lab)</w:t>
-            </w:r>
-          </w:p>
-        </w:tc>
-        <w:tc>
-          <w:tcPr>
-            <w:tcW w:type="dxa" w:w="3962"/>
-            <w:tcBorders>
-              <w:top w:val="single" w:color="C9D2DE" w:sz="4"/>
-              <w:left w:val="single" w:color="C9D2DE" w:sz="4"/>
-              <w:bottom w:val="single" w:color="C9D2DE" w:sz="4"/>
-              <w:right w:val="single" w:color="C9D2DE" w:sz="4"/>
-            </w:tcBorders>
-            <w:shd w:fill="F7F9FC" w:color="auto" w:val="clear"/>
-            <w:tcMar>
-              <w:top w:type="dxa" w:w="50"/>
-              <w:left w:type="dxa" w:w="90"/>
-              <w:bottom w:type="dxa" w:w="50"/>
-              <w:right w:type="dxa" w:w="90"/>
-            </w:tcMar>
-            <w:vAlign w:val="top"/>
-          </w:tcPr>
-          <w:p>
-            <w:pPr>
-              <w:keepNext w:val="false"/>
-              <w:spacing w:after="20" w:line="260"/>
-            </w:pPr>
-            <w:r>
-              <w:rPr>
-                <w:sz w:val="18"/>
-                <w:szCs w:val="18"/>
-              </w:rPr>
-              <w:t xml:space="preserve">At cost plus handling (proposed)</w:t>
-            </w:r>
-          </w:p>
-        </w:tc>
-      </w:tr>
-      <w:tr>
-        <w:trPr>
-          <w:cantSplit/>
-        </w:trPr>
-        <w:tc>
-          <w:tcPr>
-            <w:tcW w:type="dxa" w:w="5944"/>
-            <w:tcBorders>
-              <w:top w:val="single" w:color="C9D2DE" w:sz="4"/>
-              <w:left w:val="single" w:color="C9D2DE" w:sz="4"/>
-              <w:bottom w:val="single" w:color="C9D2DE" w:sz="4"/>
-              <w:right w:val="single" w:color="C9D2DE" w:sz="4"/>
-            </w:tcBorders>
-            <w:tcMar>
-              <w:top w:type="dxa" w:w="50"/>
-              <w:left w:type="dxa" w:w="90"/>
-              <w:bottom w:type="dxa" w:w="50"/>
-              <w:right w:type="dxa" w:w="90"/>
-            </w:tcMar>
-            <w:vAlign w:val="top"/>
-          </w:tcPr>
-          <w:p>
-            <w:pPr>
-              <w:keepNext w:val="false"/>
-              <w:spacing w:after="20" w:line="260"/>
-            </w:pPr>
-            <w:r>
-              <w:rPr>
-                <w:b/>
-                <w:bCs/>
-                <w:sz w:val="18"/>
-                <w:szCs w:val="18"/>
-              </w:rPr>
-              <w:t xml:space="preserve">Same-day or urgent report</w:t>
-            </w:r>
-          </w:p>
-        </w:tc>
-        <w:tc>
-          <w:tcPr>
-            <w:tcW w:type="dxa" w:w="3962"/>
-            <w:tcBorders>
-              <w:top w:val="single" w:color="C9D2DE" w:sz="4"/>
-              <w:left w:val="single" w:color="C9D2DE" w:sz="4"/>
-              <w:bottom w:val="single" w:color="C9D2DE" w:sz="4"/>
-              <w:right w:val="single" w:color="C9D2DE" w:sz="4"/>
-            </w:tcBorders>
-            <w:tcMar>
-              <w:top w:type="dxa" w:w="50"/>
-              <w:left w:type="dxa" w:w="90"/>
-              <w:bottom w:type="dxa" w:w="50"/>
-              <w:right w:type="dxa" w:w="90"/>
-            </w:tcMar>
-            <w:vAlign w:val="top"/>
-          </w:tcPr>
-          <w:p>
-            <w:pPr>
-              <w:keepNext w:val="false"/>
-              <w:spacing w:after="20" w:line="260"/>
-            </w:pPr>
-            <w:r>
-              <w:rPr>
-                <w:sz w:val="18"/>
-                <w:szCs w:val="18"/>
-              </w:rPr>
-              <w:t xml:space="preserve">+25%</w:t>
-            </w:r>
-          </w:p>
-        </w:tc>
-      </w:tr>
-      <w:tr>
-        <w:trPr>
-          <w:cantSplit/>
-        </w:trPr>
-        <w:tc>
-          <w:tcPr>
-            <w:tcW w:type="dxa" w:w="5944"/>
-            <w:tcBorders>
-              <w:top w:val="single" w:color="C9D2DE" w:sz="4"/>
-              <w:left w:val="single" w:color="C9D2DE" w:sz="4"/>
-              <w:bottom w:val="single" w:color="C9D2DE" w:sz="4"/>
-              <w:right w:val="single" w:color="C9D2DE" w:sz="4"/>
-            </w:tcBorders>
-            <w:shd w:fill="F7F9FC" w:color="auto" w:val="clear"/>
-            <w:tcMar>
-              <w:top w:type="dxa" w:w="50"/>
-              <w:left w:type="dxa" w:w="90"/>
-              <w:bottom w:type="dxa" w:w="50"/>
-              <w:right w:type="dxa" w:w="90"/>
-            </w:tcMar>
-            <w:vAlign w:val="top"/>
-          </w:tcPr>
-          <w:p>
-            <w:pPr>
-              <w:keepNext w:val="false"/>
-              <w:spacing w:after="20" w:line="260"/>
-            </w:pPr>
-            <w:r>
-              <w:rPr>
-                <w:b/>
-                <w:bCs/>
-                <w:sz w:val="18"/>
-                <w:szCs w:val="18"/>
-              </w:rPr>
-              <w:t xml:space="preserve">Friday or public holiday visit</w:t>
-            </w:r>
-          </w:p>
-        </w:tc>
-        <w:tc>
-          <w:tcPr>
-            <w:tcW w:type="dxa" w:w="3962"/>
-            <w:tcBorders>
-              <w:top w:val="single" w:color="C9D2DE" w:sz="4"/>
-              <w:left w:val="single" w:color="C9D2DE" w:sz="4"/>
-              <w:bottom w:val="single" w:color="C9D2DE" w:sz="4"/>
-              <w:right w:val="single" w:color="C9D2DE" w:sz="4"/>
-            </w:tcBorders>
-            <w:shd w:fill="F7F9FC" w:color="auto" w:val="clear"/>
-            <w:tcMar>
-              <w:top w:type="dxa" w:w="50"/>
-              <w:left w:type="dxa" w:w="90"/>
-              <w:bottom w:type="dxa" w:w="50"/>
-              <w:right w:type="dxa" w:w="90"/>
-            </w:tcMar>
-            <w:vAlign w:val="top"/>
-          </w:tcPr>
-          <w:p>
-            <w:pPr>
-              <w:keepNext w:val="false"/>
-              <w:spacing w:after="20" w:line="260"/>
-            </w:pPr>
-            <w:r>
-              <w:rPr>
-                <w:sz w:val="18"/>
-                <w:szCs w:val="18"/>
-              </w:rPr>
-              <w:t xml:space="preserve">+250</w:t>
-            </w:r>
-          </w:p>
-        </w:tc>
-      </w:tr>
-      <w:tr>
-        <w:trPr>
-          <w:cantSplit/>
-        </w:trPr>
-        <w:tc>
-          <w:tcPr>
-            <w:tcW w:type="dxa" w:w="5944"/>
-            <w:tcBorders>
-              <w:top w:val="single" w:color="C9D2DE" w:sz="4"/>
-              <w:left w:val="single" w:color="C9D2DE" w:sz="4"/>
-              <w:bottom w:val="single" w:color="C9D2DE" w:sz="4"/>
-              <w:right w:val="single" w:color="C9D2DE" w:sz="4"/>
-            </w:tcBorders>
-            <w:tcMar>
-              <w:top w:type="dxa" w:w="50"/>
-              <w:left w:type="dxa" w:w="90"/>
-              <w:bottom w:type="dxa" w:w="50"/>
-              <w:right w:type="dxa" w:w="90"/>
-            </w:tcMar>
-            <w:vAlign w:val="top"/>
-          </w:tcPr>
-          <w:p>
-            <w:pPr>
-              <w:keepNext w:val="false"/>
-              <w:spacing w:after="20" w:line="260"/>
-            </w:pPr>
-            <w:r>
-              <w:rPr>
-                <w:b/>
-                <w:bCs/>
-                <w:sz w:val="18"/>
-                <w:szCs w:val="18"/>
-              </w:rPr>
-              <w:t xml:space="preserve">Outside Dubai (Sharjah, Ajman, Abu Dhabi)</w:t>
-            </w:r>
-          </w:p>
-        </w:tc>
-        <w:tc>
-          <w:tcPr>
-            <w:tcW w:type="dxa" w:w="3962"/>
-            <w:tcBorders>
-              <w:top w:val="single" w:color="C9D2DE" w:sz="4"/>
-              <w:left w:val="single" w:color="C9D2DE" w:sz="4"/>
-              <w:bottom w:val="single" w:color="C9D2DE" w:sz="4"/>
-              <w:right w:val="single" w:color="C9D2DE" w:sz="4"/>
-            </w:tcBorders>
-            <w:tcMar>
-              <w:top w:type="dxa" w:w="50"/>
-              <w:left w:type="dxa" w:w="90"/>
-              <w:bottom w:type="dxa" w:w="50"/>
-              <w:right w:type="dxa" w:w="90"/>
-            </w:tcMar>
-            <w:vAlign w:val="top"/>
-          </w:tcPr>
-          <w:p>
-            <w:pPr>
-              <w:keepNext w:val="false"/>
-              <w:spacing w:after="20" w:line="260"/>
-            </w:pPr>
-            <w:r>
-              <w:rPr>
-                <w:sz w:val="18"/>
-                <w:szCs w:val="18"/>
-              </w:rPr>
-              <w:t xml:space="preserve">+300</w:t>
             </w:r>
           </w:p>
         </w:tc>
@@ -8000,7 +5051,7 @@
                 <w:sz w:val="20"/>
                 <w:szCs w:val="20"/>
               </w:rPr>
-              <w:t xml:space="preserve">Residential prices and the bank and developer rates are the ones already loaded in the app (Settings → Prices) and come from the business plan. They can be changed there at any time.</w:t>
+              <w:t xml:space="preserve">These are the prices loaded in the app (Settings → Prices) and shown on the website. They can be changed there at any time.</w:t>
             </w:r>
           </w:p>
           <w:p>
@@ -8012,7 +5063,7 @@
                 <w:sz w:val="20"/>
                 <w:szCs w:val="20"/>
               </w:rPr>
-              <w:t xml:space="preserve">Bank prices are bulk rates and are confirmed in each bank’s rate card. Commercial unit prices and the two "proposed" add-ons are new and still need your approval before they go into the app.</w:t>
+              <w:t xml:space="preserve">Bank prices are bulk rates confirmed in each bank’s rate card. Developer services are quoted per project.</w:t>
             </w:r>
           </w:p>
           <w:p>
@@ -8024,7 +5075,7 @@
                 <w:sz w:val="20"/>
                 <w:szCs w:val="20"/>
               </w:rPr>
-              <w:t xml:space="preserve">Valuations are not offered. Valuation requests are referred to ARAL’s RERA-registered valuation partner.</w:t>
+              <w:t xml:space="preserve">There are no surcharges. Valuations are not offered: valuation requests are referred to a RERA-registered valuation partner.</w:t>
             </w:r>
           </w:p>
         </w:tc>
@@ -11577,7 +8628,7 @@
                 <w:sz w:val="18"/>
                 <w:szCs w:val="18"/>
               </w:rPr>
-              <w:t xml:space="preserve">Fills the price from the service, property type and bedrooms, or the bank's rate card. Adds selected add-ons and surcharges.</w:t>
+              <w:t xml:space="preserve">Fills the price from the service, property type and bedrooms, or the bank's rate card. Adds thermal imaging if chosen. Developer services are quoted per project.</w:t>
             </w:r>
           </w:p>
         </w:tc>
@@ -14271,7 +11322,7 @@
                 <w:sz w:val="18"/>
                 <w:szCs w:val="18"/>
               </w:rPr>
-              <w:t xml:space="preserve">The report is issued to the client, and any re-inspection or valuation pack is arranged.</w:t>
+              <w:t xml:space="preserve">The report is issued to the client, and any re-inspection is booked.</w:t>
             </w:r>
           </w:p>
         </w:tc>
@@ -14285,7 +11336,7 @@
       <w:r>
         <w:drawing>
           <wp:inline distT="0" distB="0" distL="0" distR="0">
-            <wp:extent cx="5715000" cy="2352675"/>
+            <wp:extent cx="5715000" cy="2333625"/>
             <wp:effectExtent t="0" r="0" b="0" l="0"/>
             <wp:docPr id="6" name="execution.png" descr="execution.png" title="execution.png"/>
             <wp:cNvGraphicFramePr>
@@ -14310,7 +11361,7 @@
                   <pic:spPr bwMode="auto">
                     <a:xfrm>
                       <a:off x="0" y="0"/>
-                      <a:ext cx="5715000" cy="2352675"/>
+                      <a:ext cx="5715000" cy="2333625"/>
                     </a:xfrm>
                     <a:prstGeom prst="rect">
                       <a:avLst/>
@@ -15404,7 +12455,7 @@
                 <w:sz w:val="18"/>
                 <w:szCs w:val="18"/>
               </w:rPr>
-              <w:t xml:space="preserve">Follow-up visits</w:t>
+              <w:t xml:space="preserve">Re-inspection</w:t>
             </w:r>
           </w:p>
         </w:tc>
@@ -15468,7 +12519,7 @@
                 <w:sz w:val="18"/>
                 <w:szCs w:val="18"/>
               </w:rPr>
-              <w:t xml:space="preserve">Creates the linked re-inspection job or shares the pack in the partner's portal.</w:t>
+              <w:t xml:space="preserve">Creates the linked re-inspection job with the original findings ready to tick off.</w:t>
             </w:r>
           </w:p>
         </w:tc>
@@ -20288,7 +17339,7 @@
                 <w:sz w:val="20"/>
                 <w:szCs w:val="20"/>
               </w:rPr>
-              <w:t xml:space="preserve">For bank valuations, ARAL produces a </w:t>
+              <w:t xml:space="preserve">Clients who need a valuation are referred to a </w:t>
             </w:r>
             <w:r>
               <w:rPr>
@@ -20297,30 +17348,14 @@
                 <w:sz w:val="20"/>
                 <w:szCs w:val="20"/>
               </w:rPr>
-              <w:t xml:space="preserve">valuation-support inspection pack</w:t>
+              <w:t xml:space="preserve">RERA-registered valuation partner</w:t>
             </w:r>
             <w:r>
               <w:rPr>
                 <w:sz w:val="20"/>
                 <w:szCs w:val="20"/>
               </w:rPr>
-              <w:t xml:space="preserve"> (verified areas, finishes, floor, view, photos) and shares it with a </w:t>
-            </w:r>
-            <w:r>
-              <w:rPr>
-                <w:b/>
-                <w:bCs/>
-                <w:sz w:val="20"/>
-                <w:szCs w:val="20"/>
-              </w:rPr>
-              <w:t xml:space="preserve">RERA-registered valuation partner</w:t>
-            </w:r>
-            <w:r>
-              <w:rPr>
-                <w:sz w:val="20"/>
-                <w:szCs w:val="20"/>
-              </w:rPr>
-              <w:t xml:space="preserve">.</w:t>
+              <w:t xml:space="preserve">. ARAL does not offer valuation-support inspections.</w:t>
             </w:r>
           </w:p>
           <w:p>
@@ -22242,109 +19277,6 @@
                 <w:szCs w:val="18"/>
               </w:rPr>
               <w:t xml:space="preserve">Portal: book, accept quote, sign, pay, download own documents</w:t>
-            </w:r>
-          </w:p>
-        </w:tc>
-      </w:tr>
-      <w:tr>
-        <w:trPr>
-          <w:cantSplit/>
-        </w:trPr>
-        <w:tc>
-          <w:tcPr>
-            <w:tcW w:type="dxa" w:w="1783"/>
-            <w:tcBorders>
-              <w:top w:val="single" w:color="C9D2DE" w:sz="4"/>
-              <w:left w:val="single" w:color="C9D2DE" w:sz="4"/>
-              <w:bottom w:val="single" w:color="C9D2DE" w:sz="4"/>
-              <w:right w:val="single" w:color="C9D2DE" w:sz="4"/>
-            </w:tcBorders>
-            <w:shd w:fill="F7F9FC" w:color="auto" w:val="clear"/>
-            <w:tcMar>
-              <w:top w:type="dxa" w:w="50"/>
-              <w:left w:type="dxa" w:w="90"/>
-              <w:bottom w:type="dxa" w:w="50"/>
-              <w:right w:type="dxa" w:w="90"/>
-            </w:tcMar>
-            <w:vAlign w:val="top"/>
-          </w:tcPr>
-          <w:p>
-            <w:pPr>
-              <w:keepNext w:val="false"/>
-              <w:spacing w:after="20" w:line="260"/>
-            </w:pPr>
-            <w:r>
-              <w:rPr>
-                <w:b/>
-                <w:bCs/>
-                <w:sz w:val="18"/>
-                <w:szCs w:val="18"/>
-              </w:rPr>
-              <w:t xml:space="preserve">Valuation partner</w:t>
-            </w:r>
-          </w:p>
-        </w:tc>
-        <w:tc>
-          <w:tcPr>
-            <w:tcW w:type="dxa" w:w="2576"/>
-            <w:tcBorders>
-              <w:top w:val="single" w:color="C9D2DE" w:sz="4"/>
-              <w:left w:val="single" w:color="C9D2DE" w:sz="4"/>
-              <w:bottom w:val="single" w:color="C9D2DE" w:sz="4"/>
-              <w:right w:val="single" w:color="C9D2DE" w:sz="4"/>
-            </w:tcBorders>
-            <w:shd w:fill="F7F9FC" w:color="auto" w:val="clear"/>
-            <w:tcMar>
-              <w:top w:type="dxa" w:w="50"/>
-              <w:left w:type="dxa" w:w="90"/>
-              <w:bottom w:type="dxa" w:w="50"/>
-              <w:right w:type="dxa" w:w="90"/>
-            </w:tcMar>
-            <w:vAlign w:val="top"/>
-          </w:tcPr>
-          <w:p>
-            <w:pPr>
-              <w:keepNext w:val="false"/>
-              <w:spacing w:after="20" w:line="260"/>
-            </w:pPr>
-            <w:r>
-              <w:rPr>
-                <w:sz w:val="18"/>
-                <w:szCs w:val="18"/>
-              </w:rPr>
-              <w:t xml:space="preserve">RERA-registered valuer</w:t>
-            </w:r>
-          </w:p>
-        </w:tc>
-        <w:tc>
-          <w:tcPr>
-            <w:tcW w:type="dxa" w:w="5547"/>
-            <w:tcBorders>
-              <w:top w:val="single" w:color="C9D2DE" w:sz="4"/>
-              <w:left w:val="single" w:color="C9D2DE" w:sz="4"/>
-              <w:bottom w:val="single" w:color="C9D2DE" w:sz="4"/>
-              <w:right w:val="single" w:color="C9D2DE" w:sz="4"/>
-            </w:tcBorders>
-            <w:shd w:fill="F7F9FC" w:color="auto" w:val="clear"/>
-            <w:tcMar>
-              <w:top w:type="dxa" w:w="50"/>
-              <w:left w:type="dxa" w:w="90"/>
-              <w:bottom w:type="dxa" w:w="50"/>
-              <w:right w:type="dxa" w:w="90"/>
-            </w:tcMar>
-            <w:vAlign w:val="top"/>
-          </w:tcPr>
-          <w:p>
-            <w:pPr>
-              <w:keepNext w:val="false"/>
-              <w:spacing w:after="20" w:line="260"/>
-            </w:pPr>
-            <w:r>
-              <w:rPr>
-                <w:sz w:val="18"/>
-                <w:szCs w:val="18"/>
-              </w:rPr>
-              <w:t xml:space="preserve">Read-only access to the valuation-support packs assigned to them</w:t>
             </w:r>
           </w:p>
         </w:tc>
@@ -22914,7 +19846,7 @@
                 <w:sz w:val="18"/>
                 <w:szCs w:val="18"/>
               </w:rPr>
-              <w:t xml:space="preserve">Resale (pre-purchase) inspection</w:t>
+              <w:t xml:space="preserve">Resale (pre-purchase) inspection (incl. 1 re-inspection)</w:t>
             </w:r>
           </w:p>
         </w:tc>
@@ -23208,7 +20140,7 @@
                 <w:sz w:val="18"/>
                 <w:szCs w:val="18"/>
               </w:rPr>
-              <w:t xml:space="preserve">OWN-DLP</w:t>
+              <w:t xml:space="preserve">OWN-MIO</w:t>
             </w:r>
           </w:p>
         </w:tc>
@@ -23239,7 +20171,7 @@
                 <w:sz w:val="18"/>
                 <w:szCs w:val="18"/>
               </w:rPr>
-              <w:t xml:space="preserve">11th-month warranty inspection</w:t>
+              <w:t xml:space="preserve">Move-in / move-out condition report</w:t>
             </w:r>
           </w:p>
         </w:tc>
@@ -23270,7 +20202,7 @@
                 <w:sz w:val="18"/>
                 <w:szCs w:val="18"/>
               </w:rPr>
-              <w:t xml:space="preserve">Owner</w:t>
+              <w:t xml:space="preserve">Owner / tenant</w:t>
             </w:r>
           </w:p>
         </w:tc>
@@ -23301,7 +20233,7 @@
                 <w:sz w:val="18"/>
                 <w:szCs w:val="18"/>
               </w:rPr>
-              <w:t xml:space="preserve">900 – 1,600</w:t>
+              <w:t xml:space="preserve">900 – 2,200</w:t>
             </w:r>
           </w:p>
         </w:tc>
@@ -23332,7 +20264,7 @@
                 <w:sz w:val="18"/>
                 <w:szCs w:val="18"/>
               </w:rPr>
-              <w:t xml:space="preserve">48 h</w:t>
+              <w:t xml:space="preserve">24 h</w:t>
             </w:r>
           </w:p>
         </w:tc>
@@ -23369,7 +20301,7 @@
                 <w:sz w:val="18"/>
                 <w:szCs w:val="18"/>
               </w:rPr>
-              <w:t xml:space="preserve">OWN-MIO</w:t>
+              <w:t xml:space="preserve">BNK-REP</w:t>
             </w:r>
           </w:p>
         </w:tc>
@@ -23401,7 +20333,7 @@
                 <w:sz w:val="18"/>
                 <w:szCs w:val="18"/>
               </w:rPr>
-              <w:t xml:space="preserve">Move-in / move-out condition report</w:t>
+              <w:t xml:space="preserve">Repossessed / distressed asset inspection</w:t>
             </w:r>
           </w:p>
         </w:tc>
@@ -23433,7 +20365,7 @@
                 <w:sz w:val="18"/>
                 <w:szCs w:val="18"/>
               </w:rPr>
-              <w:t xml:space="preserve">Owner / tenant</w:t>
+              <w:t xml:space="preserve">Bank</w:t>
             </w:r>
           </w:p>
         </w:tc>
@@ -23465,7 +20397,7 @@
                 <w:sz w:val="18"/>
                 <w:szCs w:val="18"/>
               </w:rPr>
-              <w:t xml:space="preserve">900 – 2,200</w:t>
+              <w:t xml:space="preserve">1,300 per unit</w:t>
             </w:r>
           </w:p>
         </w:tc>
@@ -23497,7 +20429,7 @@
                 <w:sz w:val="18"/>
                 <w:szCs w:val="18"/>
               </w:rPr>
-              <w:t xml:space="preserve">24 h</w:t>
+              <w:t xml:space="preserve">48 h</w:t>
             </w:r>
           </w:p>
         </w:tc>
@@ -23533,7 +20465,7 @@
                 <w:sz w:val="18"/>
                 <w:szCs w:val="18"/>
               </w:rPr>
-              <w:t xml:space="preserve">BNK-COL</w:t>
+              <w:t xml:space="preserve">BNK-HND</w:t>
             </w:r>
           </w:p>
         </w:tc>
@@ -23564,7 +20496,7 @@
                 <w:sz w:val="18"/>
                 <w:szCs w:val="18"/>
               </w:rPr>
-              <w:t xml:space="preserve">Collateral condition inspection</w:t>
+              <w:t xml:space="preserve">Buyer handover programme (white-label snagging)</w:t>
             </w:r>
           </w:p>
         </w:tc>
@@ -23626,7 +20558,7 @@
                 <w:sz w:val="18"/>
                 <w:szCs w:val="18"/>
               </w:rPr>
-              <w:t xml:space="preserve">750</w:t>
+              <w:t xml:space="preserve">2,000 per unit</w:t>
             </w:r>
           </w:p>
         </w:tc>
@@ -23657,7 +20589,7 @@
                 <w:sz w:val="18"/>
                 <w:szCs w:val="18"/>
               </w:rPr>
-              <w:t xml:space="preserve">48 h</w:t>
+              <w:t xml:space="preserve">3 days</w:t>
             </w:r>
           </w:p>
         </w:tc>
@@ -23694,7 +20626,7 @@
                 <w:sz w:val="18"/>
                 <w:szCs w:val="18"/>
               </w:rPr>
-              <w:t xml:space="preserve">BNK-VSI</w:t>
+              <w:t xml:space="preserve">DEV-PHQ</w:t>
             </w:r>
           </w:p>
         </w:tc>
@@ -23726,7 +20658,7 @@
                 <w:sz w:val="18"/>
                 <w:szCs w:val="18"/>
               </w:rPr>
-              <w:t xml:space="preserve">Valuation-support site inspection</w:t>
+              <w:t xml:space="preserve">Pre-handover quality check</w:t>
             </w:r>
           </w:p>
         </w:tc>
@@ -23758,7 +20690,7 @@
                 <w:sz w:val="18"/>
                 <w:szCs w:val="18"/>
               </w:rPr>
-              <w:t xml:space="preserve">Bank</w:t>
+              <w:t xml:space="preserve">Developer</w:t>
             </w:r>
           </w:p>
         </w:tc>
@@ -23790,7 +20722,7 @@
                 <w:sz w:val="18"/>
                 <w:szCs w:val="18"/>
               </w:rPr>
-              <w:t xml:space="preserve">600</w:t>
+              <w:t xml:space="preserve">Per proposal</w:t>
             </w:r>
           </w:p>
         </w:tc>
@@ -23822,7 +20754,7 @@
                 <w:sz w:val="18"/>
                 <w:szCs w:val="18"/>
               </w:rPr>
-              <w:t xml:space="preserve">24 h</w:t>
+              <w:t xml:space="preserve">Per proposal</w:t>
             </w:r>
           </w:p>
         </w:tc>
@@ -23858,7 +20790,7 @@
                 <w:sz w:val="18"/>
                 <w:szCs w:val="18"/>
               </w:rPr>
-              <w:t xml:space="preserve">BNK-CPM</w:t>
+              <w:t xml:space="preserve">DEV-DPT</w:t>
             </w:r>
           </w:p>
         </w:tc>
@@ -23889,7 +20821,7 @@
                 <w:sz w:val="18"/>
                 <w:szCs w:val="18"/>
               </w:rPr>
-              <w:t xml:space="preserve">Construction progress monitoring (per stage)</w:t>
+              <w:t xml:space="preserve">Defect-period tracking</w:t>
             </w:r>
           </w:p>
         </w:tc>
@@ -23920,7 +20852,7 @@
                 <w:sz w:val="18"/>
                 <w:szCs w:val="18"/>
               </w:rPr>
-              <w:t xml:space="preserve">Bank</w:t>
+              <w:t xml:space="preserve">Developer / owners association</w:t>
             </w:r>
           </w:p>
         </w:tc>
@@ -23951,7 +20883,7 @@
                 <w:sz w:val="18"/>
                 <w:szCs w:val="18"/>
               </w:rPr>
-              <w:t xml:space="preserve">2,400</w:t>
+              <w:t xml:space="preserve">Per proposal</w:t>
             </w:r>
           </w:p>
         </w:tc>
@@ -23982,7 +20914,7 @@
                 <w:sz w:val="18"/>
                 <w:szCs w:val="18"/>
               </w:rPr>
-              <w:t xml:space="preserve">5 days</w:t>
+              <w:t xml:space="preserve">Per proposal</w:t>
             </w:r>
           </w:p>
         </w:tc>
@@ -24019,7 +20951,7 @@
                 <w:sz w:val="18"/>
                 <w:szCs w:val="18"/>
               </w:rPr>
-              <w:t xml:space="preserve">BNK-REP</w:t>
+              <w:t xml:space="preserve">ADD-THM</w:t>
             </w:r>
           </w:p>
         </w:tc>
@@ -24051,7 +20983,7 @@
                 <w:sz w:val="18"/>
                 <w:szCs w:val="18"/>
               </w:rPr>
-              <w:t xml:space="preserve">Repossessed / distressed asset inspection</w:t>
+              <w:t xml:space="preserve">Add-on: thermal imaging</w:t>
             </w:r>
           </w:p>
         </w:tc>
@@ -24083,7 +21015,7 @@
                 <w:sz w:val="18"/>
                 <w:szCs w:val="18"/>
               </w:rPr>
-              <w:t xml:space="preserve">Bank</w:t>
+              <w:t xml:space="preserve">Any</w:t>
             </w:r>
           </w:p>
         </w:tc>
@@ -24115,7 +21047,7 @@
                 <w:sz w:val="18"/>
                 <w:szCs w:val="18"/>
               </w:rPr>
-              <w:t xml:space="preserve">1,300</w:t>
+              <w:t xml:space="preserve">500</w:t>
             </w:r>
           </w:p>
         </w:tc>
@@ -24147,657 +21079,7 @@
                 <w:sz w:val="18"/>
                 <w:szCs w:val="18"/>
               </w:rPr>
-              <w:t xml:space="preserve">48 h</w:t>
-            </w:r>
-          </w:p>
-        </w:tc>
-      </w:tr>
-      <w:tr>
-        <w:trPr>
-          <w:cantSplit/>
-        </w:trPr>
-        <w:tc>
-          <w:tcPr>
-            <w:tcW w:type="dxa" w:w="1189"/>
-            <w:tcBorders>
-              <w:top w:val="single" w:color="C9D2DE" w:sz="4"/>
-              <w:left w:val="single" w:color="C9D2DE" w:sz="4"/>
-              <w:bottom w:val="single" w:color="C9D2DE" w:sz="4"/>
-              <w:right w:val="single" w:color="C9D2DE" w:sz="4"/>
-            </w:tcBorders>
-            <w:tcMar>
-              <w:top w:type="dxa" w:w="50"/>
-              <w:left w:type="dxa" w:w="90"/>
-              <w:bottom w:type="dxa" w:w="50"/>
-              <w:right w:type="dxa" w:w="90"/>
-            </w:tcMar>
-            <w:vAlign w:val="top"/>
-          </w:tcPr>
-          <w:p>
-            <w:pPr>
-              <w:keepNext w:val="false"/>
-              <w:spacing w:after="20" w:line="260"/>
-            </w:pPr>
-            <w:r>
-              <w:rPr>
-                <w:sz w:val="18"/>
-                <w:szCs w:val="18"/>
-              </w:rPr>
-              <w:t xml:space="preserve">BNK-POR</w:t>
-            </w:r>
-          </w:p>
-        </w:tc>
-        <w:tc>
-          <w:tcPr>
-            <w:tcW w:type="dxa" w:w="3962"/>
-            <w:tcBorders>
-              <w:top w:val="single" w:color="C9D2DE" w:sz="4"/>
-              <w:left w:val="single" w:color="C9D2DE" w:sz="4"/>
-              <w:bottom w:val="single" w:color="C9D2DE" w:sz="4"/>
-              <w:right w:val="single" w:color="C9D2DE" w:sz="4"/>
-            </w:tcBorders>
-            <w:tcMar>
-              <w:top w:type="dxa" w:w="50"/>
-              <w:left w:type="dxa" w:w="90"/>
-              <w:bottom w:type="dxa" w:w="50"/>
-              <w:right w:type="dxa" w:w="90"/>
-            </w:tcMar>
-            <w:vAlign w:val="top"/>
-          </w:tcPr>
-          <w:p>
-            <w:pPr>
-              <w:keepNext w:val="false"/>
-              <w:spacing w:after="20" w:line="260"/>
-            </w:pPr>
-            <w:r>
-              <w:rPr>
-                <w:sz w:val="18"/>
-                <w:szCs w:val="18"/>
-              </w:rPr>
-              <w:t xml:space="preserve">Portfolio re-inspection</w:t>
-            </w:r>
-          </w:p>
-        </w:tc>
-        <w:tc>
-          <w:tcPr>
-            <w:tcW w:type="dxa" w:w="1585"/>
-            <w:tcBorders>
-              <w:top w:val="single" w:color="C9D2DE" w:sz="4"/>
-              <w:left w:val="single" w:color="C9D2DE" w:sz="4"/>
-              <w:bottom w:val="single" w:color="C9D2DE" w:sz="4"/>
-              <w:right w:val="single" w:color="C9D2DE" w:sz="4"/>
-            </w:tcBorders>
-            <w:tcMar>
-              <w:top w:type="dxa" w:w="50"/>
-              <w:left w:type="dxa" w:w="90"/>
-              <w:bottom w:type="dxa" w:w="50"/>
-              <w:right w:type="dxa" w:w="90"/>
-            </w:tcMar>
-            <w:vAlign w:val="top"/>
-          </w:tcPr>
-          <w:p>
-            <w:pPr>
-              <w:keepNext w:val="false"/>
-              <w:spacing w:after="20" w:line="260"/>
-            </w:pPr>
-            <w:r>
-              <w:rPr>
-                <w:sz w:val="18"/>
-                <w:szCs w:val="18"/>
-              </w:rPr>
-              <w:t xml:space="preserve">Bank</w:t>
-            </w:r>
-          </w:p>
-        </w:tc>
-        <w:tc>
-          <w:tcPr>
-            <w:tcW w:type="dxa" w:w="1783"/>
-            <w:tcBorders>
-              <w:top w:val="single" w:color="C9D2DE" w:sz="4"/>
-              <w:left w:val="single" w:color="C9D2DE" w:sz="4"/>
-              <w:bottom w:val="single" w:color="C9D2DE" w:sz="4"/>
-              <w:right w:val="single" w:color="C9D2DE" w:sz="4"/>
-            </w:tcBorders>
-            <w:tcMar>
-              <w:top w:type="dxa" w:w="50"/>
-              <w:left w:type="dxa" w:w="90"/>
-              <w:bottom w:type="dxa" w:w="50"/>
-              <w:right w:type="dxa" w:w="90"/>
-            </w:tcMar>
-            <w:vAlign w:val="top"/>
-          </w:tcPr>
-          <w:p>
-            <w:pPr>
-              <w:keepNext w:val="false"/>
-              <w:spacing w:after="20" w:line="260"/>
-            </w:pPr>
-            <w:r>
-              <w:rPr>
-                <w:sz w:val="18"/>
-                <w:szCs w:val="18"/>
-              </w:rPr>
-              <w:t xml:space="preserve">650</w:t>
-            </w:r>
-          </w:p>
-        </w:tc>
-        <w:tc>
-          <w:tcPr>
-            <w:tcW w:type="dxa" w:w="1387"/>
-            <w:tcBorders>
-              <w:top w:val="single" w:color="C9D2DE" w:sz="4"/>
-              <w:left w:val="single" w:color="C9D2DE" w:sz="4"/>
-              <w:bottom w:val="single" w:color="C9D2DE" w:sz="4"/>
-              <w:right w:val="single" w:color="C9D2DE" w:sz="4"/>
-            </w:tcBorders>
-            <w:tcMar>
-              <w:top w:type="dxa" w:w="50"/>
-              <w:left w:type="dxa" w:w="90"/>
-              <w:bottom w:type="dxa" w:w="50"/>
-              <w:right w:type="dxa" w:w="90"/>
-            </w:tcMar>
-            <w:vAlign w:val="top"/>
-          </w:tcPr>
-          <w:p>
-            <w:pPr>
-              <w:keepNext w:val="false"/>
-              <w:spacing w:after="20" w:line="260"/>
-            </w:pPr>
-            <w:r>
-              <w:rPr>
-                <w:sz w:val="18"/>
-                <w:szCs w:val="18"/>
-              </w:rPr>
-              <w:t xml:space="preserve">5 days</w:t>
-            </w:r>
-          </w:p>
-        </w:tc>
-      </w:tr>
-      <w:tr>
-        <w:trPr>
-          <w:cantSplit/>
-        </w:trPr>
-        <w:tc>
-          <w:tcPr>
-            <w:tcW w:type="dxa" w:w="1189"/>
-            <w:tcBorders>
-              <w:top w:val="single" w:color="C9D2DE" w:sz="4"/>
-              <w:left w:val="single" w:color="C9D2DE" w:sz="4"/>
-              <w:bottom w:val="single" w:color="C9D2DE" w:sz="4"/>
-              <w:right w:val="single" w:color="C9D2DE" w:sz="4"/>
-            </w:tcBorders>
-            <w:shd w:fill="F7F9FC" w:color="auto" w:val="clear"/>
-            <w:tcMar>
-              <w:top w:type="dxa" w:w="50"/>
-              <w:left w:type="dxa" w:w="90"/>
-              <w:bottom w:type="dxa" w:w="50"/>
-              <w:right w:type="dxa" w:w="90"/>
-            </w:tcMar>
-            <w:vAlign w:val="top"/>
-          </w:tcPr>
-          <w:p>
-            <w:pPr>
-              <w:keepNext w:val="false"/>
-              <w:spacing w:after="20" w:line="260"/>
-            </w:pPr>
-            <w:r>
-              <w:rPr>
-                <w:sz w:val="18"/>
-                <w:szCs w:val="18"/>
-              </w:rPr>
-              <w:t xml:space="preserve">BNK-HND</w:t>
-            </w:r>
-          </w:p>
-        </w:tc>
-        <w:tc>
-          <w:tcPr>
-            <w:tcW w:type="dxa" w:w="3962"/>
-            <w:tcBorders>
-              <w:top w:val="single" w:color="C9D2DE" w:sz="4"/>
-              <w:left w:val="single" w:color="C9D2DE" w:sz="4"/>
-              <w:bottom w:val="single" w:color="C9D2DE" w:sz="4"/>
-              <w:right w:val="single" w:color="C9D2DE" w:sz="4"/>
-            </w:tcBorders>
-            <w:shd w:fill="F7F9FC" w:color="auto" w:val="clear"/>
-            <w:tcMar>
-              <w:top w:type="dxa" w:w="50"/>
-              <w:left w:type="dxa" w:w="90"/>
-              <w:bottom w:type="dxa" w:w="50"/>
-              <w:right w:type="dxa" w:w="90"/>
-            </w:tcMar>
-            <w:vAlign w:val="top"/>
-          </w:tcPr>
-          <w:p>
-            <w:pPr>
-              <w:keepNext w:val="false"/>
-              <w:spacing w:after="20" w:line="260"/>
-            </w:pPr>
-            <w:r>
-              <w:rPr>
-                <w:sz w:val="18"/>
-                <w:szCs w:val="18"/>
-              </w:rPr>
-              <w:t xml:space="preserve">Buyer handover programme (white-label snagging)</w:t>
-            </w:r>
-          </w:p>
-        </w:tc>
-        <w:tc>
-          <w:tcPr>
-            <w:tcW w:type="dxa" w:w="1585"/>
-            <w:tcBorders>
-              <w:top w:val="single" w:color="C9D2DE" w:sz="4"/>
-              <w:left w:val="single" w:color="C9D2DE" w:sz="4"/>
-              <w:bottom w:val="single" w:color="C9D2DE" w:sz="4"/>
-              <w:right w:val="single" w:color="C9D2DE" w:sz="4"/>
-            </w:tcBorders>
-            <w:shd w:fill="F7F9FC" w:color="auto" w:val="clear"/>
-            <w:tcMar>
-              <w:top w:type="dxa" w:w="50"/>
-              <w:left w:type="dxa" w:w="90"/>
-              <w:bottom w:type="dxa" w:w="50"/>
-              <w:right w:type="dxa" w:w="90"/>
-            </w:tcMar>
-            <w:vAlign w:val="top"/>
-          </w:tcPr>
-          <w:p>
-            <w:pPr>
-              <w:keepNext w:val="false"/>
-              <w:spacing w:after="20" w:line="260"/>
-            </w:pPr>
-            <w:r>
-              <w:rPr>
-                <w:sz w:val="18"/>
-                <w:szCs w:val="18"/>
-              </w:rPr>
-              <w:t xml:space="preserve">Bank</w:t>
-            </w:r>
-          </w:p>
-        </w:tc>
-        <w:tc>
-          <w:tcPr>
-            <w:tcW w:type="dxa" w:w="1783"/>
-            <w:tcBorders>
-              <w:top w:val="single" w:color="C9D2DE" w:sz="4"/>
-              <w:left w:val="single" w:color="C9D2DE" w:sz="4"/>
-              <w:bottom w:val="single" w:color="C9D2DE" w:sz="4"/>
-              <w:right w:val="single" w:color="C9D2DE" w:sz="4"/>
-            </w:tcBorders>
-            <w:shd w:fill="F7F9FC" w:color="auto" w:val="clear"/>
-            <w:tcMar>
-              <w:top w:type="dxa" w:w="50"/>
-              <w:left w:type="dxa" w:w="90"/>
-              <w:bottom w:type="dxa" w:w="50"/>
-              <w:right w:type="dxa" w:w="90"/>
-            </w:tcMar>
-            <w:vAlign w:val="top"/>
-          </w:tcPr>
-          <w:p>
-            <w:pPr>
-              <w:keepNext w:val="false"/>
-              <w:spacing w:after="20" w:line="260"/>
-            </w:pPr>
-            <w:r>
-              <w:rPr>
-                <w:sz w:val="18"/>
-                <w:szCs w:val="18"/>
-              </w:rPr>
-              <w:t xml:space="preserve">2,000</w:t>
-            </w:r>
-          </w:p>
-        </w:tc>
-        <w:tc>
-          <w:tcPr>
-            <w:tcW w:type="dxa" w:w="1387"/>
-            <w:tcBorders>
-              <w:top w:val="single" w:color="C9D2DE" w:sz="4"/>
-              <w:left w:val="single" w:color="C9D2DE" w:sz="4"/>
-              <w:bottom w:val="single" w:color="C9D2DE" w:sz="4"/>
-              <w:right w:val="single" w:color="C9D2DE" w:sz="4"/>
-            </w:tcBorders>
-            <w:shd w:fill="F7F9FC" w:color="auto" w:val="clear"/>
-            <w:tcMar>
-              <w:top w:type="dxa" w:w="50"/>
-              <w:left w:type="dxa" w:w="90"/>
-              <w:bottom w:type="dxa" w:w="50"/>
-              <w:right w:type="dxa" w:w="90"/>
-            </w:tcMar>
-            <w:vAlign w:val="top"/>
-          </w:tcPr>
-          <w:p>
-            <w:pPr>
-              <w:keepNext w:val="false"/>
-              <w:spacing w:after="20" w:line="260"/>
-            </w:pPr>
-            <w:r>
-              <w:rPr>
-                <w:sz w:val="18"/>
-                <w:szCs w:val="18"/>
-              </w:rPr>
-              <w:t xml:space="preserve">3 days</w:t>
-            </w:r>
-          </w:p>
-        </w:tc>
-      </w:tr>
-      <w:tr>
-        <w:trPr>
-          <w:cantSplit/>
-        </w:trPr>
-        <w:tc>
-          <w:tcPr>
-            <w:tcW w:type="dxa" w:w="1189"/>
-            <w:tcBorders>
-              <w:top w:val="single" w:color="C9D2DE" w:sz="4"/>
-              <w:left w:val="single" w:color="C9D2DE" w:sz="4"/>
-              <w:bottom w:val="single" w:color="C9D2DE" w:sz="4"/>
-              <w:right w:val="single" w:color="C9D2DE" w:sz="4"/>
-            </w:tcBorders>
-            <w:tcMar>
-              <w:top w:type="dxa" w:w="50"/>
-              <w:left w:type="dxa" w:w="90"/>
-              <w:bottom w:type="dxa" w:w="50"/>
-              <w:right w:type="dxa" w:w="90"/>
-            </w:tcMar>
-            <w:vAlign w:val="top"/>
-          </w:tcPr>
-          <w:p>
-            <w:pPr>
-              <w:keepNext w:val="false"/>
-              <w:spacing w:after="20" w:line="260"/>
-            </w:pPr>
-            <w:r>
-              <w:rPr>
-                <w:sz w:val="18"/>
-                <w:szCs w:val="18"/>
-              </w:rPr>
-              <w:t xml:space="preserve">DEV-AUD</w:t>
-            </w:r>
-          </w:p>
-        </w:tc>
-        <w:tc>
-          <w:tcPr>
-            <w:tcW w:type="dxa" w:w="3962"/>
-            <w:tcBorders>
-              <w:top w:val="single" w:color="C9D2DE" w:sz="4"/>
-              <w:left w:val="single" w:color="C9D2DE" w:sz="4"/>
-              <w:bottom w:val="single" w:color="C9D2DE" w:sz="4"/>
-              <w:right w:val="single" w:color="C9D2DE" w:sz="4"/>
-            </w:tcBorders>
-            <w:tcMar>
-              <w:top w:type="dxa" w:w="50"/>
-              <w:left w:type="dxa" w:w="90"/>
-              <w:bottom w:type="dxa" w:w="50"/>
-              <w:right w:type="dxa" w:w="90"/>
-            </w:tcMar>
-            <w:vAlign w:val="top"/>
-          </w:tcPr>
-          <w:p>
-            <w:pPr>
-              <w:keepNext w:val="false"/>
-              <w:spacing w:after="20" w:line="260"/>
-            </w:pPr>
-            <w:r>
-              <w:rPr>
-                <w:sz w:val="18"/>
-                <w:szCs w:val="18"/>
-              </w:rPr>
-              <w:t xml:space="preserve">Building / common-area audit</w:t>
-            </w:r>
-          </w:p>
-        </w:tc>
-        <w:tc>
-          <w:tcPr>
-            <w:tcW w:type="dxa" w:w="1585"/>
-            <w:tcBorders>
-              <w:top w:val="single" w:color="C9D2DE" w:sz="4"/>
-              <w:left w:val="single" w:color="C9D2DE" w:sz="4"/>
-              <w:bottom w:val="single" w:color="C9D2DE" w:sz="4"/>
-              <w:right w:val="single" w:color="C9D2DE" w:sz="4"/>
-            </w:tcBorders>
-            <w:tcMar>
-              <w:top w:type="dxa" w:w="50"/>
-              <w:left w:type="dxa" w:w="90"/>
-              <w:bottom w:type="dxa" w:w="50"/>
-              <w:right w:type="dxa" w:w="90"/>
-            </w:tcMar>
-            <w:vAlign w:val="top"/>
-          </w:tcPr>
-          <w:p>
-            <w:pPr>
-              <w:keepNext w:val="false"/>
-              <w:spacing w:after="20" w:line="260"/>
-            </w:pPr>
-            <w:r>
-              <w:rPr>
-                <w:sz w:val="18"/>
-                <w:szCs w:val="18"/>
-              </w:rPr>
-              <w:t xml:space="preserve">Developer</w:t>
-            </w:r>
-          </w:p>
-        </w:tc>
-        <w:tc>
-          <w:tcPr>
-            <w:tcW w:type="dxa" w:w="1783"/>
-            <w:tcBorders>
-              <w:top w:val="single" w:color="C9D2DE" w:sz="4"/>
-              <w:left w:val="single" w:color="C9D2DE" w:sz="4"/>
-              <w:bottom w:val="single" w:color="C9D2DE" w:sz="4"/>
-              <w:right w:val="single" w:color="C9D2DE" w:sz="4"/>
-            </w:tcBorders>
-            <w:tcMar>
-              <w:top w:type="dxa" w:w="50"/>
-              <w:left w:type="dxa" w:w="90"/>
-              <w:bottom w:type="dxa" w:w="50"/>
-              <w:right w:type="dxa" w:w="90"/>
-            </w:tcMar>
-            <w:vAlign w:val="top"/>
-          </w:tcPr>
-          <w:p>
-            <w:pPr>
-              <w:keepNext w:val="false"/>
-              <w:spacing w:after="20" w:line="260"/>
-            </w:pPr>
-            <w:r>
-              <w:rPr>
-                <w:sz w:val="18"/>
-                <w:szCs w:val="18"/>
-              </w:rPr>
-              <w:t xml:space="preserve">18,000 per project</w:t>
-            </w:r>
-          </w:p>
-        </w:tc>
-        <w:tc>
-          <w:tcPr>
-            <w:tcW w:type="dxa" w:w="1387"/>
-            <w:tcBorders>
-              <w:top w:val="single" w:color="C9D2DE" w:sz="4"/>
-              <w:left w:val="single" w:color="C9D2DE" w:sz="4"/>
-              <w:bottom w:val="single" w:color="C9D2DE" w:sz="4"/>
-              <w:right w:val="single" w:color="C9D2DE" w:sz="4"/>
-            </w:tcBorders>
-            <w:tcMar>
-              <w:top w:type="dxa" w:w="50"/>
-              <w:left w:type="dxa" w:w="90"/>
-              <w:bottom w:type="dxa" w:w="50"/>
-              <w:right w:type="dxa" w:w="90"/>
-            </w:tcMar>
-            <w:vAlign w:val="top"/>
-          </w:tcPr>
-          <w:p>
-            <w:pPr>
-              <w:keepNext w:val="false"/>
-              <w:spacing w:after="20" w:line="260"/>
-            </w:pPr>
-            <w:r>
-              <w:rPr>
-                <w:sz w:val="18"/>
-                <w:szCs w:val="18"/>
-              </w:rPr>
-              <w:t xml:space="preserve">per proposal</w:t>
-            </w:r>
-          </w:p>
-        </w:tc>
-      </w:tr>
-      <w:tr>
-        <w:trPr>
-          <w:cantSplit/>
-        </w:trPr>
-        <w:tc>
-          <w:tcPr>
-            <w:tcW w:type="dxa" w:w="1189"/>
-            <w:tcBorders>
-              <w:top w:val="single" w:color="C9D2DE" w:sz="4"/>
-              <w:left w:val="single" w:color="C9D2DE" w:sz="4"/>
-              <w:bottom w:val="single" w:color="C9D2DE" w:sz="4"/>
-              <w:right w:val="single" w:color="C9D2DE" w:sz="4"/>
-            </w:tcBorders>
-            <w:shd w:fill="F7F9FC" w:color="auto" w:val="clear"/>
-            <w:tcMar>
-              <w:top w:type="dxa" w:w="50"/>
-              <w:left w:type="dxa" w:w="90"/>
-              <w:bottom w:type="dxa" w:w="50"/>
-              <w:right w:type="dxa" w:w="90"/>
-            </w:tcMar>
-            <w:vAlign w:val="top"/>
-          </w:tcPr>
-          <w:p>
-            <w:pPr>
-              <w:keepNext w:val="false"/>
-              <w:spacing w:after="20" w:line="260"/>
-            </w:pPr>
-            <w:r>
-              <w:rPr>
-                <w:sz w:val="18"/>
-                <w:szCs w:val="18"/>
-              </w:rPr>
-              <w:t xml:space="preserve">ADD-*</w:t>
-            </w:r>
-          </w:p>
-        </w:tc>
-        <w:tc>
-          <w:tcPr>
-            <w:tcW w:type="dxa" w:w="3962"/>
-            <w:tcBorders>
-              <w:top w:val="single" w:color="C9D2DE" w:sz="4"/>
-              <w:left w:val="single" w:color="C9D2DE" w:sz="4"/>
-              <w:bottom w:val="single" w:color="C9D2DE" w:sz="4"/>
-              <w:right w:val="single" w:color="C9D2DE" w:sz="4"/>
-            </w:tcBorders>
-            <w:shd w:fill="F7F9FC" w:color="auto" w:val="clear"/>
-            <w:tcMar>
-              <w:top w:type="dxa" w:w="50"/>
-              <w:left w:type="dxa" w:w="90"/>
-              <w:bottom w:type="dxa" w:w="50"/>
-              <w:right w:type="dxa" w:w="90"/>
-            </w:tcMar>
-            <w:vAlign w:val="top"/>
-          </w:tcPr>
-          <w:p>
-            <w:pPr>
-              <w:keepNext w:val="false"/>
-              <w:spacing w:after="20" w:line="260"/>
-            </w:pPr>
-            <w:r>
-              <w:rPr>
-                <w:sz w:val="18"/>
-                <w:szCs w:val="18"/>
-              </w:rPr>
-              <w:t xml:space="preserve">Add-ons: thermal, HVAC/VRF, moisture and leak, pool and waterproofing</w:t>
-            </w:r>
-          </w:p>
-        </w:tc>
-        <w:tc>
-          <w:tcPr>
-            <w:tcW w:type="dxa" w:w="1585"/>
-            <w:tcBorders>
-              <w:top w:val="single" w:color="C9D2DE" w:sz="4"/>
-              <w:left w:val="single" w:color="C9D2DE" w:sz="4"/>
-              <w:bottom w:val="single" w:color="C9D2DE" w:sz="4"/>
-              <w:right w:val="single" w:color="C9D2DE" w:sz="4"/>
-            </w:tcBorders>
-            <w:shd w:fill="F7F9FC" w:color="auto" w:val="clear"/>
-            <w:tcMar>
-              <w:top w:type="dxa" w:w="50"/>
-              <w:left w:type="dxa" w:w="90"/>
-              <w:bottom w:type="dxa" w:w="50"/>
-              <w:right w:type="dxa" w:w="90"/>
-            </w:tcMar>
-            <w:vAlign w:val="top"/>
-          </w:tcPr>
-          <w:p>
-            <w:pPr>
-              <w:keepNext w:val="false"/>
-              <w:spacing w:after="20" w:line="260"/>
-            </w:pPr>
-            <w:r>
-              <w:rPr>
-                <w:sz w:val="18"/>
-                <w:szCs w:val="18"/>
-              </w:rPr>
-              <w:t xml:space="preserve">Any</w:t>
-            </w:r>
-          </w:p>
-        </w:tc>
-        <w:tc>
-          <w:tcPr>
-            <w:tcW w:type="dxa" w:w="1783"/>
-            <w:tcBorders>
-              <w:top w:val="single" w:color="C9D2DE" w:sz="4"/>
-              <w:left w:val="single" w:color="C9D2DE" w:sz="4"/>
-              <w:bottom w:val="single" w:color="C9D2DE" w:sz="4"/>
-              <w:right w:val="single" w:color="C9D2DE" w:sz="4"/>
-            </w:tcBorders>
-            <w:shd w:fill="F7F9FC" w:color="auto" w:val="clear"/>
-            <w:tcMar>
-              <w:top w:type="dxa" w:w="50"/>
-              <w:left w:type="dxa" w:w="90"/>
-              <w:bottom w:type="dxa" w:w="50"/>
-              <w:right w:type="dxa" w:w="90"/>
-            </w:tcMar>
-            <w:vAlign w:val="top"/>
-          </w:tcPr>
-          <w:p>
-            <w:pPr>
-              <w:keepNext w:val="false"/>
-              <w:spacing w:after="20" w:line="260"/>
-            </w:pPr>
-            <w:r>
-              <w:rPr>
-                <w:sz w:val="18"/>
-                <w:szCs w:val="18"/>
-              </w:rPr>
-              <w:t xml:space="preserve">500 – 1,000</w:t>
-            </w:r>
-          </w:p>
-        </w:tc>
-        <w:tc>
-          <w:tcPr>
-            <w:tcW w:type="dxa" w:w="1387"/>
-            <w:tcBorders>
-              <w:top w:val="single" w:color="C9D2DE" w:sz="4"/>
-              <w:left w:val="single" w:color="C9D2DE" w:sz="4"/>
-              <w:bottom w:val="single" w:color="C9D2DE" w:sz="4"/>
-              <w:right w:val="single" w:color="C9D2DE" w:sz="4"/>
-            </w:tcBorders>
-            <w:shd w:fill="F7F9FC" w:color="auto" w:val="clear"/>
-            <w:tcMar>
-              <w:top w:type="dxa" w:w="50"/>
-              <w:left w:type="dxa" w:w="90"/>
-              <w:bottom w:type="dxa" w:w="50"/>
-              <w:right w:type="dxa" w:w="90"/>
-            </w:tcMar>
-            <w:vAlign w:val="top"/>
-          </w:tcPr>
-          <w:p>
-            <w:pPr>
-              <w:keepNext w:val="false"/>
-              <w:spacing w:after="20" w:line="260"/>
-            </w:pPr>
-            <w:r>
-              <w:rPr>
-                <w:sz w:val="18"/>
-                <w:szCs w:val="18"/>
-              </w:rPr>
-              <w:t xml:space="preserve">with the job</w:t>
+              <w:t xml:space="preserve">With the job</w:t>
             </w:r>
           </w:p>
         </w:tc>
@@ -24820,7 +21102,7 @@
         <w:t xml:space="preserve">Pricing rule:</w:t>
       </w:r>
       <w:r>
-        <w:t xml:space="preserve"> price for the service, property type and bedrooms (or area) + add-ons + surcharges (urgent, Friday, outside Dubai) − discount (limited by role). A company’s rate card replaces the list price. The public booking page shows an instant estimate.</w:t>
+        <w:t xml:space="preserve"> price for the service, property type and bedrooms + thermal imaging if chosen − discount (limited by role). There are no surcharges. A bank’s rate card replaces the list price; developer services are quoted per project. The public booking page shows an instant estimate.</w:t>
       </w:r>
     </w:p>
     <w:p>
@@ -25689,7 +21971,7 @@
                 <w:sz w:val="18"/>
                 <w:szCs w:val="18"/>
               </w:rPr>
-              <w:t xml:space="preserve">Optional extras</w:t>
+              <w:t xml:space="preserve">Optional extra</w:t>
             </w:r>
           </w:p>
         </w:tc>
@@ -25720,7 +22002,7 @@
                 <w:sz w:val="18"/>
                 <w:szCs w:val="18"/>
               </w:rPr>
-              <w:t xml:space="preserve">Mould lab test (third party), extra re-inspection, specialist diagnostics</w:t>
+              <w:t xml:space="preserve">Thermal imaging add-on</w:t>
             </w:r>
           </w:p>
         </w:tc>
@@ -26177,7 +22459,16 @@
         <w:spacing w:after="60" w:line="290"/>
       </w:pPr>
       <w:r>
-        <w:t xml:space="preserve">Verified details for valuation-support packs: actual area, finishes, floor, view, occupancy.</w:t>
+        <w:t xml:space="preserve">Client or tenant signature on site for move-in and move-out reports.</w:t>
+      </w:r>
+    </w:p>
+    <w:p>
+      <w:pPr>
+        <w:pStyle w:val="Heading1"/>
+        <w:spacing w:after="200" w:before="480"/>
+      </w:pPr>
+      <w:r>
+        <w:t xml:space="preserve">12. Reports and technical review</w:t>
       </w:r>
     </w:p>
     <w:p>
@@ -26190,28 +22481,6 @@
         <w:spacing w:after="60" w:line="290"/>
       </w:pPr>
       <w:r>
-        <w:t xml:space="preserve">Client or tenant signature on site for move-in and move-out reports.</w:t>
-      </w:r>
-    </w:p>
-    <w:p>
-      <w:pPr>
-        <w:pStyle w:val="Heading1"/>
-        <w:spacing w:after="200" w:before="480"/>
-      </w:pPr>
-      <w:r>
-        <w:t xml:space="preserve">12. Reports and technical review</w:t>
-      </w:r>
-    </w:p>
-    <w:p>
-      <w:pPr>
-        <w:pStyle w:val="ListParagraph"/>
-        <w:numPr>
-          <w:ilvl w:val="0"/>
-          <w:numId w:val="2"/>
-        </w:numPr>
-        <w:spacing w:after="60" w:line="290"/>
-      </w:pPr>
-      <w:r>
         <w:rPr>
           <w:b/>
           <w:bCs/>
@@ -26219,7 +22488,7 @@
         <w:t xml:space="preserve">Report types:</w:t>
       </w:r>
       <w:r>
-        <w:t xml:space="preserve"> resale, snagging and handover, 11th-month warranty, move-in / move-out, collateral condition, construction progress, repossessed asset, building audit, specialist diagnostic, valuation-support pack.</w:t>
+        <w:t xml:space="preserve"> resale, snagging and handover (also used for the bank buyer handover programme and the developer pre-handover quality check), move-in / move-out, repossessed or distressed asset, and defect-period tracking (a re-inspection report).</w:t>
       </w:r>
     </w:p>
     <w:p>
@@ -29151,7 +25420,7 @@
         <w:spacing w:after="60" w:line="290"/>
       </w:pPr>
       <w:r>
-        <w:t xml:space="preserve">Templates: lead follow-up, request received, quotation, quotation reminder, agreement, payment receipt, inspection confirmation and reminder, no access, report issued, invoice, payment reminder, re-inspection due, valuation pack sent, feedback request.</w:t>
+        <w:t xml:space="preserve">Templates: lead follow-up, request received, quotation, quotation reminder, agreement, payment receipt, inspection confirmation and reminder, no access, report issued, invoice, payment reminder, re-inspection due, feedback request.</w:t>
       </w:r>
     </w:p>
     <w:p>
@@ -29253,7 +25522,7 @@
         <w:t xml:space="preserve">Catalogue:</w:t>
       </w:r>
       <w:r>
-        <w:t xml:space="preserve"> services, prices, add-ons, surcharges, discount limits, company rate cards.</w:t>
+        <w:t xml:space="preserve"> services, prices, the thermal add-on, discount limits, bank rate cards.</w:t>
       </w:r>
     </w:p>
     <w:p>
@@ -30469,7 +26738,7 @@
         <w:spacing w:after="60" w:line="290"/>
       </w:pPr>
       <w:r>
-        <w:t xml:space="preserve">A valuation-support pack reaches the partner’s portal, and no market value is shown anywhere while the valuation switch is off.</w:t>
+        <w:t xml:space="preserve">No market value or valuation figure is shown anywhere while the valuation switch is off.</w:t>
       </w:r>
     </w:p>
     <w:p>

--- a/docs/ARAL_Inspection_App_Build_Prompt_and_Workflows.docx
+++ b/docs/ARAL_Inspection_App_Build_Prompt_and_Workflows.docx
@@ -101,7 +101,7 @@
           <w:sz w:val="22"/>
           <w:szCs w:val="22"/>
         </w:rPr>
-        <w:t xml:space="preserve">Version 3.2  ·  21 October 2026</w:t>
+        <w:t xml:space="preserve">Version 4.0  ·  22 October 2026</w:t>
       </w:r>
     </w:p>
     <w:p>
@@ -128,7 +128,7 @@
           <w:sz w:val="22"/>
           <w:szCs w:val="22"/>
         </w:rPr>
-        <w:t xml:space="preserve">Phase 1 approved  ·  Phase 2 delivered  ·  Phase 3 next</w:t>
+        <w:t xml:space="preserve">App built end to end  ·  in testing  ·  live settings pending</w:t>
       </w:r>
     </w:p>
     <w:p>
@@ -425,6 +425,33 @@
         <w:tabs>
           <w:tab w:val="right" w:pos="9906" w:leader="dot"/>
         </w:tabs>
+        <w:spacing w:after="40" w:before="40"/>
+        <w:ind w:left="0"/>
+      </w:pPr>
+      <w:r>
+        <w:rPr>
+          <w:b w:val="false"/>
+          <w:bCs w:val="false"/>
+          <w:color w:val="16213A"/>
+          <w:sz w:val="21"/>
+          <w:szCs w:val="21"/>
+        </w:rPr>
+        <w:t xml:space="preserve">Before you go live</w:t>
+      </w:r>
+      <w:r>
+        <w:rPr>
+          <w:color w:val="5B6782"/>
+          <w:sz w:val="20"/>
+          <w:szCs w:val="20"/>
+        </w:rPr>
+        <w:t xml:space="preserve">	14</w:t>
+      </w:r>
+    </w:p>
+    <w:p>
+      <w:pPr>
+        <w:tabs>
+          <w:tab w:val="right" w:pos="9906" w:leader="dot"/>
+        </w:tabs>
         <w:spacing w:after="40" w:before="200"/>
         <w:ind w:left="0"/>
       </w:pPr>
@@ -444,7 +471,7 @@
           <w:sz w:val="20"/>
           <w:szCs w:val="20"/>
         </w:rPr>
-        <w:t xml:space="preserve">	14</w:t>
+        <w:t xml:space="preserve">	15</w:t>
       </w:r>
     </w:p>
     <w:p>
@@ -471,7 +498,7 @@
           <w:sz w:val="20"/>
           <w:szCs w:val="20"/>
         </w:rPr>
-        <w:t xml:space="preserve">	15</w:t>
+        <w:t xml:space="preserve">	16</w:t>
       </w:r>
     </w:p>
     <w:p>
@@ -498,7 +525,7 @@
           <w:sz w:val="20"/>
           <w:szCs w:val="20"/>
         </w:rPr>
-        <w:t xml:space="preserve">	15</w:t>
+        <w:t xml:space="preserve">	16</w:t>
       </w:r>
     </w:p>
     <w:p>
@@ -525,7 +552,7 @@
           <w:sz w:val="20"/>
           <w:szCs w:val="20"/>
         </w:rPr>
-        <w:t xml:space="preserve">	16</w:t>
+        <w:t xml:space="preserve">	17</w:t>
       </w:r>
     </w:p>
     <w:p>
@@ -552,7 +579,7 @@
           <w:sz w:val="20"/>
           <w:szCs w:val="20"/>
         </w:rPr>
-        <w:t xml:space="preserve">	16</w:t>
+        <w:t xml:space="preserve">	17</w:t>
       </w:r>
     </w:p>
     <w:p>
@@ -579,7 +606,7 @@
           <w:sz w:val="20"/>
           <w:szCs w:val="20"/>
         </w:rPr>
-        <w:t xml:space="preserve">	16</w:t>
+        <w:t xml:space="preserve">	17</w:t>
       </w:r>
     </w:p>
     <w:p>
@@ -606,7 +633,7 @@
           <w:sz w:val="20"/>
           <w:szCs w:val="20"/>
         </w:rPr>
-        <w:t xml:space="preserve">	17</w:t>
+        <w:t xml:space="preserve">	18</w:t>
       </w:r>
     </w:p>
     <w:p>
@@ -633,7 +660,7 @@
           <w:sz w:val="20"/>
           <w:szCs w:val="20"/>
         </w:rPr>
-        <w:t xml:space="preserve">	17</w:t>
+        <w:t xml:space="preserve">	18</w:t>
       </w:r>
     </w:p>
     <w:p>
@@ -660,7 +687,7 @@
           <w:sz w:val="20"/>
           <w:szCs w:val="20"/>
         </w:rPr>
-        <w:t xml:space="preserve">	18</w:t>
+        <w:t xml:space="preserve">	19</w:t>
       </w:r>
     </w:p>
     <w:p>
@@ -687,7 +714,7 @@
           <w:sz w:val="20"/>
           <w:szCs w:val="20"/>
         </w:rPr>
-        <w:t xml:space="preserve">	18</w:t>
+        <w:t xml:space="preserve">	19</w:t>
       </w:r>
     </w:p>
     <w:p>
@@ -714,7 +741,7 @@
           <w:sz w:val="20"/>
           <w:szCs w:val="20"/>
         </w:rPr>
-        <w:t xml:space="preserve">	19</w:t>
+        <w:t xml:space="preserve">	20</w:t>
       </w:r>
     </w:p>
     <w:p>
@@ -741,7 +768,7 @@
           <w:sz w:val="20"/>
           <w:szCs w:val="20"/>
         </w:rPr>
-        <w:t xml:space="preserve">	19</w:t>
+        <w:t xml:space="preserve">	20</w:t>
       </w:r>
     </w:p>
     <w:p>
@@ -768,7 +795,7 @@
           <w:sz w:val="20"/>
           <w:szCs w:val="20"/>
         </w:rPr>
-        <w:t xml:space="preserve">	20</w:t>
+        <w:t xml:space="preserve">	21</w:t>
       </w:r>
     </w:p>
     <w:p>
@@ -795,7 +822,7 @@
           <w:sz w:val="20"/>
           <w:szCs w:val="20"/>
         </w:rPr>
-        <w:t xml:space="preserve">	21</w:t>
+        <w:t xml:space="preserve">	23</w:t>
       </w:r>
     </w:p>
     <w:p>
@@ -822,7 +849,7 @@
           <w:sz w:val="20"/>
           <w:szCs w:val="20"/>
         </w:rPr>
-        <w:t xml:space="preserve">	21</w:t>
+        <w:t xml:space="preserve">	23</w:t>
       </w:r>
     </w:p>
     <w:p>
@@ -849,7 +876,7 @@
           <w:sz w:val="20"/>
           <w:szCs w:val="20"/>
         </w:rPr>
-        <w:t xml:space="preserve">	22</w:t>
+        <w:t xml:space="preserve">	23</w:t>
       </w:r>
     </w:p>
     <w:p>
@@ -876,7 +903,7 @@
           <w:sz w:val="20"/>
           <w:szCs w:val="20"/>
         </w:rPr>
-        <w:t xml:space="preserve">	22</w:t>
+        <w:t xml:space="preserve">	24</w:t>
       </w:r>
     </w:p>
     <w:p>
@@ -903,7 +930,7 @@
           <w:sz w:val="20"/>
           <w:szCs w:val="20"/>
         </w:rPr>
-        <w:t xml:space="preserve">	22</w:t>
+        <w:t xml:space="preserve">	24</w:t>
       </w:r>
     </w:p>
     <w:p>
@@ -930,7 +957,7 @@
           <w:sz w:val="20"/>
           <w:szCs w:val="20"/>
         </w:rPr>
-        <w:t xml:space="preserve">	23</w:t>
+        <w:t xml:space="preserve">	24</w:t>
       </w:r>
     </w:p>
     <w:p>
@@ -957,7 +984,7 @@
           <w:sz w:val="20"/>
           <w:szCs w:val="20"/>
         </w:rPr>
-        <w:t xml:space="preserve">	23</w:t>
+        <w:t xml:space="preserve">	24</w:t>
       </w:r>
     </w:p>
     <w:p>
@@ -984,7 +1011,7 @@
           <w:sz w:val="20"/>
           <w:szCs w:val="20"/>
         </w:rPr>
-        <w:t xml:space="preserve">	23</w:t>
+        <w:t xml:space="preserve">	25</w:t>
       </w:r>
     </w:p>
     <w:p>
@@ -1011,7 +1038,7 @@
           <w:sz w:val="20"/>
           <w:szCs w:val="20"/>
         </w:rPr>
-        <w:t xml:space="preserve">	24</w:t>
+        <w:t xml:space="preserve">	25</w:t>
       </w:r>
     </w:p>
     <w:p>
@@ -1038,7 +1065,7 @@
           <w:sz w:val="20"/>
           <w:szCs w:val="20"/>
         </w:rPr>
-        <w:t xml:space="preserve">	24</w:t>
+        <w:t xml:space="preserve">	25</w:t>
       </w:r>
     </w:p>
     <w:p>
@@ -1150,14 +1177,30 @@
                 <w:sz w:val="20"/>
                 <w:szCs w:val="20"/>
               </w:rPr>
-              <w:t xml:space="preserve">Phase 1 (design) approved on 21 October 2026.</w:t>
+              <w:t xml:space="preserve">The app is built end to end</w:t>
             </w:r>
             <w:r>
               <w:rPr>
                 <w:sz w:val="20"/>
                 <w:szCs w:val="20"/>
               </w:rPr>
-              <w:t xml:space="preserve"> Database, report field mapping and screen layouts.</w:t>
+              <w:t xml:space="preserve"> and running on Render for testing: leads, quotations, e-signed agreement, card payments (demo), scheduling and calendar, the phone inspection app, technical review, PDF reports with attachments, invoices, commissions, dashboard and Excel exports, in English and Arabic. Code in GitHub: </w:t>
+            </w:r>
+            <w:r>
+              <w:rPr>
+                <w:rFonts w:ascii="Consolas" w:cs="Consolas" w:eastAsia="Consolas" w:hAnsi="Consolas"/>
+                <w:color w:val="0B4F8C"/>
+                <w:sz w:val="18"/>
+                <w:szCs w:val="18"/>
+              </w:rPr>
+              <w:t xml:space="preserve">ananader1977/aral-inspection</w:t>
+            </w:r>
+            <w:r>
+              <w:rPr>
+                <w:sz w:val="20"/>
+                <w:szCs w:val="20"/>
+              </w:rPr>
+              <w:t xml:space="preserve">.</w:t>
             </w:r>
           </w:p>
           <w:p>
@@ -1171,30 +1214,14 @@
                 <w:sz w:val="20"/>
                 <w:szCs w:val="20"/>
               </w:rPr>
-              <w:t xml:space="preserve">Phase 2 (foundation) delivered.</w:t>
+              <w:t xml:space="preserve">This version (4.0) reflects how the app works today,</w:t>
             </w:r>
             <w:r>
               <w:rPr>
                 <w:sz w:val="20"/>
                 <w:szCs w:val="20"/>
               </w:rPr>
-              <w:t xml:space="preserve"> Sign-in with two-step codes, roles, users, company settings, terms and wording with versions, service catalogue and prices, inspectors, equipment, checklists, comment library, English and Arabic screens. Code in GitHub: </w:t>
-            </w:r>
-            <w:r>
-              <w:rPr>
-                <w:rFonts w:ascii="Consolas" w:cs="Consolas" w:eastAsia="Consolas" w:hAnsi="Consolas"/>
-                <w:color w:val="0B4F8C"/>
-                <w:sz w:val="18"/>
-                <w:szCs w:val="18"/>
-              </w:rPr>
-              <w:t xml:space="preserve">ananader1977/aral-inspection</w:t>
-            </w:r>
-            <w:r>
-              <w:rPr>
-                <w:sz w:val="20"/>
-                <w:szCs w:val="20"/>
-              </w:rPr>
-              <w:t xml:space="preserve">.</w:t>
+              <w:t xml:space="preserve"> including the changes made during testing: signing link emails, payments taken by the office, the inspection created at payment, the full-week calendar, system checklists for AC, electrical and water heater, and report attachments.</w:t>
             </w:r>
           </w:p>
           <w:p>
@@ -1208,14 +1235,14 @@
                 <w:sz w:val="20"/>
                 <w:szCs w:val="20"/>
               </w:rPr>
-              <w:t xml:space="preserve">Phase 3 is next:</w:t>
+              <w:t xml:space="preserve">Still to do before going live:</w:t>
             </w:r>
             <w:r>
               <w:rPr>
                 <w:sz w:val="20"/>
                 <w:szCs w:val="20"/>
               </w:rPr>
-              <w:t xml:space="preserve"> leads, client requests, the pricing engine, quotations and the PDF engine.</w:t>
+              <w:t xml:space="preserve"> the settings in "Before you go live" (Part A), the lawyer-approved wording, and the Stripe and Google Drive keys.</w:t>
             </w:r>
           </w:p>
         </w:tc>
@@ -5121,7 +5148,7 @@
       <w:r>
         <w:drawing>
           <wp:inline distT="0" distB="0" distL="0" distR="0">
-            <wp:extent cx="5715000" cy="2238375"/>
+            <wp:extent cx="5715000" cy="2257425"/>
             <wp:effectExtent t="0" r="0" b="0" l="0"/>
             <wp:docPr id="2" name="overview.png" descr="overview.png" title="overview.png"/>
             <wp:cNvGraphicFramePr>
@@ -5146,7 +5173,7 @@
                   <pic:spPr bwMode="auto">
                     <a:xfrm>
                       <a:off x="0" y="0"/>
-                      <a:ext cx="5715000" cy="2238375"/>
+                      <a:ext cx="5715000" cy="2257425"/>
                     </a:xfrm>
                     <a:prstGeom prst="rect">
                       <a:avLst/>
@@ -5652,7 +5679,7 @@
                 <w:sz w:val="18"/>
                 <w:szCs w:val="18"/>
               </w:rPr>
-              <w:t xml:space="preserve">Client</w:t>
+              <w:t xml:space="preserve">Client (or the office for the client)</w:t>
             </w:r>
           </w:p>
         </w:tc>
@@ -5683,7 +5710,7 @@
                 <w:sz w:val="18"/>
                 <w:szCs w:val="18"/>
               </w:rPr>
-              <w:t xml:space="preserve">Service agreement to sign, card checkout, receipt</w:t>
+              <w:t xml:space="preserve">Signing link, signed agreement PDF, card checkout, receipt</w:t>
             </w:r>
           </w:p>
         </w:tc>
@@ -5817,7 +5844,7 @@
                 <w:sz w:val="18"/>
                 <w:szCs w:val="18"/>
               </w:rPr>
-              <w:t xml:space="preserve">Confirmation with date, time and inspector; reminder the day before</w:t>
+              <w:t xml:space="preserve">Confirmation email with date, time, inspector and a calendar invite</w:t>
             </w:r>
           </w:p>
         </w:tc>
@@ -6184,7 +6211,7 @@
                 <w:sz w:val="18"/>
                 <w:szCs w:val="18"/>
               </w:rPr>
-              <w:t xml:space="preserve">System</w:t>
+              <w:t xml:space="preserve">Technical Manager</w:t>
             </w:r>
           </w:p>
         </w:tc>
@@ -6215,7 +6242,7 @@
                 <w:sz w:val="18"/>
                 <w:szCs w:val="18"/>
               </w:rPr>
-              <w:t xml:space="preserve">Report PDF with photos, QR code and online videos</w:t>
+              <w:t xml:space="preserve">Report PDF with photos, attachments, QR code and the online report link</w:t>
             </w:r>
           </w:p>
         </w:tc>
@@ -6481,7 +6508,7 @@
                 <w:sz w:val="18"/>
                 <w:szCs w:val="18"/>
               </w:rPr>
-              <w:t xml:space="preserve">A short feedback request</w:t>
+              <w:t xml:space="preserve">A star rating on the online report</w:t>
             </w:r>
           </w:p>
         </w:tc>
@@ -8259,7 +8286,7 @@
       <w:r>
         <w:drawing>
           <wp:inline distT="0" distB="0" distL="0" distR="0">
-            <wp:extent cx="5715000" cy="2381250"/>
+            <wp:extent cx="5715000" cy="2438400"/>
             <wp:effectExtent t="0" r="0" b="0" l="0"/>
             <wp:docPr id="4" name="quotation.png" descr="quotation.png" title="quotation.png"/>
             <wp:cNvGraphicFramePr>
@@ -8284,7 +8311,7 @@
                   <pic:spPr bwMode="auto">
                     <a:xfrm>
                       <a:off x="0" y="0"/>
-                      <a:ext cx="5715000" cy="2381250"/>
+                      <a:ext cx="5715000" cy="2438400"/>
                     </a:xfrm>
                     <a:prstGeom prst="rect">
                       <a:avLst/>
@@ -8597,7 +8624,7 @@
                 <w:sz w:val="18"/>
                 <w:szCs w:val="18"/>
               </w:rPr>
-              <w:t xml:space="preserve">System</w:t>
+              <w:t xml:space="preserve">Admin</w:t>
             </w:r>
           </w:p>
         </w:tc>
@@ -8628,7 +8655,7 @@
                 <w:sz w:val="18"/>
                 <w:szCs w:val="18"/>
               </w:rPr>
-              <w:t xml:space="preserve">Fills the price from the service, property type and bedrooms, or the bank's rate card. Adds thermal imaging if chosen. Developer services are quoted per project.</w:t>
+              <w:t xml:space="preserve">Fills the lines from the service, property type and bedrooms, or the client's negotiated rate. Developer services are priced per proposal. Discounts over 10% need the Super Admin.</w:t>
             </w:r>
           </w:p>
         </w:tc>
@@ -8659,7 +8686,7 @@
                 <w:sz w:val="18"/>
                 <w:szCs w:val="18"/>
               </w:rPr>
-              <w:t xml:space="preserve">Quote draft</w:t>
+              <w:t xml:space="preserve">New request</w:t>
             </w:r>
           </w:p>
         </w:tc>
@@ -8728,7 +8755,7 @@
                 <w:sz w:val="18"/>
                 <w:szCs w:val="18"/>
               </w:rPr>
-              <w:t xml:space="preserve">Check and adjust</w:t>
+              <w:t xml:space="preserve">Send to the client</w:t>
             </w:r>
           </w:p>
         </w:tc>
@@ -8792,7 +8819,7 @@
                 <w:sz w:val="18"/>
                 <w:szCs w:val="18"/>
               </w:rPr>
-              <w:t xml:space="preserve">Blocks discounts above the Admin's limit. Prints only the scope blocks that apply (e.g. no pool section for apartments).</w:t>
+              <w:t xml:space="preserve">Numbers the quote (QT-2026-00001, revisions -R1, -R2), emails the PDF from Gmail and shows the client link on the job page (copy, open, WhatsApp).</w:t>
             </w:r>
           </w:p>
         </w:tc>
@@ -8824,7 +8851,7 @@
                 <w:sz w:val="18"/>
                 <w:szCs w:val="18"/>
               </w:rPr>
-              <w:t xml:space="preserve">Quote draft</w:t>
+              <w:t xml:space="preserve">Quoted</w:t>
             </w:r>
           </w:p>
         </w:tc>
@@ -8891,7 +8918,7 @@
                 <w:sz w:val="18"/>
                 <w:szCs w:val="18"/>
               </w:rPr>
-              <w:t xml:space="preserve">Send to the client</w:t>
+              <w:t xml:space="preserve">Client decides</w:t>
             </w:r>
           </w:p>
         </w:tc>
@@ -8922,7 +8949,7 @@
                 <w:sz w:val="18"/>
                 <w:szCs w:val="18"/>
               </w:rPr>
-              <w:t xml:space="preserve">Admin</w:t>
+              <w:t xml:space="preserve">Client</w:t>
             </w:r>
           </w:p>
         </w:tc>
@@ -8953,7 +8980,7 @@
                 <w:sz w:val="18"/>
                 <w:szCs w:val="18"/>
               </w:rPr>
-              <w:t xml:space="preserve">Numbers the quote (QT-2026-00001), emails the PDF from Gmail, and logs it under Messages.</w:t>
+              <w:t xml:space="preserve">Records the name, time and IP of the acceptance and emails the client the signing link straight away.</w:t>
             </w:r>
           </w:p>
         </w:tc>
@@ -8984,7 +9011,7 @@
                 <w:sz w:val="18"/>
                 <w:szCs w:val="18"/>
               </w:rPr>
-              <w:t xml:space="preserve">Quoted</w:t>
+              <w:t xml:space="preserve">Quote accepted</w:t>
             </w:r>
           </w:p>
         </w:tc>
@@ -9053,7 +9080,7 @@
                 <w:sz w:val="18"/>
                 <w:szCs w:val="18"/>
               </w:rPr>
-              <w:t xml:space="preserve">Client decides</w:t>
+              <w:t xml:space="preserve">Sign the agreement</w:t>
             </w:r>
           </w:p>
         </w:tc>
@@ -9117,7 +9144,7 @@
                 <w:sz w:val="18"/>
                 <w:szCs w:val="18"/>
               </w:rPr>
-              <w:t xml:space="preserve">Records the decision with name, time and IP address. Reminds automatically before expiry.</w:t>
+              <w:t xml:space="preserve">Stores the signature, time and IP, makes the signed agreement PDF and emails it to the client.</w:t>
             </w:r>
           </w:p>
         </w:tc>
@@ -9149,7 +9176,7 @@
                 <w:sz w:val="18"/>
                 <w:szCs w:val="18"/>
               </w:rPr>
-              <w:t xml:space="preserve">Quote accepted / rejected / expired</w:t>
+              <w:t xml:space="preserve">Agreement signed</w:t>
             </w:r>
           </w:p>
         </w:tc>
@@ -9216,7 +9243,7 @@
                 <w:sz w:val="18"/>
                 <w:szCs w:val="18"/>
               </w:rPr>
-              <w:t xml:space="preserve">Sign the agreement</w:t>
+              <w:t xml:space="preserve">Take the payment</w:t>
             </w:r>
           </w:p>
         </w:tc>
@@ -9278,7 +9305,7 @@
                 <w:sz w:val="18"/>
                 <w:szCs w:val="18"/>
               </w:rPr>
-              <w:t xml:space="preserve">Emails the service agreement with the current terms version. Stores the signature, time and IP.</w:t>
+              <w:t xml:space="preserve">Records the payment, emails the receipt PDF, and creates the inspection with its rooms and items.</w:t>
             </w:r>
           </w:p>
         </w:tc>
@@ -9291,171 +9318,6 @@
               <w:bottom w:val="single" w:color="C9D2DE" w:sz="4"/>
               <w:right w:val="single" w:color="C9D2DE" w:sz="4"/>
             </w:tcBorders>
-            <w:tcMar>
-              <w:top w:type="dxa" w:w="50"/>
-              <w:left w:type="dxa" w:w="90"/>
-              <w:bottom w:type="dxa" w:w="50"/>
-              <w:right w:type="dxa" w:w="90"/>
-            </w:tcMar>
-            <w:vAlign w:val="top"/>
-          </w:tcPr>
-          <w:p>
-            <w:pPr>
-              <w:keepNext w:val="false"/>
-              <w:spacing w:after="20" w:line="260"/>
-            </w:pPr>
-            <w:r>
-              <w:rPr>
-                <w:sz w:val="18"/>
-                <w:szCs w:val="18"/>
-              </w:rPr>
-              <w:t xml:space="preserve">Agreement signed</w:t>
-            </w:r>
-          </w:p>
-        </w:tc>
-      </w:tr>
-      <w:tr>
-        <w:trPr>
-          <w:cantSplit/>
-        </w:trPr>
-        <w:tc>
-          <w:tcPr>
-            <w:tcW w:type="dxa" w:w="404"/>
-            <w:tcBorders>
-              <w:top w:val="single" w:color="C9D2DE" w:sz="4"/>
-              <w:left w:val="single" w:color="C9D2DE" w:sz="4"/>
-              <w:bottom w:val="single" w:color="C9D2DE" w:sz="4"/>
-              <w:right w:val="single" w:color="C9D2DE" w:sz="4"/>
-            </w:tcBorders>
-            <w:shd w:fill="F7F9FC" w:color="auto" w:val="clear"/>
-            <w:tcMar>
-              <w:top w:type="dxa" w:w="50"/>
-              <w:left w:type="dxa" w:w="90"/>
-              <w:bottom w:type="dxa" w:w="50"/>
-              <w:right w:type="dxa" w:w="90"/>
-            </w:tcMar>
-            <w:vAlign w:val="top"/>
-          </w:tcPr>
-          <w:p>
-            <w:pPr>
-              <w:keepNext w:val="false"/>
-              <w:spacing w:after="20" w:line="260"/>
-            </w:pPr>
-            <w:r>
-              <w:rPr>
-                <w:sz w:val="18"/>
-                <w:szCs w:val="18"/>
-              </w:rPr>
-              <w:t xml:space="preserve">6</w:t>
-            </w:r>
-          </w:p>
-        </w:tc>
-        <w:tc>
-          <w:tcPr>
-            <w:tcW w:type="dxa" w:w="1617"/>
-            <w:tcBorders>
-              <w:top w:val="single" w:color="C9D2DE" w:sz="4"/>
-              <w:left w:val="single" w:color="C9D2DE" w:sz="4"/>
-              <w:bottom w:val="single" w:color="C9D2DE" w:sz="4"/>
-              <w:right w:val="single" w:color="C9D2DE" w:sz="4"/>
-            </w:tcBorders>
-            <w:shd w:fill="F7F9FC" w:color="auto" w:val="clear"/>
-            <w:tcMar>
-              <w:top w:type="dxa" w:w="50"/>
-              <w:left w:type="dxa" w:w="90"/>
-              <w:bottom w:type="dxa" w:w="50"/>
-              <w:right w:type="dxa" w:w="90"/>
-            </w:tcMar>
-            <w:vAlign w:val="top"/>
-          </w:tcPr>
-          <w:p>
-            <w:pPr>
-              <w:keepNext w:val="false"/>
-              <w:spacing w:after="20" w:line="260"/>
-            </w:pPr>
-            <w:r>
-              <w:rPr>
-                <w:sz w:val="18"/>
-                <w:szCs w:val="18"/>
-              </w:rPr>
-              <w:t xml:space="preserve">Pay</w:t>
-            </w:r>
-          </w:p>
-        </w:tc>
-        <w:tc>
-          <w:tcPr>
-            <w:tcW w:type="dxa" w:w="1213"/>
-            <w:tcBorders>
-              <w:top w:val="single" w:color="C9D2DE" w:sz="4"/>
-              <w:left w:val="single" w:color="C9D2DE" w:sz="4"/>
-              <w:bottom w:val="single" w:color="C9D2DE" w:sz="4"/>
-              <w:right w:val="single" w:color="C9D2DE" w:sz="4"/>
-            </w:tcBorders>
-            <w:shd w:fill="F7F9FC" w:color="auto" w:val="clear"/>
-            <w:tcMar>
-              <w:top w:type="dxa" w:w="50"/>
-              <w:left w:type="dxa" w:w="90"/>
-              <w:bottom w:type="dxa" w:w="50"/>
-              <w:right w:type="dxa" w:w="90"/>
-            </w:tcMar>
-            <w:vAlign w:val="top"/>
-          </w:tcPr>
-          <w:p>
-            <w:pPr>
-              <w:keepNext w:val="false"/>
-              <w:spacing w:after="20" w:line="260"/>
-            </w:pPr>
-            <w:r>
-              <w:rPr>
-                <w:sz w:val="18"/>
-                <w:szCs w:val="18"/>
-              </w:rPr>
-              <w:t xml:space="preserve">Client</w:t>
-            </w:r>
-          </w:p>
-        </w:tc>
-        <w:tc>
-          <w:tcPr>
-            <w:tcW w:type="dxa" w:w="4852"/>
-            <w:tcBorders>
-              <w:top w:val="single" w:color="C9D2DE" w:sz="4"/>
-              <w:left w:val="single" w:color="C9D2DE" w:sz="4"/>
-              <w:bottom w:val="single" w:color="C9D2DE" w:sz="4"/>
-              <w:right w:val="single" w:color="C9D2DE" w:sz="4"/>
-            </w:tcBorders>
-            <w:shd w:fill="F7F9FC" w:color="auto" w:val="clear"/>
-            <w:tcMar>
-              <w:top w:type="dxa" w:w="50"/>
-              <w:left w:type="dxa" w:w="90"/>
-              <w:bottom w:type="dxa" w:w="50"/>
-              <w:right w:type="dxa" w:w="90"/>
-            </w:tcMar>
-            <w:vAlign w:val="top"/>
-          </w:tcPr>
-          <w:p>
-            <w:pPr>
-              <w:keepNext w:val="false"/>
-              <w:spacing w:after="20" w:line="260"/>
-            </w:pPr>
-            <w:r>
-              <w:rPr>
-                <w:sz w:val="18"/>
-                <w:szCs w:val="18"/>
-              </w:rPr>
-              <w:t xml:space="preserve">Opens the card checkout or records a bank transfer with proof. Emails a receipt.</w:t>
-            </w:r>
-          </w:p>
-        </w:tc>
-        <w:tc>
-          <w:tcPr>
-            <w:tcW w:type="dxa" w:w="1820"/>
-            <w:tcBorders>
-              <w:top w:val="single" w:color="C9D2DE" w:sz="4"/>
-              <w:left w:val="single" w:color="C9D2DE" w:sz="4"/>
-              <w:bottom w:val="single" w:color="C9D2DE" w:sz="4"/>
-              <w:right w:val="single" w:color="C9D2DE" w:sz="4"/>
-            </w:tcBorders>
-            <w:shd w:fill="F7F9FC" w:color="auto" w:val="clear"/>
             <w:tcMar>
               <w:top w:type="dxa" w:w="50"/>
               <w:left w:type="dxa" w:w="90"/>
@@ -9607,33 +9469,33 @@
                 <w:sz w:val="18"/>
                 <w:szCs w:val="18"/>
               </w:rPr>
-              <w:t xml:space="preserve">• The demo card checkout (4242 4242 4242 4242) is used until a real gateway is switched on. Demo payment links are never sent to real clients.</w:t>
-            </w:r>
-          </w:p>
-          <w:p>
-            <w:pPr>
-              <w:keepNext w:val="false"/>
-              <w:spacing w:after="20" w:line="260"/>
-            </w:pPr>
-            <w:r>
-              <w:rPr>
-                <w:sz w:val="18"/>
-                <w:szCs w:val="18"/>
-              </w:rPr>
-              <w:t xml:space="preserve">• A quote can only be edited as a new revision once it has been sent, so the client and ARAL always see the same version.</w:t>
-            </w:r>
-          </w:p>
-          <w:p>
-            <w:pPr>
-              <w:keepNext w:val="false"/>
-              <w:spacing w:after="20" w:line="260"/>
-            </w:pPr>
-            <w:r>
-              <w:rPr>
-                <w:sz w:val="18"/>
-                <w:szCs w:val="18"/>
-              </w:rPr>
-              <w:t xml:space="preserve">• If prices change, quotes already sent keep their original price until they expire.</w:t>
+              <w:t xml:space="preserve">• Demo mode: the checkout accepts the test card 4242 4242 4242 4242 and shows a 'DEMO, no real payment' banner. Stripe replaces it by changing settings only.</w:t>
+            </w:r>
+          </w:p>
+          <w:p>
+            <w:pPr>
+              <w:keepNext w:val="false"/>
+              <w:spacing w:after="20" w:line="260"/>
+            </w:pPr>
+            <w:r>
+              <w:rPr>
+                <w:sz w:val="18"/>
+                <w:szCs w:val="18"/>
+              </w:rPr>
+              <w:t xml:space="preserve">• A sent quote is never edited: a change creates a revision, so the client and ARAL always see the same version.</w:t>
+            </w:r>
+          </w:p>
+          <w:p>
+            <w:pPr>
+              <w:keepNext w:val="false"/>
+              <w:spacing w:after="20" w:line="260"/>
+            </w:pPr>
+            <w:r>
+              <w:rPr>
+                <w:sz w:val="18"/>
+                <w:szCs w:val="18"/>
+              </w:rPr>
+              <w:t xml:space="preserve">• Links in emails use the app's public address (BASE_URL). If it is wrong, links open a 'page not found' and the dashboard shows a red warning with the right value.</w:t>
             </w:r>
           </w:p>
         </w:tc>
@@ -9677,7 +9539,7 @@
                 <w:sz w:val="18"/>
                 <w:szCs w:val="18"/>
               </w:rPr>
-              <w:t xml:space="preserve">• Average time from enquiry to accepted quote</w:t>
+              <w:t xml:space="preserve">• Days from acceptance to signature and payment</w:t>
             </w:r>
           </w:p>
           <w:p>
@@ -9880,7 +9742,7 @@
       <w:r>
         <w:drawing>
           <wp:inline distT="0" distB="0" distL="0" distR="0">
-            <wp:extent cx="5715000" cy="1914525"/>
+            <wp:extent cx="5715000" cy="2028825"/>
             <wp:effectExtent t="0" r="0" b="0" l="0"/>
             <wp:docPr id="5" name="operations.png" descr="operations.png" title="operations.png"/>
             <wp:cNvGraphicFramePr>
@@ -9905,7 +9767,7 @@
                   <pic:spPr bwMode="auto">
                     <a:xfrm>
                       <a:off x="0" y="0"/>
-                      <a:ext cx="5715000" cy="1914525"/>
+                      <a:ext cx="5715000" cy="2028825"/>
                     </a:xfrm>
                     <a:prstGeom prst="rect">
                       <a:avLst/>
@@ -10187,7 +10049,7 @@
                 <w:sz w:val="18"/>
                 <w:szCs w:val="18"/>
               </w:rPr>
-              <w:t xml:space="preserve">Confirm prerequisites</w:t>
+              <w:t xml:space="preserve">Check the job is ready</w:t>
             </w:r>
           </w:p>
         </w:tc>
@@ -10249,7 +10111,7 @@
                 <w:sz w:val="18"/>
                 <w:szCs w:val="18"/>
               </w:rPr>
-              <w:t xml:space="preserve">Shows the checklist from the quote. A job cannot be confirmed until access details are filled in.</w:t>
+              <w:t xml:space="preserve">The job page shows the next step. Access notes and the client's prerequisites (AC, DEWA, keys) come from the quote.</w:t>
             </w:r>
           </w:p>
         </w:tc>
@@ -10349,7 +10211,7 @@
                 <w:sz w:val="18"/>
                 <w:szCs w:val="18"/>
               </w:rPr>
-              <w:t xml:space="preserve">Assign an inspector</w:t>
+              <w:t xml:space="preserve">Choose date and inspector</w:t>
             </w:r>
           </w:p>
         </w:tc>
@@ -10413,7 +10275,7 @@
                 <w:sz w:val="18"/>
                 <w:szCs w:val="18"/>
               </w:rPr>
-              <w:t xml:space="preserve">Suggests inspectors who cover the area and are free. Blocks anyone whose licence, insurance or agreement has expired.</w:t>
+              <w:t xml:space="preserve">Lists inspectors with their status. Blocks anyone with an expired licence, insurance or agreement, or already booked at that time.</w:t>
             </w:r>
           </w:p>
         </w:tc>
@@ -10445,7 +10307,7 @@
                 <w:sz w:val="18"/>
                 <w:szCs w:val="18"/>
               </w:rPr>
-              <w:t xml:space="preserve">Scheduled</w:t>
+              <w:t xml:space="preserve">Paid</w:t>
             </w:r>
           </w:p>
         </w:tc>
@@ -10574,7 +10436,7 @@
                 <w:sz w:val="18"/>
                 <w:szCs w:val="18"/>
               </w:rPr>
-              <w:t xml:space="preserve">Reserves a free toolset for the slot. Blocks equipment that is past its calibration date.</w:t>
+              <w:t xml:space="preserve">Adds a free thermal camera automatically for services that need one. Blocks equipment past its calibration date.</w:t>
             </w:r>
           </w:p>
         </w:tc>
@@ -10674,7 +10536,7 @@
                 <w:sz w:val="18"/>
                 <w:szCs w:val="18"/>
               </w:rPr>
-              <w:t xml:space="preserve">Confirm with the client</w:t>
+              <w:t xml:space="preserve">Confirm and show in the calendar</w:t>
             </w:r>
           </w:p>
         </w:tc>
@@ -10738,7 +10600,7 @@
                 <w:sz w:val="18"/>
                 <w:szCs w:val="18"/>
               </w:rPr>
-              <w:t xml:space="preserve">Sends the confirmation, then a reminder the day before with the prerequisites again.</w:t>
+              <w:t xml:space="preserve">Sends both an .ics invite. The visit appears in the week calendar (Monday to Sunday), in 'Coming up' and in the Outlook / Google feed.</w:t>
             </w:r>
           </w:p>
         </w:tc>
@@ -10837,7 +10699,7 @@
                 <w:sz w:val="18"/>
                 <w:szCs w:val="18"/>
               </w:rPr>
-              <w:t xml:space="preserve">Inspector checks in</w:t>
+              <w:t xml:space="preserve">Inspector arrives</w:t>
             </w:r>
           </w:p>
         </w:tc>
@@ -10899,7 +10761,7 @@
                 <w:sz w:val="18"/>
                 <w:szCs w:val="18"/>
               </w:rPr>
-              <w:t xml:space="preserve">Records arrival time and GPS. This is when the SLA clock starts.</w:t>
+              <w:t xml:space="preserve">'I'm on site' starts the report clock (SLA from property access).</w:t>
             </w:r>
           </w:p>
         </w:tc>
@@ -10930,7 +10792,7 @@
                 <w:sz w:val="18"/>
                 <w:szCs w:val="18"/>
               </w:rPr>
-              <w:t xml:space="preserve">In progress / Access failed</w:t>
+              <w:t xml:space="preserve">In progress</w:t>
             </w:r>
           </w:p>
         </w:tc>
@@ -11063,33 +10925,33 @@
                 <w:sz w:val="18"/>
                 <w:szCs w:val="18"/>
               </w:rPr>
-              <w:t xml:space="preserve">• Rescheduling by the client with less than 24 hours' notice is recorded, so the fee in the terms can be charged.</w:t>
-            </w:r>
-          </w:p>
-          <w:p>
-            <w:pPr>
-              <w:keepNext w:val="false"/>
-              <w:spacing w:after="20" w:line="260"/>
-            </w:pPr>
-            <w:r>
-              <w:rPr>
-                <w:sz w:val="18"/>
-                <w:szCs w:val="18"/>
-              </w:rPr>
-              <w:t xml:space="preserve">• If no inspector is available within the SLA, the Admin sees a warning before confirming the date with the client.</w:t>
-            </w:r>
-          </w:p>
-          <w:p>
-            <w:pPr>
-              <w:keepNext w:val="false"/>
-              <w:spacing w:after="20" w:line="260"/>
-            </w:pPr>
-            <w:r>
-              <w:rPr>
-                <w:sz w:val="18"/>
-                <w:szCs w:val="18"/>
-              </w:rPr>
-              <w:t xml:space="preserve">• Bank jobs uploaded in bulk are scheduled from one screen, grouped by area.</w:t>
+              <w:t xml:space="preserve">• No inspectors yet, or an inspector's login not linked to their inspector record: the app shows a warning with a link to Settings.</w:t>
+            </w:r>
+          </w:p>
+          <w:p>
+            <w:pPr>
+              <w:keepNext w:val="false"/>
+              <w:spacing w:after="20" w:line="260"/>
+            </w:pPr>
+            <w:r>
+              <w:rPr>
+                <w:sz w:val="18"/>
+                <w:szCs w:val="18"/>
+              </w:rPr>
+              <w:t xml:space="preserve">• Rescheduling sends a new invite and frees the old equipment booking; the history keeps both dates.</w:t>
+            </w:r>
+          </w:p>
+          <w:p>
+            <w:pPr>
+              <w:keepNext w:val="false"/>
+              <w:spacing w:after="20" w:line="260"/>
+            </w:pPr>
+            <w:r>
+              <w:rPr>
+                <w:sz w:val="18"/>
+                <w:szCs w:val="18"/>
+              </w:rPr>
+              <w:t xml:space="preserve">• Bank and company jobs on credit can be scheduled as soon as the agreement is signed.</w:t>
             </w:r>
           </w:p>
         </w:tc>
@@ -11146,7 +11008,7 @@
                 <w:sz w:val="18"/>
                 <w:szCs w:val="18"/>
               </w:rPr>
-              <w:t xml:space="preserve">• Inspector utilisation per week</w:t>
+              <w:t xml:space="preserve">• Inspector workload per week (calendar)</w:t>
             </w:r>
           </w:p>
         </w:tc>
@@ -11336,7 +11198,7 @@
       <w:r>
         <w:drawing>
           <wp:inline distT="0" distB="0" distL="0" distR="0">
-            <wp:extent cx="5715000" cy="2333625"/>
+            <wp:extent cx="5715000" cy="2028825"/>
             <wp:effectExtent t="0" r="0" b="0" l="0"/>
             <wp:docPr id="6" name="execution.png" descr="execution.png" title="execution.png"/>
             <wp:cNvGraphicFramePr>
@@ -11361,7 +11223,7 @@
                   <pic:spPr bwMode="auto">
                     <a:xfrm>
                       <a:off x="0" y="0"/>
-                      <a:ext cx="5715000" cy="2333625"/>
+                      <a:ext cx="5715000" cy="2028825"/>
                     </a:xfrm>
                     <a:prstGeom prst="rect">
                       <a:avLst/>
@@ -11705,7 +11567,7 @@
                 <w:sz w:val="18"/>
                 <w:szCs w:val="18"/>
               </w:rPr>
-              <w:t xml:space="preserve">Pre-fills the inspector, property and date. Takes the cover photo.</w:t>
+              <w:t xml:space="preserve">Pre-fills the date and time in. Saves as you type.</w:t>
             </w:r>
           </w:p>
         </w:tc>
@@ -11805,7 +11667,7 @@
                 <w:sz w:val="18"/>
                 <w:szCs w:val="18"/>
               </w:rPr>
-              <w:t xml:space="preserve">Inspect room by room</w:t>
+              <w:t xml:space="preserve">Systems and rooms</w:t>
             </w:r>
           </w:p>
         </w:tc>
@@ -11869,7 +11731,7 @@
                 <w:sz w:val="18"/>
                 <w:szCs w:val="18"/>
               </w:rPr>
-              <w:t xml:space="preserve">Offers ready-made findings for each item. Saves everything on the phone and syncs when there is signal.</w:t>
+              <w:t xml:space="preserve">Each section has its own items and picklists (e.g. AC type, condensate drain; tile materials only in rooms). Ready-made findings for every item.</w:t>
             </w:r>
           </w:p>
         </w:tc>
@@ -11968,7 +11830,7 @@
                 <w:sz w:val="18"/>
                 <w:szCs w:val="18"/>
               </w:rPr>
-              <w:t xml:space="preserve">Submit the draft</w:t>
+              <w:t xml:space="preserve">Photos, videos, attachments</w:t>
             </w:r>
           </w:p>
         </w:tc>
@@ -12030,7 +11892,7 @@
                 <w:sz w:val="18"/>
                 <w:szCs w:val="18"/>
               </w:rPr>
-              <w:t xml:space="preserve">Warns about rooms with no entry and photos not linked to a finding. Locks the draft for the inspector.</w:t>
+              <w:t xml:space="preserve">Photos are marked up and reduced on the phone; videos up to 60 s. Lab results, floor plans or DEWA bills are added as attachments. Everything works offline and syncs later.</w:t>
             </w:r>
           </w:p>
         </w:tc>
@@ -12061,7 +11923,7 @@
                 <w:sz w:val="18"/>
                 <w:szCs w:val="18"/>
               </w:rPr>
-              <w:t xml:space="preserve">Under review</w:t>
+              <w:t xml:space="preserve">In progress</w:t>
             </w:r>
           </w:p>
         </w:tc>
@@ -12130,7 +11992,7 @@
                 <w:sz w:val="18"/>
                 <w:szCs w:val="18"/>
               </w:rPr>
-              <w:t xml:space="preserve">Technical review</w:t>
+              <w:t xml:space="preserve">Submit the draft</w:t>
             </w:r>
           </w:p>
         </w:tc>
@@ -12162,7 +12024,7 @@
                 <w:sz w:val="18"/>
                 <w:szCs w:val="18"/>
               </w:rPr>
-              <w:t xml:space="preserve">Technical Manager</w:t>
+              <w:t xml:space="preserve">Inspector</w:t>
             </w:r>
           </w:p>
         </w:tc>
@@ -12194,7 +12056,7 @@
                 <w:sz w:val="18"/>
                 <w:szCs w:val="18"/>
               </w:rPr>
-              <w:t xml:space="preserve">Shows every finding with its photos; the reviewer can change severity or wording, with each change logged.</w:t>
+              <w:t xml:space="preserve">Blocks submission if the date or time is missing, or a critical finding has no photo. Locks the draft for the inspector.</w:t>
             </w:r>
           </w:p>
         </w:tc>
@@ -12226,7 +12088,7 @@
                 <w:sz w:val="18"/>
                 <w:szCs w:val="18"/>
               </w:rPr>
-              <w:t xml:space="preserve">Approved / Returned</w:t>
+              <w:t xml:space="preserve">Under review</w:t>
             </w:r>
           </w:p>
         </w:tc>
@@ -12293,7 +12155,7 @@
                 <w:sz w:val="18"/>
                 <w:szCs w:val="18"/>
               </w:rPr>
-              <w:t xml:space="preserve">Issue the report</w:t>
+              <w:t xml:space="preserve">Technical review</w:t>
             </w:r>
           </w:p>
         </w:tc>
@@ -12324,7 +12186,7 @@
                 <w:sz w:val="18"/>
                 <w:szCs w:val="18"/>
               </w:rPr>
-              <w:t xml:space="preserve">System</w:t>
+              <w:t xml:space="preserve">Technical Manager</w:t>
             </w:r>
           </w:p>
         </w:tc>
@@ -12355,7 +12217,7 @@
                 <w:sz w:val="18"/>
                 <w:szCs w:val="18"/>
               </w:rPr>
-              <w:t xml:space="preserve">Gives the report number (RPT-2026-00001), builds the PDF with contents and summary, saves it to Google Drive and emails the client a link.</w:t>
+              <w:t xml:space="preserve">The reviewer can correct wording directly, preview the PDF, then approve.</w:t>
             </w:r>
           </w:p>
         </w:tc>
@@ -12386,7 +12248,7 @@
                 <w:sz w:val="18"/>
                 <w:szCs w:val="18"/>
               </w:rPr>
-              <w:t xml:space="preserve">Report issued</w:t>
+              <w:t xml:space="preserve">Under review</w:t>
             </w:r>
           </w:p>
         </w:tc>
@@ -12455,6 +12317,169 @@
                 <w:sz w:val="18"/>
                 <w:szCs w:val="18"/>
               </w:rPr>
+              <w:t xml:space="preserve">Issue the report</w:t>
+            </w:r>
+          </w:p>
+        </w:tc>
+        <w:tc>
+          <w:tcPr>
+            <w:tcW w:type="dxa" w:w="1213"/>
+            <w:tcBorders>
+              <w:top w:val="single" w:color="C9D2DE" w:sz="4"/>
+              <w:left w:val="single" w:color="C9D2DE" w:sz="4"/>
+              <w:bottom w:val="single" w:color="C9D2DE" w:sz="4"/>
+              <w:right w:val="single" w:color="C9D2DE" w:sz="4"/>
+            </w:tcBorders>
+            <w:shd w:fill="F7F9FC" w:color="auto" w:val="clear"/>
+            <w:tcMar>
+              <w:top w:type="dxa" w:w="50"/>
+              <w:left w:type="dxa" w:w="90"/>
+              <w:bottom w:type="dxa" w:w="50"/>
+              <w:right w:type="dxa" w:w="90"/>
+            </w:tcMar>
+            <w:vAlign w:val="top"/>
+          </w:tcPr>
+          <w:p>
+            <w:pPr>
+              <w:keepNext w:val="false"/>
+              <w:spacing w:after="20" w:line="260"/>
+            </w:pPr>
+            <w:r>
+              <w:rPr>
+                <w:sz w:val="18"/>
+                <w:szCs w:val="18"/>
+              </w:rPr>
+              <w:t xml:space="preserve">Technical Manager</w:t>
+            </w:r>
+          </w:p>
+        </w:tc>
+        <w:tc>
+          <w:tcPr>
+            <w:tcW w:type="dxa" w:w="4852"/>
+            <w:tcBorders>
+              <w:top w:val="single" w:color="C9D2DE" w:sz="4"/>
+              <w:left w:val="single" w:color="C9D2DE" w:sz="4"/>
+              <w:bottom w:val="single" w:color="C9D2DE" w:sz="4"/>
+              <w:right w:val="single" w:color="C9D2DE" w:sz="4"/>
+            </w:tcBorders>
+            <w:shd w:fill="F7F9FC" w:color="auto" w:val="clear"/>
+            <w:tcMar>
+              <w:top w:type="dxa" w:w="50"/>
+              <w:left w:type="dxa" w:w="90"/>
+              <w:bottom w:type="dxa" w:w="50"/>
+              <w:right w:type="dxa" w:w="90"/>
+            </w:tcMar>
+            <w:vAlign w:val="top"/>
+          </w:tcPr>
+          <w:p>
+            <w:pPr>
+              <w:keepNext w:val="false"/>
+              <w:spacing w:after="20" w:line="260"/>
+            </w:pPr>
+            <w:r>
+              <w:rPr>
+                <w:sz w:val="18"/>
+                <w:szCs w:val="18"/>
+              </w:rPr>
+              <w:t xml:space="preserve">Numbers the report (RPT-2026-00001), builds the locked PDF with contents, summary and attachments appendix, and emails it with the online report link and the attachments.</w:t>
+            </w:r>
+          </w:p>
+        </w:tc>
+        <w:tc>
+          <w:tcPr>
+            <w:tcW w:type="dxa" w:w="1820"/>
+            <w:tcBorders>
+              <w:top w:val="single" w:color="C9D2DE" w:sz="4"/>
+              <w:left w:val="single" w:color="C9D2DE" w:sz="4"/>
+              <w:bottom w:val="single" w:color="C9D2DE" w:sz="4"/>
+              <w:right w:val="single" w:color="C9D2DE" w:sz="4"/>
+            </w:tcBorders>
+            <w:shd w:fill="F7F9FC" w:color="auto" w:val="clear"/>
+            <w:tcMar>
+              <w:top w:type="dxa" w:w="50"/>
+              <w:left w:type="dxa" w:w="90"/>
+              <w:bottom w:type="dxa" w:w="50"/>
+              <w:right w:type="dxa" w:w="90"/>
+            </w:tcMar>
+            <w:vAlign w:val="top"/>
+          </w:tcPr>
+          <w:p>
+            <w:pPr>
+              <w:keepNext w:val="false"/>
+              <w:spacing w:after="20" w:line="260"/>
+            </w:pPr>
+            <w:r>
+              <w:rPr>
+                <w:sz w:val="18"/>
+                <w:szCs w:val="18"/>
+              </w:rPr>
+              <w:t xml:space="preserve">Report issued</w:t>
+            </w:r>
+          </w:p>
+        </w:tc>
+      </w:tr>
+      <w:tr>
+        <w:trPr>
+          <w:cantSplit/>
+        </w:trPr>
+        <w:tc>
+          <w:tcPr>
+            <w:tcW w:type="dxa" w:w="404"/>
+            <w:tcBorders>
+              <w:top w:val="single" w:color="C9D2DE" w:sz="4"/>
+              <w:left w:val="single" w:color="C9D2DE" w:sz="4"/>
+              <w:bottom w:val="single" w:color="C9D2DE" w:sz="4"/>
+              <w:right w:val="single" w:color="C9D2DE" w:sz="4"/>
+            </w:tcBorders>
+            <w:tcMar>
+              <w:top w:type="dxa" w:w="50"/>
+              <w:left w:type="dxa" w:w="90"/>
+              <w:bottom w:type="dxa" w:w="50"/>
+              <w:right w:type="dxa" w:w="90"/>
+            </w:tcMar>
+            <w:vAlign w:val="top"/>
+          </w:tcPr>
+          <w:p>
+            <w:pPr>
+              <w:keepNext w:val="false"/>
+              <w:spacing w:after="20" w:line="260"/>
+            </w:pPr>
+            <w:r>
+              <w:rPr>
+                <w:sz w:val="18"/>
+                <w:szCs w:val="18"/>
+              </w:rPr>
+              <w:t xml:space="preserve">7</w:t>
+            </w:r>
+          </w:p>
+        </w:tc>
+        <w:tc>
+          <w:tcPr>
+            <w:tcW w:type="dxa" w:w="1617"/>
+            <w:tcBorders>
+              <w:top w:val="single" w:color="C9D2DE" w:sz="4"/>
+              <w:left w:val="single" w:color="C9D2DE" w:sz="4"/>
+              <w:bottom w:val="single" w:color="C9D2DE" w:sz="4"/>
+              <w:right w:val="single" w:color="C9D2DE" w:sz="4"/>
+            </w:tcBorders>
+            <w:tcMar>
+              <w:top w:type="dxa" w:w="50"/>
+              <w:left w:type="dxa" w:w="90"/>
+              <w:bottom w:type="dxa" w:w="50"/>
+              <w:right w:type="dxa" w:w="90"/>
+            </w:tcMar>
+            <w:vAlign w:val="top"/>
+          </w:tcPr>
+          <w:p>
+            <w:pPr>
+              <w:keepNext w:val="false"/>
+              <w:spacing w:after="20" w:line="260"/>
+            </w:pPr>
+            <w:r>
+              <w:rPr>
+                <w:sz w:val="18"/>
+                <w:szCs w:val="18"/>
+              </w:rPr>
               <w:t xml:space="preserve">Re-inspection</w:t>
             </w:r>
           </w:p>
@@ -12468,7 +12493,6 @@
               <w:bottom w:val="single" w:color="C9D2DE" w:sz="4"/>
               <w:right w:val="single" w:color="C9D2DE" w:sz="4"/>
             </w:tcBorders>
-            <w:shd w:fill="F7F9FC" w:color="auto" w:val="clear"/>
             <w:tcMar>
               <w:top w:type="dxa" w:w="50"/>
               <w:left w:type="dxa" w:w="90"/>
@@ -12500,26 +12524,25 @@
               <w:bottom w:val="single" w:color="C9D2DE" w:sz="4"/>
               <w:right w:val="single" w:color="C9D2DE" w:sz="4"/>
             </w:tcBorders>
-            <w:shd w:fill="F7F9FC" w:color="auto" w:val="clear"/>
-            <w:tcMar>
-              <w:top w:type="dxa" w:w="50"/>
-              <w:left w:type="dxa" w:w="90"/>
-              <w:bottom w:type="dxa" w:w="50"/>
-              <w:right w:type="dxa" w:w="90"/>
-            </w:tcMar>
-            <w:vAlign w:val="top"/>
-          </w:tcPr>
-          <w:p>
-            <w:pPr>
-              <w:keepNext w:val="false"/>
-              <w:spacing w:after="20" w:line="260"/>
-            </w:pPr>
-            <w:r>
-              <w:rPr>
-                <w:sz w:val="18"/>
-                <w:szCs w:val="18"/>
-              </w:rPr>
-              <w:t xml:space="preserve">Creates the linked re-inspection job with the original findings ready to tick off.</w:t>
+            <w:tcMar>
+              <w:top w:type="dxa" w:w="50"/>
+              <w:left w:type="dxa" w:w="90"/>
+              <w:bottom w:type="dxa" w:w="50"/>
+              <w:right w:type="dxa" w:w="90"/>
+            </w:tcMar>
+            <w:vAlign w:val="top"/>
+          </w:tcPr>
+          <w:p>
+            <w:pPr>
+              <w:keepNext w:val="false"/>
+              <w:spacing w:after="20" w:line="260"/>
+            </w:pPr>
+            <w:r>
+              <w:rPr>
+                <w:sz w:val="18"/>
+                <w:szCs w:val="18"/>
+              </w:rPr>
+              <w:t xml:space="preserve">'Book a re-inspection' on the job page.</w:t>
             </w:r>
           </w:p>
         </w:tc>
@@ -12532,26 +12555,25 @@
               <w:bottom w:val="single" w:color="C9D2DE" w:sz="4"/>
               <w:right w:val="single" w:color="C9D2DE" w:sz="4"/>
             </w:tcBorders>
-            <w:shd w:fill="F7F9FC" w:color="auto" w:val="clear"/>
-            <w:tcMar>
-              <w:top w:type="dxa" w:w="50"/>
-              <w:left w:type="dxa" w:w="90"/>
-              <w:bottom w:type="dxa" w:w="50"/>
-              <w:right w:type="dxa" w:w="90"/>
-            </w:tcMar>
-            <w:vAlign w:val="top"/>
-          </w:tcPr>
-          <w:p>
-            <w:pPr>
-              <w:keepNext w:val="false"/>
-              <w:spacing w:after="20" w:line="260"/>
-            </w:pPr>
-            <w:r>
-              <w:rPr>
-                <w:sz w:val="18"/>
-                <w:szCs w:val="18"/>
-              </w:rPr>
-              <w:t xml:space="preserve">Report issued / Re-inspection due</w:t>
+            <w:tcMar>
+              <w:top w:type="dxa" w:w="50"/>
+              <w:left w:type="dxa" w:w="90"/>
+              <w:bottom w:type="dxa" w:w="50"/>
+              <w:right w:type="dxa" w:w="90"/>
+            </w:tcMar>
+            <w:vAlign w:val="top"/>
+          </w:tcPr>
+          <w:p>
+            <w:pPr>
+              <w:keepNext w:val="false"/>
+              <w:spacing w:after="20" w:line="260"/>
+            </w:pPr>
+            <w:r>
+              <w:rPr>
+                <w:sz w:val="18"/>
+                <w:szCs w:val="18"/>
+              </w:rPr>
+              <w:t xml:space="preserve">Re-inspection due</w:t>
             </w:r>
           </w:p>
         </w:tc>
@@ -12684,33 +12706,33 @@
                 <w:sz w:val="18"/>
                 <w:szCs w:val="18"/>
               </w:rPr>
-              <w:t xml:space="preserve">• An issued report can never be edited. A correction creates version 2, and the QR page shows version 1 as replaced.</w:t>
-            </w:r>
-          </w:p>
-          <w:p>
-            <w:pPr>
-              <w:keepNext w:val="false"/>
-              <w:spacing w:after="20" w:line="260"/>
-            </w:pPr>
-            <w:r>
-              <w:rPr>
-                <w:sz w:val="18"/>
-                <w:szCs w:val="18"/>
-              </w:rPr>
-              <w:t xml:space="preserve">• If the SLA is at risk (for example 6 hours left), the job is highlighted on the dashboard for the Admin and the Technical Manager.</w:t>
-            </w:r>
-          </w:p>
-          <w:p>
-            <w:pPr>
-              <w:keepNext w:val="false"/>
-              <w:spacing w:after="20" w:line="260"/>
-            </w:pPr>
-            <w:r>
-              <w:rPr>
-                <w:sz w:val="18"/>
-                <w:szCs w:val="18"/>
-              </w:rPr>
-              <w:t xml:space="preserve">• Videos are shown in the PDF as a thumbnail with a QR code that opens them on the online report.</w:t>
+              <w:t xml:space="preserve">• An issued report is never edited. A correction creates version 2; the QR page shows the latest version.</w:t>
+            </w:r>
+          </w:p>
+          <w:p>
+            <w:pPr>
+              <w:keepNext w:val="false"/>
+              <w:spacing w:after="20" w:line="260"/>
+            </w:pPr>
+            <w:r>
+              <w:rPr>
+                <w:sz w:val="18"/>
+                <w:szCs w:val="18"/>
+              </w:rPr>
+              <w:t xml:space="preserve">• Reports past their due time are listed on the dashboard.</w:t>
+            </w:r>
+          </w:p>
+          <w:p>
+            <w:pPr>
+              <w:keepNext w:val="false"/>
+              <w:spacing w:after="20" w:line="260"/>
+            </w:pPr>
+            <w:r>
+              <w:rPr>
+                <w:sz w:val="18"/>
+                <w:szCs w:val="18"/>
+              </w:rPr>
+              <w:t xml:space="preserve">• PDF attachments are linked by QR code in the report and sent with the email; image attachments print on their own page.</w:t>
             </w:r>
           </w:p>
         </w:tc>
@@ -12741,7 +12763,7 @@
                 <w:sz w:val="18"/>
                 <w:szCs w:val="18"/>
               </w:rPr>
-              <w:t xml:space="preserve">• Reports issued within SLA (from property access)</w:t>
+              <w:t xml:space="preserve">• Reports issued on time (from property access)</w:t>
             </w:r>
           </w:p>
           <w:p>
@@ -12767,7 +12789,7 @@
                 <w:sz w:val="18"/>
                 <w:szCs w:val="18"/>
               </w:rPr>
-              <w:t xml:space="preserve">• Average findings and photos per report</w:t>
+              <w:t xml:space="preserve">• Client rating from the online report (target 4.8)</w:t>
             </w:r>
           </w:p>
         </w:tc>
@@ -12957,7 +12979,7 @@
       <w:r>
         <w:drawing>
           <wp:inline distT="0" distB="0" distL="0" distR="0">
-            <wp:extent cx="5715000" cy="1981200"/>
+            <wp:extent cx="5715000" cy="2085975"/>
             <wp:effectExtent t="0" r="0" b="0" l="0"/>
             <wp:docPr id="7" name="invoicing.png" descr="invoicing.png" title="invoicing.png"/>
             <wp:cNvGraphicFramePr>
@@ -12982,7 +13004,7 @@
                   <pic:spPr bwMode="auto">
                     <a:xfrm>
                       <a:off x="0" y="0"/>
-                      <a:ext cx="5715000" cy="1981200"/>
+                      <a:ext cx="5715000" cy="2085975"/>
                     </a:xfrm>
                     <a:prstGeom prst="rect">
                       <a:avLst/>
@@ -13326,7 +13348,7 @@
                 <w:sz w:val="18"/>
                 <w:szCs w:val="18"/>
               </w:rPr>
-              <w:t xml:space="preserve">Numbers the invoice (INV-2026-00001). Shows 'Tax Invoice' with 5% VAT once VAT registration is switched on.</w:t>
+              <w:t xml:space="preserve">Issues the invoice when the report is issued (Tax Invoice with 5% VAT once registered).</w:t>
             </w:r>
           </w:p>
         </w:tc>
@@ -13458,7 +13480,7 @@
                 <w:sz w:val="18"/>
                 <w:szCs w:val="18"/>
               </w:rPr>
-              <w:t xml:space="preserve">Accountant</w:t>
+              <w:t xml:space="preserve">System</w:t>
             </w:r>
           </w:p>
         </w:tc>
@@ -13490,7 +13512,7 @@
                 <w:sz w:val="18"/>
                 <w:szCs w:val="18"/>
               </w:rPr>
-              <w:t xml:space="preserve">Emails the PDF with a card payment link (live gateway only) and bank details.</w:t>
+              <w:t xml:space="preserve">Emails the invoice with a card payment link and QR code.</w:t>
             </w:r>
           </w:p>
         </w:tc>
@@ -13651,7 +13673,7 @@
                 <w:sz w:val="18"/>
                 <w:szCs w:val="18"/>
               </w:rPr>
-              <w:t xml:space="preserve">Matches card payments automatically. Bank transfers and cheques are recorded with proof.</w:t>
+              <w:t xml:space="preserve">Card payments are matched automatically; transfers, cheques and cash are recorded with a receipt.</w:t>
             </w:r>
           </w:p>
         </w:tc>
@@ -13682,7 +13704,7 @@
                 <w:sz w:val="18"/>
                 <w:szCs w:val="18"/>
               </w:rPr>
-              <w:t xml:space="preserve">Paid / Part paid</w:t>
+              <w:t xml:space="preserve">Paid / Closed</w:t>
             </w:r>
           </w:p>
         </w:tc>
@@ -13976,7 +13998,7 @@
                 <w:sz w:val="18"/>
                 <w:szCs w:val="18"/>
               </w:rPr>
-              <w:t xml:space="preserve">Becomes payable when the report is issued and (for individuals) the job is paid. Goes on the monthly commission statement.</w:t>
+              <w:t xml:space="preserve">Becomes payable when the report is issued. Bonuses can be added.</w:t>
             </w:r>
           </w:p>
         </w:tc>
@@ -14140,7 +14162,7 @@
                 <w:sz w:val="18"/>
                 <w:szCs w:val="18"/>
               </w:rPr>
-              <w:t xml:space="preserve">Produces the statement PDF and an Excel payout list. Marks commissions as paid.</w:t>
+              <w:t xml:space="preserve">Statement PDF per inspector and month; tick and mark as paid; Excel export.</w:t>
             </w:r>
           </w:p>
         </w:tc>
@@ -14305,33 +14327,33 @@
                 <w:sz w:val="18"/>
                 <w:szCs w:val="18"/>
               </w:rPr>
-              <w:t xml:space="preserve">• Before VAT registration, invoices carry no VAT. Turning VAT on changes new invoices only.</w:t>
-            </w:r>
-          </w:p>
-          <w:p>
-            <w:pPr>
-              <w:keepNext w:val="false"/>
-              <w:spacing w:after="20" w:line="260"/>
-            </w:pPr>
-            <w:r>
-              <w:rPr>
-                <w:sz w:val="18"/>
-                <w:szCs w:val="18"/>
-              </w:rPr>
-              <w:t xml:space="preserve">• A cancelled job after payment is refunded through a credit note; the inspector's commission is cancelled if no visit took place.</w:t>
-            </w:r>
-          </w:p>
-          <w:p>
-            <w:pPr>
-              <w:keepNext w:val="false"/>
-              <w:spacing w:after="20" w:line="260"/>
-            </w:pPr>
-            <w:r>
-              <w:rPr>
-                <w:sz w:val="18"/>
-                <w:szCs w:val="18"/>
-              </w:rPr>
-              <w:t xml:space="preserve">• Data is kept in a structured form so it can be exported for the UAE e-invoicing system when ARAL is required to join.</w:t>
+              <w:t xml:space="preserve">• Before VAT registration invoices carry no VAT. The dashboard warns as the 12-month turnover approaches AED 375,000.</w:t>
+            </w:r>
+          </w:p>
+          <w:p>
+            <w:pPr>
+              <w:keepNext w:val="false"/>
+              <w:spacing w:after="20" w:line="260"/>
+            </w:pPr>
+            <w:r>
+              <w:rPr>
+                <w:sz w:val="18"/>
+                <w:szCs w:val="18"/>
+              </w:rPr>
+              <w:t xml:space="preserve">• A cancelled job releases its equipment booking and voids the inspector's commission.</w:t>
+            </w:r>
+          </w:p>
+          <w:p>
+            <w:pPr>
+              <w:keepNext w:val="false"/>
+              <w:spacing w:after="20" w:line="260"/>
+            </w:pPr>
+            <w:r>
+              <w:rPr>
+                <w:sz w:val="18"/>
+                <w:szCs w:val="18"/>
+              </w:rPr>
+              <w:t xml:space="preserve">• An invoice with no payments can be cancelled; otherwise a credit note is used.</w:t>
             </w:r>
           </w:p>
         </w:tc>
@@ -14805,7 +14827,7 @@
                 <w:sz w:val="18"/>
                 <w:szCs w:val="18"/>
               </w:rPr>
-              <w:t xml:space="preserve">Client accepted; agreement sent</w:t>
+              <w:t xml:space="preserve">Client accepted; signing link emailed</w:t>
             </w:r>
           </w:p>
         </w:tc>
@@ -14836,7 +14858,7 @@
                 <w:sz w:val="18"/>
                 <w:szCs w:val="18"/>
               </w:rPr>
-              <w:t xml:space="preserve">Client</w:t>
+              <w:t xml:space="preserve">Client (or the office records a paper signature)</w:t>
             </w:r>
           </w:p>
         </w:tc>
@@ -14875,7 +14897,7 @@
                 <w:sz w:val="18"/>
                 <w:szCs w:val="18"/>
               </w:rPr>
-              <w:t xml:space="preserve">Agreement signed</w:t>
+              <w:t xml:space="preserve">Awaiting payment</w:t>
             </w:r>
           </w:p>
         </w:tc>
@@ -14939,7 +14961,7 @@
                 <w:sz w:val="18"/>
                 <w:szCs w:val="18"/>
               </w:rPr>
-              <w:t xml:space="preserve">Client or Accountant</w:t>
+              <w:t xml:space="preserve">Client, or the office (Pay by card / Record payment)</w:t>
             </w:r>
           </w:p>
         </w:tc>
@@ -15008,7 +15030,7 @@
                 <w:sz w:val="18"/>
                 <w:szCs w:val="18"/>
               </w:rPr>
-              <w:t xml:space="preserve">Paid in full or the deposit (or on credit terms)</w:t>
+              <w:t xml:space="preserve">Paid; inspection created, waiting to be scheduled</w:t>
             </w:r>
           </w:p>
         </w:tc>
@@ -16055,6 +16077,1700 @@
                 <w:szCs w:val="18"/>
               </w:rPr>
               <w:t xml:space="preserve">Accountant</w:t>
+            </w:r>
+          </w:p>
+        </w:tc>
+      </w:tr>
+    </w:tbl>
+    <w:p>
+      <w:pPr>
+        <w:pStyle w:val="Heading1"/>
+        <w:pageBreakBefore/>
+      </w:pPr>
+      <w:r>
+        <w:t xml:space="preserve">Before you go live</w:t>
+      </w:r>
+    </w:p>
+    <w:p>
+      <w:pPr>
+        <w:spacing w:after="120" w:line="300"/>
+      </w:pPr>
+      <w:r>
+        <w:t xml:space="preserve">These settings decide whether emails, links and the phone app work for real clients. The dashboard shows the open items to the Super Admin.</w:t>
+      </w:r>
+    </w:p>
+    <w:tbl>
+      <w:tblPr>
+        <w:tblW w:type="dxa" w:w="9906"/>
+        <w:tblBorders>
+          <w:top w:val="single" w:color="auto" w:sz="4"/>
+          <w:left w:val="single" w:color="auto" w:sz="4"/>
+          <w:bottom w:val="single" w:color="auto" w:sz="4"/>
+          <w:right w:val="single" w:color="auto" w:sz="4"/>
+          <w:insideH w:val="single" w:color="auto" w:sz="4"/>
+          <w:insideV w:val="single" w:color="auto" w:sz="4"/>
+        </w:tblBorders>
+      </w:tblPr>
+      <w:tblGrid>
+        <w:gridCol w:w="396"/>
+        <w:gridCol w:w="3764"/>
+        <w:gridCol w:w="2179"/>
+        <w:gridCol w:w="3567"/>
+      </w:tblGrid>
+      <w:tr>
+        <w:trPr>
+          <w:tblHeader/>
+        </w:trPr>
+        <w:tc>
+          <w:tcPr>
+            <w:tcW w:type="dxa" w:w="396"/>
+            <w:tcBorders>
+              <w:top w:val="single" w:color="C9D2DE" w:sz="4"/>
+              <w:left w:val="single" w:color="C9D2DE" w:sz="4"/>
+              <w:bottom w:val="single" w:color="C9D2DE" w:sz="4"/>
+              <w:right w:val="single" w:color="C9D2DE" w:sz="4"/>
+            </w:tcBorders>
+            <w:shd w:fill="0A1F4A" w:color="auto" w:val="clear"/>
+            <w:tcMar>
+              <w:top w:type="dxa" w:w="50"/>
+              <w:left w:type="dxa" w:w="90"/>
+              <w:bottom w:type="dxa" w:w="50"/>
+              <w:right w:type="dxa" w:w="90"/>
+            </w:tcMar>
+            <w:vAlign w:val="top"/>
+          </w:tcPr>
+          <w:p>
+            <w:pPr>
+              <w:keepNext w:val="false"/>
+              <w:spacing w:after="20" w:line="260"/>
+            </w:pPr>
+            <w:r>
+              <w:rPr>
+                <w:b/>
+                <w:bCs/>
+                <w:color w:val="FFFFFF"/>
+                <w:sz w:val="18"/>
+                <w:szCs w:val="18"/>
+              </w:rPr>
+              <w:t xml:space="preserve">#</w:t>
+            </w:r>
+          </w:p>
+        </w:tc>
+        <w:tc>
+          <w:tcPr>
+            <w:tcW w:type="dxa" w:w="3764"/>
+            <w:tcBorders>
+              <w:top w:val="single" w:color="C9D2DE" w:sz="4"/>
+              <w:left w:val="single" w:color="C9D2DE" w:sz="4"/>
+              <w:bottom w:val="single" w:color="C9D2DE" w:sz="4"/>
+              <w:right w:val="single" w:color="C9D2DE" w:sz="4"/>
+            </w:tcBorders>
+            <w:shd w:fill="0A1F4A" w:color="auto" w:val="clear"/>
+            <w:tcMar>
+              <w:top w:type="dxa" w:w="50"/>
+              <w:left w:type="dxa" w:w="90"/>
+              <w:bottom w:type="dxa" w:w="50"/>
+              <w:right w:type="dxa" w:w="90"/>
+            </w:tcMar>
+            <w:vAlign w:val="top"/>
+          </w:tcPr>
+          <w:p>
+            <w:pPr>
+              <w:keepNext w:val="false"/>
+              <w:spacing w:after="20" w:line="260"/>
+            </w:pPr>
+            <w:r>
+              <w:rPr>
+                <w:b/>
+                <w:bCs/>
+                <w:color w:val="FFFFFF"/>
+                <w:sz w:val="18"/>
+                <w:szCs w:val="18"/>
+              </w:rPr>
+              <w:t xml:space="preserve">Setting</w:t>
+            </w:r>
+          </w:p>
+        </w:tc>
+        <w:tc>
+          <w:tcPr>
+            <w:tcW w:type="dxa" w:w="2179"/>
+            <w:tcBorders>
+              <w:top w:val="single" w:color="C9D2DE" w:sz="4"/>
+              <w:left w:val="single" w:color="C9D2DE" w:sz="4"/>
+              <w:bottom w:val="single" w:color="C9D2DE" w:sz="4"/>
+              <w:right w:val="single" w:color="C9D2DE" w:sz="4"/>
+            </w:tcBorders>
+            <w:shd w:fill="0A1F4A" w:color="auto" w:val="clear"/>
+            <w:tcMar>
+              <w:top w:type="dxa" w:w="50"/>
+              <w:left w:type="dxa" w:w="90"/>
+              <w:bottom w:type="dxa" w:w="50"/>
+              <w:right w:type="dxa" w:w="90"/>
+            </w:tcMar>
+            <w:vAlign w:val="top"/>
+          </w:tcPr>
+          <w:p>
+            <w:pPr>
+              <w:keepNext w:val="false"/>
+              <w:spacing w:after="20" w:line="260"/>
+            </w:pPr>
+            <w:r>
+              <w:rPr>
+                <w:b/>
+                <w:bCs/>
+                <w:color w:val="FFFFFF"/>
+                <w:sz w:val="18"/>
+                <w:szCs w:val="18"/>
+              </w:rPr>
+              <w:t xml:space="preserve">Where</w:t>
+            </w:r>
+          </w:p>
+        </w:tc>
+        <w:tc>
+          <w:tcPr>
+            <w:tcW w:type="dxa" w:w="3567"/>
+            <w:tcBorders>
+              <w:top w:val="single" w:color="C9D2DE" w:sz="4"/>
+              <w:left w:val="single" w:color="C9D2DE" w:sz="4"/>
+              <w:bottom w:val="single" w:color="C9D2DE" w:sz="4"/>
+              <w:right w:val="single" w:color="C9D2DE" w:sz="4"/>
+            </w:tcBorders>
+            <w:shd w:fill="0A1F4A" w:color="auto" w:val="clear"/>
+            <w:tcMar>
+              <w:top w:type="dxa" w:w="50"/>
+              <w:left w:type="dxa" w:w="90"/>
+              <w:bottom w:type="dxa" w:w="50"/>
+              <w:right w:type="dxa" w:w="90"/>
+            </w:tcMar>
+            <w:vAlign w:val="top"/>
+          </w:tcPr>
+          <w:p>
+            <w:pPr>
+              <w:keepNext w:val="false"/>
+              <w:spacing w:after="20" w:line="260"/>
+            </w:pPr>
+            <w:r>
+              <w:rPr>
+                <w:b/>
+                <w:bCs/>
+                <w:color w:val="FFFFFF"/>
+                <w:sz w:val="18"/>
+                <w:szCs w:val="18"/>
+              </w:rPr>
+              <w:t xml:space="preserve">Why it matters</w:t>
+            </w:r>
+          </w:p>
+        </w:tc>
+      </w:tr>
+      <w:tr>
+        <w:trPr>
+          <w:cantSplit/>
+        </w:trPr>
+        <w:tc>
+          <w:tcPr>
+            <w:tcW w:type="dxa" w:w="396"/>
+            <w:tcBorders>
+              <w:top w:val="single" w:color="C9D2DE" w:sz="4"/>
+              <w:left w:val="single" w:color="C9D2DE" w:sz="4"/>
+              <w:bottom w:val="single" w:color="C9D2DE" w:sz="4"/>
+              <w:right w:val="single" w:color="C9D2DE" w:sz="4"/>
+            </w:tcBorders>
+            <w:tcMar>
+              <w:top w:type="dxa" w:w="50"/>
+              <w:left w:type="dxa" w:w="90"/>
+              <w:bottom w:type="dxa" w:w="50"/>
+              <w:right w:type="dxa" w:w="90"/>
+            </w:tcMar>
+            <w:vAlign w:val="top"/>
+          </w:tcPr>
+          <w:p>
+            <w:pPr>
+              <w:keepNext w:val="false"/>
+              <w:spacing w:after="20" w:line="260"/>
+            </w:pPr>
+            <w:r>
+              <w:rPr>
+                <w:sz w:val="18"/>
+                <w:szCs w:val="18"/>
+              </w:rPr>
+              <w:t xml:space="preserve">1</w:t>
+            </w:r>
+          </w:p>
+        </w:tc>
+        <w:tc>
+          <w:tcPr>
+            <w:tcW w:type="dxa" w:w="3764"/>
+            <w:tcBorders>
+              <w:top w:val="single" w:color="C9D2DE" w:sz="4"/>
+              <w:left w:val="single" w:color="C9D2DE" w:sz="4"/>
+              <w:bottom w:val="single" w:color="C9D2DE" w:sz="4"/>
+              <w:right w:val="single" w:color="C9D2DE" w:sz="4"/>
+            </w:tcBorders>
+            <w:tcMar>
+              <w:top w:type="dxa" w:w="50"/>
+              <w:left w:type="dxa" w:w="90"/>
+              <w:bottom w:type="dxa" w:w="50"/>
+              <w:right w:type="dxa" w:w="90"/>
+            </w:tcMar>
+            <w:vAlign w:val="top"/>
+          </w:tcPr>
+          <w:p>
+            <w:pPr>
+              <w:keepNext w:val="false"/>
+              <w:spacing w:after="20" w:line="260"/>
+            </w:pPr>
+            <w:r>
+              <w:rPr>
+                <w:rFonts w:ascii="Consolas" w:cs="Consolas" w:eastAsia="Consolas" w:hAnsi="Consolas"/>
+                <w:color w:val="0B4F8C"/>
+                <w:sz w:val="16"/>
+                <w:szCs w:val="16"/>
+              </w:rPr>
+              <w:t xml:space="preserve">BASE_URL</w:t>
+            </w:r>
+            <w:r>
+              <w:rPr>
+                <w:sz w:val="18"/>
+                <w:szCs w:val="18"/>
+              </w:rPr>
+              <w:t xml:space="preserve"> = the app address, e.g. </w:t>
+            </w:r>
+            <w:r>
+              <w:rPr>
+                <w:rFonts w:ascii="Consolas" w:cs="Consolas" w:eastAsia="Consolas" w:hAnsi="Consolas"/>
+                <w:color w:val="0B4F8C"/>
+                <w:sz w:val="16"/>
+                <w:szCs w:val="16"/>
+              </w:rPr>
+              <w:t xml:space="preserve">https://aral-inspection.onrender.com</w:t>
+            </w:r>
+            <w:r>
+              <w:rPr>
+                <w:sz w:val="18"/>
+                <w:szCs w:val="18"/>
+              </w:rPr>
+              <w:t xml:space="preserve"> (no </w:t>
+            </w:r>
+            <w:r>
+              <w:rPr>
+                <w:rFonts w:ascii="Consolas" w:cs="Consolas" w:eastAsia="Consolas" w:hAnsi="Consolas"/>
+                <w:color w:val="0B4F8C"/>
+                <w:sz w:val="16"/>
+                <w:szCs w:val="16"/>
+              </w:rPr>
+              <w:t xml:space="preserve">/app</w:t>
+            </w:r>
+            <w:r>
+              <w:rPr>
+                <w:sz w:val="18"/>
+                <w:szCs w:val="18"/>
+              </w:rPr>
+              <w:t xml:space="preserve">, never the GitHub address)</w:t>
+            </w:r>
+          </w:p>
+        </w:tc>
+        <w:tc>
+          <w:tcPr>
+            <w:tcW w:type="dxa" w:w="2179"/>
+            <w:tcBorders>
+              <w:top w:val="single" w:color="C9D2DE" w:sz="4"/>
+              <w:left w:val="single" w:color="C9D2DE" w:sz="4"/>
+              <w:bottom w:val="single" w:color="C9D2DE" w:sz="4"/>
+              <w:right w:val="single" w:color="C9D2DE" w:sz="4"/>
+            </w:tcBorders>
+            <w:tcMar>
+              <w:top w:type="dxa" w:w="50"/>
+              <w:left w:type="dxa" w:w="90"/>
+              <w:bottom w:type="dxa" w:w="50"/>
+              <w:right w:type="dxa" w:w="90"/>
+            </w:tcMar>
+            <w:vAlign w:val="top"/>
+          </w:tcPr>
+          <w:p>
+            <w:pPr>
+              <w:keepNext w:val="false"/>
+              <w:spacing w:after="20" w:line="260"/>
+            </w:pPr>
+            <w:r>
+              <w:rPr>
+                <w:sz w:val="18"/>
+                <w:szCs w:val="18"/>
+              </w:rPr>
+              <w:t xml:space="preserve">Render → Environment</w:t>
+            </w:r>
+          </w:p>
+        </w:tc>
+        <w:tc>
+          <w:tcPr>
+            <w:tcW w:type="dxa" w:w="3567"/>
+            <w:tcBorders>
+              <w:top w:val="single" w:color="C9D2DE" w:sz="4"/>
+              <w:left w:val="single" w:color="C9D2DE" w:sz="4"/>
+              <w:bottom w:val="single" w:color="C9D2DE" w:sz="4"/>
+              <w:right w:val="single" w:color="C9D2DE" w:sz="4"/>
+            </w:tcBorders>
+            <w:tcMar>
+              <w:top w:type="dxa" w:w="50"/>
+              <w:left w:type="dxa" w:w="90"/>
+              <w:bottom w:type="dxa" w:w="50"/>
+              <w:right w:type="dxa" w:w="90"/>
+            </w:tcMar>
+            <w:vAlign w:val="top"/>
+          </w:tcPr>
+          <w:p>
+            <w:pPr>
+              <w:keepNext w:val="false"/>
+              <w:spacing w:after="20" w:line="260"/>
+            </w:pPr>
+            <w:r>
+              <w:rPr>
+                <w:sz w:val="18"/>
+                <w:szCs w:val="18"/>
+              </w:rPr>
+              <w:t xml:space="preserve">Every client link (quotation, signing, payment, report) uses it. A wrong value opens "page not found"; the dashboard warns in red.</w:t>
+            </w:r>
+          </w:p>
+        </w:tc>
+      </w:tr>
+      <w:tr>
+        <w:trPr>
+          <w:cantSplit/>
+        </w:trPr>
+        <w:tc>
+          <w:tcPr>
+            <w:tcW w:type="dxa" w:w="396"/>
+            <w:tcBorders>
+              <w:top w:val="single" w:color="C9D2DE" w:sz="4"/>
+              <w:left w:val="single" w:color="C9D2DE" w:sz="4"/>
+              <w:bottom w:val="single" w:color="C9D2DE" w:sz="4"/>
+              <w:right w:val="single" w:color="C9D2DE" w:sz="4"/>
+            </w:tcBorders>
+            <w:shd w:fill="F7F9FC" w:color="auto" w:val="clear"/>
+            <w:tcMar>
+              <w:top w:type="dxa" w:w="50"/>
+              <w:left w:type="dxa" w:w="90"/>
+              <w:bottom w:type="dxa" w:w="50"/>
+              <w:right w:type="dxa" w:w="90"/>
+            </w:tcMar>
+            <w:vAlign w:val="top"/>
+          </w:tcPr>
+          <w:p>
+            <w:pPr>
+              <w:keepNext w:val="false"/>
+              <w:spacing w:after="20" w:line="260"/>
+            </w:pPr>
+            <w:r>
+              <w:rPr>
+                <w:sz w:val="18"/>
+                <w:szCs w:val="18"/>
+              </w:rPr>
+              <w:t xml:space="preserve">2</w:t>
+            </w:r>
+          </w:p>
+        </w:tc>
+        <w:tc>
+          <w:tcPr>
+            <w:tcW w:type="dxa" w:w="3764"/>
+            <w:tcBorders>
+              <w:top w:val="single" w:color="C9D2DE" w:sz="4"/>
+              <w:left w:val="single" w:color="C9D2DE" w:sz="4"/>
+              <w:bottom w:val="single" w:color="C9D2DE" w:sz="4"/>
+              <w:right w:val="single" w:color="C9D2DE" w:sz="4"/>
+            </w:tcBorders>
+            <w:shd w:fill="F7F9FC" w:color="auto" w:val="clear"/>
+            <w:tcMar>
+              <w:top w:type="dxa" w:w="50"/>
+              <w:left w:type="dxa" w:w="90"/>
+              <w:bottom w:type="dxa" w:w="50"/>
+              <w:right w:type="dxa" w:w="90"/>
+            </w:tcMar>
+            <w:vAlign w:val="top"/>
+          </w:tcPr>
+          <w:p>
+            <w:pPr>
+              <w:keepNext w:val="false"/>
+              <w:spacing w:after="20" w:line="260"/>
+            </w:pPr>
+            <w:r>
+              <w:rPr>
+                <w:sz w:val="18"/>
+                <w:szCs w:val="18"/>
+              </w:rPr>
+              <w:t xml:space="preserve">Gmail app password in </w:t>
+            </w:r>
+            <w:r>
+              <w:rPr>
+                <w:rFonts w:ascii="Consolas" w:cs="Consolas" w:eastAsia="Consolas" w:hAnsi="Consolas"/>
+                <w:color w:val="0B4F8C"/>
+                <w:sz w:val="16"/>
+                <w:szCs w:val="16"/>
+              </w:rPr>
+              <w:t xml:space="preserve">SMTP_PASS</w:t>
+            </w:r>
+          </w:p>
+        </w:tc>
+        <w:tc>
+          <w:tcPr>
+            <w:tcW w:type="dxa" w:w="2179"/>
+            <w:tcBorders>
+              <w:top w:val="single" w:color="C9D2DE" w:sz="4"/>
+              <w:left w:val="single" w:color="C9D2DE" w:sz="4"/>
+              <w:bottom w:val="single" w:color="C9D2DE" w:sz="4"/>
+              <w:right w:val="single" w:color="C9D2DE" w:sz="4"/>
+            </w:tcBorders>
+            <w:shd w:fill="F7F9FC" w:color="auto" w:val="clear"/>
+            <w:tcMar>
+              <w:top w:type="dxa" w:w="50"/>
+              <w:left w:type="dxa" w:w="90"/>
+              <w:bottom w:type="dxa" w:w="50"/>
+              <w:right w:type="dxa" w:w="90"/>
+            </w:tcMar>
+            <w:vAlign w:val="top"/>
+          </w:tcPr>
+          <w:p>
+            <w:pPr>
+              <w:keepNext w:val="false"/>
+              <w:spacing w:after="20" w:line="260"/>
+            </w:pPr>
+            <w:r>
+              <w:rPr>
+                <w:sz w:val="18"/>
+                <w:szCs w:val="18"/>
+              </w:rPr>
+              <w:t xml:space="preserve">Render → Environment</w:t>
+            </w:r>
+          </w:p>
+        </w:tc>
+        <w:tc>
+          <w:tcPr>
+            <w:tcW w:type="dxa" w:w="3567"/>
+            <w:tcBorders>
+              <w:top w:val="single" w:color="C9D2DE" w:sz="4"/>
+              <w:left w:val="single" w:color="C9D2DE" w:sz="4"/>
+              <w:bottom w:val="single" w:color="C9D2DE" w:sz="4"/>
+              <w:right w:val="single" w:color="C9D2DE" w:sz="4"/>
+            </w:tcBorders>
+            <w:shd w:fill="F7F9FC" w:color="auto" w:val="clear"/>
+            <w:tcMar>
+              <w:top w:type="dxa" w:w="50"/>
+              <w:left w:type="dxa" w:w="90"/>
+              <w:bottom w:type="dxa" w:w="50"/>
+              <w:right w:type="dxa" w:w="90"/>
+            </w:tcMar>
+            <w:vAlign w:val="top"/>
+          </w:tcPr>
+          <w:p>
+            <w:pPr>
+              <w:keepNext w:val="false"/>
+              <w:spacing w:after="20" w:line="260"/>
+            </w:pPr>
+            <w:r>
+              <w:rPr>
+                <w:sz w:val="18"/>
+                <w:szCs w:val="18"/>
+              </w:rPr>
+              <w:t xml:space="preserve">Without it emails are only logged under Settings → Messages and clients receive nothing.</w:t>
+            </w:r>
+          </w:p>
+        </w:tc>
+      </w:tr>
+      <w:tr>
+        <w:trPr>
+          <w:cantSplit/>
+        </w:trPr>
+        <w:tc>
+          <w:tcPr>
+            <w:tcW w:type="dxa" w:w="396"/>
+            <w:tcBorders>
+              <w:top w:val="single" w:color="C9D2DE" w:sz="4"/>
+              <w:left w:val="single" w:color="C9D2DE" w:sz="4"/>
+              <w:bottom w:val="single" w:color="C9D2DE" w:sz="4"/>
+              <w:right w:val="single" w:color="C9D2DE" w:sz="4"/>
+            </w:tcBorders>
+            <w:tcMar>
+              <w:top w:type="dxa" w:w="50"/>
+              <w:left w:type="dxa" w:w="90"/>
+              <w:bottom w:type="dxa" w:w="50"/>
+              <w:right w:type="dxa" w:w="90"/>
+            </w:tcMar>
+            <w:vAlign w:val="top"/>
+          </w:tcPr>
+          <w:p>
+            <w:pPr>
+              <w:keepNext w:val="false"/>
+              <w:spacing w:after="20" w:line="260"/>
+            </w:pPr>
+            <w:r>
+              <w:rPr>
+                <w:sz w:val="18"/>
+                <w:szCs w:val="18"/>
+              </w:rPr>
+              <w:t xml:space="preserve">3</w:t>
+            </w:r>
+          </w:p>
+        </w:tc>
+        <w:tc>
+          <w:tcPr>
+            <w:tcW w:type="dxa" w:w="3764"/>
+            <w:tcBorders>
+              <w:top w:val="single" w:color="C9D2DE" w:sz="4"/>
+              <w:left w:val="single" w:color="C9D2DE" w:sz="4"/>
+              <w:bottom w:val="single" w:color="C9D2DE" w:sz="4"/>
+              <w:right w:val="single" w:color="C9D2DE" w:sz="4"/>
+            </w:tcBorders>
+            <w:tcMar>
+              <w:top w:type="dxa" w:w="50"/>
+              <w:left w:type="dxa" w:w="90"/>
+              <w:bottom w:type="dxa" w:w="50"/>
+              <w:right w:type="dxa" w:w="90"/>
+            </w:tcMar>
+            <w:vAlign w:val="top"/>
+          </w:tcPr>
+          <w:p>
+            <w:pPr>
+              <w:keepNext w:val="false"/>
+              <w:spacing w:after="20" w:line="260"/>
+            </w:pPr>
+            <w:r>
+              <w:rPr>
+                <w:sz w:val="18"/>
+                <w:szCs w:val="18"/>
+              </w:rPr>
+              <w:t xml:space="preserve">Company details: DET licence, RERA no., phone, email, website, bank details, branch address</w:t>
+            </w:r>
+          </w:p>
+        </w:tc>
+        <w:tc>
+          <w:tcPr>
+            <w:tcW w:type="dxa" w:w="2179"/>
+            <w:tcBorders>
+              <w:top w:val="single" w:color="C9D2DE" w:sz="4"/>
+              <w:left w:val="single" w:color="C9D2DE" w:sz="4"/>
+              <w:bottom w:val="single" w:color="C9D2DE" w:sz="4"/>
+              <w:right w:val="single" w:color="C9D2DE" w:sz="4"/>
+            </w:tcBorders>
+            <w:tcMar>
+              <w:top w:type="dxa" w:w="50"/>
+              <w:left w:type="dxa" w:w="90"/>
+              <w:bottom w:type="dxa" w:w="50"/>
+              <w:right w:type="dxa" w:w="90"/>
+            </w:tcMar>
+            <w:vAlign w:val="top"/>
+          </w:tcPr>
+          <w:p>
+            <w:pPr>
+              <w:keepNext w:val="false"/>
+              <w:spacing w:after="20" w:line="260"/>
+            </w:pPr>
+            <w:r>
+              <w:rPr>
+                <w:sz w:val="18"/>
+                <w:szCs w:val="18"/>
+              </w:rPr>
+              <w:t xml:space="preserve">Settings → Company details</w:t>
+            </w:r>
+          </w:p>
+        </w:tc>
+        <w:tc>
+          <w:tcPr>
+            <w:tcW w:type="dxa" w:w="3567"/>
+            <w:tcBorders>
+              <w:top w:val="single" w:color="C9D2DE" w:sz="4"/>
+              <w:left w:val="single" w:color="C9D2DE" w:sz="4"/>
+              <w:bottom w:val="single" w:color="C9D2DE" w:sz="4"/>
+              <w:right w:val="single" w:color="C9D2DE" w:sz="4"/>
+            </w:tcBorders>
+            <w:tcMar>
+              <w:top w:type="dxa" w:w="50"/>
+              <w:left w:type="dxa" w:w="90"/>
+              <w:bottom w:type="dxa" w:w="50"/>
+              <w:right w:type="dxa" w:w="90"/>
+            </w:tcMar>
+            <w:vAlign w:val="top"/>
+          </w:tcPr>
+          <w:p>
+            <w:pPr>
+              <w:keepNext w:val="false"/>
+              <w:spacing w:after="20" w:line="260"/>
+            </w:pPr>
+            <w:r>
+              <w:rPr>
+                <w:sz w:val="18"/>
+                <w:szCs w:val="18"/>
+              </w:rPr>
+              <w:t xml:space="preserve">Printed on every quotation, invoice and report.</w:t>
+            </w:r>
+          </w:p>
+        </w:tc>
+      </w:tr>
+      <w:tr>
+        <w:trPr>
+          <w:cantSplit/>
+        </w:trPr>
+        <w:tc>
+          <w:tcPr>
+            <w:tcW w:type="dxa" w:w="396"/>
+            <w:tcBorders>
+              <w:top w:val="single" w:color="C9D2DE" w:sz="4"/>
+              <w:left w:val="single" w:color="C9D2DE" w:sz="4"/>
+              <w:bottom w:val="single" w:color="C9D2DE" w:sz="4"/>
+              <w:right w:val="single" w:color="C9D2DE" w:sz="4"/>
+            </w:tcBorders>
+            <w:shd w:fill="F7F9FC" w:color="auto" w:val="clear"/>
+            <w:tcMar>
+              <w:top w:type="dxa" w:w="50"/>
+              <w:left w:type="dxa" w:w="90"/>
+              <w:bottom w:type="dxa" w:w="50"/>
+              <w:right w:type="dxa" w:w="90"/>
+            </w:tcMar>
+            <w:vAlign w:val="top"/>
+          </w:tcPr>
+          <w:p>
+            <w:pPr>
+              <w:keepNext w:val="false"/>
+              <w:spacing w:after="20" w:line="260"/>
+            </w:pPr>
+            <w:r>
+              <w:rPr>
+                <w:sz w:val="18"/>
+                <w:szCs w:val="18"/>
+              </w:rPr>
+              <w:t xml:space="preserve">4</w:t>
+            </w:r>
+          </w:p>
+        </w:tc>
+        <w:tc>
+          <w:tcPr>
+            <w:tcW w:type="dxa" w:w="3764"/>
+            <w:tcBorders>
+              <w:top w:val="single" w:color="C9D2DE" w:sz="4"/>
+              <w:left w:val="single" w:color="C9D2DE" w:sz="4"/>
+              <w:bottom w:val="single" w:color="C9D2DE" w:sz="4"/>
+              <w:right w:val="single" w:color="C9D2DE" w:sz="4"/>
+            </w:tcBorders>
+            <w:shd w:fill="F7F9FC" w:color="auto" w:val="clear"/>
+            <w:tcMar>
+              <w:top w:type="dxa" w:w="50"/>
+              <w:left w:type="dxa" w:w="90"/>
+              <w:bottom w:type="dxa" w:w="50"/>
+              <w:right w:type="dxa" w:w="90"/>
+            </w:tcMar>
+            <w:vAlign w:val="top"/>
+          </w:tcPr>
+          <w:p>
+            <w:pPr>
+              <w:keepNext w:val="false"/>
+              <w:spacing w:after="20" w:line="260"/>
+            </w:pPr>
+            <w:r>
+              <w:rPr>
+                <w:sz w:val="18"/>
+                <w:szCs w:val="18"/>
+              </w:rPr>
+              <w:t xml:space="preserve">Inspectors with licence, insurance and agreement dates</w:t>
+            </w:r>
+          </w:p>
+        </w:tc>
+        <w:tc>
+          <w:tcPr>
+            <w:tcW w:type="dxa" w:w="2179"/>
+            <w:tcBorders>
+              <w:top w:val="single" w:color="C9D2DE" w:sz="4"/>
+              <w:left w:val="single" w:color="C9D2DE" w:sz="4"/>
+              <w:bottom w:val="single" w:color="C9D2DE" w:sz="4"/>
+              <w:right w:val="single" w:color="C9D2DE" w:sz="4"/>
+            </w:tcBorders>
+            <w:shd w:fill="F7F9FC" w:color="auto" w:val="clear"/>
+            <w:tcMar>
+              <w:top w:type="dxa" w:w="50"/>
+              <w:left w:type="dxa" w:w="90"/>
+              <w:bottom w:type="dxa" w:w="50"/>
+              <w:right w:type="dxa" w:w="90"/>
+            </w:tcMar>
+            <w:vAlign w:val="top"/>
+          </w:tcPr>
+          <w:p>
+            <w:pPr>
+              <w:keepNext w:val="false"/>
+              <w:spacing w:after="20" w:line="260"/>
+            </w:pPr>
+            <w:r>
+              <w:rPr>
+                <w:sz w:val="18"/>
+                <w:szCs w:val="18"/>
+              </w:rPr>
+              <w:t xml:space="preserve">Settings → Inspectors</w:t>
+            </w:r>
+          </w:p>
+        </w:tc>
+        <w:tc>
+          <w:tcPr>
+            <w:tcW w:type="dxa" w:w="3567"/>
+            <w:tcBorders>
+              <w:top w:val="single" w:color="C9D2DE" w:sz="4"/>
+              <w:left w:val="single" w:color="C9D2DE" w:sz="4"/>
+              <w:bottom w:val="single" w:color="C9D2DE" w:sz="4"/>
+              <w:right w:val="single" w:color="C9D2DE" w:sz="4"/>
+            </w:tcBorders>
+            <w:shd w:fill="F7F9FC" w:color="auto" w:val="clear"/>
+            <w:tcMar>
+              <w:top w:type="dxa" w:w="50"/>
+              <w:left w:type="dxa" w:w="90"/>
+              <w:bottom w:type="dxa" w:w="50"/>
+              <w:right w:type="dxa" w:w="90"/>
+            </w:tcMar>
+            <w:vAlign w:val="top"/>
+          </w:tcPr>
+          <w:p>
+            <w:pPr>
+              <w:keepNext w:val="false"/>
+              <w:spacing w:after="20" w:line="260"/>
+            </w:pPr>
+            <w:r>
+              <w:rPr>
+                <w:sz w:val="18"/>
+                <w:szCs w:val="18"/>
+              </w:rPr>
+              <w:t xml:space="preserve">Scheduling blocks inspectors with expired documents.</w:t>
+            </w:r>
+          </w:p>
+        </w:tc>
+      </w:tr>
+      <w:tr>
+        <w:trPr>
+          <w:cantSplit/>
+        </w:trPr>
+        <w:tc>
+          <w:tcPr>
+            <w:tcW w:type="dxa" w:w="396"/>
+            <w:tcBorders>
+              <w:top w:val="single" w:color="C9D2DE" w:sz="4"/>
+              <w:left w:val="single" w:color="C9D2DE" w:sz="4"/>
+              <w:bottom w:val="single" w:color="C9D2DE" w:sz="4"/>
+              <w:right w:val="single" w:color="C9D2DE" w:sz="4"/>
+            </w:tcBorders>
+            <w:tcMar>
+              <w:top w:type="dxa" w:w="50"/>
+              <w:left w:type="dxa" w:w="90"/>
+              <w:bottom w:type="dxa" w:w="50"/>
+              <w:right w:type="dxa" w:w="90"/>
+            </w:tcMar>
+            <w:vAlign w:val="top"/>
+          </w:tcPr>
+          <w:p>
+            <w:pPr>
+              <w:keepNext w:val="false"/>
+              <w:spacing w:after="20" w:line="260"/>
+            </w:pPr>
+            <w:r>
+              <w:rPr>
+                <w:sz w:val="18"/>
+                <w:szCs w:val="18"/>
+              </w:rPr>
+              <w:t xml:space="preserve">5</w:t>
+            </w:r>
+          </w:p>
+        </w:tc>
+        <w:tc>
+          <w:tcPr>
+            <w:tcW w:type="dxa" w:w="3764"/>
+            <w:tcBorders>
+              <w:top w:val="single" w:color="C9D2DE" w:sz="4"/>
+              <w:left w:val="single" w:color="C9D2DE" w:sz="4"/>
+              <w:bottom w:val="single" w:color="C9D2DE" w:sz="4"/>
+              <w:right w:val="single" w:color="C9D2DE" w:sz="4"/>
+            </w:tcBorders>
+            <w:tcMar>
+              <w:top w:type="dxa" w:w="50"/>
+              <w:left w:type="dxa" w:w="90"/>
+              <w:bottom w:type="dxa" w:w="50"/>
+              <w:right w:type="dxa" w:w="90"/>
+            </w:tcMar>
+            <w:vAlign w:val="top"/>
+          </w:tcPr>
+          <w:p>
+            <w:pPr>
+              <w:keepNext w:val="false"/>
+              <w:spacing w:after="20" w:line="260"/>
+            </w:pPr>
+            <w:r>
+              <w:rPr>
+                <w:sz w:val="18"/>
+                <w:szCs w:val="18"/>
+              </w:rPr>
+              <w:t xml:space="preserve">A login for each inspector, linked to their inspector record</w:t>
+            </w:r>
+          </w:p>
+        </w:tc>
+        <w:tc>
+          <w:tcPr>
+            <w:tcW w:type="dxa" w:w="2179"/>
+            <w:tcBorders>
+              <w:top w:val="single" w:color="C9D2DE" w:sz="4"/>
+              <w:left w:val="single" w:color="C9D2DE" w:sz="4"/>
+              <w:bottom w:val="single" w:color="C9D2DE" w:sz="4"/>
+              <w:right w:val="single" w:color="C9D2DE" w:sz="4"/>
+            </w:tcBorders>
+            <w:tcMar>
+              <w:top w:type="dxa" w:w="50"/>
+              <w:left w:type="dxa" w:w="90"/>
+              <w:bottom w:type="dxa" w:w="50"/>
+              <w:right w:type="dxa" w:w="90"/>
+            </w:tcMar>
+            <w:vAlign w:val="top"/>
+          </w:tcPr>
+          <w:p>
+            <w:pPr>
+              <w:keepNext w:val="false"/>
+              <w:spacing w:after="20" w:line="260"/>
+            </w:pPr>
+            <w:r>
+              <w:rPr>
+                <w:sz w:val="18"/>
+                <w:szCs w:val="18"/>
+              </w:rPr>
+              <w:t xml:space="preserve">Settings → Users (role Inspector, "Inspector record")</w:t>
+            </w:r>
+          </w:p>
+        </w:tc>
+        <w:tc>
+          <w:tcPr>
+            <w:tcW w:type="dxa" w:w="3567"/>
+            <w:tcBorders>
+              <w:top w:val="single" w:color="C9D2DE" w:sz="4"/>
+              <w:left w:val="single" w:color="C9D2DE" w:sz="4"/>
+              <w:bottom w:val="single" w:color="C9D2DE" w:sz="4"/>
+              <w:right w:val="single" w:color="C9D2DE" w:sz="4"/>
+            </w:tcBorders>
+            <w:tcMar>
+              <w:top w:type="dxa" w:w="50"/>
+              <w:left w:type="dxa" w:w="90"/>
+              <w:bottom w:type="dxa" w:w="50"/>
+              <w:right w:type="dxa" w:w="90"/>
+            </w:tcMar>
+            <w:vAlign w:val="top"/>
+          </w:tcPr>
+          <w:p>
+            <w:pPr>
+              <w:keepNext w:val="false"/>
+              <w:spacing w:after="20" w:line="260"/>
+            </w:pPr>
+            <w:r>
+              <w:rPr>
+                <w:sz w:val="18"/>
+                <w:szCs w:val="18"/>
+              </w:rPr>
+              <w:t xml:space="preserve">Without the link the inspector sees no jobs on the phone.</w:t>
+            </w:r>
+          </w:p>
+        </w:tc>
+      </w:tr>
+      <w:tr>
+        <w:trPr>
+          <w:cantSplit/>
+        </w:trPr>
+        <w:tc>
+          <w:tcPr>
+            <w:tcW w:type="dxa" w:w="396"/>
+            <w:tcBorders>
+              <w:top w:val="single" w:color="C9D2DE" w:sz="4"/>
+              <w:left w:val="single" w:color="C9D2DE" w:sz="4"/>
+              <w:bottom w:val="single" w:color="C9D2DE" w:sz="4"/>
+              <w:right w:val="single" w:color="C9D2DE" w:sz="4"/>
+            </w:tcBorders>
+            <w:shd w:fill="F7F9FC" w:color="auto" w:val="clear"/>
+            <w:tcMar>
+              <w:top w:type="dxa" w:w="50"/>
+              <w:left w:type="dxa" w:w="90"/>
+              <w:bottom w:type="dxa" w:w="50"/>
+              <w:right w:type="dxa" w:w="90"/>
+            </w:tcMar>
+            <w:vAlign w:val="top"/>
+          </w:tcPr>
+          <w:p>
+            <w:pPr>
+              <w:keepNext w:val="false"/>
+              <w:spacing w:after="20" w:line="260"/>
+            </w:pPr>
+            <w:r>
+              <w:rPr>
+                <w:sz w:val="18"/>
+                <w:szCs w:val="18"/>
+              </w:rPr>
+              <w:t xml:space="preserve">6</w:t>
+            </w:r>
+          </w:p>
+        </w:tc>
+        <w:tc>
+          <w:tcPr>
+            <w:tcW w:type="dxa" w:w="3764"/>
+            <w:tcBorders>
+              <w:top w:val="single" w:color="C9D2DE" w:sz="4"/>
+              <w:left w:val="single" w:color="C9D2DE" w:sz="4"/>
+              <w:bottom w:val="single" w:color="C9D2DE" w:sz="4"/>
+              <w:right w:val="single" w:color="C9D2DE" w:sz="4"/>
+            </w:tcBorders>
+            <w:shd w:fill="F7F9FC" w:color="auto" w:val="clear"/>
+            <w:tcMar>
+              <w:top w:type="dxa" w:w="50"/>
+              <w:left w:type="dxa" w:w="90"/>
+              <w:bottom w:type="dxa" w:w="50"/>
+              <w:right w:type="dxa" w:w="90"/>
+            </w:tcMar>
+            <w:vAlign w:val="top"/>
+          </w:tcPr>
+          <w:p>
+            <w:pPr>
+              <w:keepNext w:val="false"/>
+              <w:spacing w:after="20" w:line="260"/>
+            </w:pPr>
+            <w:r>
+              <w:rPr>
+                <w:sz w:val="18"/>
+                <w:szCs w:val="18"/>
+              </w:rPr>
+              <w:t xml:space="preserve">Equipment with calibration dates (thermal cameras)</w:t>
+            </w:r>
+          </w:p>
+        </w:tc>
+        <w:tc>
+          <w:tcPr>
+            <w:tcW w:type="dxa" w:w="2179"/>
+            <w:tcBorders>
+              <w:top w:val="single" w:color="C9D2DE" w:sz="4"/>
+              <w:left w:val="single" w:color="C9D2DE" w:sz="4"/>
+              <w:bottom w:val="single" w:color="C9D2DE" w:sz="4"/>
+              <w:right w:val="single" w:color="C9D2DE" w:sz="4"/>
+            </w:tcBorders>
+            <w:shd w:fill="F7F9FC" w:color="auto" w:val="clear"/>
+            <w:tcMar>
+              <w:top w:type="dxa" w:w="50"/>
+              <w:left w:type="dxa" w:w="90"/>
+              <w:bottom w:type="dxa" w:w="50"/>
+              <w:right w:type="dxa" w:w="90"/>
+            </w:tcMar>
+            <w:vAlign w:val="top"/>
+          </w:tcPr>
+          <w:p>
+            <w:pPr>
+              <w:keepNext w:val="false"/>
+              <w:spacing w:after="20" w:line="260"/>
+            </w:pPr>
+            <w:r>
+              <w:rPr>
+                <w:sz w:val="18"/>
+                <w:szCs w:val="18"/>
+              </w:rPr>
+              <w:t xml:space="preserve">Settings → Equipment</w:t>
+            </w:r>
+          </w:p>
+        </w:tc>
+        <w:tc>
+          <w:tcPr>
+            <w:tcW w:type="dxa" w:w="3567"/>
+            <w:tcBorders>
+              <w:top w:val="single" w:color="C9D2DE" w:sz="4"/>
+              <w:left w:val="single" w:color="C9D2DE" w:sz="4"/>
+              <w:bottom w:val="single" w:color="C9D2DE" w:sz="4"/>
+              <w:right w:val="single" w:color="C9D2DE" w:sz="4"/>
+            </w:tcBorders>
+            <w:shd w:fill="F7F9FC" w:color="auto" w:val="clear"/>
+            <w:tcMar>
+              <w:top w:type="dxa" w:w="50"/>
+              <w:left w:type="dxa" w:w="90"/>
+              <w:bottom w:type="dxa" w:w="50"/>
+              <w:right w:type="dxa" w:w="90"/>
+            </w:tcMar>
+            <w:vAlign w:val="top"/>
+          </w:tcPr>
+          <w:p>
+            <w:pPr>
+              <w:keepNext w:val="false"/>
+              <w:spacing w:after="20" w:line="260"/>
+            </w:pPr>
+            <w:r>
+              <w:rPr>
+                <w:sz w:val="18"/>
+                <w:szCs w:val="18"/>
+              </w:rPr>
+              <w:t xml:space="preserve">Thermal jobs need a free camera within calibration.</w:t>
+            </w:r>
+          </w:p>
+        </w:tc>
+      </w:tr>
+      <w:tr>
+        <w:trPr>
+          <w:cantSplit/>
+        </w:trPr>
+        <w:tc>
+          <w:tcPr>
+            <w:tcW w:type="dxa" w:w="396"/>
+            <w:tcBorders>
+              <w:top w:val="single" w:color="C9D2DE" w:sz="4"/>
+              <w:left w:val="single" w:color="C9D2DE" w:sz="4"/>
+              <w:bottom w:val="single" w:color="C9D2DE" w:sz="4"/>
+              <w:right w:val="single" w:color="C9D2DE" w:sz="4"/>
+            </w:tcBorders>
+            <w:tcMar>
+              <w:top w:type="dxa" w:w="50"/>
+              <w:left w:type="dxa" w:w="90"/>
+              <w:bottom w:type="dxa" w:w="50"/>
+              <w:right w:type="dxa" w:w="90"/>
+            </w:tcMar>
+            <w:vAlign w:val="top"/>
+          </w:tcPr>
+          <w:p>
+            <w:pPr>
+              <w:keepNext w:val="false"/>
+              <w:spacing w:after="20" w:line="260"/>
+            </w:pPr>
+            <w:r>
+              <w:rPr>
+                <w:sz w:val="18"/>
+                <w:szCs w:val="18"/>
+              </w:rPr>
+              <w:t xml:space="preserve">7</w:t>
+            </w:r>
+          </w:p>
+        </w:tc>
+        <w:tc>
+          <w:tcPr>
+            <w:tcW w:type="dxa" w:w="3764"/>
+            <w:tcBorders>
+              <w:top w:val="single" w:color="C9D2DE" w:sz="4"/>
+              <w:left w:val="single" w:color="C9D2DE" w:sz="4"/>
+              <w:bottom w:val="single" w:color="C9D2DE" w:sz="4"/>
+              <w:right w:val="single" w:color="C9D2DE" w:sz="4"/>
+            </w:tcBorders>
+            <w:tcMar>
+              <w:top w:type="dxa" w:w="50"/>
+              <w:left w:type="dxa" w:w="90"/>
+              <w:bottom w:type="dxa" w:w="50"/>
+              <w:right w:type="dxa" w:w="90"/>
+            </w:tcMar>
+            <w:vAlign w:val="top"/>
+          </w:tcPr>
+          <w:p>
+            <w:pPr>
+              <w:keepNext w:val="false"/>
+              <w:spacing w:after="20" w:line="260"/>
+            </w:pPr>
+            <w:r>
+              <w:rPr>
+                <w:sz w:val="18"/>
+                <w:szCs w:val="18"/>
+              </w:rPr>
+              <w:t xml:space="preserve">Lawyer-approved service agreement, terms and thermal addendum</w:t>
+            </w:r>
+          </w:p>
+        </w:tc>
+        <w:tc>
+          <w:tcPr>
+            <w:tcW w:type="dxa" w:w="2179"/>
+            <w:tcBorders>
+              <w:top w:val="single" w:color="C9D2DE" w:sz="4"/>
+              <w:left w:val="single" w:color="C9D2DE" w:sz="4"/>
+              <w:bottom w:val="single" w:color="C9D2DE" w:sz="4"/>
+              <w:right w:val="single" w:color="C9D2DE" w:sz="4"/>
+            </w:tcBorders>
+            <w:tcMar>
+              <w:top w:type="dxa" w:w="50"/>
+              <w:left w:type="dxa" w:w="90"/>
+              <w:bottom w:type="dxa" w:w="50"/>
+              <w:right w:type="dxa" w:w="90"/>
+            </w:tcMar>
+            <w:vAlign w:val="top"/>
+          </w:tcPr>
+          <w:p>
+            <w:pPr>
+              <w:keepNext w:val="false"/>
+              <w:spacing w:after="20" w:line="260"/>
+            </w:pPr>
+            <w:r>
+              <w:rPr>
+                <w:sz w:val="18"/>
+                <w:szCs w:val="18"/>
+              </w:rPr>
+              <w:t xml:space="preserve">Settings → Report &amp; terms wording</w:t>
+            </w:r>
+          </w:p>
+        </w:tc>
+        <w:tc>
+          <w:tcPr>
+            <w:tcW w:type="dxa" w:w="3567"/>
+            <w:tcBorders>
+              <w:top w:val="single" w:color="C9D2DE" w:sz="4"/>
+              <w:left w:val="single" w:color="C9D2DE" w:sz="4"/>
+              <w:bottom w:val="single" w:color="C9D2DE" w:sz="4"/>
+              <w:right w:val="single" w:color="C9D2DE" w:sz="4"/>
+            </w:tcBorders>
+            <w:tcMar>
+              <w:top w:type="dxa" w:w="50"/>
+              <w:left w:type="dxa" w:w="90"/>
+              <w:bottom w:type="dxa" w:w="50"/>
+              <w:right w:type="dxa" w:w="90"/>
+            </w:tcMar>
+            <w:vAlign w:val="top"/>
+          </w:tcPr>
+          <w:p>
+            <w:pPr>
+              <w:keepNext w:val="false"/>
+              <w:spacing w:after="20" w:line="260"/>
+            </w:pPr>
+            <w:r>
+              <w:rPr>
+                <w:sz w:val="18"/>
+                <w:szCs w:val="18"/>
+              </w:rPr>
+              <w:t xml:space="preserve">The current texts are drafts.</w:t>
+            </w:r>
+          </w:p>
+        </w:tc>
+      </w:tr>
+      <w:tr>
+        <w:trPr>
+          <w:cantSplit/>
+        </w:trPr>
+        <w:tc>
+          <w:tcPr>
+            <w:tcW w:type="dxa" w:w="396"/>
+            <w:tcBorders>
+              <w:top w:val="single" w:color="C9D2DE" w:sz="4"/>
+              <w:left w:val="single" w:color="C9D2DE" w:sz="4"/>
+              <w:bottom w:val="single" w:color="C9D2DE" w:sz="4"/>
+              <w:right w:val="single" w:color="C9D2DE" w:sz="4"/>
+            </w:tcBorders>
+            <w:shd w:fill="F7F9FC" w:color="auto" w:val="clear"/>
+            <w:tcMar>
+              <w:top w:type="dxa" w:w="50"/>
+              <w:left w:type="dxa" w:w="90"/>
+              <w:bottom w:type="dxa" w:w="50"/>
+              <w:right w:type="dxa" w:w="90"/>
+            </w:tcMar>
+            <w:vAlign w:val="top"/>
+          </w:tcPr>
+          <w:p>
+            <w:pPr>
+              <w:keepNext w:val="false"/>
+              <w:spacing w:after="20" w:line="260"/>
+            </w:pPr>
+            <w:r>
+              <w:rPr>
+                <w:sz w:val="18"/>
+                <w:szCs w:val="18"/>
+              </w:rPr>
+              <w:t xml:space="preserve">8</w:t>
+            </w:r>
+          </w:p>
+        </w:tc>
+        <w:tc>
+          <w:tcPr>
+            <w:tcW w:type="dxa" w:w="3764"/>
+            <w:tcBorders>
+              <w:top w:val="single" w:color="C9D2DE" w:sz="4"/>
+              <w:left w:val="single" w:color="C9D2DE" w:sz="4"/>
+              <w:bottom w:val="single" w:color="C9D2DE" w:sz="4"/>
+              <w:right w:val="single" w:color="C9D2DE" w:sz="4"/>
+            </w:tcBorders>
+            <w:shd w:fill="F7F9FC" w:color="auto" w:val="clear"/>
+            <w:tcMar>
+              <w:top w:type="dxa" w:w="50"/>
+              <w:left w:type="dxa" w:w="90"/>
+              <w:bottom w:type="dxa" w:w="50"/>
+              <w:right w:type="dxa" w:w="90"/>
+            </w:tcMar>
+            <w:vAlign w:val="top"/>
+          </w:tcPr>
+          <w:p>
+            <w:pPr>
+              <w:keepNext w:val="false"/>
+              <w:spacing w:after="20" w:line="260"/>
+            </w:pPr>
+            <w:r>
+              <w:rPr>
+                <w:sz w:val="18"/>
+                <w:szCs w:val="18"/>
+              </w:rPr>
+              <w:t xml:space="preserve">Google Drive keys (</w:t>
+            </w:r>
+            <w:r>
+              <w:rPr>
+                <w:rFonts w:ascii="Consolas" w:cs="Consolas" w:eastAsia="Consolas" w:hAnsi="Consolas"/>
+                <w:color w:val="0B4F8C"/>
+                <w:sz w:val="16"/>
+                <w:szCs w:val="16"/>
+              </w:rPr>
+              <w:t xml:space="preserve">GOOGLE_CLIENT_ID</w:t>
+            </w:r>
+            <w:r>
+              <w:rPr>
+                <w:sz w:val="18"/>
+                <w:szCs w:val="18"/>
+              </w:rPr>
+              <w:t xml:space="preserve">, </w:t>
+            </w:r>
+            <w:r>
+              <w:rPr>
+                <w:rFonts w:ascii="Consolas" w:cs="Consolas" w:eastAsia="Consolas" w:hAnsi="Consolas"/>
+                <w:color w:val="0B4F8C"/>
+                <w:sz w:val="16"/>
+                <w:szCs w:val="16"/>
+              </w:rPr>
+              <w:t xml:space="preserve">GOOGLE_CLIENT_SECRET</w:t>
+            </w:r>
+            <w:r>
+              <w:rPr>
+                <w:sz w:val="18"/>
+                <w:szCs w:val="18"/>
+              </w:rPr>
+              <w:t xml:space="preserve">, </w:t>
+            </w:r>
+            <w:r>
+              <w:rPr>
+                <w:rFonts w:ascii="Consolas" w:cs="Consolas" w:eastAsia="Consolas" w:hAnsi="Consolas"/>
+                <w:color w:val="0B4F8C"/>
+                <w:sz w:val="16"/>
+                <w:szCs w:val="16"/>
+              </w:rPr>
+              <w:t xml:space="preserve">GOOGLE_REFRESH_TOKEN</w:t>
+            </w:r>
+            <w:r>
+              <w:rPr>
+                <w:sz w:val="18"/>
+                <w:szCs w:val="18"/>
+              </w:rPr>
+              <w:t xml:space="preserve">)</w:t>
+            </w:r>
+          </w:p>
+        </w:tc>
+        <w:tc>
+          <w:tcPr>
+            <w:tcW w:type="dxa" w:w="2179"/>
+            <w:tcBorders>
+              <w:top w:val="single" w:color="C9D2DE" w:sz="4"/>
+              <w:left w:val="single" w:color="C9D2DE" w:sz="4"/>
+              <w:bottom w:val="single" w:color="C9D2DE" w:sz="4"/>
+              <w:right w:val="single" w:color="C9D2DE" w:sz="4"/>
+            </w:tcBorders>
+            <w:shd w:fill="F7F9FC" w:color="auto" w:val="clear"/>
+            <w:tcMar>
+              <w:top w:type="dxa" w:w="50"/>
+              <w:left w:type="dxa" w:w="90"/>
+              <w:bottom w:type="dxa" w:w="50"/>
+              <w:right w:type="dxa" w:w="90"/>
+            </w:tcMar>
+            <w:vAlign w:val="top"/>
+          </w:tcPr>
+          <w:p>
+            <w:pPr>
+              <w:keepNext w:val="false"/>
+              <w:spacing w:after="20" w:line="260"/>
+            </w:pPr>
+            <w:r>
+              <w:rPr>
+                <w:sz w:val="18"/>
+                <w:szCs w:val="18"/>
+              </w:rPr>
+              <w:t xml:space="preserve">Render → Environment</w:t>
+            </w:r>
+          </w:p>
+        </w:tc>
+        <w:tc>
+          <w:tcPr>
+            <w:tcW w:type="dxa" w:w="3567"/>
+            <w:tcBorders>
+              <w:top w:val="single" w:color="C9D2DE" w:sz="4"/>
+              <w:left w:val="single" w:color="C9D2DE" w:sz="4"/>
+              <w:bottom w:val="single" w:color="C9D2DE" w:sz="4"/>
+              <w:right w:val="single" w:color="C9D2DE" w:sz="4"/>
+            </w:tcBorders>
+            <w:shd w:fill="F7F9FC" w:color="auto" w:val="clear"/>
+            <w:tcMar>
+              <w:top w:type="dxa" w:w="50"/>
+              <w:left w:type="dxa" w:w="90"/>
+              <w:bottom w:type="dxa" w:w="50"/>
+              <w:right w:type="dxa" w:w="90"/>
+            </w:tcMar>
+            <w:vAlign w:val="top"/>
+          </w:tcPr>
+          <w:p>
+            <w:pPr>
+              <w:keepNext w:val="false"/>
+              <w:spacing w:after="20" w:line="260"/>
+            </w:pPr>
+            <w:r>
+              <w:rPr>
+                <w:sz w:val="18"/>
+                <w:szCs w:val="18"/>
+              </w:rPr>
+              <w:t xml:space="preserve">Photos and PDFs go to Drive, one folder per job; otherwise to the server disk.</w:t>
+            </w:r>
+          </w:p>
+        </w:tc>
+      </w:tr>
+      <w:tr>
+        <w:trPr>
+          <w:cantSplit/>
+        </w:trPr>
+        <w:tc>
+          <w:tcPr>
+            <w:tcW w:type="dxa" w:w="396"/>
+            <w:tcBorders>
+              <w:top w:val="single" w:color="C9D2DE" w:sz="4"/>
+              <w:left w:val="single" w:color="C9D2DE" w:sz="4"/>
+              <w:bottom w:val="single" w:color="C9D2DE" w:sz="4"/>
+              <w:right w:val="single" w:color="C9D2DE" w:sz="4"/>
+            </w:tcBorders>
+            <w:tcMar>
+              <w:top w:type="dxa" w:w="50"/>
+              <w:left w:type="dxa" w:w="90"/>
+              <w:bottom w:type="dxa" w:w="50"/>
+              <w:right w:type="dxa" w:w="90"/>
+            </w:tcMar>
+            <w:vAlign w:val="top"/>
+          </w:tcPr>
+          <w:p>
+            <w:pPr>
+              <w:keepNext w:val="false"/>
+              <w:spacing w:after="20" w:line="260"/>
+            </w:pPr>
+            <w:r>
+              <w:rPr>
+                <w:sz w:val="18"/>
+                <w:szCs w:val="18"/>
+              </w:rPr>
+              <w:t xml:space="preserve">9</w:t>
+            </w:r>
+          </w:p>
+        </w:tc>
+        <w:tc>
+          <w:tcPr>
+            <w:tcW w:type="dxa" w:w="3764"/>
+            <w:tcBorders>
+              <w:top w:val="single" w:color="C9D2DE" w:sz="4"/>
+              <w:left w:val="single" w:color="C9D2DE" w:sz="4"/>
+              <w:bottom w:val="single" w:color="C9D2DE" w:sz="4"/>
+              <w:right w:val="single" w:color="C9D2DE" w:sz="4"/>
+            </w:tcBorders>
+            <w:tcMar>
+              <w:top w:type="dxa" w:w="50"/>
+              <w:left w:type="dxa" w:w="90"/>
+              <w:bottom w:type="dxa" w:w="50"/>
+              <w:right w:type="dxa" w:w="90"/>
+            </w:tcMar>
+            <w:vAlign w:val="top"/>
+          </w:tcPr>
+          <w:p>
+            <w:pPr>
+              <w:keepNext w:val="false"/>
+              <w:spacing w:after="20" w:line="260"/>
+            </w:pPr>
+            <w:r>
+              <w:rPr>
+                <w:sz w:val="18"/>
+                <w:szCs w:val="18"/>
+              </w:rPr>
+              <w:t xml:space="preserve">Stripe keys and </w:t>
+            </w:r>
+            <w:r>
+              <w:rPr>
+                <w:rFonts w:ascii="Consolas" w:cs="Consolas" w:eastAsia="Consolas" w:hAnsi="Consolas"/>
+                <w:color w:val="0B4F8C"/>
+                <w:sz w:val="16"/>
+                <w:szCs w:val="16"/>
+              </w:rPr>
+              <w:t xml:space="preserve">PAYMENT_PROVIDER=stripe</w:t>
+            </w:r>
+          </w:p>
+        </w:tc>
+        <w:tc>
+          <w:tcPr>
+            <w:tcW w:type="dxa" w:w="2179"/>
+            <w:tcBorders>
+              <w:top w:val="single" w:color="C9D2DE" w:sz="4"/>
+              <w:left w:val="single" w:color="C9D2DE" w:sz="4"/>
+              <w:bottom w:val="single" w:color="C9D2DE" w:sz="4"/>
+              <w:right w:val="single" w:color="C9D2DE" w:sz="4"/>
+            </w:tcBorders>
+            <w:tcMar>
+              <w:top w:type="dxa" w:w="50"/>
+              <w:left w:type="dxa" w:w="90"/>
+              <w:bottom w:type="dxa" w:w="50"/>
+              <w:right w:type="dxa" w:w="90"/>
+            </w:tcMar>
+            <w:vAlign w:val="top"/>
+          </w:tcPr>
+          <w:p>
+            <w:pPr>
+              <w:keepNext w:val="false"/>
+              <w:spacing w:after="20" w:line="260"/>
+            </w:pPr>
+            <w:r>
+              <w:rPr>
+                <w:sz w:val="18"/>
+                <w:szCs w:val="18"/>
+              </w:rPr>
+              <w:t xml:space="preserve">Render → Environment</w:t>
+            </w:r>
+          </w:p>
+        </w:tc>
+        <w:tc>
+          <w:tcPr>
+            <w:tcW w:type="dxa" w:w="3567"/>
+            <w:tcBorders>
+              <w:top w:val="single" w:color="C9D2DE" w:sz="4"/>
+              <w:left w:val="single" w:color="C9D2DE" w:sz="4"/>
+              <w:bottom w:val="single" w:color="C9D2DE" w:sz="4"/>
+              <w:right w:val="single" w:color="C9D2DE" w:sz="4"/>
+            </w:tcBorders>
+            <w:tcMar>
+              <w:top w:type="dxa" w:w="50"/>
+              <w:left w:type="dxa" w:w="90"/>
+              <w:bottom w:type="dxa" w:w="50"/>
+              <w:right w:type="dxa" w:w="90"/>
+            </w:tcMar>
+            <w:vAlign w:val="top"/>
+          </w:tcPr>
+          <w:p>
+            <w:pPr>
+              <w:keepNext w:val="false"/>
+              <w:spacing w:after="20" w:line="260"/>
+            </w:pPr>
+            <w:r>
+              <w:rPr>
+                <w:sz w:val="18"/>
+                <w:szCs w:val="18"/>
+              </w:rPr>
+              <w:t xml:space="preserve">Until then card payments use the demo checkout.</w:t>
+            </w:r>
+          </w:p>
+        </w:tc>
+      </w:tr>
+      <w:tr>
+        <w:trPr>
+          <w:cantSplit/>
+        </w:trPr>
+        <w:tc>
+          <w:tcPr>
+            <w:tcW w:type="dxa" w:w="396"/>
+            <w:tcBorders>
+              <w:top w:val="single" w:color="C9D2DE" w:sz="4"/>
+              <w:left w:val="single" w:color="C9D2DE" w:sz="4"/>
+              <w:bottom w:val="single" w:color="C9D2DE" w:sz="4"/>
+              <w:right w:val="single" w:color="C9D2DE" w:sz="4"/>
+            </w:tcBorders>
+            <w:shd w:fill="F7F9FC" w:color="auto" w:val="clear"/>
+            <w:tcMar>
+              <w:top w:type="dxa" w:w="50"/>
+              <w:left w:type="dxa" w:w="90"/>
+              <w:bottom w:type="dxa" w:w="50"/>
+              <w:right w:type="dxa" w:w="90"/>
+            </w:tcMar>
+            <w:vAlign w:val="top"/>
+          </w:tcPr>
+          <w:p>
+            <w:pPr>
+              <w:keepNext w:val="false"/>
+              <w:spacing w:after="20" w:line="260"/>
+            </w:pPr>
+            <w:r>
+              <w:rPr>
+                <w:sz w:val="18"/>
+                <w:szCs w:val="18"/>
+              </w:rPr>
+              <w:t xml:space="preserve">10</w:t>
+            </w:r>
+          </w:p>
+        </w:tc>
+        <w:tc>
+          <w:tcPr>
+            <w:tcW w:type="dxa" w:w="3764"/>
+            <w:tcBorders>
+              <w:top w:val="single" w:color="C9D2DE" w:sz="4"/>
+              <w:left w:val="single" w:color="C9D2DE" w:sz="4"/>
+              <w:bottom w:val="single" w:color="C9D2DE" w:sz="4"/>
+              <w:right w:val="single" w:color="C9D2DE" w:sz="4"/>
+            </w:tcBorders>
+            <w:shd w:fill="F7F9FC" w:color="auto" w:val="clear"/>
+            <w:tcMar>
+              <w:top w:type="dxa" w:w="50"/>
+              <w:left w:type="dxa" w:w="90"/>
+              <w:bottom w:type="dxa" w:w="50"/>
+              <w:right w:type="dxa" w:w="90"/>
+            </w:tcMar>
+            <w:vAlign w:val="top"/>
+          </w:tcPr>
+          <w:p>
+            <w:pPr>
+              <w:keepNext w:val="false"/>
+              <w:spacing w:after="20" w:line="260"/>
+            </w:pPr>
+            <w:r>
+              <w:rPr>
+                <w:sz w:val="18"/>
+                <w:szCs w:val="18"/>
+              </w:rPr>
+              <w:t xml:space="preserve">Deactivate the demo users and set </w:t>
+            </w:r>
+            <w:r>
+              <w:rPr>
+                <w:rFonts w:ascii="Consolas" w:cs="Consolas" w:eastAsia="Consolas" w:hAnsi="Consolas"/>
+                <w:color w:val="0B4F8C"/>
+                <w:sz w:val="16"/>
+                <w:szCs w:val="16"/>
+              </w:rPr>
+              <w:t xml:space="preserve">SEED_DEMO=false</w:t>
+            </w:r>
+          </w:p>
+        </w:tc>
+        <w:tc>
+          <w:tcPr>
+            <w:tcW w:type="dxa" w:w="2179"/>
+            <w:tcBorders>
+              <w:top w:val="single" w:color="C9D2DE" w:sz="4"/>
+              <w:left w:val="single" w:color="C9D2DE" w:sz="4"/>
+              <w:bottom w:val="single" w:color="C9D2DE" w:sz="4"/>
+              <w:right w:val="single" w:color="C9D2DE" w:sz="4"/>
+            </w:tcBorders>
+            <w:shd w:fill="F7F9FC" w:color="auto" w:val="clear"/>
+            <w:tcMar>
+              <w:top w:type="dxa" w:w="50"/>
+              <w:left w:type="dxa" w:w="90"/>
+              <w:bottom w:type="dxa" w:w="50"/>
+              <w:right w:type="dxa" w:w="90"/>
+            </w:tcMar>
+            <w:vAlign w:val="top"/>
+          </w:tcPr>
+          <w:p>
+            <w:pPr>
+              <w:keepNext w:val="false"/>
+              <w:spacing w:after="20" w:line="260"/>
+            </w:pPr>
+            <w:r>
+              <w:rPr>
+                <w:sz w:val="18"/>
+                <w:szCs w:val="18"/>
+              </w:rPr>
+              <w:t xml:space="preserve">Settings → Users, Render</w:t>
+            </w:r>
+          </w:p>
+        </w:tc>
+        <w:tc>
+          <w:tcPr>
+            <w:tcW w:type="dxa" w:w="3567"/>
+            <w:tcBorders>
+              <w:top w:val="single" w:color="C9D2DE" w:sz="4"/>
+              <w:left w:val="single" w:color="C9D2DE" w:sz="4"/>
+              <w:bottom w:val="single" w:color="C9D2DE" w:sz="4"/>
+              <w:right w:val="single" w:color="C9D2DE" w:sz="4"/>
+            </w:tcBorders>
+            <w:shd w:fill="F7F9FC" w:color="auto" w:val="clear"/>
+            <w:tcMar>
+              <w:top w:type="dxa" w:w="50"/>
+              <w:left w:type="dxa" w:w="90"/>
+              <w:bottom w:type="dxa" w:w="50"/>
+              <w:right w:type="dxa" w:w="90"/>
+            </w:tcMar>
+            <w:vAlign w:val="top"/>
+          </w:tcPr>
+          <w:p>
+            <w:pPr>
+              <w:keepNext w:val="false"/>
+              <w:spacing w:after="20" w:line="260"/>
+            </w:pPr>
+            <w:r>
+              <w:rPr>
+                <w:sz w:val="18"/>
+                <w:szCs w:val="18"/>
+              </w:rPr>
+              <w:t xml:space="preserve">Removes the test accounts.</w:t>
+            </w:r>
+          </w:p>
+        </w:tc>
+      </w:tr>
+    </w:tbl>
+    <w:p>
+      <w:pPr>
+        <w:spacing w:after="160"/>
+      </w:pPr>
+    </w:p>
+    <w:tbl>
+      <w:tblPr>
+        <w:tblW w:type="dxa" w:w="9906"/>
+        <w:tblBorders>
+          <w:top w:val="single" w:color="auto" w:sz="4"/>
+          <w:left w:val="single" w:color="auto" w:sz="4"/>
+          <w:bottom w:val="single" w:color="auto" w:sz="4"/>
+          <w:right w:val="single" w:color="auto" w:sz="4"/>
+          <w:insideH w:val="single" w:color="auto" w:sz="4"/>
+          <w:insideV w:val="single" w:color="auto" w:sz="4"/>
+        </w:tblBorders>
+      </w:tblPr>
+      <w:tblGrid>
+        <w:gridCol w:w="9906"/>
+      </w:tblGrid>
+      <w:tr>
+        <w:trPr>
+          <w:cantSplit/>
+        </w:trPr>
+        <w:tc>
+          <w:tcPr>
+            <w:tcW w:type="dxa" w:w="9906"/>
+            <w:tcBorders>
+              <w:top w:val="none" w:color="FFFFFF" w:sz="0"/>
+              <w:left w:val="single" w:color="8C5A36" w:sz="24"/>
+              <w:bottom w:val="none" w:color="FFFFFF" w:sz="0"/>
+              <w:right w:val="none" w:color="FFFFFF" w:sz="0"/>
+            </w:tcBorders>
+            <w:shd w:fill="F4ECE4" w:color="auto" w:val="clear"/>
+            <w:tcMar>
+              <w:top w:type="dxa" w:w="120"/>
+              <w:left w:type="dxa" w:w="200"/>
+              <w:bottom w:type="dxa" w:w="120"/>
+              <w:right w:type="dxa" w:w="200"/>
+            </w:tcMar>
+          </w:tcPr>
+          <w:p>
+            <w:pPr>
+              <w:spacing w:after="80"/>
+            </w:pPr>
+            <w:r>
+              <w:rPr>
+                <w:b/>
+                <w:bCs/>
+                <w:color w:val="0A1F4A"/>
+                <w:sz w:val="22"/>
+                <w:szCs w:val="22"/>
+              </w:rPr>
+              <w:t xml:space="preserve">After every update</w:t>
+            </w:r>
+          </w:p>
+          <w:p>
+            <w:pPr>
+              <w:spacing w:after="60" w:line="280"/>
+            </w:pPr>
+            <w:r>
+              <w:rPr>
+                <w:sz w:val="20"/>
+                <w:szCs w:val="20"/>
+              </w:rPr>
+              <w:t xml:space="preserve">On Render choose </w:t>
+            </w:r>
+            <w:r>
+              <w:rPr>
+                <w:b/>
+                <w:bCs/>
+                <w:sz w:val="20"/>
+                <w:szCs w:val="20"/>
+              </w:rPr>
+              <w:t xml:space="preserve">Manual Deploy → Deploy latest commit</w:t>
+            </w:r>
+            <w:r>
+              <w:rPr>
+                <w:sz w:val="20"/>
+                <w:szCs w:val="20"/>
+              </w:rPr>
+              <w:t xml:space="preserve">. The app upgrades the database by itself and keeps all data; the log shows a line starting with "[db] upgraded database" when it adds something.</w:t>
             </w:r>
           </w:p>
         </w:tc>
@@ -21266,17 +22982,83 @@
         <w:spacing w:after="60" w:line="290"/>
       </w:pPr>
       <w:r>
-        <w:t xml:space="preserve">Acceptance triggers the </w:t>
+        <w:t xml:space="preserve">Acceptance (online, or recorded by the office for a phone or email acceptance) </w:t>
       </w:r>
       <w:r>
         <w:rPr>
           <w:b/>
           <w:bCs/>
         </w:rPr>
-        <w:t xml:space="preserve">service agreement</w:t>
-      </w:r>
-      <w:r>
-        <w:t xml:space="preserve">, which the client signs online (typed name) before paying.</w:t>
+        <w:t xml:space="preserve">emails the client the signing link</w:t>
+      </w:r>
+      <w:r>
+        <w:t xml:space="preserve"> for the service agreement, which the client signs online (typed name, optional drawn signature) before paying.</w:t>
+      </w:r>
+    </w:p>
+    <w:p>
+      <w:pPr>
+        <w:pStyle w:val="ListParagraph"/>
+        <w:numPr>
+          <w:ilvl w:val="0"/>
+          <w:numId w:val="2"/>
+        </w:numPr>
+        <w:spacing w:after="60" w:line="290"/>
+      </w:pPr>
+      <w:r>
+        <w:t xml:space="preserve">The job page shows the </w:t>
+      </w:r>
+      <w:r>
+        <w:rPr>
+          <w:b/>
+          <w:bCs/>
+        </w:rPr>
+        <w:t xml:space="preserve">client link</w:t>
+      </w:r>
+      <w:r>
+        <w:t xml:space="preserve"> with Copy, Open as the client and WhatsApp, plus </w:t>
+      </w:r>
+      <w:r>
+        <w:rPr>
+          <w:b/>
+          <w:bCs/>
+        </w:rPr>
+        <w:t xml:space="preserve">Email the signing link</w:t>
+      </w:r>
+      <w:r>
+        <w:t xml:space="preserve"> (resend) and </w:t>
+      </w:r>
+      <w:r>
+        <w:rPr>
+          <w:b/>
+          <w:bCs/>
+        </w:rPr>
+        <w:t xml:space="preserve">Record signature (signed on paper)</w:t>
+      </w:r>
+      <w:r>
+        <w:t xml:space="preserve">.</w:t>
+      </w:r>
+    </w:p>
+    <w:p>
+      <w:pPr>
+        <w:pStyle w:val="ListParagraph"/>
+        <w:numPr>
+          <w:ilvl w:val="0"/>
+          <w:numId w:val="2"/>
+        </w:numPr>
+        <w:spacing w:after="60" w:line="290"/>
+      </w:pPr>
+      <w:r>
+        <w:t xml:space="preserve">Every job page shows a </w:t>
+      </w:r>
+      <w:r>
+        <w:rPr>
+          <w:b/>
+          <w:bCs/>
+        </w:rPr>
+        <w:t xml:space="preserve">Next step</w:t>
+      </w:r>
+      <w:r>
+        <w:t xml:space="preserve"> line for its status, so the office always knows what to do.</w:t>
       </w:r>
     </w:p>
     <w:p>
@@ -22162,7 +23944,7 @@
         <w:t xml:space="preserve">"DEMO – no real payment"</w:t>
       </w:r>
       <w:r>
-        <w:t xml:space="preserve"> banner. In demo mode, payment links are never sent to real clients; admins test with "Test online payment".</w:t>
+        <w:t xml:space="preserve"> banner.</w:t>
       </w:r>
     </w:p>
     <w:p>
@@ -22175,31 +23957,34 @@
         <w:spacing w:after="60" w:line="290"/>
       </w:pPr>
       <w:r>
-        <w:t xml:space="preserve">Switching to Stripe later (</w:t>
-      </w:r>
-      <w:r>
         <w:rPr>
-          <w:rFonts w:ascii="Consolas" w:cs="Consolas" w:eastAsia="Consolas" w:hAnsi="Consolas"/>
-          <w:color w:val="0B4F8C"/>
-          <w:sz w:val="19"/>
-          <w:szCs w:val="19"/>
+          <w:b/>
+          <w:bCs/>
         </w:rPr>
-        <w:t xml:space="preserve">STRIPE_SECRET_KEY</w:t>
-      </w:r>
-      <w:r>
-        <w:t xml:space="preserve">, </w:t>
+        <w:t xml:space="preserve">Payment on behalf of the client:</w:t>
+      </w:r>
+      <w:r>
+        <w:t xml:space="preserve"> on the job (and invoice) page the office presses </w:t>
       </w:r>
       <w:r>
         <w:rPr>
-          <w:rFonts w:ascii="Consolas" w:cs="Consolas" w:eastAsia="Consolas" w:hAnsi="Consolas"/>
-          <w:color w:val="0B4F8C"/>
-          <w:sz w:val="19"/>
-          <w:szCs w:val="19"/>
+          <w:b/>
+          <w:bCs/>
         </w:rPr>
-        <w:t xml:space="preserve">STRIPE_WEBHOOK_SECRET</w:t>
-      </w:r>
-      <w:r>
-        <w:t xml:space="preserve">) or adding N-Genius or Telr must not change any other code.</w:t>
+        <w:t xml:space="preserve">Pay by card</w:t>
+      </w:r>
+      <w:r>
+        <w:t xml:space="preserve"> to open the same checkout for the client, by phone or at the office; afterwards it returns to the job and the payment is recorded under the staff member. </w:t>
+      </w:r>
+      <w:r>
+        <w:rPr>
+          <w:b/>
+          <w:bCs/>
+        </w:rPr>
+        <w:t xml:space="preserve">Record payment</w:t>
+      </w:r>
+      <w:r>
+        <w:t xml:space="preserve"> covers bank transfer, cheque, cash and card machine.</w:t>
       </w:r>
     </w:p>
     <w:p>
@@ -22212,7 +23997,31 @@
         <w:spacing w:after="60" w:line="290"/>
       </w:pPr>
       <w:r>
-        <w:t xml:space="preserve">Full amount or deposit; receipt PDF emailed on payment.</w:t>
+        <w:t xml:space="preserve">Switching to Stripe later (</w:t>
+      </w:r>
+      <w:r>
+        <w:rPr>
+          <w:rFonts w:ascii="Consolas" w:cs="Consolas" w:eastAsia="Consolas" w:hAnsi="Consolas"/>
+          <w:color w:val="0B4F8C"/>
+          <w:sz w:val="19"/>
+          <w:szCs w:val="19"/>
+        </w:rPr>
+        <w:t xml:space="preserve">STRIPE_SECRET_KEY</w:t>
+      </w:r>
+      <w:r>
+        <w:t xml:space="preserve">, </w:t>
+      </w:r>
+      <w:r>
+        <w:rPr>
+          <w:rFonts w:ascii="Consolas" w:cs="Consolas" w:eastAsia="Consolas" w:hAnsi="Consolas"/>
+          <w:color w:val="0B4F8C"/>
+          <w:sz w:val="19"/>
+          <w:szCs w:val="19"/>
+        </w:rPr>
+        <w:t xml:space="preserve">STRIPE_WEBHOOK_SECRET</w:t>
+      </w:r>
+      <w:r>
+        <w:t xml:space="preserve">) or adding N-Genius or Telr must not change any other code.</w:t>
       </w:r>
     </w:p>
     <w:p>
@@ -22225,7 +24034,7 @@
         <w:spacing w:after="60" w:line="290"/>
       </w:pPr>
       <w:r>
-        <w:t xml:space="preserve">Bank transfer, cheque and cash recorded by the Accountant with proof of payment.</w:t>
+        <w:t xml:space="preserve">Full amount or deposit; receipt PDF emailed on payment.</w:t>
       </w:r>
     </w:p>
     <w:p>
@@ -22238,7 +24047,7 @@
         <w:spacing w:after="60" w:line="290"/>
       </w:pPr>
       <w:r>
-        <w:t xml:space="preserve">Partial payments, refunds through credit notes, and a payment ledger per job and per client.</w:t>
+        <w:t xml:space="preserve">Bank transfer, cheque and cash recorded by the Accountant with proof of payment.</w:t>
       </w:r>
     </w:p>
     <w:p>
@@ -22251,24 +24060,7 @@
         <w:spacing w:after="60" w:line="290"/>
       </w:pPr>
       <w:r>
-        <w:t xml:space="preserve">Live gateway: verify webhook signatures and process each payment once only. Never store card details.</w:t>
-      </w:r>
-    </w:p>
-    <w:p>
-      <w:pPr>
-        <w:pStyle w:val="Heading1"/>
-        <w:spacing w:after="200" w:before="480"/>
-      </w:pPr>
-      <w:r>
-        <w:t xml:space="preserve">11. Scheduling and the inspection app</w:t>
-      </w:r>
-    </w:p>
-    <w:p>
-      <w:pPr>
-        <w:pStyle w:val="Heading2"/>
-      </w:pPr>
-      <w:r>
-        <w:t xml:space="preserve">11.1 Scheduling</w:t>
+        <w:t xml:space="preserve">Partial payments, refunds through credit notes, and a payment ledger per job and per client.</w:t>
       </w:r>
     </w:p>
     <w:p>
@@ -22281,7 +24073,24 @@
         <w:spacing w:after="60" w:line="290"/>
       </w:pPr>
       <w:r>
-        <w:t xml:space="preserve">Assign by area, availability and qualification (for example thermal-certified). One calendar per inspector; no double-booking.</w:t>
+        <w:t xml:space="preserve">Live gateway: verify webhook signatures and process each payment once only. Never store card details.</w:t>
+      </w:r>
+    </w:p>
+    <w:p>
+      <w:pPr>
+        <w:pStyle w:val="Heading1"/>
+        <w:spacing w:after="200" w:before="480"/>
+      </w:pPr>
+      <w:r>
+        <w:t xml:space="preserve">11. Scheduling and the inspection app</w:t>
+      </w:r>
+    </w:p>
+    <w:p>
+      <w:pPr>
+        <w:pStyle w:val="Heading2"/>
+      </w:pPr>
+      <w:r>
+        <w:t xml:space="preserve">11.1 Scheduling</w:t>
       </w:r>
     </w:p>
     <w:p>
@@ -22294,7 +24103,7 @@
         <w:spacing w:after="60" w:line="290"/>
       </w:pPr>
       <w:r>
-        <w:t xml:space="preserve">Inspectors with an expired licence, insurance or agreement cannot be assigned.</w:t>
+        <w:t xml:space="preserve">Assign by area, availability and qualification (for example thermal-certified). One calendar per inspector; no double-booking.</w:t>
       </w:r>
     </w:p>
     <w:p>
@@ -22307,7 +24116,7 @@
         <w:spacing w:after="60" w:line="290"/>
       </w:pPr>
       <w:r>
-        <w:t xml:space="preserve">Equipment is booked with the job; a thermal job needs a free thermal camera within its calibration date.</w:t>
+        <w:t xml:space="preserve">Inspectors with an expired licence, insurance or agreement cannot be assigned.</w:t>
       </w:r>
     </w:p>
     <w:p>
@@ -22320,15 +24129,7 @@
         <w:spacing w:after="60" w:line="290"/>
       </w:pPr>
       <w:r>
-        <w:t xml:space="preserve">Confirmation email (with a WhatsApp link) with date, time and inspector, and a reminder the day before.</w:t>
-      </w:r>
-    </w:p>
-    <w:p>
-      <w:pPr>
-        <w:pStyle w:val="Heading2"/>
-      </w:pPr>
-      <w:r>
-        <w:t xml:space="preserve">11.2 Inspection app on the phone</w:t>
+        <w:t xml:space="preserve">Equipment is booked with the job; a thermal job needs a free thermal camera within its calibration date.</w:t>
       </w:r>
     </w:p>
     <w:p>
@@ -22341,7 +24142,7 @@
         <w:spacing w:after="60" w:line="290"/>
       </w:pPr>
       <w:r>
-        <w:t xml:space="preserve">Installed from the browser to the home screen on iPhone and Android. No App Store release.</w:t>
+        <w:t xml:space="preserve">Confirmation email with a calendar invite (.ics) to the client and the inspector.</w:t>
       </w:r>
     </w:p>
     <w:p>
@@ -22354,7 +24155,17 @@
         <w:spacing w:after="60" w:line="290"/>
       </w:pPr>
       <w:r>
-        <w:t xml:space="preserve">Works offline: everything is saved on the phone and synced when there is signal. Nothing is lost if the app closes.</w:t>
+        <w:t xml:space="preserve">The </w:t>
+      </w:r>
+      <w:r>
+        <w:rPr>
+          <w:b/>
+          <w:bCs/>
+        </w:rPr>
+        <w:t xml:space="preserve">inspection is created when the job is paid</w:t>
+      </w:r>
+      <w:r>
+        <w:t xml:space="preserve"> (or when a credit client signs), with rooms built from the bedroom count; paid jobs wait under Inspections as "Paid, waiting to be scheduled".</w:t>
       </w:r>
     </w:p>
     <w:p>
@@ -22367,7 +24178,32 @@
         <w:spacing w:after="60" w:line="290"/>
       </w:pPr>
       <w:r>
-        <w:t xml:space="preserve">Check-in records arrival time and GPS and starts the SLA clock. "No access" records the reason with a photo.</w:t>
+        <w:rPr>
+          <w:b/>
+          <w:bCs/>
+        </w:rPr>
+        <w:t xml:space="preserve">Calendar:</w:t>
+      </w:r>
+      <w:r>
+        <w:t xml:space="preserve"> week view </w:t>
+      </w:r>
+      <w:r>
+        <w:rPr>
+          <w:b/>
+          <w:bCs/>
+        </w:rPr>
+        <w:t xml:space="preserve">Monday to Sunday</w:t>
+      </w:r>
+      <w:r>
+        <w:t xml:space="preserve"> with hour rows, Prev / Today / Next, colour legend, list view on phones, filter by inspector, a "Coming up after this week" list, and "Show in calendar" from the job. Private subscription links for Outlook / Google: one for the office, one per inspector.</w:t>
+      </w:r>
+    </w:p>
+    <w:p>
+      <w:pPr>
+        <w:pStyle w:val="Heading2"/>
+      </w:pPr>
+      <w:r>
+        <w:t xml:space="preserve">11.2 Inspection app on the phone</w:t>
       </w:r>
     </w:p>
     <w:p>
@@ -22380,7 +24216,7 @@
         <w:spacing w:after="60" w:line="290"/>
       </w:pPr>
       <w:r>
-        <w:t xml:space="preserve">Rooms are built from the checklist and the bedroom count; the inspector can add, rename or remove rooms.</w:t>
+        <w:t xml:space="preserve">Installed from the browser to the home screen on iPhone and Android. No App Store release.</w:t>
       </w:r>
     </w:p>
     <w:p>
@@ -22393,7 +24229,7 @@
         <w:spacing w:after="60" w:line="290"/>
       </w:pPr>
       <w:r>
-        <w:t xml:space="preserve">For each item: ready-made finding or free text, severity, recommended trade, photos, videos and thermal images.</w:t>
+        <w:t xml:space="preserve">Works offline: everything is saved on the phone and synced when there is signal. Nothing is lost if the app closes.</w:t>
       </w:r>
     </w:p>
     <w:p>
@@ -22406,14 +24242,7 @@
         <w:spacing w:after="60" w:line="290"/>
       </w:pPr>
       <w:r>
-        <w:rPr>
-          <w:b/>
-          <w:bCs/>
-        </w:rPr>
-        <w:t xml:space="preserve">Take photo, Add from gallery, Record video</w:t>
-      </w:r>
-      <w:r>
-        <w:t xml:space="preserve"> (up to 60 seconds) on every finding; mark-up with red arrows, circles and text.</w:t>
+        <w:t xml:space="preserve">Check-in records arrival time and GPS and starts the SLA clock. "No access" records the reason with a photo.</w:t>
       </w:r>
     </w:p>
     <w:p>
@@ -22426,7 +24255,7 @@
         <w:spacing w:after="60" w:line="290"/>
       </w:pPr>
       <w:r>
-        <w:t xml:space="preserve">Photos are reduced on the phone (about 1,600 px) so 200+ photos upload over mobile data.</w:t>
+        <w:t xml:space="preserve">Rooms are built from the checklist and the bedroom count; the inspector can add, rename, reorder or remove rooms, and mark a room "not inspected" with the reason.</w:t>
       </w:r>
     </w:p>
     <w:p>
@@ -22443,10 +24272,10 @@
           <w:b/>
           <w:bCs/>
         </w:rPr>
-        <w:t xml:space="preserve">Quick mode:</w:t>
-      </w:r>
-      <w:r>
-        <w:t xml:space="preserve"> take all the photos room by room first, then link them to findings.</w:t>
+        <w:t xml:space="preserve">System sections have their own items and picklists:</w:t>
+      </w:r>
+      <w:r>
+        <w:t xml:space="preserve"> Air Conditioning (system type, thermostats, cooling performance, outlets, indoor units / FCU, condensate drain, filters, ductwork insulation, outdoor units); Electrical (main service, distribution board, breakers and RCD, sockets and switches, earthing, lighting); Water Heater (type, condition, hot water temperature, supply lines, relief valve). Material lists such as tile or marble appear only in rooms.</w:t>
       </w:r>
     </w:p>
     <w:p>
@@ -22459,16 +24288,14 @@
         <w:spacing w:after="60" w:line="290"/>
       </w:pPr>
       <w:r>
-        <w:t xml:space="preserve">Client or tenant signature on site for move-in and move-out reports.</w:t>
-      </w:r>
-    </w:p>
-    <w:p>
-      <w:pPr>
-        <w:pStyle w:val="Heading1"/>
-        <w:spacing w:after="200" w:before="480"/>
-      </w:pPr>
-      <w:r>
-        <w:t xml:space="preserve">12. Reports and technical review</w:t>
+        <w:rPr>
+          <w:b/>
+          <w:bCs/>
+        </w:rPr>
+        <w:t xml:space="preserve">Attachments:</w:t>
+      </w:r>
+      <w:r>
+        <w:t xml:space="preserve"> PDF, JPEG or PNG documents up to 20 MB (lab results, floor plans, DEWA bills, the developer snag list), numbered A1, A2…</w:t>
       </w:r>
     </w:p>
     <w:p>
@@ -22481,14 +24308,7 @@
         <w:spacing w:after="60" w:line="290"/>
       </w:pPr>
       <w:r>
-        <w:rPr>
-          <w:b/>
-          <w:bCs/>
-        </w:rPr>
-        <w:t xml:space="preserve">Report types:</w:t>
-      </w:r>
-      <w:r>
-        <w:t xml:space="preserve"> resale, snagging and handover (also used for the bank buyer handover programme and the developer pre-handover quality check), move-in / move-out, repossessed or distressed asset, and defect-period tracking (a re-inspection report).</w:t>
+        <w:t xml:space="preserve">For each item: ready-made finding or free text, severity, recommended trade, photos, videos and thermal images.</w:t>
       </w:r>
     </w:p>
     <w:p>
@@ -22505,10 +24325,10 @@
           <w:b/>
           <w:bCs/>
         </w:rPr>
-        <w:t xml:space="preserve">Two-step review:</w:t>
-      </w:r>
-      <w:r>
-        <w:t xml:space="preserve"> the inspector submits, the Technical Manager approves or returns it with comments. Once issued, the report is locked; a correction creates a new version.</w:t>
+        <w:t xml:space="preserve">Take photo, Add from gallery, Record video</w:t>
+      </w:r>
+      <w:r>
+        <w:t xml:space="preserve"> (up to 60 seconds) on every finding; mark-up with red arrows, circles and text.</w:t>
       </w:r>
     </w:p>
     <w:p>
@@ -22521,19 +24341,7 @@
         <w:spacing w:after="60" w:line="290"/>
       </w:pPr>
       <w:r>
-        <w:t xml:space="preserve">Report number </w:t>
-      </w:r>
-      <w:r>
-        <w:rPr>
-          <w:rFonts w:ascii="Consolas" w:cs="Consolas" w:eastAsia="Consolas" w:hAnsi="Consolas"/>
-          <w:color w:val="0B4F8C"/>
-          <w:sz w:val="19"/>
-          <w:szCs w:val="19"/>
-        </w:rPr>
-        <w:t xml:space="preserve">RPT-2026-00001</w:t>
-      </w:r>
-      <w:r>
-        <w:t xml:space="preserve"> and a QR code that opens a verification page (number, date, property, valid or replaced).</w:t>
+        <w:t xml:space="preserve">Photos are reduced on the phone (about 1,600 px) so 200+ photos upload over mobile data.</w:t>
       </w:r>
     </w:p>
     <w:p>
@@ -22550,10 +24358,10 @@
           <w:b/>
           <w:bCs/>
         </w:rPr>
-        <w:t xml:space="preserve">Re-inspection:</w:t>
-      </w:r>
-      <w:r>
-        <w:t xml:space="preserve"> a linked job where each original finding is marked Fixed, Not fixed or Partly fixed, with before and after photos.</w:t>
+        <w:t xml:space="preserve">Quick mode:</w:t>
+      </w:r>
+      <w:r>
+        <w:t xml:space="preserve"> take all the photos room by room first, then link them to findings.</w:t>
       </w:r>
     </w:p>
     <w:p>
@@ -22566,6 +24374,113 @@
         <w:spacing w:after="60" w:line="290"/>
       </w:pPr>
       <w:r>
+        <w:t xml:space="preserve">Client or tenant signature on site for move-in and move-out reports.</w:t>
+      </w:r>
+    </w:p>
+    <w:p>
+      <w:pPr>
+        <w:pStyle w:val="Heading1"/>
+        <w:spacing w:after="200" w:before="480"/>
+      </w:pPr>
+      <w:r>
+        <w:t xml:space="preserve">12. Reports and technical review</w:t>
+      </w:r>
+    </w:p>
+    <w:p>
+      <w:pPr>
+        <w:pStyle w:val="ListParagraph"/>
+        <w:numPr>
+          <w:ilvl w:val="0"/>
+          <w:numId w:val="2"/>
+        </w:numPr>
+        <w:spacing w:after="60" w:line="290"/>
+      </w:pPr>
+      <w:r>
+        <w:rPr>
+          <w:b/>
+          <w:bCs/>
+        </w:rPr>
+        <w:t xml:space="preserve">Report types:</w:t>
+      </w:r>
+      <w:r>
+        <w:t xml:space="preserve"> resale, snagging and handover (also used for the bank buyer handover programme and the developer pre-handover quality check), move-in / move-out, repossessed or distressed asset, and defect-period tracking (a re-inspection report).</w:t>
+      </w:r>
+    </w:p>
+    <w:p>
+      <w:pPr>
+        <w:pStyle w:val="ListParagraph"/>
+        <w:numPr>
+          <w:ilvl w:val="0"/>
+          <w:numId w:val="2"/>
+        </w:numPr>
+        <w:spacing w:after="60" w:line="290"/>
+      </w:pPr>
+      <w:r>
+        <w:rPr>
+          <w:b/>
+          <w:bCs/>
+        </w:rPr>
+        <w:t xml:space="preserve">Two-step review:</w:t>
+      </w:r>
+      <w:r>
+        <w:t xml:space="preserve"> the inspector submits, the Technical Manager approves or returns it with comments. Once issued, the report is locked; a correction creates a new version.</w:t>
+      </w:r>
+    </w:p>
+    <w:p>
+      <w:pPr>
+        <w:pStyle w:val="ListParagraph"/>
+        <w:numPr>
+          <w:ilvl w:val="0"/>
+          <w:numId w:val="2"/>
+        </w:numPr>
+        <w:spacing w:after="60" w:line="290"/>
+      </w:pPr>
+      <w:r>
+        <w:t xml:space="preserve">Report number </w:t>
+      </w:r>
+      <w:r>
+        <w:rPr>
+          <w:rFonts w:ascii="Consolas" w:cs="Consolas" w:eastAsia="Consolas" w:hAnsi="Consolas"/>
+          <w:color w:val="0B4F8C"/>
+          <w:sz w:val="19"/>
+          <w:szCs w:val="19"/>
+        </w:rPr>
+        <w:t xml:space="preserve">RPT-2026-00001</w:t>
+      </w:r>
+      <w:r>
+        <w:t xml:space="preserve"> and a QR code that opens a verification page (number, date, property, valid or replaced).</w:t>
+      </w:r>
+    </w:p>
+    <w:p>
+      <w:pPr>
+        <w:pStyle w:val="ListParagraph"/>
+        <w:numPr>
+          <w:ilvl w:val="0"/>
+          <w:numId w:val="2"/>
+        </w:numPr>
+        <w:spacing w:after="60" w:line="290"/>
+      </w:pPr>
+      <w:r>
+        <w:rPr>
+          <w:b/>
+          <w:bCs/>
+        </w:rPr>
+        <w:t xml:space="preserve">Re-inspection:</w:t>
+      </w:r>
+      <w:r>
+        <w:t xml:space="preserve"> a linked job where each original finding is marked Fixed, Not fixed or Partly fixed, with before and after photos.</w:t>
+      </w:r>
+    </w:p>
+    <w:p>
+      <w:pPr>
+        <w:pStyle w:val="ListParagraph"/>
+        <w:numPr>
+          <w:ilvl w:val="0"/>
+          <w:numId w:val="2"/>
+        </w:numPr>
+        <w:spacing w:after="60" w:line="290"/>
+      </w:pPr>
+      <w:r>
         <w:rPr>
           <w:b/>
           <w:bCs/>
@@ -22574,6 +24489,26 @@
       </w:r>
       <w:r>
         <w:t xml:space="preserve"> inspector and Technical Manager names, credentials and signatures, and ARAL’s RERA registration number.</w:t>
+      </w:r>
+    </w:p>
+    <w:p>
+      <w:pPr>
+        <w:pStyle w:val="ListParagraph"/>
+        <w:numPr>
+          <w:ilvl w:val="0"/>
+          <w:numId w:val="2"/>
+        </w:numPr>
+        <w:spacing w:after="60" w:line="290"/>
+      </w:pPr>
+      <w:r>
+        <w:rPr>
+          <w:b/>
+          <w:bCs/>
+        </w:rPr>
+        <w:t xml:space="preserve">Online report:</w:t>
+      </w:r>
+      <w:r>
+        <w:t xml:space="preserve"> the same report as a secure web page with playable videos, full-size photos, attachments to open or download, the PDF, and a 1 to 5 star rating.</w:t>
       </w:r>
     </w:p>
     <w:p>
@@ -23766,7 +25701,7 @@
                 <w:sz w:val="18"/>
                 <w:szCs w:val="18"/>
               </w:rPr>
-              <w:t xml:space="preserve">Air conditioning, electrical, water heater (plus plumbing, life safety, structure when in scope)</w:t>
+              <w:t xml:space="preserve">Air conditioning, electrical, water heater, each with its own items (plus plumbing, life safety, structure when in scope)</w:t>
             </w:r>
           </w:p>
         </w:tc>
@@ -24782,6 +26717,137 @@
                 <w:sz w:val="18"/>
                 <w:szCs w:val="18"/>
               </w:rPr>
+              <w:t xml:space="preserve">Attachments</w:t>
+            </w:r>
+          </w:p>
+        </w:tc>
+        <w:tc>
+          <w:tcPr>
+            <w:tcW w:type="dxa" w:w="5745"/>
+            <w:tcBorders>
+              <w:top w:val="single" w:color="C9D2DE" w:sz="4"/>
+              <w:left w:val="single" w:color="C9D2DE" w:sz="4"/>
+              <w:bottom w:val="single" w:color="C9D2DE" w:sz="4"/>
+              <w:right w:val="single" w:color="C9D2DE" w:sz="4"/>
+            </w:tcBorders>
+            <w:shd w:fill="F7F9FC" w:color="auto" w:val="clear"/>
+            <w:tcMar>
+              <w:top w:type="dxa" w:w="50"/>
+              <w:left w:type="dxa" w:w="90"/>
+              <w:bottom w:type="dxa" w:w="50"/>
+              <w:right w:type="dxa" w:w="90"/>
+            </w:tcMar>
+            <w:vAlign w:val="top"/>
+          </w:tcPr>
+          <w:p>
+            <w:pPr>
+              <w:keepNext w:val="false"/>
+              <w:spacing w:after="20" w:line="260"/>
+            </w:pPr>
+            <w:r>
+              <w:rPr>
+                <w:sz w:val="18"/>
+                <w:szCs w:val="18"/>
+              </w:rPr>
+              <w:t xml:space="preserve">Index A1, A2… with page numbers; images on their own page; PDFs linked by QR code (also emailed with the report)</w:t>
+            </w:r>
+          </w:p>
+        </w:tc>
+        <w:tc>
+          <w:tcPr>
+            <w:tcW w:type="dxa" w:w="1685"/>
+            <w:tcBorders>
+              <w:top w:val="single" w:color="C9D2DE" w:sz="4"/>
+              <w:left w:val="single" w:color="C9D2DE" w:sz="4"/>
+              <w:bottom w:val="single" w:color="C9D2DE" w:sz="4"/>
+              <w:right w:val="single" w:color="C9D2DE" w:sz="4"/>
+            </w:tcBorders>
+            <w:shd w:fill="F7F9FC" w:color="auto" w:val="clear"/>
+            <w:tcMar>
+              <w:top w:type="dxa" w:w="50"/>
+              <w:left w:type="dxa" w:w="90"/>
+              <w:bottom w:type="dxa" w:w="50"/>
+              <w:right w:type="dxa" w:w="90"/>
+            </w:tcMar>
+            <w:vAlign w:val="top"/>
+          </w:tcPr>
+          <w:p>
+            <w:pPr>
+              <w:keepNext w:val="false"/>
+              <w:spacing w:after="20" w:line="260"/>
+            </w:pPr>
+            <w:r>
+              <w:rPr>
+                <w:sz w:val="18"/>
+                <w:szCs w:val="18"/>
+              </w:rPr>
+              <w:t xml:space="preserve">Inspector / office</w:t>
+            </w:r>
+          </w:p>
+        </w:tc>
+      </w:tr>
+      <w:tr>
+        <w:trPr>
+          <w:cantSplit/>
+        </w:trPr>
+        <w:tc>
+          <w:tcPr>
+            <w:tcW w:type="dxa" w:w="495"/>
+            <w:tcBorders>
+              <w:top w:val="single" w:color="C9D2DE" w:sz="4"/>
+              <w:left w:val="single" w:color="C9D2DE" w:sz="4"/>
+              <w:bottom w:val="single" w:color="C9D2DE" w:sz="4"/>
+              <w:right w:val="single" w:color="C9D2DE" w:sz="4"/>
+            </w:tcBorders>
+            <w:tcMar>
+              <w:top w:type="dxa" w:w="50"/>
+              <w:left w:type="dxa" w:w="90"/>
+              <w:bottom w:type="dxa" w:w="50"/>
+              <w:right w:type="dxa" w:w="90"/>
+            </w:tcMar>
+            <w:vAlign w:val="top"/>
+          </w:tcPr>
+          <w:p>
+            <w:pPr>
+              <w:keepNext w:val="false"/>
+              <w:spacing w:after="20" w:line="260"/>
+            </w:pPr>
+            <w:r>
+              <w:rPr>
+                <w:sz w:val="18"/>
+                <w:szCs w:val="18"/>
+              </w:rPr>
+              <w:t xml:space="preserve">17</w:t>
+            </w:r>
+          </w:p>
+        </w:tc>
+        <w:tc>
+          <w:tcPr>
+            <w:tcW w:type="dxa" w:w="1981"/>
+            <w:tcBorders>
+              <w:top w:val="single" w:color="C9D2DE" w:sz="4"/>
+              <w:left w:val="single" w:color="C9D2DE" w:sz="4"/>
+              <w:bottom w:val="single" w:color="C9D2DE" w:sz="4"/>
+              <w:right w:val="single" w:color="C9D2DE" w:sz="4"/>
+            </w:tcBorders>
+            <w:tcMar>
+              <w:top w:type="dxa" w:w="50"/>
+              <w:left w:type="dxa" w:w="90"/>
+              <w:bottom w:type="dxa" w:w="50"/>
+              <w:right w:type="dxa" w:w="90"/>
+            </w:tcMar>
+            <w:vAlign w:val="top"/>
+          </w:tcPr>
+          <w:p>
+            <w:pPr>
+              <w:keepNext w:val="false"/>
+              <w:spacing w:after="20" w:line="260"/>
+            </w:pPr>
+            <w:r>
+              <w:rPr>
+                <w:sz w:val="18"/>
+                <w:szCs w:val="18"/>
+              </w:rPr>
               <w:t xml:space="preserve">Back page</w:t>
             </w:r>
           </w:p>
@@ -24795,7 +26861,6 @@
               <w:bottom w:val="single" w:color="C9D2DE" w:sz="4"/>
               <w:right w:val="single" w:color="C9D2DE" w:sz="4"/>
             </w:tcBorders>
-            <w:shd w:fill="F7F9FC" w:color="auto" w:val="clear"/>
             <w:tcMar>
               <w:top w:type="dxa" w:w="50"/>
               <w:left w:type="dxa" w:w="90"/>
@@ -24827,7 +26892,6 @@
               <w:bottom w:val="single" w:color="C9D2DE" w:sz="4"/>
               <w:right w:val="single" w:color="C9D2DE" w:sz="4"/>
             </w:tcBorders>
-            <w:shd w:fill="F7F9FC" w:color="auto" w:val="clear"/>
             <w:tcMar>
               <w:top w:type="dxa" w:w="50"/>
               <w:left w:type="dxa" w:w="90"/>
@@ -25216,16 +27280,7 @@
         <w:spacing w:after="60" w:line="290"/>
       </w:pPr>
       <w:r>
-        <w:t xml:space="preserve">Statement of account and receivables aging (0–30, 31–60, 61–90, 90+ days); reminders at 7, 14 and 30 days overdue.</w:t>
-      </w:r>
-    </w:p>
-    <w:p>
-      <w:pPr>
-        <w:pStyle w:val="Heading1"/>
-        <w:spacing w:after="200" w:before="480"/>
-      </w:pPr>
-      <w:r>
-        <w:t xml:space="preserve">15. Inspector commission and subcontractors</w:t>
+        <w:t xml:space="preserve">Receivables aging (not due, 1–30, 31–60, 61–90, 90+ days) and automatic overdue reminders (days set in Settings).</w:t>
       </w:r>
     </w:p>
     <w:p>
@@ -25238,7 +27293,16 @@
         <w:spacing w:after="60" w:line="290"/>
       </w:pPr>
       <w:r>
-        <w:t xml:space="preserve">Inspectors are outsourced: their own licence or manpower supplier, agreement and insurance, each with an expiry date.</w:t>
+        <w:t xml:space="preserve">The invoice is issued automatically when the report is issued, unless the client is on monthly invoicing; advance payments are applied, so paid jobs close at once.</w:t>
+      </w:r>
+    </w:p>
+    <w:p>
+      <w:pPr>
+        <w:pStyle w:val="Heading1"/>
+        <w:spacing w:after="200" w:before="480"/>
+      </w:pPr>
+      <w:r>
+        <w:t xml:space="preserve">15. Inspector commission and subcontractors</w:t>
       </w:r>
     </w:p>
     <w:p>
@@ -25251,17 +27315,7 @@
         <w:spacing w:after="60" w:line="290"/>
       </w:pPr>
       <w:r>
-        <w:t xml:space="preserve">Commission is </w:t>
-      </w:r>
-      <w:r>
-        <w:rPr>
-          <w:b/>
-          <w:bCs/>
-        </w:rPr>
-        <w:t xml:space="preserve">42% of the job fee before VAT</w:t>
-      </w:r>
-      <w:r>
-        <w:t xml:space="preserve"> by default, with a rate per inspector or service if needed and an optional bonus.</w:t>
+        <w:t xml:space="preserve">Inspectors are outsourced: their own licence or manpower supplier, agreement and insurance, each with an expiry date.</w:t>
       </w:r>
     </w:p>
     <w:p>
@@ -25274,7 +27328,17 @@
         <w:spacing w:after="60" w:line="290"/>
       </w:pPr>
       <w:r>
-        <w:t xml:space="preserve">Commission becomes payable when the report is issued and, for individuals, the job is paid. It is cancelled if a job is refunded with no visit.</w:t>
+        <w:t xml:space="preserve">Commission is </w:t>
+      </w:r>
+      <w:r>
+        <w:rPr>
+          <w:b/>
+          <w:bCs/>
+        </w:rPr>
+        <w:t xml:space="preserve">42% of the job fee before VAT</w:t>
+      </w:r>
+      <w:r>
+        <w:t xml:space="preserve"> by default, with a rate per inspector or service if needed and an optional bonus.</w:t>
       </w:r>
     </w:p>
     <w:p>
@@ -25287,7 +27351,7 @@
         <w:spacing w:after="60" w:line="290"/>
       </w:pPr>
       <w:r>
-        <w:t xml:space="preserve">Monthly commission statement PDF per inspector and an Excel payout list for the Accountant.</w:t>
+        <w:t xml:space="preserve">Commission becomes payable when the report is issued (individual jobs are always paid before the report can be issued). It is voided if the job is cancelled.</w:t>
       </w:r>
     </w:p>
     <w:p>
@@ -25300,16 +27364,7 @@
         <w:spacing w:after="60" w:line="290"/>
       </w:pPr>
       <w:r>
-        <w:t xml:space="preserve">Specialist subcontractors (concrete testing, pool, waterproofing, drone) recorded as job costs.</w:t>
-      </w:r>
-    </w:p>
-    <w:p>
-      <w:pPr>
-        <w:pStyle w:val="Heading1"/>
-        <w:spacing w:after="200" w:before="480"/>
-      </w:pPr>
-      <w:r>
-        <w:t xml:space="preserve">16. Email</w:t>
+        <w:t xml:space="preserve">Monthly commission statement PDF per inspector and an Excel payout list for the Accountant.</w:t>
       </w:r>
     </w:p>
     <w:p>
@@ -25322,7 +27377,16 @@
         <w:spacing w:after="60" w:line="290"/>
       </w:pPr>
       <w:r>
-        <w:t xml:space="preserve">Sent from Gmail with an app password, as "ARAL Property Inspection Service". Settings has a "send me a test email" button.</w:t>
+        <w:t xml:space="preserve">Specialist subcontractors (concrete testing, pool, waterproofing, drone) recorded as job costs.</w:t>
+      </w:r>
+    </w:p>
+    <w:p>
+      <w:pPr>
+        <w:pStyle w:val="Heading1"/>
+        <w:spacing w:after="200" w:before="480"/>
+      </w:pPr>
+      <w:r>
+        <w:t xml:space="preserve">16. Email</w:t>
       </w:r>
     </w:p>
     <w:p>
@@ -25335,79 +27399,7 @@
         <w:spacing w:after="60" w:line="290"/>
       </w:pPr>
       <w:r>
-        <w:t xml:space="preserve">English templates the Super Admin can edit, with fields such as </w:t>
-      </w:r>
-      <w:r>
-        <w:rPr>
-          <w:rFonts w:ascii="Consolas" w:cs="Consolas" w:eastAsia="Consolas" w:hAnsi="Consolas"/>
-          <w:color w:val="0B4F8C"/>
-          <w:sz w:val="19"/>
-          <w:szCs w:val="19"/>
-        </w:rPr>
-        <w:t xml:space="preserve">{{client_name}}</w:t>
-      </w:r>
-      <w:r>
-        <w:t xml:space="preserve">, </w:t>
-      </w:r>
-      <w:r>
-        <w:rPr>
-          <w:rFonts w:ascii="Consolas" w:cs="Consolas" w:eastAsia="Consolas" w:hAnsi="Consolas"/>
-          <w:color w:val="0B4F8C"/>
-          <w:sz w:val="19"/>
-          <w:szCs w:val="19"/>
-        </w:rPr>
-        <w:t xml:space="preserve">{{job_no}}</w:t>
-      </w:r>
-      <w:r>
-        <w:t xml:space="preserve">, </w:t>
-      </w:r>
-      <w:r>
-        <w:rPr>
-          <w:rFonts w:ascii="Consolas" w:cs="Consolas" w:eastAsia="Consolas" w:hAnsi="Consolas"/>
-          <w:color w:val="0B4F8C"/>
-          <w:sz w:val="19"/>
-          <w:szCs w:val="19"/>
-        </w:rPr>
-        <w:t xml:space="preserve">{{quote_link}}</w:t>
-      </w:r>
-      <w:r>
-        <w:t xml:space="preserve">, </w:t>
-      </w:r>
-      <w:r>
-        <w:rPr>
-          <w:rFonts w:ascii="Consolas" w:cs="Consolas" w:eastAsia="Consolas" w:hAnsi="Consolas"/>
-          <w:color w:val="0B4F8C"/>
-          <w:sz w:val="19"/>
-          <w:szCs w:val="19"/>
-        </w:rPr>
-        <w:t xml:space="preserve">{{pay_link}}</w:t>
-      </w:r>
-      <w:r>
-        <w:t xml:space="preserve">, </w:t>
-      </w:r>
-      <w:r>
-        <w:rPr>
-          <w:rFonts w:ascii="Consolas" w:cs="Consolas" w:eastAsia="Consolas" w:hAnsi="Consolas"/>
-          <w:color w:val="0B4F8C"/>
-          <w:sz w:val="19"/>
-          <w:szCs w:val="19"/>
-        </w:rPr>
-        <w:t xml:space="preserve">{{inspection_date}}</w:t>
-      </w:r>
-      <w:r>
-        <w:t xml:space="preserve">, </w:t>
-      </w:r>
-      <w:r>
-        <w:rPr>
-          <w:rFonts w:ascii="Consolas" w:cs="Consolas" w:eastAsia="Consolas" w:hAnsi="Consolas"/>
-          <w:color w:val="0B4F8C"/>
-          <w:sz w:val="19"/>
-          <w:szCs w:val="19"/>
-        </w:rPr>
-        <w:t xml:space="preserve">{{report_link}}</w:t>
-      </w:r>
-      <w:r>
-        <w:t xml:space="preserve">.</w:t>
+        <w:t xml:space="preserve">Sent from Gmail with an app password, as "ARAL Property Inspection Service". Settings has a "send me a test email" button.</w:t>
       </w:r>
     </w:p>
     <w:p>
@@ -25420,7 +27412,79 @@
         <w:spacing w:after="60" w:line="290"/>
       </w:pPr>
       <w:r>
-        <w:t xml:space="preserve">Templates: lead follow-up, request received, quotation, quotation reminder, agreement, payment receipt, inspection confirmation and reminder, no access, report issued, invoice, payment reminder, re-inspection due, feedback request.</w:t>
+        <w:t xml:space="preserve">English templates the Super Admin can edit, with fields such as </w:t>
+      </w:r>
+      <w:r>
+        <w:rPr>
+          <w:rFonts w:ascii="Consolas" w:cs="Consolas" w:eastAsia="Consolas" w:hAnsi="Consolas"/>
+          <w:color w:val="0B4F8C"/>
+          <w:sz w:val="19"/>
+          <w:szCs w:val="19"/>
+        </w:rPr>
+        <w:t xml:space="preserve">{{client_name}}</w:t>
+      </w:r>
+      <w:r>
+        <w:t xml:space="preserve">, </w:t>
+      </w:r>
+      <w:r>
+        <w:rPr>
+          <w:rFonts w:ascii="Consolas" w:cs="Consolas" w:eastAsia="Consolas" w:hAnsi="Consolas"/>
+          <w:color w:val="0B4F8C"/>
+          <w:sz w:val="19"/>
+          <w:szCs w:val="19"/>
+        </w:rPr>
+        <w:t xml:space="preserve">{{job_no}}</w:t>
+      </w:r>
+      <w:r>
+        <w:t xml:space="preserve">, </w:t>
+      </w:r>
+      <w:r>
+        <w:rPr>
+          <w:rFonts w:ascii="Consolas" w:cs="Consolas" w:eastAsia="Consolas" w:hAnsi="Consolas"/>
+          <w:color w:val="0B4F8C"/>
+          <w:sz w:val="19"/>
+          <w:szCs w:val="19"/>
+        </w:rPr>
+        <w:t xml:space="preserve">{{quote_link}}</w:t>
+      </w:r>
+      <w:r>
+        <w:t xml:space="preserve">, </w:t>
+      </w:r>
+      <w:r>
+        <w:rPr>
+          <w:rFonts w:ascii="Consolas" w:cs="Consolas" w:eastAsia="Consolas" w:hAnsi="Consolas"/>
+          <w:color w:val="0B4F8C"/>
+          <w:sz w:val="19"/>
+          <w:szCs w:val="19"/>
+        </w:rPr>
+        <w:t xml:space="preserve">{{pay_link}}</w:t>
+      </w:r>
+      <w:r>
+        <w:t xml:space="preserve">, </w:t>
+      </w:r>
+      <w:r>
+        <w:rPr>
+          <w:rFonts w:ascii="Consolas" w:cs="Consolas" w:eastAsia="Consolas" w:hAnsi="Consolas"/>
+          <w:color w:val="0B4F8C"/>
+          <w:sz w:val="19"/>
+          <w:szCs w:val="19"/>
+        </w:rPr>
+        <w:t xml:space="preserve">{{inspection_date}}</w:t>
+      </w:r>
+      <w:r>
+        <w:t xml:space="preserve">, </w:t>
+      </w:r>
+      <w:r>
+        <w:rPr>
+          <w:rFonts w:ascii="Consolas" w:cs="Consolas" w:eastAsia="Consolas" w:hAnsi="Consolas"/>
+          <w:color w:val="0B4F8C"/>
+          <w:sz w:val="19"/>
+          <w:szCs w:val="19"/>
+        </w:rPr>
+        <w:t xml:space="preserve">{{report_link}}</w:t>
+      </w:r>
+      <w:r>
+        <w:t xml:space="preserve">.</w:t>
       </w:r>
     </w:p>
     <w:p>
@@ -25433,16 +27497,7 @@
         <w:spacing w:after="60" w:line="290"/>
       </w:pPr>
       <w:r>
-        <w:t xml:space="preserve">The relevant PDF is attached; every email is logged and retried on failure. A warning shows near Gmail’s limit of about 500 emails a day.</w:t>
-      </w:r>
-    </w:p>
-    <w:p>
-      <w:pPr>
-        <w:pStyle w:val="Heading1"/>
-        <w:spacing w:after="200" w:before="480"/>
-      </w:pPr>
-      <w:r>
-        <w:t xml:space="preserve">17. Admin controls</w:t>
+        <w:t xml:space="preserve">Templates: lead follow-up, request received, quotation, quotation reminder, agreement, payment receipt, inspection confirmation and reminder, no access, report issued, invoice, payment reminder, re-inspection due, feedback request.</w:t>
       </w:r>
     </w:p>
     <w:p>
@@ -25455,14 +27510,16 @@
         <w:spacing w:after="60" w:line="290"/>
       </w:pPr>
       <w:r>
-        <w:rPr>
-          <w:b/>
-          <w:bCs/>
-        </w:rPr>
-        <w:t xml:space="preserve">Users:</w:t>
-      </w:r>
-      <w:r>
-        <w:t xml:space="preserve"> add, deactivate, set roles, reset passwords and two-step codes.</w:t>
+        <w:t xml:space="preserve">The relevant PDF is attached; every email is logged and retried on failure. A warning shows near Gmail’s limit of about 500 emails a day.</w:t>
+      </w:r>
+    </w:p>
+    <w:p>
+      <w:pPr>
+        <w:pStyle w:val="Heading1"/>
+        <w:spacing w:after="200" w:before="480"/>
+      </w:pPr>
+      <w:r>
+        <w:t xml:space="preserve">17. Admin controls</w:t>
       </w:r>
     </w:p>
     <w:p>
@@ -25479,10 +27536,10 @@
           <w:b/>
           <w:bCs/>
         </w:rPr>
-        <w:t xml:space="preserve">Company:</w:t>
-      </w:r>
-      <w:r>
-        <w:t xml:space="preserve"> name, branch addresses, DET licence no., RERA no., TRN, logo, bank details, signatures, insurance details.</w:t>
+        <w:t xml:space="preserve">Users:</w:t>
+      </w:r>
+      <w:r>
+        <w:t xml:space="preserve"> add, deactivate, set roles, reset passwords and two-step codes.</w:t>
       </w:r>
     </w:p>
     <w:p>
@@ -25499,10 +27556,10 @@
           <w:b/>
           <w:bCs/>
         </w:rPr>
-        <w:t xml:space="preserve">Terms and wording:</w:t>
-      </w:r>
-      <w:r>
-        <w:t xml:space="preserve"> one version-controlled text per document and report page, with a start date. Each issued document records the version it used.</w:t>
+        <w:t xml:space="preserve">Company:</w:t>
+      </w:r>
+      <w:r>
+        <w:t xml:space="preserve"> name, branch addresses, DET licence no., RERA no., TRN, logo, bank details, signatures, insurance details.</w:t>
       </w:r>
     </w:p>
     <w:p>
@@ -25519,10 +27576,10 @@
           <w:b/>
           <w:bCs/>
         </w:rPr>
-        <w:t xml:space="preserve">Catalogue:</w:t>
-      </w:r>
-      <w:r>
-        <w:t xml:space="preserve"> services, prices, the thermal add-on, discount limits, bank rate cards.</w:t>
+        <w:t xml:space="preserve">Terms and wording:</w:t>
+      </w:r>
+      <w:r>
+        <w:t xml:space="preserve"> one version-controlled text per document and report page, with a start date. Each issued document records the version it used.</w:t>
       </w:r>
     </w:p>
     <w:p>
@@ -25539,10 +27596,10 @@
           <w:b/>
           <w:bCs/>
         </w:rPr>
-        <w:t xml:space="preserve">Checklists, comment library and glossary</w:t>
-      </w:r>
-      <w:r>
-        <w:t xml:space="preserve"> (Super Admin and Technical Manager).</w:t>
+        <w:t xml:space="preserve">Catalogue:</w:t>
+      </w:r>
+      <w:r>
+        <w:t xml:space="preserve"> services, prices, the thermal add-on, discount limits, bank rate cards.</w:t>
       </w:r>
     </w:p>
     <w:p>
@@ -25559,7 +27616,10 @@
           <w:b/>
           <w:bCs/>
         </w:rPr>
-        <w:t xml:space="preserve">Numbering, VAT switch, quote validity, deposit, reminders and SLA targets.</w:t>
+        <w:t xml:space="preserve">Checklists, comment library and glossary</w:t>
+      </w:r>
+      <w:r>
+        <w:t xml:space="preserve"> (Super Admin and Technical Manager).</w:t>
       </w:r>
     </w:p>
     <w:p>
@@ -25576,10 +27636,7 @@
           <w:b/>
           <w:bCs/>
         </w:rPr>
-        <w:t xml:space="preserve">Picklists:</w:t>
-      </w:r>
-      <w:r>
-        <w:t xml:space="preserve"> property types, communities, developers, purposes, banks, materials, trades, lost reasons.</w:t>
+        <w:t xml:space="preserve">Numbering, VAT switch, quote validity, deposit, reminders and SLA targets.</w:t>
       </w:r>
     </w:p>
     <w:p>
@@ -25596,19 +27653,10 @@
           <w:b/>
           <w:bCs/>
         </w:rPr>
-        <w:t xml:space="preserve">Audit log:</w:t>
-      </w:r>
-      <w:r>
-        <w:t xml:space="preserve"> who, what, when, before and after, from where; searchable and exportable.</w:t>
-      </w:r>
-    </w:p>
-    <w:p>
-      <w:pPr>
-        <w:pStyle w:val="Heading1"/>
-        <w:spacing w:after="200" w:before="480"/>
-      </w:pPr>
-      <w:r>
-        <w:t xml:space="preserve">18. Dashboard, KPIs and Excel</w:t>
+        <w:t xml:space="preserve">Picklists:</w:t>
+      </w:r>
+      <w:r>
+        <w:t xml:space="preserve"> property types, communities, developers, purposes, banks, materials, trades, lost reasons.</w:t>
       </w:r>
     </w:p>
     <w:p>
@@ -25625,10 +27673,19 @@
           <w:b/>
           <w:bCs/>
         </w:rPr>
-        <w:t xml:space="preserve">Dashboard:</w:t>
-      </w:r>
-      <w:r>
-        <w:t xml:space="preserve"> new leads and response time, jobs by status, jobs this month against the target (100 a month by month 12), revenue by client group, money owed, SLA compliance, average turnaround, inspector workload, equipment use, review score (target 4.8), quote conversion, bookings by source.</w:t>
+        <w:t xml:space="preserve">Audit log:</w:t>
+      </w:r>
+      <w:r>
+        <w:t xml:space="preserve"> who, what, when, before and after, from where; searchable and exportable.</w:t>
+      </w:r>
+    </w:p>
+    <w:p>
+      <w:pPr>
+        <w:pStyle w:val="Heading1"/>
+        <w:spacing w:after="200" w:before="480"/>
+      </w:pPr>
+      <w:r>
+        <w:t xml:space="preserve">18. Dashboard, KPIs and Excel</w:t>
       </w:r>
     </w:p>
     <w:p>
@@ -25645,20 +27702,10 @@
           <w:b/>
           <w:bCs/>
         </w:rPr>
-        <w:t xml:space="preserve">Every list</w:t>
-      </w:r>
-      <w:r>
-        <w:t xml:space="preserve"> has filters, search and </w:t>
-      </w:r>
-      <w:r>
-        <w:rPr>
-          <w:b/>
-          <w:bCs/>
-        </w:rPr>
-        <w:t xml:space="preserve">Export to Excel</w:t>
-      </w:r>
-      <w:r>
-        <w:t xml:space="preserve"> of exactly what is shown.</w:t>
+        <w:t xml:space="preserve">Dashboard:</w:t>
+      </w:r>
+      <w:r>
+        <w:t xml:space="preserve"> new leads and response time, jobs by status, jobs this month against the target (100 a month by month 12), revenue by client group, money owed, SLA compliance, average turnaround, inspector workload, equipment use, review score (target 4.8), quote conversion, bookings by source.</w:t>
       </w:r>
     </w:p>
     <w:p>
@@ -25675,19 +27722,20 @@
           <w:b/>
           <w:bCs/>
         </w:rPr>
-        <w:t xml:space="preserve">Ready-made exports:</w:t>
-      </w:r>
-      <w:r>
-        <w:t xml:space="preserve"> lead register, job register, SLA report per bank, quotations, invoices with VAT summary, payments, aging, commissions, equipment calibration.</w:t>
-      </w:r>
-    </w:p>
-    <w:p>
-      <w:pPr>
-        <w:pStyle w:val="Heading1"/>
-        <w:spacing w:after="200" w:before="480"/>
-      </w:pPr>
-      <w:r>
-        <w:t xml:space="preserve">19. Quality, security and hosting</w:t>
+        <w:t xml:space="preserve">Every list</w:t>
+      </w:r>
+      <w:r>
+        <w:t xml:space="preserve"> has filters, search and </w:t>
+      </w:r>
+      <w:r>
+        <w:rPr>
+          <w:b/>
+          <w:bCs/>
+        </w:rPr>
+        <w:t xml:space="preserve">Export to Excel</w:t>
+      </w:r>
+      <w:r>
+        <w:t xml:space="preserve"> of exactly what is shown.</w:t>
       </w:r>
     </w:p>
     <w:p>
@@ -25700,7 +27748,23 @@
         <w:spacing w:after="60" w:line="290"/>
       </w:pPr>
       <w:r>
-        <w:t xml:space="preserve">Screens fully in English and Arabic with right-to-left layout; no fixed text outside the dictionaries.</w:t>
+        <w:rPr>
+          <w:b/>
+          <w:bCs/>
+        </w:rPr>
+        <w:t xml:space="preserve">Ready-made exports:</w:t>
+      </w:r>
+      <w:r>
+        <w:t xml:space="preserve"> lead register, job register, SLA report per bank, quotations, invoices with VAT summary, payments, aging, commissions, equipment calibration.</w:t>
+      </w:r>
+    </w:p>
+    <w:p>
+      <w:pPr>
+        <w:pStyle w:val="Heading1"/>
+        <w:spacing w:after="200" w:before="480"/>
+      </w:pPr>
+      <w:r>
+        <w:t xml:space="preserve">19. Quality, security and hosting</w:t>
       </w:r>
     </w:p>
     <w:p>
@@ -25713,7 +27777,7 @@
         <w:spacing w:after="60" w:line="290"/>
       </w:pPr>
       <w:r>
-        <w:t xml:space="preserve">Security: OWASP Top 10, validation on the server for every request, rate limits, protection against cross-site requests, secrets only in environment settings, HTTPS, signed expiring links for files.</w:t>
+        <w:t xml:space="preserve">Screens fully in English and Arabic with right-to-left layout; no fixed text outside the dictionaries.</w:t>
       </w:r>
     </w:p>
     <w:p>
@@ -25726,14 +27790,7 @@
         <w:spacing w:after="60" w:line="290"/>
       </w:pPr>
       <w:r>
-        <w:rPr>
-          <w:b/>
-          <w:bCs/>
-        </w:rPr>
-        <w:t xml:space="preserve">UAE data protection (PDPL):</w:t>
-      </w:r>
-      <w:r>
-        <w:t xml:space="preserve"> retention rules per record type, consent, export or deletion of a client’s data on request, access logs. Write it up so bank security questionnaires can be answered from it.</w:t>
+        <w:t xml:space="preserve">Security: OWASP Top 10, validation on the server for every request, rate limits, protection against cross-site requests, secrets only in environment settings, HTTPS, signed expiring links for files.</w:t>
       </w:r>
     </w:p>
     <w:p>
@@ -25746,7 +27803,47 @@
         <w:spacing w:after="60" w:line="290"/>
       </w:pPr>
       <w:r>
+        <w:rPr>
+          <w:b/>
+          <w:bCs/>
+        </w:rPr>
+        <w:t xml:space="preserve">UAE data protection (PDPL):</w:t>
+      </w:r>
+      <w:r>
+        <w:t xml:space="preserve"> retention rules per record type, consent, export or deletion of a client’s data on request, access logs. Write it up so bank security questionnaires can be answered from it.</w:t>
+      </w:r>
+    </w:p>
+    <w:p>
+      <w:pPr>
+        <w:pStyle w:val="ListParagraph"/>
+        <w:numPr>
+          <w:ilvl w:val="0"/>
+          <w:numId w:val="2"/>
+        </w:numPr>
+        <w:spacing w:after="60" w:line="290"/>
+      </w:pPr>
+      <w:r>
         <w:t xml:space="preserve">Daily backups with a tested restore. Master data is deactivated rather than deleted.</w:t>
+      </w:r>
+    </w:p>
+    <w:p>
+      <w:pPr>
+        <w:pStyle w:val="ListParagraph"/>
+        <w:numPr>
+          <w:ilvl w:val="0"/>
+          <w:numId w:val="2"/>
+        </w:numPr>
+        <w:spacing w:after="60" w:line="290"/>
+      </w:pPr>
+      <w:r>
+        <w:rPr>
+          <w:b/>
+          <w:bCs/>
+        </w:rPr>
+        <w:t xml:space="preserve">Upgrades keep data:</w:t>
+      </w:r>
+      <w:r>
+        <w:t xml:space="preserve"> on start-up the app adds any new database columns and upgrades the checklists once, so a redeploy never needs manual database changes.</w:t>
       </w:r>
     </w:p>
     <w:p>
@@ -26192,7 +28289,7 @@
                 <w:sz w:val="18"/>
                 <w:szCs w:val="18"/>
               </w:rPr>
-              <w:t xml:space="preserve">Leads, requests, pricing engine, quotations, PDF engine</w:t>
+              <w:t xml:space="preserve">Leads, website, requests, pricing engine, quotations, PDF engine</w:t>
             </w:r>
           </w:p>
         </w:tc>
@@ -26223,7 +28320,7 @@
                 <w:sz w:val="18"/>
                 <w:szCs w:val="18"/>
               </w:rPr>
-              <w:t xml:space="preserve">Next</w:t>
+              <w:t xml:space="preserve">Delivered</w:t>
             </w:r>
           </w:p>
         </w:tc>
@@ -26292,7 +28389,7 @@
                 <w:sz w:val="18"/>
                 <w:szCs w:val="18"/>
               </w:rPr>
-              <w:t xml:space="preserve">Agreement, demo card payments, email templates</w:t>
+              <w:t xml:space="preserve">Agreement e-signature, demo card payments, office card payments, email templates</w:t>
             </w:r>
           </w:p>
         </w:tc>
@@ -26319,6 +28416,13 @@
               <w:keepNext w:val="false"/>
               <w:spacing w:after="20" w:line="260"/>
             </w:pPr>
+            <w:r>
+              <w:rPr>
+                <w:sz w:val="18"/>
+                <w:szCs w:val="18"/>
+              </w:rPr>
+              <w:t xml:space="preserve">Delivered</w:t>
+            </w:r>
           </w:p>
         </w:tc>
       </w:tr>
@@ -26384,7 +28488,7 @@
                 <w:sz w:val="18"/>
                 <w:szCs w:val="18"/>
               </w:rPr>
-              <w:t xml:space="preserve">Scheduling, equipment, phone inspection app, reports, review, QR verification</w:t>
+              <w:t xml:space="preserve">Scheduling, equipment, calendar, phone inspection app, attachments, reports, review, QR verification</w:t>
             </w:r>
           </w:p>
         </w:tc>
@@ -26410,6 +28514,13 @@
               <w:keepNext w:val="false"/>
               <w:spacing w:after="20" w:line="260"/>
             </w:pPr>
+            <w:r>
+              <w:rPr>
+                <w:sz w:val="18"/>
+                <w:szCs w:val="18"/>
+              </w:rPr>
+              <w:t xml:space="preserve">Delivered, in testing</w:t>
+            </w:r>
           </w:p>
         </w:tc>
       </w:tr>
@@ -26477,7 +28588,7 @@
                 <w:sz w:val="18"/>
                 <w:szCs w:val="18"/>
               </w:rPr>
-              <w:t xml:space="preserve">Invoices, VAT switch, credit notes, commissions, client and partner portals</w:t>
+              <w:t xml:space="preserve">Invoices, VAT switch, credit notes, commissions</w:t>
             </w:r>
           </w:p>
         </w:tc>
@@ -26504,6 +28615,13 @@
               <w:keepNext w:val="false"/>
               <w:spacing w:after="20" w:line="260"/>
             </w:pPr>
+            <w:r>
+              <w:rPr>
+                <w:sz w:val="18"/>
+                <w:szCs w:val="18"/>
+              </w:rPr>
+              <w:t xml:space="preserve">Delivered, in testing</w:t>
+            </w:r>
           </w:p>
         </w:tc>
       </w:tr>
@@ -26595,6 +28713,13 @@
               <w:keepNext w:val="false"/>
               <w:spacing w:after="20" w:line="260"/>
             </w:pPr>
+            <w:r>
+              <w:rPr>
+                <w:sz w:val="18"/>
+                <w:szCs w:val="18"/>
+              </w:rPr>
+              <w:t xml:space="preserve">Delivered</w:t>
+            </w:r>
           </w:p>
         </w:tc>
       </w:tr>
@@ -26662,7 +28787,7 @@
                 <w:sz w:val="18"/>
                 <w:szCs w:val="18"/>
               </w:rPr>
-              <w:t xml:space="preserve">Tests, security review, deployment, user guide</w:t>
+              <w:t xml:space="preserve">Client and partner portals, bulk upload for banks, user guide, go-live settings</w:t>
             </w:r>
           </w:p>
         </w:tc>
@@ -26689,6 +28814,13 @@
               <w:keepNext w:val="false"/>
               <w:spacing w:after="20" w:line="260"/>
             </w:pPr>
+            <w:r>
+              <w:rPr>
+                <w:sz w:val="18"/>
+                <w:szCs w:val="18"/>
+              </w:rPr>
+              <w:t xml:space="preserve">Next</w:t>
+            </w:r>
           </w:p>
         </w:tc>
       </w:tr>
